--- a/docs/index.docx
+++ b/docs/index.docx
@@ -7,7 +7,15 @@
         <w:pStyle w:val="Title"/>
       </w:pPr>
       <w:r>
-        <w:t xml:space="preserve">KTS complicated by KMS during pregnancy</w:t>
+        <w:t xml:space="preserve">Klippel-Trenaunay Syndrome complicated by Kasabach-Merritt syndrome during pregnancy</w:t>
+      </w:r>
+    </w:p>
+    <w:p>
+      <w:pPr>
+        <w:pStyle w:val="Subtitle"/>
+      </w:pPr>
+      <w:r>
+        <w:t xml:space="preserve">A case report and review of the literature</w:t>
       </w:r>
     </w:p>
     <w:bookmarkStart w:id="20" w:name="authors"/>
@@ -60,7 +68,61 @@
         <w:t xml:space="preserve">1</w:t>
       </w:r>
       <w:r>
-        <w:t xml:space="preserve">, Salma Saad, Mariam Sarhan, Marwa Mourad, Mohamed Hegazy, Farah Said, Sarah Tarek, Sara Ibrahim Abdelkader</w:t>
+        <w:t xml:space="preserve">, Salma Saad</w:t>
+      </w:r>
+      <w:r>
+        <w:rPr>
+          <w:vertAlign w:val="superscript"/>
+        </w:rPr>
+        <w:t xml:space="preserve">1</w:t>
+      </w:r>
+      <w:r>
+        <w:t xml:space="preserve">, Mariam Sarhan</w:t>
+      </w:r>
+      <w:r>
+        <w:rPr>
+          <w:vertAlign w:val="superscript"/>
+        </w:rPr>
+        <w:t xml:space="preserve">1</w:t>
+      </w:r>
+      <w:r>
+        <w:t xml:space="preserve">, Marwa Mourad</w:t>
+      </w:r>
+      <w:r>
+        <w:rPr>
+          <w:vertAlign w:val="superscript"/>
+        </w:rPr>
+        <w:t xml:space="preserve">1</w:t>
+      </w:r>
+      <w:r>
+        <w:t xml:space="preserve">, Mohamed Hegazy</w:t>
+      </w:r>
+      <w:r>
+        <w:rPr>
+          <w:vertAlign w:val="superscript"/>
+        </w:rPr>
+        <w:t xml:space="preserve">1</w:t>
+      </w:r>
+      <w:r>
+        <w:t xml:space="preserve">, Farah Said</w:t>
+      </w:r>
+      <w:r>
+        <w:rPr>
+          <w:vertAlign w:val="superscript"/>
+        </w:rPr>
+        <w:t xml:space="preserve">1</w:t>
+      </w:r>
+      <w:r>
+        <w:t xml:space="preserve">, Sarah Tarek</w:t>
+      </w:r>
+      <w:r>
+        <w:rPr>
+          <w:vertAlign w:val="superscript"/>
+        </w:rPr>
+        <w:t xml:space="preserve">1</w:t>
+      </w:r>
+      <w:r>
+        <w:t xml:space="preserve">, Sara Ibrahim Abdelkader</w:t>
       </w:r>
       <w:r>
         <w:rPr>
@@ -609,15 +671,80 @@
         <w:pStyle w:val="FirstParagraph"/>
       </w:pPr>
       <w:r>
-        <w:t xml:space="preserve">KTS is defined as a triad of clinical features, including unilateral cutaneous hemangiomas, varicose veins, soft tissue, and asymmetric osseous hypertrophy of the ipsilateral extremities. Cases may also have arteriovenous fistulae. A review KTS indicates a consistent absence or major atresia of the deep venous vascular system, causing limb elongation, venous stasis, varicosities, and edema. The etiology of KTS may reflect a mesodermal defect operative at angiogenesis and therefore explain the vascular abnormalities that define the syndrome. Complications in the affected extremity may include stasis dermatitis, skin ulceration, and recurrent hemarthrosis-all of which may require amputation of the limb for management.</w:t>
-      </w:r>
-    </w:p>
-    <w:p>
-      <w:pPr>
-        <w:pStyle w:val="BodyText"/>
-      </w:pPr>
-      <w:r>
-        <w:t xml:space="preserve">Our patient’s refractory coagulopathy prompted the diagnostic consideration of KMS. First reported in 1940, the syndrome consists of thrombocytopenia and a consumptive coagulopathy seen in association with hemangiomas. Consistent laboratory abnormalities include thrombocytopenia, decreased fibrinogen, and coagulation factors II, V, and Vill. Increased PT, PIT, and fibrin split products are also invariably present. A similar clinical presentation has been reported in association with KTS. The exact mechanism by which the thrombocytopenia and coagulopathy develop is unknown. A combination of venous stasis and abnormal endothelial cells within the hemangiomas likely functions to increase platelet pooling and destruction with activation of the coagulation cascade, resulting in a localized and self-perpetuating coagulopathy. Once established, the local consumption of clotting factors and platelets persisted in the hemangioma and resulted in hemorrhage at the incision site. A prominent feature of this patient’s persistent coagulopathy was the markedly elevated fibrin split products. This finding prompted our decision to use the plasminogen-activator inhibitory effects of aminocaproic acid after the failure of blood product replacement therapy to correct her coagulopathy.</w:t>
+        <w:t xml:space="preserve">This case report describes the course of a pregnancy in a woman with Klippel–Trenaunay syndrome complicated by Kasabach–Merritt syndrome and fetal growth restriction. This is an extremely rare scenario. True maternal KMS complicating KTS in pregnancy has been reported in the literature by only a</w:t>
+      </w:r>
+      <w:r>
+        <w:t xml:space="preserve"> </w:t>
+      </w:r>
+      <w:r>
+        <w:rPr>
+          <w:b/>
+          <w:bCs/>
+        </w:rPr>
+        <w:t xml:space="preserve">single case report</w:t>
+      </w:r>
+      <w:r>
+        <w:t xml:space="preserve"> </w:t>
+      </w:r>
+      <w:r>
+        <w:t xml:space="preserve">[4]</w:t>
+      </w:r>
+      <w:r>
+        <w:t xml:space="preserve">.</w:t>
+      </w:r>
+    </w:p>
+    <w:p>
+      <w:pPr>
+        <w:pStyle w:val="BodyText"/>
+      </w:pPr>
+      <w:r>
+        <w:t xml:space="preserve">KTS requires at least</w:t>
+      </w:r>
+      <w:r>
+        <w:t xml:space="preserve"> </w:t>
+      </w:r>
+      <w:r>
+        <w:rPr>
+          <w:b/>
+          <w:bCs/>
+        </w:rPr>
+        <w:t xml:space="preserve">two of three</w:t>
+      </w:r>
+      <w:r>
+        <w:t xml:space="preserve"> </w:t>
+      </w:r>
+      <w:r>
+        <w:t xml:space="preserve">features of the classic triad — (1) capillary malformation (port-wine stain), (2) venous and/or lymphatic malformations/varicosities, and (3) soft tissue and/or bony hypertrophy of one or more limbs — in the</w:t>
+      </w:r>
+      <w:r>
+        <w:t xml:space="preserve"> </w:t>
+      </w:r>
+      <w:r>
+        <w:rPr>
+          <w:b/>
+          <w:bCs/>
+        </w:rPr>
+        <w:t xml:space="preserve">absence</w:t>
+      </w:r>
+      <w:r>
+        <w:t xml:space="preserve"> </w:t>
+      </w:r>
+      <w:r>
+        <w:t xml:space="preserve">of arterio-venous malformation (which would indicate Parkes Weber syndrome instead).</w:t>
+      </w:r>
+      <w:r>
+        <w:t xml:space="preserve"> </w:t>
+      </w:r>
+      <w:r>
+        <w:t xml:space="preserve">[6–8]</w:t>
+      </w:r>
+    </w:p>
+    <w:p>
+      <w:pPr>
+        <w:pStyle w:val="BodyText"/>
+      </w:pPr>
+      <w:r>
+        <w:t xml:space="preserve">Our patient’s coagulopathy prompted the diagnostic consideration of KMS. First reported in 1940, the syndrome consists of thrombocytopenia and a consumptive coagulopathy seen in association with hemangiomas. Consistent laboratory abnormalities include thrombocytopenia, decreased fibrinogen, and coagulation factors II, V, and Vill. Increased PT, PIT, and fibrin split products are also invariably present. A similar clinical presentation has been reported in association with KTS. The exact mechanism by which the thrombocytopenia and coagulopathy develop is unknown. A combination of venous stasis and abnormal endothelial cells within the hemangiomas likely functions to increase platelet pooling and destruction with activation of the coagulation cascade, resulting in a localized and self-perpetuating coagulopathy. Once established, the local consumption of clotting factors and platelets persisted in the hemangioma and resulted in hemorrhage at the incision site. A prominent feature of this patient’s persistent coagulopathy was the markedly elevated fibrin split products. This finding prompted our decision to use the plasminogen-activator inhibitory effects of aminocaproic acid after the failure of blood product replacement therapy to correct her coagulopathy.</w:t>
       </w:r>
     </w:p>
     <w:bookmarkEnd w:id="27"/>
@@ -635,7 +762,7 @@
         <w:pStyle w:val="FirstParagraph"/>
       </w:pPr>
       <w:r>
-        <w:t xml:space="preserve">Pregnancy in women with Klippel–Trenaunay syndrome complicated by Kasabach–Merritt phenomenon is extremely rare and high risk. Intensive antenatal surveillance and multidisciplinary management are essential to optimize maternal and perinatal outcomes.</w:t>
+        <w:t xml:space="preserve">Pregnancy in women with Klippel–Trenaunay syndrome complicated by Kasabach–Merritt syndrome is extremely rare. Intensive antenatal surveillance and multidisciplinary management are essential to optimize maternal and perinatal outcomes.</w:t>
       </w:r>
     </w:p>
     <w:bookmarkEnd w:id="28"/>
@@ -775,7 +902,7 @@
     </w:p>
     <w:bookmarkEnd w:id="35"/>
     <w:bookmarkEnd w:id="36"/>
-    <w:bookmarkStart w:id="48" w:name="references"/>
+    <w:bookmarkStart w:id="54" w:name="references"/>
     <w:p>
       <w:pPr>
         <w:pStyle w:val="Heading1"/>
@@ -784,7 +911,7 @@
         <w:t xml:space="preserve">References</w:t>
       </w:r>
     </w:p>
-    <w:bookmarkStart w:id="47" w:name="refs"/>
+    <w:bookmarkStart w:id="53" w:name="refs"/>
     <w:bookmarkStart w:id="38" w:name="ref-Pavone2023"/>
     <w:p>
       <w:pPr>
@@ -905,8 +1032,95 @@
       </w:r>
     </w:p>
     <w:bookmarkEnd w:id="46"/>
-    <w:bookmarkEnd w:id="47"/>
+    <w:bookmarkStart w:id="48" w:name="ref-goldenberg2025"/>
+    <w:p>
+      <w:pPr>
+        <w:pStyle w:val="Bibliography"/>
+      </w:pPr>
+      <w:r>
+        <w:t xml:space="preserve">6. Goldenberg DC, Vikkula M, Penington A, Blei F, Schultze-Kool L, Wassef M, et al. Updated Classification of Vascular Anomalies: A living document from the International Society for the Study of Vascular Anomalies Classification Group. Journal of Vascular Anomalies [Internet]. 2025;6:e113. Available from:</w:t>
+      </w:r>
+      <w:r>
+        <w:t xml:space="preserve"> </w:t>
+      </w:r>
+      <w:hyperlink r:id="rId47">
+        <w:r>
+          <w:rPr>
+            <w:rStyle w:val="Hyperlink"/>
+          </w:rPr>
+          <w:t xml:space="preserve">http://dx.doi.org/10.1097/JOVA.0000000000000113</w:t>
+        </w:r>
+      </w:hyperlink>
+    </w:p>
     <w:bookmarkEnd w:id="48"/>
+    <w:bookmarkStart w:id="50" w:name="ref-ISSVA2018"/>
+    <w:p>
+      <w:pPr>
+        <w:pStyle w:val="Bibliography"/>
+      </w:pPr>
+      <w:r>
+        <w:t xml:space="preserve">7. International Society for the Study of Vascular Anomalies.</w:t>
+      </w:r>
+      <w:r>
+        <w:t xml:space="preserve"> </w:t>
+      </w:r>
+      <w:r>
+        <w:t xml:space="preserve">ISSVA Classification for Vascular Anomalies</w:t>
+      </w:r>
+      <w:r>
+        <w:t xml:space="preserve">.</w:t>
+      </w:r>
+      <w:r>
+        <w:t xml:space="preserve"> </w:t>
+      </w:r>
+      <w:hyperlink r:id="rId49">
+        <w:r>
+          <w:rPr>
+            <w:rStyle w:val="Hyperlink"/>
+          </w:rPr>
+          <w:t xml:space="preserve">https://www.issva.org/UserFiles/file/ISSVA-Classification-2018.pdf</w:t>
+        </w:r>
+      </w:hyperlink>
+      <w:r>
+        <w:t xml:space="preserve">; 2018.</w:t>
+      </w:r>
+    </w:p>
+    <w:bookmarkEnd w:id="50"/>
+    <w:bookmarkStart w:id="52" w:name="ref-Blei2024"/>
+    <w:p>
+      <w:pPr>
+        <w:pStyle w:val="Bibliography"/>
+      </w:pPr>
+      <w:r>
+        <w:t xml:space="preserve">8. Blei F.</w:t>
+      </w:r>
+      <w:r>
+        <w:t xml:space="preserve"> </w:t>
+      </w:r>
+      <w:r>
+        <w:t xml:space="preserve">Klippel-Trenaunay Syndrome: Clinical Manifestations, Diagnosis, and Management</w:t>
+      </w:r>
+      <w:r>
+        <w:t xml:space="preserve">. UpToDate.</w:t>
+      </w:r>
+      <w:r>
+        <w:t xml:space="preserve"> </w:t>
+      </w:r>
+      <w:hyperlink r:id="rId51">
+        <w:r>
+          <w:rPr>
+            <w:rStyle w:val="Hyperlink"/>
+          </w:rPr>
+          <w:t xml:space="preserve">https://www.uptodate.com/contents/klippel-trenaunay-syndrome-clinical-manifestations-diagnosis-and-management</w:t>
+        </w:r>
+      </w:hyperlink>
+      <w:r>
+        <w:t xml:space="preserve">; 2024.</w:t>
+      </w:r>
+    </w:p>
+    <w:bookmarkEnd w:id="52"/>
+    <w:bookmarkEnd w:id="53"/>
+    <w:bookmarkEnd w:id="54"/>
     <w:sectPr>
       <w:footnotePr>
         <w:numRestart w:val="eachSect"/>

--- a/docs/index.docx
+++ b/docs/index.docx
@@ -671,7 +671,7 @@
         <w:pStyle w:val="FirstParagraph"/>
       </w:pPr>
       <w:r>
-        <w:t xml:space="preserve">This case report describes the course of a pregnancy in a woman with Klippel–Trenaunay syndrome complicated by Kasabach–Merritt syndrome and fetal growth restriction. This is an extremely rare scenario. True maternal KMS complicating KTS in pregnancy has been reported in the literature by only a</w:t>
+        <w:t xml:space="preserve">This case report describes the course of a pregnancy in a woman with Klippel–Trenaunay syndrome complicated by Kasabach–Merritt syndrome and fetal growth restriction. This is an extremely rare scenario. Maternal KMS complicating KTS in pregnancy has been reported in the literature by only</w:t>
       </w:r>
       <w:r>
         <w:t xml:space="preserve"> </w:t>
@@ -681,13 +681,13 @@
           <w:b/>
           <w:bCs/>
         </w:rPr>
-        <w:t xml:space="preserve">single case report</w:t>
-      </w:r>
-      <w:r>
-        <w:t xml:space="preserve"> </w:t>
-      </w:r>
-      <w:r>
-        <w:t xml:space="preserve">[4]</w:t>
+        <w:t xml:space="preserve">two case reports</w:t>
+      </w:r>
+      <w:r>
+        <w:t xml:space="preserve"> </w:t>
+      </w:r>
+      <w:r>
+        <w:t xml:space="preserve">[4,5]</w:t>
       </w:r>
       <w:r>
         <w:t xml:space="preserve">.</w:t>

--- a/docs/index.docx
+++ b/docs/index.docx
@@ -321,15 +321,15 @@
         <w:pStyle w:val="FirstParagraph"/>
       </w:pPr>
       <w:r>
-        <w:t xml:space="preserve">Klippel–Trenaunay syndrome is a rare congenital vascular disorder that may be complicated by Kasabach Merritt syndrome, posing significant maternal and fetal risks during pregnancy.</w:t>
-      </w:r>
-    </w:p>
-    <w:p>
-      <w:pPr>
-        <w:pStyle w:val="BodyText"/>
-      </w:pPr>
-      <w:r>
-        <w:t xml:space="preserve">We report the case of a 28-year-old pregnant woman with known Klippel–Trenaunay syndrome who developed Kasabach–Merritt phenomenon during pregnancy. The fetus suffered severe growth restriction and absent end-diastolic flow on umbilical artery Doppler. A cesarean section was performed at 35 weeks of gestation. A growth-restricted neonate was delivered and managed accordingly.</w:t>
+        <w:t xml:space="preserve">The co-occurrence of Klippel–Trenaunay syndrome and Kasabach-Merritt syndrome in pregnancy is extremely rare and represents a critical obstetric emergency with significant maternal and fetal risks, demanding early recognition and immediate multidisciplinary intervention.</w:t>
+      </w:r>
+    </w:p>
+    <w:p>
+      <w:pPr>
+        <w:pStyle w:val="BodyText"/>
+      </w:pPr>
+      <w:r>
+        <w:t xml:space="preserve">We report the case of a 28-year-old pregnant woman with known Klippel–Trenaunay syndrome who developed Kasabach–Merritt phenomenon during pregnancy. The fetus suffered severe growth restriction and absent end-diastolic flow on umbilical artery Doppler. A cesarean section was performed at 35 weeks of gestation.</w:t>
       </w:r>
     </w:p>
     <w:p>
@@ -363,35 +363,19 @@
         <w:pStyle w:val="FirstParagraph"/>
       </w:pPr>
       <w:r>
-        <w:t xml:space="preserve">Klippel-Trenaunay syndrome (KTS) is a rare genetic syndrome characterized by localized cutaneous hemangiomas, venous varicosities, and asymmetric osseous hypertrophy of the ipsilateral extremities.</w:t>
-      </w:r>
-      <w:r>
-        <w:t xml:space="preserve"> </w:t>
-      </w:r>
-      <w:r>
-        <w:t xml:space="preserve">[1]</w:t>
-      </w:r>
-    </w:p>
-    <w:p>
-      <w:pPr>
-        <w:pStyle w:val="BodyText"/>
-      </w:pPr>
-      <w:r>
-        <w:t xml:space="preserve">Complications at delivery can include disseminated intravascular coagulation (DIC) and massive hemorrhage. Coagulopathic events may be due to persistent blood loss or may reflect the development of Kasabach-Merritt syndrome (KMS). KMS is defined by thrombocytopenia of varying degrees and a consumptive coagulopathy seen in association with hemangiomas. A microangiopathic hemolytic anemia may also be present.</w:t>
-      </w:r>
-      <w:r>
-        <w:t xml:space="preserve"> </w:t>
-      </w:r>
-      <w:r>
-        <w:t xml:space="preserve">[2]</w:t>
-      </w:r>
-    </w:p>
-    <w:p>
-      <w:pPr>
-        <w:pStyle w:val="BodyText"/>
-      </w:pPr>
-      <w:r>
-        <w:t xml:space="preserve">Fetal growth restriction (FGR) with abnormal umbilical artery Doppler findings, such as absent end-diastolic flow, reflects placental insufficiency and is associated with adverse perinatal outcomes.</w:t>
+        <w:t xml:space="preserve">Klippel-Trenaunay syndrome (KTS), a rare genetic syndrome, affects an estimated 2–5 per 100,000 individuals. The features include a triad of capillary malformations, venous and lymphatic anomalies, and limb overgrowth.</w:t>
+      </w:r>
+      <w:r>
+        <w:t xml:space="preserve"> </w:t>
+      </w:r>
+      <w:r>
+        <w:t xml:space="preserve">[1,2]</w:t>
+      </w:r>
+      <w:r>
+        <w:t xml:space="preserve"> </w:t>
+      </w:r>
+      <w:r>
+        <w:t xml:space="preserve">When KTS occurs in pregnancy, it presents significant challenges due to hormonally and hemodynamically driven vascular engorgement, increasing the risk of thromboembolism, hemorrhage, and coagulopathy.</w:t>
       </w:r>
       <w:r>
         <w:t xml:space="preserve"> </w:t>
@@ -399,19 +383,53 @@
       <w:r>
         <w:t xml:space="preserve">[3]</w:t>
       </w:r>
-    </w:p>
-    <w:p>
-      <w:pPr>
-        <w:pStyle w:val="BodyText"/>
-      </w:pPr>
-      <w:r>
-        <w:t xml:space="preserve">The occurrence of KTS complicated by KMS during pregnancy is extremely rare, and, to our knowledge, only two cases have been reported.</w:t>
-      </w:r>
-      <w:r>
-        <w:t xml:space="preserve"> </w:t>
-      </w:r>
-      <w:r>
-        <w:t xml:space="preserve">[4,5]</w:t>
+      <w:r>
+        <w:t xml:space="preserve"> </w:t>
+      </w:r>
+      <w:r>
+        <w:t xml:space="preserve">Coagulopathy may reflect the development of Kasabach-Merritt syndrome (KMS).</w:t>
+      </w:r>
+      <w:r>
+        <w:t xml:space="preserve"> </w:t>
+      </w:r>
+      <w:r>
+        <w:t xml:space="preserve">[4]</w:t>
+      </w:r>
+    </w:p>
+    <w:p>
+      <w:pPr>
+        <w:pStyle w:val="BodyText"/>
+      </w:pPr>
+      <w:r>
+        <w:t xml:space="preserve">Even more rarely, Kasabach-Merritt Syndrome (KMS) — a life-threatening consumptive coagulopathy linked to rapidly proliferating vascular tumors such as kaposiform hemangioendothelioma and tufted angioma — can emerge or worsen during pregnancy in women with KTS. KMS in pregnancy is exceedingly rare, but when it occurs, it carries a historical mortality rate of 30–40%, driven by severe thrombocytopenia, hypofibrinogenemia, and disseminated intravascular coagulation (DIC).</w:t>
+      </w:r>
+      <w:r>
+        <w:t xml:space="preserve"> </w:t>
+      </w:r>
+      <w:r>
+        <w:t xml:space="preserve">[5]</w:t>
+      </w:r>
+    </w:p>
+    <w:p>
+      <w:pPr>
+        <w:pStyle w:val="BodyText"/>
+      </w:pPr>
+      <w:r>
+        <w:t xml:space="preserve">The co-occurrence of KTS and KMS in pregnancy represents a critical obstetric emergency, demanding early recognition and immediate multidisciplinary intervention This convergence is extremely rare and only two cases have been previously reported.</w:t>
+      </w:r>
+      <w:r>
+        <w:t xml:space="preserve">[4,6]</w:t>
+      </w:r>
+      <w:r>
+        <w:t xml:space="preserve">.</w:t>
+      </w:r>
+    </w:p>
+    <w:p>
+      <w:pPr>
+        <w:pStyle w:val="BodyText"/>
+      </w:pPr>
+      <w:r>
+        <w:t xml:space="preserve">This case report details the clinical course and successful management of a pregnant woman with KTS complicated by acute KMS and fetal growth restriction with abnormal umbilical artery Doppler findings. This new case report highlights the clinical challenges and management strategies and underscores the importance of early recognition and coordinated care to optimize maternal and neonatal outcomes.</w:t>
       </w:r>
     </w:p>
     <w:bookmarkEnd w:id="25"/>
@@ -687,7 +705,7 @@
         <w:t xml:space="preserve"> </w:t>
       </w:r>
       <w:r>
-        <w:t xml:space="preserve">[4,5]</w:t>
+        <w:t xml:space="preserve">[4,6]</w:t>
       </w:r>
       <w:r>
         <w:t xml:space="preserve">.</w:t>
@@ -736,7 +754,7 @@
         <w:t xml:space="preserve"> </w:t>
       </w:r>
       <w:r>
-        <w:t xml:space="preserve">[6–8]</w:t>
+        <w:t xml:space="preserve">[1,3,7]</w:t>
       </w:r>
     </w:p>
     <w:p>
@@ -902,7 +920,7 @@
     </w:p>
     <w:bookmarkEnd w:id="35"/>
     <w:bookmarkEnd w:id="36"/>
-    <w:bookmarkStart w:id="54" w:name="references"/>
+    <w:bookmarkStart w:id="52" w:name="references"/>
     <w:p>
       <w:pPr>
         <w:pStyle w:val="Heading1"/>
@@ -911,19 +929,52 @@
         <w:t xml:space="preserve">References</w:t>
       </w:r>
     </w:p>
-    <w:bookmarkStart w:id="53" w:name="refs"/>
-    <w:bookmarkStart w:id="38" w:name="ref-Pavone2023"/>
+    <w:bookmarkStart w:id="51" w:name="refs"/>
+    <w:bookmarkStart w:id="38" w:name="ref-ISSVA2018"/>
     <w:p>
       <w:pPr>
         <w:pStyle w:val="Bibliography"/>
       </w:pPr>
       <w:r>
-        <w:t xml:space="preserve">1. Pavone P, Marino L, Cacciaguerra G, Di Nora A, Parano E, Musumeci G, et al.</w:t>
+        <w:t xml:space="preserve">1. International Society for the Study of Vascular Anomalies.</w:t>
+      </w:r>
+      <w:r>
+        <w:t xml:space="preserve"> </w:t>
+      </w:r>
+      <w:r>
+        <w:t xml:space="preserve">ISSVA Classification for Vascular Anomalies</w:t>
+      </w:r>
+      <w:r>
+        <w:t xml:space="preserve">.</w:t>
       </w:r>
       <w:r>
         <w:t xml:space="preserve"> </w:t>
       </w:r>
       <w:hyperlink r:id="rId37">
+        <w:r>
+          <w:rPr>
+            <w:rStyle w:val="Hyperlink"/>
+          </w:rPr>
+          <w:t xml:space="preserve">https://www.issva.org/UserFiles/file/ISSVA-Classification-2018.pdf</w:t>
+        </w:r>
+      </w:hyperlink>
+      <w:r>
+        <w:t xml:space="preserve">; 2018.</w:t>
+      </w:r>
+    </w:p>
+    <w:bookmarkEnd w:id="38"/>
+    <w:bookmarkStart w:id="40" w:name="ref-Pavone2023"/>
+    <w:p>
+      <w:pPr>
+        <w:pStyle w:val="Bibliography"/>
+      </w:pPr>
+      <w:r>
+        <w:t xml:space="preserve">2. Pavone P, Marino L, Cacciaguerra G, Di Nora A, Parano E, Musumeci G, et al.</w:t>
+      </w:r>
+      <w:r>
+        <w:t xml:space="preserve"> </w:t>
+      </w:r>
+      <w:hyperlink r:id="rId39">
         <w:r>
           <w:rPr>
             <w:rStyle w:val="Hyperlink"/>
@@ -935,38 +986,23 @@
         <w:t xml:space="preserve">. Children (Basel). 2023;10:1421.</w:t>
       </w:r>
     </w:p>
-    <w:bookmarkEnd w:id="38"/>
-    <w:bookmarkStart w:id="40" w:name="ref-Tian2026"/>
+    <w:bookmarkEnd w:id="40"/>
+    <w:bookmarkStart w:id="42" w:name="ref-Blei2024"/>
     <w:p>
       <w:pPr>
         <w:pStyle w:val="Bibliography"/>
       </w:pPr>
       <w:r>
-        <w:t xml:space="preserve">2. Tian Y, Yuan Y, Wei L, Xu Z, Li L, Li L.</w:t>
-      </w:r>
-      <w:r>
-        <w:t xml:space="preserve"> </w:t>
-      </w:r>
-      <w:hyperlink r:id="rId39">
-        <w:r>
-          <w:rPr>
-            <w:rStyle w:val="Hyperlink"/>
-          </w:rPr>
-          <w:t xml:space="preserve">Kaposiform hemangioendothelioma: Diagnosis and treatment</w:t>
-        </w:r>
-      </w:hyperlink>
-      <w:r>
-        <w:t xml:space="preserve">. Pediatric Investigation. 2026;</w:t>
-      </w:r>
-    </w:p>
-    <w:bookmarkEnd w:id="40"/>
-    <w:bookmarkStart w:id="42" w:name="ref-Akay2025"/>
-    <w:p>
-      <w:pPr>
-        <w:pStyle w:val="Bibliography"/>
-      </w:pPr>
-      <w:r>
-        <w:t xml:space="preserve">3. Akay E, Uzun Gül AD, Türkoğlu A.</w:t>
+        <w:t xml:space="preserve">3. Blei F.</w:t>
+      </w:r>
+      <w:r>
+        <w:t xml:space="preserve"> </w:t>
+      </w:r>
+      <w:r>
+        <w:t xml:space="preserve">Klippel-Trenaunay Syndrome: Clinical Manifestations, Diagnosis, and Management</w:t>
+      </w:r>
+      <w:r>
+        <w:t xml:space="preserve">. UpToDate.</w:t>
       </w:r>
       <w:r>
         <w:t xml:space="preserve"> </w:t>
@@ -976,11 +1012,11 @@
           <w:rPr>
             <w:rStyle w:val="Hyperlink"/>
           </w:rPr>
-          <w:t xml:space="preserve">Recurrent preeclampsia in a pregnant woman with klippel-trenaunay syndrome: Two cesarean deliveries and multiple extremity involvement – case report and literature review</w:t>
+          <w:t xml:space="preserve">https://www.uptodate.com/contents/klippel-trenaunay-syndrome-clinical-manifestations-diagnosis-and-management</w:t>
         </w:r>
       </w:hyperlink>
       <w:r>
-        <w:t xml:space="preserve">. BMC Pregnancy and Childbirth. 2025;25:407.</w:t>
+        <w:t xml:space="preserve">; 2024.</w:t>
       </w:r>
     </w:p>
     <w:bookmarkEnd w:id="42"/>
@@ -1008,18 +1044,42 @@
       </w:r>
     </w:p>
     <w:bookmarkEnd w:id="44"/>
-    <w:bookmarkStart w:id="46" w:name="ref-Kanmani2021"/>
+    <w:bookmarkStart w:id="46" w:name="ref-Tian2026"/>
     <w:p>
       <w:pPr>
         <w:pStyle w:val="Bibliography"/>
       </w:pPr>
       <w:r>
-        <w:t xml:space="preserve">5. Kanmani K, Meena M, Narmadha D, A. GV.</w:t>
+        <w:t xml:space="preserve">5. Tian Y, Yuan Y, Wei L, Xu Z, Li L, Li L.</w:t>
       </w:r>
       <w:r>
         <w:t xml:space="preserve"> </w:t>
       </w:r>
       <w:hyperlink r:id="rId45">
+        <w:r>
+          <w:rPr>
+            <w:rStyle w:val="Hyperlink"/>
+          </w:rPr>
+          <w:t xml:space="preserve">Kaposiform hemangioendothelioma: Diagnosis and treatment</w:t>
+        </w:r>
+      </w:hyperlink>
+      <w:r>
+        <w:t xml:space="preserve">. Pediatric Investigation. 2026;</w:t>
+      </w:r>
+    </w:p>
+    <w:bookmarkEnd w:id="46"/>
+    <w:bookmarkStart w:id="48" w:name="ref-Kanmani2021"/>
+    <w:p>
+      <w:pPr>
+        <w:pStyle w:val="Bibliography"/>
+      </w:pPr>
+      <w:r>
+        <w:t xml:space="preserve">6. Kanmani K, Meena M, Narmadha D, A. GV.</w:t>
+      </w:r>
+      <w:r>
+        <w:t xml:space="preserve"> </w:t>
+      </w:r>
+      <w:hyperlink r:id="rId47">
         <w:r>
           <w:rPr>
             <w:rStyle w:val="Hyperlink"/>
@@ -1031,19 +1091,19 @@
         <w:t xml:space="preserve">. International Journal of Reproduction, Contraception, Obstetrics and Gynecology. 2021;10:2081–4.</w:t>
       </w:r>
     </w:p>
-    <w:bookmarkEnd w:id="46"/>
-    <w:bookmarkStart w:id="48" w:name="ref-goldenberg2025"/>
+    <w:bookmarkEnd w:id="48"/>
+    <w:bookmarkStart w:id="50" w:name="ref-goldenberg2025"/>
     <w:p>
       <w:pPr>
         <w:pStyle w:val="Bibliography"/>
       </w:pPr>
       <w:r>
-        <w:t xml:space="preserve">6. Goldenberg DC, Vikkula M, Penington A, Blei F, Schultze-Kool L, Wassef M, et al. Updated Classification of Vascular Anomalies: A living document from the International Society for the Study of Vascular Anomalies Classification Group. Journal of Vascular Anomalies [Internet]. 2025;6:e113. Available from:</w:t>
-      </w:r>
-      <w:r>
-        <w:t xml:space="preserve"> </w:t>
-      </w:r>
-      <w:hyperlink r:id="rId47">
+        <w:t xml:space="preserve">7. Goldenberg DC, Vikkula M, Penington A, Blei F, Schultze-Kool L, Wassef M, et al. Updated Classification of Vascular Anomalies: A living document from the International Society for the Study of Vascular Anomalies Classification Group. Journal of Vascular Anomalies [Internet]. 2025;6:e113. Available from:</w:t>
+      </w:r>
+      <w:r>
+        <w:t xml:space="preserve"> </w:t>
+      </w:r>
+      <w:hyperlink r:id="rId49">
         <w:r>
           <w:rPr>
             <w:rStyle w:val="Hyperlink"/>
@@ -1052,75 +1112,9 @@
         </w:r>
       </w:hyperlink>
     </w:p>
-    <w:bookmarkEnd w:id="48"/>
-    <w:bookmarkStart w:id="50" w:name="ref-ISSVA2018"/>
-    <w:p>
-      <w:pPr>
-        <w:pStyle w:val="Bibliography"/>
-      </w:pPr>
-      <w:r>
-        <w:t xml:space="preserve">7. International Society for the Study of Vascular Anomalies.</w:t>
-      </w:r>
-      <w:r>
-        <w:t xml:space="preserve"> </w:t>
-      </w:r>
-      <w:r>
-        <w:t xml:space="preserve">ISSVA Classification for Vascular Anomalies</w:t>
-      </w:r>
-      <w:r>
-        <w:t xml:space="preserve">.</w:t>
-      </w:r>
-      <w:r>
-        <w:t xml:space="preserve"> </w:t>
-      </w:r>
-      <w:hyperlink r:id="rId49">
-        <w:r>
-          <w:rPr>
-            <w:rStyle w:val="Hyperlink"/>
-          </w:rPr>
-          <w:t xml:space="preserve">https://www.issva.org/UserFiles/file/ISSVA-Classification-2018.pdf</w:t>
-        </w:r>
-      </w:hyperlink>
-      <w:r>
-        <w:t xml:space="preserve">; 2018.</w:t>
-      </w:r>
-    </w:p>
     <w:bookmarkEnd w:id="50"/>
-    <w:bookmarkStart w:id="52" w:name="ref-Blei2024"/>
-    <w:p>
-      <w:pPr>
-        <w:pStyle w:val="Bibliography"/>
-      </w:pPr>
-      <w:r>
-        <w:t xml:space="preserve">8. Blei F.</w:t>
-      </w:r>
-      <w:r>
-        <w:t xml:space="preserve"> </w:t>
-      </w:r>
-      <w:r>
-        <w:t xml:space="preserve">Klippel-Trenaunay Syndrome: Clinical Manifestations, Diagnosis, and Management</w:t>
-      </w:r>
-      <w:r>
-        <w:t xml:space="preserve">. UpToDate.</w:t>
-      </w:r>
-      <w:r>
-        <w:t xml:space="preserve"> </w:t>
-      </w:r>
-      <w:hyperlink r:id="rId51">
-        <w:r>
-          <w:rPr>
-            <w:rStyle w:val="Hyperlink"/>
-          </w:rPr>
-          <w:t xml:space="preserve">https://www.uptodate.com/contents/klippel-trenaunay-syndrome-clinical-manifestations-diagnosis-and-management</w:t>
-        </w:r>
-      </w:hyperlink>
-      <w:r>
-        <w:t xml:space="preserve">; 2024.</w:t>
-      </w:r>
-    </w:p>
+    <w:bookmarkEnd w:id="51"/>
     <w:bookmarkEnd w:id="52"/>
-    <w:bookmarkEnd w:id="53"/>
-    <w:bookmarkEnd w:id="54"/>
     <w:sectPr>
       <w:footnotePr>
         <w:numRestart w:val="eachSect"/>

--- a/docs/index.docx
+++ b/docs/index.docx
@@ -7,7 +7,15 @@
         <w:pStyle w:val="Title"/>
       </w:pPr>
       <w:r>
-        <w:t xml:space="preserve">KTS complicated by KMS during pregnancy</w:t>
+        <w:t xml:space="preserve">Klippel-Trenaunay Syndrome complicated by Kasabach-Merritt syndrome during pregnancy</w:t>
+      </w:r>
+    </w:p>
+    <w:p>
+      <w:pPr>
+        <w:pStyle w:val="Subtitle"/>
+      </w:pPr>
+      <w:r>
+        <w:t xml:space="preserve">A case report and review of the literature</w:t>
       </w:r>
     </w:p>
     <w:bookmarkStart w:id="20" w:name="authors"/>
@@ -60,7 +68,61 @@
         <w:t xml:space="preserve">1</w:t>
       </w:r>
       <w:r>
-        <w:t xml:space="preserve">, Salma Saad, Mariam Sarhan, Marwa Mourad, Mohamed Hegazy, Farah Said, Sarah Tarek, Sara Ibrahim Abdelkader</w:t>
+        <w:t xml:space="preserve">, Salma Saad</w:t>
+      </w:r>
+      <w:r>
+        <w:rPr>
+          <w:vertAlign w:val="superscript"/>
+        </w:rPr>
+        <w:t xml:space="preserve">1</w:t>
+      </w:r>
+      <w:r>
+        <w:t xml:space="preserve">, Mariam Sarhan</w:t>
+      </w:r>
+      <w:r>
+        <w:rPr>
+          <w:vertAlign w:val="superscript"/>
+        </w:rPr>
+        <w:t xml:space="preserve">1</w:t>
+      </w:r>
+      <w:r>
+        <w:t xml:space="preserve">, Marwa Mourad</w:t>
+      </w:r>
+      <w:r>
+        <w:rPr>
+          <w:vertAlign w:val="superscript"/>
+        </w:rPr>
+        <w:t xml:space="preserve">1</w:t>
+      </w:r>
+      <w:r>
+        <w:t xml:space="preserve">, Mohamed Hegazy</w:t>
+      </w:r>
+      <w:r>
+        <w:rPr>
+          <w:vertAlign w:val="superscript"/>
+        </w:rPr>
+        <w:t xml:space="preserve">1</w:t>
+      </w:r>
+      <w:r>
+        <w:t xml:space="preserve">, Farah Said</w:t>
+      </w:r>
+      <w:r>
+        <w:rPr>
+          <w:vertAlign w:val="superscript"/>
+        </w:rPr>
+        <w:t xml:space="preserve">1</w:t>
+      </w:r>
+      <w:r>
+        <w:t xml:space="preserve">, Sarah Tarek</w:t>
+      </w:r>
+      <w:r>
+        <w:rPr>
+          <w:vertAlign w:val="superscript"/>
+        </w:rPr>
+        <w:t xml:space="preserve">1</w:t>
+      </w:r>
+      <w:r>
+        <w:t xml:space="preserve">, Sara Ibrahim Abdelkader</w:t>
       </w:r>
       <w:r>
         <w:rPr>
@@ -338,20 +400,6 @@
         <w:t xml:space="preserve">[3]</w:t>
       </w:r>
     </w:p>
-    <w:p>
-      <w:pPr>
-        <w:pStyle w:val="BodyText"/>
-      </w:pPr>
-      <w:r>
-        <w:t xml:space="preserve">The occurrence of KTS complicated by KMS during pregnancy is extremely rare, and, to our knowledge, only two cases have been reported.</w:t>
-      </w:r>
-      <w:r>
-        <w:t xml:space="preserve"> </w:t>
-      </w:r>
-      <w:r>
-        <w:t xml:space="preserve">[4,5]</w:t>
-      </w:r>
-    </w:p>
     <w:bookmarkEnd w:id="25"/>
     <w:bookmarkStart w:id="26" w:name="case-presentation"/>
     <w:p>
@@ -609,6 +657,20 @@
         <w:pStyle w:val="FirstParagraph"/>
       </w:pPr>
       <w:r>
+        <w:t xml:space="preserve">The occurrence of KTS complicated by KMS during pregnancy is extremely rare, and, to our knowledge, only three cases have been reported.</w:t>
+      </w:r>
+      <w:r>
+        <w:t xml:space="preserve"> </w:t>
+      </w:r>
+      <w:r>
+        <w:t xml:space="preserve">[4–6]</w:t>
+      </w:r>
+    </w:p>
+    <w:p>
+      <w:pPr>
+        <w:pStyle w:val="BodyText"/>
+      </w:pPr>
+      <w:r>
         <w:t xml:space="preserve">KTS is defined as a triad of clinical features, including unilateral cutaneous hemangiomas, varicose veins, soft tissue, and asymmetric osseous hypertrophy of the ipsilateral extremities. Cases may also have arteriovenous fistulae. A review KTS indicates a consistent absence or major atresia of the deep venous vascular system, causing limb elongation, venous stasis, varicosities, and edema. The etiology of KTS may reflect a mesodermal defect operative at angiogenesis and therefore explain the vascular abnormalities that define the syndrome. Complications in the affected extremity may include stasis dermatitis, skin ulceration, and recurrent hemarthrosis-all of which may require amputation of the limb for management.</w:t>
       </w:r>
     </w:p>
@@ -775,7 +837,7 @@
     </w:p>
     <w:bookmarkEnd w:id="35"/>
     <w:bookmarkEnd w:id="36"/>
-    <w:bookmarkStart w:id="48" w:name="references"/>
+    <w:bookmarkStart w:id="50" w:name="references"/>
     <w:p>
       <w:pPr>
         <w:pStyle w:val="Heading1"/>
@@ -784,7 +846,7 @@
         <w:t xml:space="preserve">References</w:t>
       </w:r>
     </w:p>
-    <w:bookmarkStart w:id="47" w:name="refs"/>
+    <w:bookmarkStart w:id="49" w:name="refs"/>
     <w:bookmarkStart w:id="38" w:name="ref-Pavone2023"/>
     <w:p>
       <w:pPr>
@@ -905,8 +967,32 @@
       </w:r>
     </w:p>
     <w:bookmarkEnd w:id="46"/>
-    <w:bookmarkEnd w:id="47"/>
+    <w:bookmarkStart w:id="48" w:name="ref-zhang2019"/>
+    <w:p>
+      <w:pPr>
+        <w:pStyle w:val="Bibliography"/>
+      </w:pPr>
+      <w:r>
+        <w:t xml:space="preserve">6. Zhang J, Wang K, Mei J. Late puerperal hemorrhage of a patient with Klippel</w:t>
+      </w:r>
+      <w:r>
+        <w:t xml:space="preserve">Trenaunay syndrome. Medicine [Internet]. 2019;98:e18378. Available from:</w:t>
+      </w:r>
+      <w:r>
+        <w:t xml:space="preserve"> </w:t>
+      </w:r>
+      <w:hyperlink r:id="rId47">
+        <w:r>
+          <w:rPr>
+            <w:rStyle w:val="Hyperlink"/>
+          </w:rPr>
+          <w:t xml:space="preserve">http://dx.doi.org/10.1097/MD.0000000000018378</w:t>
+        </w:r>
+      </w:hyperlink>
+    </w:p>
     <w:bookmarkEnd w:id="48"/>
+    <w:bookmarkEnd w:id="49"/>
+    <w:bookmarkEnd w:id="50"/>
     <w:sectPr>
       <w:footnotePr>
         <w:numRestart w:val="eachSect"/>

--- a/docs/index.docx
+++ b/docs/index.docx
@@ -321,15 +321,15 @@
         <w:pStyle w:val="FirstParagraph"/>
       </w:pPr>
       <w:r>
-        <w:t xml:space="preserve">Klippel–Trenaunay syndrome is a rare congenital vascular disorder that may be complicated by Kasabach Merritt syndrome, posing significant maternal and fetal risks during pregnancy.</w:t>
-      </w:r>
-    </w:p>
-    <w:p>
-      <w:pPr>
-        <w:pStyle w:val="BodyText"/>
-      </w:pPr>
-      <w:r>
-        <w:t xml:space="preserve">We report the case of a 28-year-old pregnant woman with known Klippel–Trenaunay syndrome who developed Kasabach–Merritt phenomenon during pregnancy. The fetus suffered severe growth restriction and absent end-diastolic flow on umbilical artery Doppler. A cesarean section was performed at 35 weeks of gestation. A growth-restricted neonate was delivered and managed accordingly.</w:t>
+        <w:t xml:space="preserve">The co-occurrence of Klippel–Trenaunay syndrome and Kasabach-Merritt syndrome in pregnancy is extremely rare and represents a critical obstetric emergency with significant maternal and fetal risks, demanding early recognition and immediate multidisciplinary intervention.</w:t>
+      </w:r>
+    </w:p>
+    <w:p>
+      <w:pPr>
+        <w:pStyle w:val="BodyText"/>
+      </w:pPr>
+      <w:r>
+        <w:t xml:space="preserve">We report the case of a 28-year-old pregnant woman with known Klippel–Trenaunay syndrome who developed Kasabach–Merritt phenomenon during pregnancy. The fetus suffered severe growth restriction and absent end-diastolic flow on umbilical artery Doppler. A cesarean section was performed at 35 weeks of gestation.</w:t>
       </w:r>
     </w:p>
     <w:p>
@@ -363,41 +363,73 @@
         <w:pStyle w:val="FirstParagraph"/>
       </w:pPr>
       <w:r>
-        <w:t xml:space="preserve">Klippel-Trenaunay syndrome (KTS) is a rare genetic syndrome characterized by localized cutaneous hemangiomas, venous varicosities, and asymmetric osseous hypertrophy of the ipsilateral extremities.</w:t>
-      </w:r>
-      <w:r>
-        <w:t xml:space="preserve"> </w:t>
-      </w:r>
-      <w:r>
-        <w:t xml:space="preserve">[1]</w:t>
-      </w:r>
-    </w:p>
-    <w:p>
-      <w:pPr>
-        <w:pStyle w:val="BodyText"/>
-      </w:pPr>
-      <w:r>
-        <w:t xml:space="preserve">Complications at delivery can include disseminated intravascular coagulation (DIC) and massive hemorrhage. Coagulopathic events may be due to persistent blood loss or may reflect the development of Kasabach-Merritt syndrome (KMS). KMS is defined by thrombocytopenia of varying degrees and a consumptive coagulopathy seen in association with hemangiomas. A microangiopathic hemolytic anemia may also be present.</w:t>
-      </w:r>
-      <w:r>
-        <w:t xml:space="preserve"> </w:t>
-      </w:r>
-      <w:r>
-        <w:t xml:space="preserve">[2]</w:t>
-      </w:r>
-    </w:p>
-    <w:p>
-      <w:pPr>
-        <w:pStyle w:val="BodyText"/>
-      </w:pPr>
-      <w:r>
-        <w:t xml:space="preserve">Fetal growth restriction (FGR) with abnormal umbilical artery Doppler findings, such as absent end-diastolic flow, reflects placental insufficiency and is associated with adverse perinatal outcomes.</w:t>
+        <w:t xml:space="preserve">Klippel-Trenaunay syndrome (KTS), a rare genetic syndrome, affects an estimated 2–5 per 100,000 individuals. The features include a triad of capillary malformations, venous and lymphatic anomalies, and limb overgrowth.</w:t>
+      </w:r>
+      <w:r>
+        <w:t xml:space="preserve"> </w:t>
+      </w:r>
+      <w:r>
+        <w:t xml:space="preserve">[1,2]</w:t>
+      </w:r>
+      <w:r>
+        <w:t xml:space="preserve"> </w:t>
+      </w:r>
+      <w:r>
+        <w:t xml:space="preserve">When KTS occurs in pregnancy, it presents significant challenges due to hormonally and hemodynamically driven vascular engorgement, increasing the risk of thromboembolism, hemorrhage, and coagulopathy.</w:t>
       </w:r>
       <w:r>
         <w:t xml:space="preserve"> </w:t>
       </w:r>
       <w:r>
         <w:t xml:space="preserve">[3]</w:t>
+      </w:r>
+      <w:r>
+        <w:t xml:space="preserve"> </w:t>
+      </w:r>
+      <w:r>
+        <w:t xml:space="preserve">Coagulopathy may reflect the development of Kasabach-Merritt syndrome (KMS).</w:t>
+      </w:r>
+      <w:r>
+        <w:t xml:space="preserve"> </w:t>
+      </w:r>
+      <w:r>
+        <w:t xml:space="preserve">[4]</w:t>
+      </w:r>
+    </w:p>
+    <w:p>
+      <w:pPr>
+        <w:pStyle w:val="BodyText"/>
+      </w:pPr>
+      <w:r>
+        <w:t xml:space="preserve">Even more rarely, Kasabach-Merritt Syndrome (KMS) — a life-threatening consumptive coagulopathy linked to rapidly proliferating vascular tumors such as kaposiform hemangioendothelioma and tufted angioma — can emerge or worsen during pregnancy in women with KTS. KMS in pregnancy is exceedingly rare, but when it occurs, it carries a historical mortality rate of 30–40%, driven by severe thrombocytopenia, hypofibrinogenemia, and disseminated intravascular coagulation (DIC).</w:t>
+      </w:r>
+      <w:r>
+        <w:t xml:space="preserve"> </w:t>
+      </w:r>
+      <w:r>
+        <w:t xml:space="preserve">[5]</w:t>
+      </w:r>
+    </w:p>
+    <w:p>
+      <w:pPr>
+        <w:pStyle w:val="BodyText"/>
+      </w:pPr>
+      <w:r>
+        <w:t xml:space="preserve">The co-occurrence of KTS and KMS in pregnancy represents a critical obstetric emergency, demanding early recognition and immediate multidisciplinary intervention This convergence is extremely rare and only two cases have been previously reported.</w:t>
+      </w:r>
+      <w:r>
+        <w:t xml:space="preserve">[4,6]</w:t>
+      </w:r>
+      <w:r>
+        <w:t xml:space="preserve">.</w:t>
+      </w:r>
+    </w:p>
+    <w:p>
+      <w:pPr>
+        <w:pStyle w:val="BodyText"/>
+      </w:pPr>
+      <w:r>
+        <w:t xml:space="preserve">This case report details the clinical course and successful management of a pregnant woman with KTS complicated by acute KMS and fetal growth restriction with abnormal umbilical artery Doppler findings. This new case report highlights the clinical challenges and management strategies and underscores the importance of early recognition and coordinated care to optimize maternal and neonatal outcomes.</w:t>
       </w:r>
     </w:p>
     <w:bookmarkEnd w:id="25"/>
@@ -663,7 +695,7 @@
         <w:t xml:space="preserve"> </w:t>
       </w:r>
       <w:r>
-        <w:t xml:space="preserve">[4–6]</w:t>
+        <w:t xml:space="preserve">[4,6,7]</w:t>
       </w:r>
     </w:p>
     <w:p>
@@ -679,7 +711,80 @@
         <w:pStyle w:val="BodyText"/>
       </w:pPr>
       <w:r>
-        <w:t xml:space="preserve">Our patient’s refractory coagulopathy prompted the diagnostic consideration of KMS. First reported in 1940, the syndrome consists of thrombocytopenia and a consumptive coagulopathy seen in association with hemangiomas. Consistent laboratory abnormalities include thrombocytopenia, decreased fibrinogen, and coagulation factors II, V, and Vill. Increased PT, PIT, and fibrin split products are also invariably present. A similar clinical presentation has been reported in association with KTS. The exact mechanism by which the thrombocytopenia and coagulopathy develop is unknown. A combination of venous stasis and abnormal endothelial cells within the hemangiomas likely functions to increase platelet pooling and destruction with activation of the coagulation cascade, resulting in a localized and self-perpetuating coagulopathy. Once established, the local consumption of clotting factors and platelets persisted in the hemangioma and resulted in hemorrhage at the incision site. A prominent feature of this patient’s persistent coagulopathy was the markedly elevated fibrin split products. This finding prompted our decision to use the plasminogen-activator inhibitory effects of aminocaproic acid after the failure of blood product replacement therapy to correct her coagulopathy.</w:t>
+        <w:t xml:space="preserve">This case report describes the course of a pregnancy in a woman with Klippel–Trenaunay syndrome complicated by Kasabach–Merritt syndrome and fetal growth restriction. This is an extremely rare scenario. Maternal KMS complicating KTS in pregnancy has been reported in the literature by only</w:t>
+      </w:r>
+      <w:r>
+        <w:t xml:space="preserve"> </w:t>
+      </w:r>
+      <w:r>
+        <w:rPr>
+          <w:b/>
+          <w:bCs/>
+        </w:rPr>
+        <w:t xml:space="preserve">two case reports</w:t>
+      </w:r>
+      <w:r>
+        <w:t xml:space="preserve"> </w:t>
+      </w:r>
+      <w:r>
+        <w:t xml:space="preserve">[4,6]</w:t>
+      </w:r>
+      <w:r>
+        <w:t xml:space="preserve">.</w:t>
+      </w:r>
+    </w:p>
+    <w:p>
+      <w:pPr>
+        <w:pStyle w:val="BodyText"/>
+      </w:pPr>
+      <w:r>
+        <w:t xml:space="preserve">KTS requires at least</w:t>
+      </w:r>
+      <w:r>
+        <w:t xml:space="preserve"> </w:t>
+      </w:r>
+      <w:r>
+        <w:rPr>
+          <w:b/>
+          <w:bCs/>
+        </w:rPr>
+        <w:t xml:space="preserve">two of three</w:t>
+      </w:r>
+      <w:r>
+        <w:t xml:space="preserve"> </w:t>
+      </w:r>
+      <w:r>
+        <w:t xml:space="preserve">features of the classic triad — (1) capillary malformation (port-wine stain), (2) venous and/or lymphatic malformations/varicosities, and (3) soft tissue and/or bony hypertrophy of one or more limbs — in the</w:t>
+      </w:r>
+      <w:r>
+        <w:t xml:space="preserve"> </w:t>
+      </w:r>
+      <w:r>
+        <w:rPr>
+          <w:b/>
+          <w:bCs/>
+        </w:rPr>
+        <w:t xml:space="preserve">absence</w:t>
+      </w:r>
+      <w:r>
+        <w:t xml:space="preserve"> </w:t>
+      </w:r>
+      <w:r>
+        <w:t xml:space="preserve">of arterio-venous malformation (which would indicate Parkes Weber syndrome instead).</w:t>
+      </w:r>
+      <w:r>
+        <w:t xml:space="preserve"> </w:t>
+      </w:r>
+      <w:r>
+        <w:t xml:space="preserve">[1,3,8]</w:t>
+      </w:r>
+    </w:p>
+    <w:p>
+      <w:pPr>
+        <w:pStyle w:val="BodyText"/>
+      </w:pPr>
+      <w:r>
+        <w:t xml:space="preserve">Our patient’s coagulopathy prompted the diagnostic consideration of KMS. First reported in 1940, the syndrome consists of thrombocytopenia and a consumptive coagulopathy seen in association with hemangiomas. Consistent laboratory abnormalities include thrombocytopenia, decreased fibrinogen, and coagulation factors II, V, and Vill. Increased PT, PIT, and fibrin split products are also invariably present. A similar clinical presentation has been reported in association with KTS. The exact mechanism by which the thrombocytopenia and coagulopathy develop is unknown. A combination of venous stasis and abnormal endothelial cells within the hemangiomas likely functions to increase platelet pooling and destruction with activation of the coagulation cascade, resulting in a localized and self-perpetuating coagulopathy. Once established, the local consumption of clotting factors and platelets persisted in the hemangioma and resulted in hemorrhage at the incision site. A prominent feature of this patient’s persistent coagulopathy was the markedly elevated fibrin split products. This finding prompted our decision to use the plasminogen-activator inhibitory effects of aminocaproic acid after the failure of blood product replacement therapy to correct her coagulopathy.</w:t>
       </w:r>
     </w:p>
     <w:bookmarkEnd w:id="27"/>
@@ -697,7 +802,7 @@
         <w:pStyle w:val="FirstParagraph"/>
       </w:pPr>
       <w:r>
-        <w:t xml:space="preserve">Pregnancy in women with Klippel–Trenaunay syndrome complicated by Kasabach–Merritt phenomenon is extremely rare and high risk. Intensive antenatal surveillance and multidisciplinary management are essential to optimize maternal and perinatal outcomes.</w:t>
+        <w:t xml:space="preserve">Pregnancy in women with Klippel–Trenaunay syndrome complicated by Kasabach–Merritt syndrome is extremely rare. Intensive antenatal surveillance and multidisciplinary management are essential to optimize maternal and perinatal outcomes.</w:t>
       </w:r>
     </w:p>
     <w:bookmarkEnd w:id="28"/>
@@ -837,7 +942,7 @@
     </w:p>
     <w:bookmarkEnd w:id="35"/>
     <w:bookmarkEnd w:id="36"/>
-    <w:bookmarkStart w:id="50" w:name="references"/>
+    <w:bookmarkStart w:id="54" w:name="references"/>
     <w:p>
       <w:pPr>
         <w:pStyle w:val="Heading1"/>
@@ -846,19 +951,52 @@
         <w:t xml:space="preserve">References</w:t>
       </w:r>
     </w:p>
-    <w:bookmarkStart w:id="49" w:name="refs"/>
-    <w:bookmarkStart w:id="38" w:name="ref-Pavone2023"/>
+    <w:bookmarkStart w:id="53" w:name="refs"/>
+    <w:bookmarkStart w:id="38" w:name="ref-ISSVA2018"/>
     <w:p>
       <w:pPr>
         <w:pStyle w:val="Bibliography"/>
       </w:pPr>
       <w:r>
-        <w:t xml:space="preserve">1. Pavone P, Marino L, Cacciaguerra G, Di Nora A, Parano E, Musumeci G, et al.</w:t>
+        <w:t xml:space="preserve">1. International Society for the Study of Vascular Anomalies.</w:t>
+      </w:r>
+      <w:r>
+        <w:t xml:space="preserve"> </w:t>
+      </w:r>
+      <w:r>
+        <w:t xml:space="preserve">ISSVA Classification for Vascular Anomalies</w:t>
+      </w:r>
+      <w:r>
+        <w:t xml:space="preserve">.</w:t>
       </w:r>
       <w:r>
         <w:t xml:space="preserve"> </w:t>
       </w:r>
       <w:hyperlink r:id="rId37">
+        <w:r>
+          <w:rPr>
+            <w:rStyle w:val="Hyperlink"/>
+          </w:rPr>
+          <w:t xml:space="preserve">https://www.issva.org/UserFiles/file/ISSVA-Classification-2018.pdf</w:t>
+        </w:r>
+      </w:hyperlink>
+      <w:r>
+        <w:t xml:space="preserve">; 2018.</w:t>
+      </w:r>
+    </w:p>
+    <w:bookmarkEnd w:id="38"/>
+    <w:bookmarkStart w:id="40" w:name="ref-Pavone2023"/>
+    <w:p>
+      <w:pPr>
+        <w:pStyle w:val="Bibliography"/>
+      </w:pPr>
+      <w:r>
+        <w:t xml:space="preserve">2. Pavone P, Marino L, Cacciaguerra G, Di Nora A, Parano E, Musumeci G, et al.</w:t>
+      </w:r>
+      <w:r>
+        <w:t xml:space="preserve"> </w:t>
+      </w:r>
+      <w:hyperlink r:id="rId39">
         <w:r>
           <w:rPr>
             <w:rStyle w:val="Hyperlink"/>
@@ -870,38 +1008,23 @@
         <w:t xml:space="preserve">. Children (Basel). 2023;10:1421.</w:t>
       </w:r>
     </w:p>
-    <w:bookmarkEnd w:id="38"/>
-    <w:bookmarkStart w:id="40" w:name="ref-Tian2026"/>
+    <w:bookmarkEnd w:id="40"/>
+    <w:bookmarkStart w:id="42" w:name="ref-Blei2024"/>
     <w:p>
       <w:pPr>
         <w:pStyle w:val="Bibliography"/>
       </w:pPr>
       <w:r>
-        <w:t xml:space="preserve">2. Tian Y, Yuan Y, Wei L, Xu Z, Li L, Li L.</w:t>
-      </w:r>
-      <w:r>
-        <w:t xml:space="preserve"> </w:t>
-      </w:r>
-      <w:hyperlink r:id="rId39">
-        <w:r>
-          <w:rPr>
-            <w:rStyle w:val="Hyperlink"/>
-          </w:rPr>
-          <w:t xml:space="preserve">Kaposiform hemangioendothelioma: Diagnosis and treatment</w:t>
-        </w:r>
-      </w:hyperlink>
-      <w:r>
-        <w:t xml:space="preserve">. Pediatric Investigation. 2026;</w:t>
-      </w:r>
-    </w:p>
-    <w:bookmarkEnd w:id="40"/>
-    <w:bookmarkStart w:id="42" w:name="ref-Akay2025"/>
-    <w:p>
-      <w:pPr>
-        <w:pStyle w:val="Bibliography"/>
-      </w:pPr>
-      <w:r>
-        <w:t xml:space="preserve">3. Akay E, Uzun Gül AD, Türkoğlu A.</w:t>
+        <w:t xml:space="preserve">3. Blei F.</w:t>
+      </w:r>
+      <w:r>
+        <w:t xml:space="preserve"> </w:t>
+      </w:r>
+      <w:r>
+        <w:t xml:space="preserve">Klippel-Trenaunay Syndrome: Clinical Manifestations, Diagnosis, and Management</w:t>
+      </w:r>
+      <w:r>
+        <w:t xml:space="preserve">. UpToDate.</w:t>
       </w:r>
       <w:r>
         <w:t xml:space="preserve"> </w:t>
@@ -911,11 +1034,11 @@
           <w:rPr>
             <w:rStyle w:val="Hyperlink"/>
           </w:rPr>
-          <w:t xml:space="preserve">Recurrent preeclampsia in a pregnant woman with klippel-trenaunay syndrome: Two cesarean deliveries and multiple extremity involvement – case report and literature review</w:t>
+          <w:t xml:space="preserve">https://www.uptodate.com/contents/klippel-trenaunay-syndrome-clinical-manifestations-diagnosis-and-management</w:t>
         </w:r>
       </w:hyperlink>
       <w:r>
-        <w:t xml:space="preserve">. BMC Pregnancy and Childbirth. 2025;25:407.</w:t>
+        <w:t xml:space="preserve">; 2024.</w:t>
       </w:r>
     </w:p>
     <w:bookmarkEnd w:id="42"/>
@@ -943,18 +1066,42 @@
       </w:r>
     </w:p>
     <w:bookmarkEnd w:id="44"/>
-    <w:bookmarkStart w:id="46" w:name="ref-Kanmani2021"/>
+    <w:bookmarkStart w:id="46" w:name="ref-Tian2026"/>
     <w:p>
       <w:pPr>
         <w:pStyle w:val="Bibliography"/>
       </w:pPr>
       <w:r>
-        <w:t xml:space="preserve">5. Kanmani K, Meena M, Narmadha D, A. GV.</w:t>
+        <w:t xml:space="preserve">5. Tian Y, Yuan Y, Wei L, Xu Z, Li L, Li L.</w:t>
       </w:r>
       <w:r>
         <w:t xml:space="preserve"> </w:t>
       </w:r>
       <w:hyperlink r:id="rId45">
+        <w:r>
+          <w:rPr>
+            <w:rStyle w:val="Hyperlink"/>
+          </w:rPr>
+          <w:t xml:space="preserve">Kaposiform hemangioendothelioma: Diagnosis and treatment</w:t>
+        </w:r>
+      </w:hyperlink>
+      <w:r>
+        <w:t xml:space="preserve">. Pediatric Investigation. 2026;</w:t>
+      </w:r>
+    </w:p>
+    <w:bookmarkEnd w:id="46"/>
+    <w:bookmarkStart w:id="48" w:name="ref-Kanmani2021"/>
+    <w:p>
+      <w:pPr>
+        <w:pStyle w:val="Bibliography"/>
+      </w:pPr>
+      <w:r>
+        <w:t xml:space="preserve">6. Kanmani K, Meena M, Narmadha D, A. GV.</w:t>
+      </w:r>
+      <w:r>
+        <w:t xml:space="preserve"> </w:t>
+      </w:r>
+      <w:hyperlink r:id="rId47">
         <w:r>
           <w:rPr>
             <w:rStyle w:val="Hyperlink"/>
@@ -966,14 +1113,14 @@
         <w:t xml:space="preserve">. International Journal of Reproduction, Contraception, Obstetrics and Gynecology. 2021;10:2081–4.</w:t>
       </w:r>
     </w:p>
-    <w:bookmarkEnd w:id="46"/>
-    <w:bookmarkStart w:id="48" w:name="ref-zhang2019"/>
+    <w:bookmarkEnd w:id="48"/>
+    <w:bookmarkStart w:id="50" w:name="ref-zhang2019"/>
     <w:p>
       <w:pPr>
         <w:pStyle w:val="Bibliography"/>
       </w:pPr>
       <w:r>
-        <w:t xml:space="preserve">6. Zhang J, Wang K, Mei J. Late puerperal hemorrhage of a patient with Klippel</w:t>
+        <w:t xml:space="preserve">7. Zhang J, Wang K, Mei J. Late puerperal hemorrhage of a patient with Klippel</w:t>
       </w:r>
       <w:r>
         <w:t xml:space="preserve">Trenaunay syndrome. Medicine [Internet]. 2019;98:e18378. Available from:</w:t>
@@ -981,7 +1128,7 @@
       <w:r>
         <w:t xml:space="preserve"> </w:t>
       </w:r>
-      <w:hyperlink r:id="rId47">
+      <w:hyperlink r:id="rId49">
         <w:r>
           <w:rPr>
             <w:rStyle w:val="Hyperlink"/>
@@ -990,9 +1137,30 @@
         </w:r>
       </w:hyperlink>
     </w:p>
-    <w:bookmarkEnd w:id="48"/>
-    <w:bookmarkEnd w:id="49"/>
     <w:bookmarkEnd w:id="50"/>
+    <w:bookmarkStart w:id="52" w:name="ref-goldenberg2025"/>
+    <w:p>
+      <w:pPr>
+        <w:pStyle w:val="Bibliography"/>
+      </w:pPr>
+      <w:r>
+        <w:t xml:space="preserve">8. Goldenberg DC, Vikkula M, Penington A, Blei F, Schultze-Kool L, Wassef M, et al. Updated Classification of Vascular Anomalies: A living document from the International Society for the Study of Vascular Anomalies Classification Group. Journal of Vascular Anomalies [Internet]. 2025;6:e113. Available from:</w:t>
+      </w:r>
+      <w:r>
+        <w:t xml:space="preserve"> </w:t>
+      </w:r>
+      <w:hyperlink r:id="rId51">
+        <w:r>
+          <w:rPr>
+            <w:rStyle w:val="Hyperlink"/>
+          </w:rPr>
+          <w:t xml:space="preserve">http://dx.doi.org/10.1097/JOVA.0000000000000113</w:t>
+        </w:r>
+      </w:hyperlink>
+    </w:p>
+    <w:bookmarkEnd w:id="52"/>
+    <w:bookmarkEnd w:id="53"/>
+    <w:bookmarkEnd w:id="54"/>
     <w:sectPr>
       <w:footnotePr>
         <w:numRestart w:val="eachSect"/>

--- a/docs/index.docx
+++ b/docs/index.docx
@@ -721,13 +721,13 @@
           <w:b/>
           <w:bCs/>
         </w:rPr>
-        <w:t xml:space="preserve">two case reports</w:t>
-      </w:r>
-      <w:r>
-        <w:t xml:space="preserve"> </w:t>
-      </w:r>
-      <w:r>
-        <w:t xml:space="preserve">[4,6]</w:t>
+        <w:t xml:space="preserve">three case reports</w:t>
+      </w:r>
+      <w:r>
+        <w:t xml:space="preserve"> </w:t>
+      </w:r>
+      <w:r>
+        <w:t xml:space="preserve">[4,6,7]</w:t>
       </w:r>
       <w:r>
         <w:t xml:space="preserve">.</w:t>

--- a/docs/index.docx
+++ b/docs/index.docx
@@ -830,8 +830,8 @@
               <w:tblLook w:firstRow="1" w:lastRow="0" w:firstColumn="0" w:lastColumn="0" w:noHBand="0" w:noVBand="0" w:val="0020"/>
             </w:tblPr>
             <w:tblGrid>
-              <w:gridCol w:w="1838"/>
-              <w:gridCol w:w="6081"/>
+              <w:gridCol w:w="2210"/>
+              <w:gridCol w:w="5709"/>
             </w:tblGrid>
             <w:tr>
               <w:trPr>
@@ -842,6 +842,7 @@
                 <w:p>
                   <w:pPr>
                     <w:pStyle w:val="Compact"/>
+                    <w:jc w:val="left"/>
                     <w:jc w:val="center"/>
                   </w:pPr>
                   <w:r>
@@ -854,6 +855,7 @@
                 <w:p>
                   <w:pPr>
                     <w:pStyle w:val="Compact"/>
+                    <w:jc w:val="left"/>
                     <w:jc w:val="center"/>
                   </w:pPr>
                   <w:r>
@@ -868,49 +870,24 @@
                 <w:p>
                   <w:pPr>
                     <w:pStyle w:val="Compact"/>
-                    <w:jc w:val="center"/>
-                  </w:pPr>
-                  <w:r>
-                    <w:t xml:space="preserve">December 16, 2025 (30+1 weeks)</w:t>
-                  </w:r>
-                </w:p>
-              </w:tc>
-              <w:tc>
-                <w:tcPr/>
-                <w:p>
-                  <w:pPr>
-                    <w:jc w:val="center"/>
-                  </w:pPr>
-                  <w:r>
-                    <w:t xml:space="preserve">Admission of pregnant 28-year-old presenting with hematuria with prior diagnosis of Klippel-Trenaunay Syndrome (KTS).</w:t>
-                  </w:r>
-                </w:p>
-                <w:p>
-                  <w:pPr>
-                    <w:jc w:val="center"/>
-                  </w:pPr>
-                  <w:r>
-                    <w:t xml:space="preserve">CBC revealed anemia and thrombocytopenia; ultrasound demonstrated fetal weight below 10</w:t>
-                  </w:r>
-                  <w:r>
-                    <w:rPr>
-                      <w:vertAlign w:val="superscript"/>
-                    </w:rPr>
-                    <w:t xml:space="preserve">th</w:t>
-                  </w:r>
-                  <w:r>
-                    <w:t xml:space="preserve"> </w:t>
-                  </w:r>
-                  <w:r>
-                    <w:t xml:space="preserve">percentile.</w:t>
-                  </w:r>
-                </w:p>
-                <w:p>
-                  <w:pPr>
-                    <w:jc w:val="center"/>
-                  </w:pPr>
-                  <w:r>
-                    <w:t xml:space="preserve">Tranexamic acid and six units of packed red cell transfusion were administered.</w:t>
+                    <w:jc w:val="left"/>
+                    <w:jc w:val="center"/>
+                  </w:pPr>
+                  <w:r>
+                    <w:t xml:space="preserve">30 +1 weeks’ gestation (Dec 16, 2025)</w:t>
+                  </w:r>
+                </w:p>
+              </w:tc>
+              <w:tc>
+                <w:tcPr/>
+                <w:p>
+                  <w:pPr>
+                    <w:pStyle w:val="Compact"/>
+                    <w:jc w:val="left"/>
+                    <w:jc w:val="center"/>
+                  </w:pPr>
+                  <w:r>
+                    <w:t xml:space="preserve">Admission of a case of KTS, presenting with hematuria; anemia and thrombocytopenia; fetus &lt;10th percentile, received tranexamic acid and 6 units PRBCs.</w:t>
                   </w:r>
                 </w:p>
               </w:tc>
@@ -921,37 +898,36 @@
                 <w:p>
                   <w:pPr>
                     <w:pStyle w:val="Compact"/>
-                    <w:jc w:val="center"/>
-                  </w:pPr>
-                  <w:r>
-                    <w:t xml:space="preserve">December 18, 2025 – January 17, 2026</w:t>
-                  </w:r>
-                </w:p>
-              </w:tc>
-              <w:tc>
-                <w:tcPr/>
-                <w:p>
-                  <w:pPr>
-                    <w:jc w:val="center"/>
-                  </w:pPr>
-                  <w:r>
-                    <w:t xml:space="preserve">MRI showed extensive venous malformations in the pelvis, thigh, and anterior part of the abdominal cavities.</w:t>
-                  </w:r>
-                </w:p>
-                <w:p>
-                  <w:pPr>
-                    <w:jc w:val="center"/>
-                  </w:pPr>
-                  <w:r>
-                    <w:t xml:space="preserve">Regular fetal and maternal monitoring continued, with packed red blood cell transfusions as needed.</w:t>
-                  </w:r>
-                </w:p>
-                <w:p>
-                  <w:pPr>
-                    <w:jc w:val="center"/>
-                  </w:pPr>
-                  <w:r>
-                    <w:t xml:space="preserve">Hemoglobin slightly improved. Platelet count initially increased before rapidly declining again. PT was prolonged.</w:t>
+                    <w:jc w:val="left"/>
+                    <w:jc w:val="center"/>
+                  </w:pPr>
+                  <w:r>
+                    <w:t xml:space="preserve">30+1 to 35 weeks’ gestation (Dec 18, 2025 – Jan 17, 2026)</w:t>
+                  </w:r>
+                </w:p>
+              </w:tc>
+              <w:tc>
+                <w:tcPr/>
+                <w:p>
+                  <w:pPr>
+                    <w:pStyle w:val="Compact"/>
+                    <w:jc w:val="left"/>
+                    <w:jc w:val="center"/>
+                  </w:pPr>
+                  <w:r>
+                    <w:t xml:space="preserve">MRI: extensive venous malformations (pelvis, thigh, abdomen).</w:t>
+                  </w:r>
+                  <w:r>
+                    <w:br/>
+                  </w:r>
+                  <w:r>
+                    <w:t xml:space="preserve">Close maternal/fetal monitoring.</w:t>
+                  </w:r>
+                  <w:r>
+                    <w:br/>
+                  </w:r>
+                  <w:r>
+                    <w:t xml:space="preserve">Intermittent transfusions slight hemoglobin improvement; fluctuating platelets; prolonged PT.</w:t>
                   </w:r>
                 </w:p>
               </w:tc>
@@ -961,40 +937,25 @@
                 <w:tcPr/>
                 <w:p>
                   <w:pPr>
-                    <w:jc w:val="center"/>
-                  </w:pPr>
-                  <w:r>
-                    <w:t xml:space="preserve">January 18, 2026</w:t>
-                  </w:r>
-                  <w:r>
-                    <w:br/>
-                  </w:r>
-                </w:p>
-                <w:p>
-                  <w:pPr>
-                    <w:jc w:val="center"/>
-                  </w:pPr>
-                  <w:r>
-                    <w:t xml:space="preserve">(35 weeks of gestation)</w:t>
-                  </w:r>
-                </w:p>
-              </w:tc>
-              <w:tc>
-                <w:tcPr/>
-                <w:p>
-                  <w:pPr>
-                    <w:jc w:val="center"/>
-                  </w:pPr>
-                  <w:r>
-                    <w:t xml:space="preserve">Emergency cesarean section due to worsening fetal status. A female neonate weighing 1900g was delivered.</w:t>
-                  </w:r>
-                </w:p>
-                <w:p>
-                  <w:pPr>
-                    <w:jc w:val="center"/>
-                  </w:pPr>
-                  <w:r>
-                    <w:t xml:space="preserve">The mother was admitted to the ICU due to hemoperitoneum. LMWH was initiated along with tranexamic acid and other medications.</w:t>
+                    <w:pStyle w:val="Compact"/>
+                    <w:jc w:val="left"/>
+                    <w:jc w:val="center"/>
+                  </w:pPr>
+                  <w:r>
+                    <w:t xml:space="preserve">35 weeks (Jan 18, 2026)</w:t>
+                  </w:r>
+                </w:p>
+              </w:tc>
+              <w:tc>
+                <w:tcPr/>
+                <w:p>
+                  <w:pPr>
+                    <w:pStyle w:val="Compact"/>
+                    <w:jc w:val="left"/>
+                    <w:jc w:val="center"/>
+                  </w:pPr>
+                  <w:r>
+                    <w:t xml:space="preserve">Emergency cesarean section for fetal compromise → female neonate (1900 g). Mother addmitted to ICU, hemoperitoneum managed conservatively.</w:t>
                   </w:r>
                 </w:p>
               </w:tc>
@@ -1005,185 +966,137 @@
                 <w:p>
                   <w:pPr>
                     <w:pStyle w:val="Compact"/>
-                    <w:jc w:val="center"/>
-                  </w:pPr>
-                  <w:r>
-                    <w:t xml:space="preserve">1st post-op day</w:t>
-                  </w:r>
-                </w:p>
-              </w:tc>
-              <w:tc>
-                <w:tcPr/>
-                <w:p>
-                  <w:pPr>
-                    <w:jc w:val="center"/>
-                  </w:pPr>
-                  <w:r>
-                    <w:t xml:space="preserve">Hematuria was noted, prompting discontinuation of LMWH.</w:t>
-                  </w:r>
-                </w:p>
-                <w:p>
-                  <w:pPr>
-                    <w:jc w:val="center"/>
-                  </w:pPr>
-                  <w:r>
-                    <w:t xml:space="preserve">A total of ten units of red blood cells and fresh frozen plasma were transfused over the course of the following seven days.</w:t>
-                  </w:r>
-                </w:p>
-              </w:tc>
-            </w:tr>
-            <w:tr>
-              <w:tc>
-                <w:tcPr/>
-                <w:p>
-                  <w:pPr>
-                    <w:pStyle w:val="Compact"/>
-                    <w:jc w:val="center"/>
-                  </w:pPr>
-                  <w:r>
-                    <w:t xml:space="preserve">2nd post-op day</w:t>
-                  </w:r>
-                </w:p>
-              </w:tc>
-              <w:tc>
-                <w:tcPr/>
-                <w:p>
-                  <w:pPr>
-                    <w:pStyle w:val="Compact"/>
-                    <w:jc w:val="center"/>
-                  </w:pPr>
-                  <w:r>
-                    <w:t xml:space="preserve">Hemoglobin and platelet count decreased markedly, from 9.6g/dL and 218,000 to 7.6g/dL and 104,000 plt, respectively.</w:t>
-                  </w:r>
-                </w:p>
-              </w:tc>
-            </w:tr>
-            <w:tr>
-              <w:tc>
-                <w:tcPr/>
-                <w:p>
-                  <w:pPr>
-                    <w:pStyle w:val="Compact"/>
-                    <w:jc w:val="center"/>
-                  </w:pPr>
-                  <w:r>
-                    <w:t xml:space="preserve">3rd post-op day</w:t>
-                  </w:r>
-                </w:p>
-              </w:tc>
-              <w:tc>
-                <w:tcPr/>
-                <w:p>
-                  <w:pPr>
-                    <w:pStyle w:val="Compact"/>
-                    <w:jc w:val="center"/>
-                  </w:pPr>
-                  <w:r>
-                    <w:t xml:space="preserve">A decision for conservative management was made. LWMH was resumed, along with tranexamic acid and other medications.</w:t>
-                  </w:r>
-                </w:p>
-              </w:tc>
-            </w:tr>
-            <w:tr>
-              <w:tc>
-                <w:tcPr/>
-                <w:p>
-                  <w:pPr>
-                    <w:pStyle w:val="Compact"/>
-                    <w:jc w:val="center"/>
-                  </w:pPr>
-                  <w:r>
-                    <w:t xml:space="preserve">4th post-op day</w:t>
-                  </w:r>
-                </w:p>
-              </w:tc>
-              <w:tc>
-                <w:tcPr/>
-                <w:p>
-                  <w:pPr>
-                    <w:pStyle w:val="Compact"/>
-                    <w:jc w:val="center"/>
-                  </w:pPr>
-                  <w:r>
-                    <w:t xml:space="preserve">Laboratory studies showed low fibrinogen (1.4g/l) and high D-dimer (35.2 ug/ml/ FEU), suggesting Kasabach-Meritt Syndrome.</w:t>
-                  </w:r>
-                </w:p>
-              </w:tc>
-            </w:tr>
-            <w:tr>
-              <w:tc>
-                <w:tcPr/>
-                <w:p>
-                  <w:pPr>
-                    <w:pStyle w:val="Compact"/>
-                    <w:jc w:val="center"/>
-                  </w:pPr>
-                  <w:r>
-                    <w:t xml:space="preserve">7th post-op day</w:t>
-                  </w:r>
-                </w:p>
-              </w:tc>
-              <w:tc>
-                <w:tcPr/>
-                <w:p>
-                  <w:pPr>
-                    <w:pStyle w:val="Compact"/>
-                    <w:jc w:val="center"/>
-                  </w:pPr>
-                  <w:r>
-                    <w:t xml:space="preserve">Hemoglobin stabilized at 10.1g/dl, platelet count remained low at 64,000.</w:t>
-                  </w:r>
-                </w:p>
-              </w:tc>
-            </w:tr>
-            <w:tr>
-              <w:tc>
-                <w:tcPr/>
-                <w:p>
-                  <w:pPr>
-                    <w:pStyle w:val="Compact"/>
-                    <w:jc w:val="center"/>
-                  </w:pPr>
-                  <w:r>
-                    <w:t xml:space="preserve">10th post-op day</w:t>
-                  </w:r>
-                </w:p>
-              </w:tc>
-              <w:tc>
-                <w:tcPr/>
-                <w:p>
-                  <w:pPr>
-                    <w:pStyle w:val="Compact"/>
-                    <w:jc w:val="center"/>
-                  </w:pPr>
-                  <w:r>
-                    <w:t xml:space="preserve">Patient was discharged after further stabilization.</w:t>
-                  </w:r>
-                </w:p>
-              </w:tc>
-            </w:tr>
-            <w:tr>
-              <w:tc>
-                <w:tcPr/>
-                <w:p>
-                  <w:pPr>
-                    <w:pStyle w:val="Compact"/>
-                    <w:jc w:val="center"/>
-                  </w:pPr>
-                  <w:r>
-                    <w:t xml:space="preserve">19th post-op day</w:t>
-                  </w:r>
-                </w:p>
-              </w:tc>
-              <w:tc>
-                <w:tcPr/>
-                <w:p>
-                  <w:pPr>
-                    <w:pStyle w:val="Compact"/>
-                    <w:jc w:val="center"/>
-                  </w:pPr>
-                  <w:r>
-                    <w:t xml:space="preserve">Follow-up at the outpatient clinic. General condition was fair and abdominal sutures were removed.</w:t>
+                    <w:jc w:val="left"/>
+                    <w:jc w:val="center"/>
+                  </w:pPr>
+                  <w:r>
+                    <w:t xml:space="preserve">Postoperative course</w:t>
+                  </w:r>
+                </w:p>
+              </w:tc>
+              <w:tc>
+                <w:tcPr/>
+                <w:p>
+                  <w:pPr>
+                    <w:jc w:val="left"/>
+                    <w:jc w:val="center"/>
+                  </w:pPr>
+                  <w:r>
+                    <w:rPr>
+                      <w:b/>
+                      <w:bCs/>
+                    </w:rPr>
+                    <w:t xml:space="preserve">Day 1:</w:t>
+                  </w:r>
+                  <w:r>
+                    <w:t xml:space="preserve"> </w:t>
+                  </w:r>
+                  <w:r>
+                    <w:t xml:space="preserve">Hematuria → LMWH discontinued; transfusion support (total 10 units PRBC + FFP over 7 days)</w:t>
+                  </w:r>
+                </w:p>
+                <w:p>
+                  <w:pPr>
+                    <w:jc w:val="left"/>
+                    <w:jc w:val="center"/>
+                  </w:pPr>
+                  <w:r>
+                    <w:rPr>
+                      <w:b/>
+                      <w:bCs/>
+                    </w:rPr>
+                    <w:t xml:space="preserve">Day 2:</w:t>
+                  </w:r>
+                  <w:r>
+                    <w:t xml:space="preserve"> </w:t>
+                  </w:r>
+                  <w:r>
+                    <w:t xml:space="preserve">Hb 9.6→7.6 g/dL; platelets 218×10³→104×10³/µL</w:t>
+                  </w:r>
+                </w:p>
+                <w:p>
+                  <w:pPr>
+                    <w:jc w:val="left"/>
+                    <w:jc w:val="center"/>
+                  </w:pPr>
+                  <w:r>
+                    <w:rPr>
+                      <w:b/>
+                      <w:bCs/>
+                    </w:rPr>
+                    <w:t xml:space="preserve">Day 3:</w:t>
+                  </w:r>
+                  <w:r>
+                    <w:t xml:space="preserve"> </w:t>
+                  </w:r>
+                  <w:r>
+                    <w:t xml:space="preserve">Conservative management → LMWH resumed + tranexamic acid</w:t>
+                  </w:r>
+                </w:p>
+                <w:p>
+                  <w:pPr>
+                    <w:jc w:val="left"/>
+                    <w:jc w:val="center"/>
+                  </w:pPr>
+                  <w:r>
+                    <w:rPr>
+                      <w:b/>
+                      <w:bCs/>
+                    </w:rPr>
+                    <w:t xml:space="preserve">Day 4:</w:t>
+                  </w:r>
+                  <w:r>
+                    <w:t xml:space="preserve"> </w:t>
+                  </w:r>
+                  <w:r>
+                    <w:t xml:space="preserve">Hypofibrinogenemia (1.4 g/L) + elevated D-dimer (35.2 µg/mL) → consistent with Kasabach–Merritt syndrome</w:t>
+                  </w:r>
+                </w:p>
+                <w:p>
+                  <w:pPr>
+                    <w:jc w:val="left"/>
+                    <w:jc w:val="center"/>
+                  </w:pPr>
+                  <w:r>
+                    <w:rPr>
+                      <w:b/>
+                      <w:bCs/>
+                    </w:rPr>
+                    <w:t xml:space="preserve">Day 7:</w:t>
+                  </w:r>
+                  <w:r>
+                    <w:t xml:space="preserve"> </w:t>
+                  </w:r>
+                  <w:r>
+                    <w:t xml:space="preserve">Hb stabilized (10.1 g/dL); persistent thrombocytopenia (64×10³/µL)</w:t>
+                  </w:r>
+                </w:p>
+                <w:p>
+                  <w:pPr>
+                    <w:jc w:val="left"/>
+                    <w:jc w:val="center"/>
+                  </w:pPr>
+                  <w:r>
+                    <w:t xml:space="preserve">Day 10: Discharged in stable condition</w:t>
+                  </w:r>
+                </w:p>
+                <w:p>
+                  <w:pPr>
+                    <w:jc w:val="left"/>
+                    <w:jc w:val="center"/>
+                  </w:pPr>
+                  <w:r>
+                    <w:rPr>
+                      <w:b/>
+                      <w:bCs/>
+                    </w:rPr>
+                    <w:t xml:space="preserve">Day 19:</w:t>
+                  </w:r>
+                  <w:r>
+                    <w:t xml:space="preserve"> </w:t>
+                  </w:r>
+                  <w:r>
+                    <w:t xml:space="preserve">Outpatient follow-up: fair general condition; sutures removed</w:t>
                   </w:r>
                 </w:p>
               </w:tc>
@@ -2949,17 +2862,17 @@
           <w:tbl>
             <w:tblPr>
               <w:tblStyle w:val="Table"/>
-              <w:tblW w:type="pct" w:w="4982"/>
+              <w:tblW w:type="pct" w:w="5000"/>
               <w:tblLayout w:type="fixed"/>
               <w:tblLook w:firstRow="1" w:lastRow="0" w:firstColumn="0" w:lastColumn="0" w:noHBand="0" w:noVBand="0" w:val="0020"/>
             </w:tblPr>
             <w:tblGrid>
-              <w:gridCol w:w="215"/>
-              <w:gridCol w:w="958"/>
-              <w:gridCol w:w="1993"/>
-              <w:gridCol w:w="1681"/>
-              <w:gridCol w:w="2285"/>
-              <w:gridCol w:w="757"/>
+              <w:gridCol w:w="1320"/>
+              <w:gridCol w:w="1320"/>
+              <w:gridCol w:w="1320"/>
+              <w:gridCol w:w="1320"/>
+              <w:gridCol w:w="1320"/>
+              <w:gridCol w:w="1320"/>
             </w:tblGrid>
             <w:tr>
               <w:trPr>
@@ -2973,18 +2886,26 @@
                     <w:jc w:val="center"/>
                   </w:pPr>
                   <w:r>
-                    <w:t xml:space="preserve">Author and year</w:t>
-                  </w:r>
-                </w:p>
-              </w:tc>
-              <w:tc>
-                <w:tcPr/>
-                <w:p>
-                  <w:pPr>
-                    <w:pStyle w:val="Compact"/>
-                    <w:jc w:val="center"/>
-                  </w:pPr>
-                  <w:r>
+                    <w:rPr>
+                      <w:b/>
+                      <w:bCs/>
+                    </w:rPr>
+                    <w:t xml:space="preserve">Author (Year)</w:t>
+                  </w:r>
+                </w:p>
+              </w:tc>
+              <w:tc>
+                <w:tcPr/>
+                <w:p>
+                  <w:pPr>
+                    <w:pStyle w:val="Compact"/>
+                    <w:jc w:val="center"/>
+                  </w:pPr>
+                  <w:r>
+                    <w:rPr>
+                      <w:b/>
+                      <w:bCs/>
+                    </w:rPr>
                     <w:t xml:space="preserve">Presentation</w:t>
                   </w:r>
                 </w:p>
@@ -2997,30 +2918,42 @@
                     <w:jc w:val="center"/>
                   </w:pPr>
                   <w:r>
-                    <w:t xml:space="preserve">Clinical findings</w:t>
-                  </w:r>
-                </w:p>
-              </w:tc>
-              <w:tc>
-                <w:tcPr/>
-                <w:p>
-                  <w:pPr>
-                    <w:pStyle w:val="Compact"/>
-                    <w:jc w:val="center"/>
-                  </w:pPr>
-                  <w:r>
-                    <w:t xml:space="preserve">Laboratory findings and KMS diagnosis</w:t>
-                  </w:r>
-                </w:p>
-              </w:tc>
-              <w:tc>
-                <w:tcPr/>
-                <w:p>
-                  <w:pPr>
-                    <w:pStyle w:val="Compact"/>
-                    <w:jc w:val="center"/>
-                  </w:pPr>
-                  <w:r>
+                    <w:rPr>
+                      <w:b/>
+                      <w:bCs/>
+                    </w:rPr>
+                    <w:t xml:space="preserve">Key Clinical Features</w:t>
+                  </w:r>
+                </w:p>
+              </w:tc>
+              <w:tc>
+                <w:tcPr/>
+                <w:p>
+                  <w:pPr>
+                    <w:pStyle w:val="Compact"/>
+                    <w:jc w:val="center"/>
+                  </w:pPr>
+                  <w:r>
+                    <w:rPr>
+                      <w:b/>
+                      <w:bCs/>
+                    </w:rPr>
+                    <w:t xml:space="preserve">KMS / Labs</w:t>
+                  </w:r>
+                </w:p>
+              </w:tc>
+              <w:tc>
+                <w:tcPr/>
+                <w:p>
+                  <w:pPr>
+                    <w:pStyle w:val="Compact"/>
+                    <w:jc w:val="center"/>
+                  </w:pPr>
+                  <w:r>
+                    <w:rPr>
+                      <w:b/>
+                      <w:bCs/>
+                    </w:rPr>
                     <w:t xml:space="preserve">Management</w:t>
                   </w:r>
                 </w:p>
@@ -3033,7 +2966,11 @@
                     <w:jc w:val="center"/>
                   </w:pPr>
                   <w:r>
-                    <w:t xml:space="preserve">Maternal and neonatal Outcome</w:t>
+                    <w:rPr>
+                      <w:b/>
+                      <w:bCs/>
+                    </w:rPr>
+                    <w:t xml:space="preserve">Outcome</w:t>
                   </w:r>
                 </w:p>
               </w:tc>
@@ -3047,73 +2984,71 @@
                     <w:jc w:val="center"/>
                   </w:pPr>
                   <w:r>
-                    <w:t xml:space="preserve">Neubert, 1995</w:t>
-                  </w:r>
-                  <w:r>
-                    <w:t xml:space="preserve"> </w:t>
-                  </w:r>
-                  <w:r>
-                    <w:t xml:space="preserve">[7]</w:t>
-                  </w:r>
-                </w:p>
-              </w:tc>
-              <w:tc>
-                <w:tcPr/>
-                <w:p>
-                  <w:pPr>
-                    <w:pStyle w:val="Compact"/>
-                    <w:jc w:val="center"/>
-                  </w:pPr>
-                  <w:r>
-                    <w:t xml:space="preserve">22-year-old known KTS patient, primigravida, 37 weeks, for genetic counseling and delivery management.</w:t>
-                  </w:r>
-                </w:p>
-              </w:tc>
-              <w:tc>
-                <w:tcPr/>
-                <w:p>
-                  <w:pPr>
-                    <w:pStyle w:val="Compact"/>
-                    <w:jc w:val="center"/>
-                  </w:pPr>
-                  <w:r>
-                    <w:t xml:space="preserve">Multiple subcutaneous hemangiomas, ipsilateral thigh hypertrophy and massive right labial varicosities extending along the right vaginal wall.</w:t>
-                  </w:r>
-                </w:p>
-              </w:tc>
-              <w:tc>
-                <w:tcPr/>
-                <w:p>
-                  <w:pPr>
-                    <w:pStyle w:val="Compact"/>
-                    <w:jc w:val="center"/>
-                  </w:pPr>
-                  <w:r>
-                    <w:t xml:space="preserve">DIC Postoperatively with refractory coagulopathy. Thrombocytopenia, elevated PT/PTT and fibrin split products. Decreased fibrinogen and coagulation factors II, V, and VIII), D-dimer not specifically reported. KMS diagnosed postoperatively.</w:t>
-                  </w:r>
-                </w:p>
-              </w:tc>
-              <w:tc>
-                <w:tcPr/>
-                <w:p>
-                  <w:pPr>
-                    <w:pStyle w:val="Compact"/>
-                    <w:jc w:val="center"/>
-                  </w:pPr>
-                  <w:r>
-                    <w:t xml:space="preserve">Uncomplicated cesarean delivery at 39 weeks. Repeated evacuation of postoperative wound hematoma. ICU transfer, massive transfusion, Cefotetan, IV heparin and aminocaproic acid.</w:t>
-                  </w:r>
-                </w:p>
-              </w:tc>
-              <w:tc>
-                <w:tcPr/>
-                <w:p>
-                  <w:pPr>
-                    <w:pStyle w:val="Compact"/>
-                    <w:jc w:val="center"/>
-                  </w:pPr>
-                  <w:r>
-                    <w:t xml:space="preserve">Discharged on post operative day 20. Healthy neonate.</w:t>
+                    <w:rPr>
+                      <w:b/>
+                      <w:bCs/>
+                    </w:rPr>
+                    <w:t xml:space="preserve">Neubert (1995)</w:t>
+                  </w:r>
+                </w:p>
+              </w:tc>
+              <w:tc>
+                <w:tcPr/>
+                <w:p>
+                  <w:pPr>
+                    <w:pStyle w:val="Compact"/>
+                    <w:jc w:val="center"/>
+                  </w:pPr>
+                  <w:r>
+                    <w:t xml:space="preserve">22 y, primigravida, 37 wks (known KTS)</w:t>
+                  </w:r>
+                </w:p>
+              </w:tc>
+              <w:tc>
+                <w:tcPr/>
+                <w:p>
+                  <w:pPr>
+                    <w:pStyle w:val="Compact"/>
+                    <w:jc w:val="center"/>
+                  </w:pPr>
+                  <w:r>
+                    <w:t xml:space="preserve">Hemangiomas, limb hypertrophy, massive vulvovaginal varicosities</w:t>
+                  </w:r>
+                </w:p>
+              </w:tc>
+              <w:tc>
+                <w:tcPr/>
+                <w:p>
+                  <w:pPr>
+                    <w:pStyle w:val="Compact"/>
+                    <w:jc w:val="center"/>
+                  </w:pPr>
+                  <w:r>
+                    <w:t xml:space="preserve">Post-op KMS: thrombocytopenia, ↓ fibrinogen, ↑ PT/PTT, ↑ fibrin split products</w:t>
+                  </w:r>
+                </w:p>
+              </w:tc>
+              <w:tc>
+                <w:tcPr/>
+                <w:p>
+                  <w:pPr>
+                    <w:pStyle w:val="Compact"/>
+                    <w:jc w:val="center"/>
+                  </w:pPr>
+                  <w:r>
+                    <w:t xml:space="preserve">CS at 39 wks; hematoma evacuation; ICU; transfusion; heparin + aminocaproic acid</w:t>
+                  </w:r>
+                </w:p>
+              </w:tc>
+              <w:tc>
+                <w:tcPr/>
+                <w:p>
+                  <w:pPr>
+                    <w:pStyle w:val="Compact"/>
+                    <w:jc w:val="center"/>
+                  </w:pPr>
+                  <w:r>
+                    <w:t xml:space="preserve">Discharged day 20; healthy neonate</w:t>
                   </w:r>
                 </w:p>
               </w:tc>
@@ -3123,84 +3058,75 @@
                 <w:tcPr/>
                 <w:p>
                   <w:pPr>
-                    <w:jc w:val="center"/>
-                  </w:pPr>
-                  <w:r>
-                    <w:t xml:space="preserve">Kanmani,</w:t>
-                  </w:r>
-                </w:p>
-                <w:p>
-                  <w:pPr>
-                    <w:jc w:val="center"/>
-                  </w:pPr>
-                  <w:r>
-                    <w:t xml:space="preserve">2021</w:t>
-                  </w:r>
-                  <w:r>
-                    <w:t xml:space="preserve"> </w:t>
-                  </w:r>
-                  <w:r>
-                    <w:t xml:space="preserve">[8]</w:t>
-                  </w:r>
-                </w:p>
-              </w:tc>
-              <w:tc>
-                <w:tcPr/>
-                <w:p>
-                  <w:pPr>
-                    <w:pStyle w:val="Compact"/>
-                    <w:jc w:val="center"/>
-                  </w:pPr>
-                  <w:r>
-                    <w:t xml:space="preserve">A 24-year-old known KTS patient, primigravida, ,29 weeks’ gestation, with bleeding gums for two days.</w:t>
-                  </w:r>
-                </w:p>
-              </w:tc>
-              <w:tc>
-                <w:tcPr/>
-                <w:p>
-                  <w:pPr>
-                    <w:pStyle w:val="Compact"/>
-                    <w:jc w:val="center"/>
-                  </w:pPr>
-                  <w:r>
-                    <w:t xml:space="preserve">Multiple varicosities, swelling and hypertrophy of left lower limb. Vulval varicosities.</w:t>
-                  </w:r>
-                </w:p>
-              </w:tc>
-              <w:tc>
-                <w:tcPr/>
-                <w:p>
-                  <w:pPr>
-                    <w:pStyle w:val="Compact"/>
-                    <w:jc w:val="center"/>
-                  </w:pPr>
-                  <w:r>
-                    <w:t xml:space="preserve">Severe thrombocytopenia. Fibrinogen and D-dimer not reported. KMS diagnosed antenatally.</w:t>
-                  </w:r>
-                </w:p>
-              </w:tc>
-              <w:tc>
-                <w:tcPr/>
-                <w:p>
-                  <w:pPr>
-                    <w:pStyle w:val="Compact"/>
-                    <w:jc w:val="center"/>
-                  </w:pPr>
-                  <w:r>
-                    <w:t xml:space="preserve">Steroids and platelet transfusion at 16 weeks. Daily steroid therapy starting at 29 weeks. Emergency caesarean section at 35 weeks with platelet transfusion. Postoperative anticoagulant and steroid therapy.</w:t>
-                  </w:r>
-                </w:p>
-              </w:tc>
-              <w:tc>
-                <w:tcPr/>
-                <w:p>
-                  <w:pPr>
-                    <w:pStyle w:val="Compact"/>
-                    <w:jc w:val="center"/>
-                  </w:pPr>
-                  <w:r>
-                    <w:t xml:space="preserve">Discharged on post operative day 20. Healthy neonate.</w:t>
+                    <w:pStyle w:val="Compact"/>
+                    <w:jc w:val="center"/>
+                  </w:pPr>
+                  <w:r>
+                    <w:rPr>
+                      <w:b/>
+                      <w:bCs/>
+                    </w:rPr>
+                    <w:t xml:space="preserve">Kanmani (2021)</w:t>
+                  </w:r>
+                </w:p>
+              </w:tc>
+              <w:tc>
+                <w:tcPr/>
+                <w:p>
+                  <w:pPr>
+                    <w:pStyle w:val="Compact"/>
+                    <w:jc w:val="center"/>
+                  </w:pPr>
+                  <w:r>
+                    <w:t xml:space="preserve">24 y, primigravida, 29 wks (known KTS), bleeding gums</w:t>
+                  </w:r>
+                </w:p>
+              </w:tc>
+              <w:tc>
+                <w:tcPr/>
+                <w:p>
+                  <w:pPr>
+                    <w:pStyle w:val="Compact"/>
+                    <w:jc w:val="center"/>
+                  </w:pPr>
+                  <w:r>
+                    <w:t xml:space="preserve">Limb hypertrophy, varicosities (vulval, lower limb)</w:t>
+                  </w:r>
+                </w:p>
+              </w:tc>
+              <w:tc>
+                <w:tcPr/>
+                <w:p>
+                  <w:pPr>
+                    <w:pStyle w:val="Compact"/>
+                    <w:jc w:val="center"/>
+                  </w:pPr>
+                  <w:r>
+                    <w:t xml:space="preserve">Antenatal KMS: severe thrombocytopenia (limited labs reported)</w:t>
+                  </w:r>
+                </w:p>
+              </w:tc>
+              <w:tc>
+                <w:tcPr/>
+                <w:p>
+                  <w:pPr>
+                    <w:pStyle w:val="Compact"/>
+                    <w:jc w:val="center"/>
+                  </w:pPr>
+                  <w:r>
+                    <w:t xml:space="preserve">Steroids + platelet transfusion; CS at 35 wks; post-op anticoagulation + steroids</w:t>
+                  </w:r>
+                </w:p>
+              </w:tc>
+              <w:tc>
+                <w:tcPr/>
+                <w:p>
+                  <w:pPr>
+                    <w:pStyle w:val="Compact"/>
+                    <w:jc w:val="center"/>
+                  </w:pPr>
+                  <w:r>
+                    <w:t xml:space="preserve">Discharged day 20; healthy neonate</w:t>
                   </w:r>
                 </w:p>
               </w:tc>
@@ -3214,85 +3140,71 @@
                     <w:jc w:val="center"/>
                   </w:pPr>
                   <w:r>
-                    <w:t xml:space="preserve">Zhang, 2019</w:t>
-                  </w:r>
-                  <w:r>
-                    <w:t xml:space="preserve"> </w:t>
-                  </w:r>
-                  <w:r>
-                    <w:t xml:space="preserve">[9]</w:t>
-                  </w:r>
-                </w:p>
-              </w:tc>
-              <w:tc>
-                <w:tcPr/>
-                <w:p>
-                  <w:pPr>
-                    <w:pStyle w:val="Compact"/>
-                    <w:jc w:val="center"/>
-                  </w:pPr>
-                  <w:r>
-                    <w:t xml:space="preserve">26-year-old woman diagnosed with KTS in 3</w:t>
-                  </w:r>
-                  <w:r>
                     <w:rPr>
-                      <w:vertAlign w:val="superscript"/>
+                      <w:b/>
+                      <w:bCs/>
                     </w:rPr>
-                    <w:t xml:space="preserve">rd</w:t>
-                  </w:r>
-                  <w:r>
-                    <w:t xml:space="preserve"> </w:t>
-                  </w:r>
-                  <w:r>
-                    <w:t xml:space="preserve">trimester, presented with sudden heavy vaginal bleeding 10 days after caesarean delivery.</w:t>
-                  </w:r>
-                </w:p>
-              </w:tc>
-              <w:tc>
-                <w:tcPr/>
-                <w:p>
-                  <w:pPr>
-                    <w:pStyle w:val="Compact"/>
-                    <w:jc w:val="center"/>
-                  </w:pPr>
-                  <w:r>
-                    <w:t xml:space="preserve">Hemodynamically unstable with tender, bulging lower abdomen, subcutaneous ecchymoses, and palpable incisional mass. Multiple hemangiomas, varicosities, and port-wine stains over left buttock and entire left lower limb, with massive limb hypertrophy and large left labial varicosities.</w:t>
-                  </w:r>
-                </w:p>
-              </w:tc>
-              <w:tc>
-                <w:tcPr/>
-                <w:p>
-                  <w:pPr>
-                    <w:pStyle w:val="Compact"/>
-                    <w:jc w:val="center"/>
-                  </w:pPr>
-                  <w:r>
-                    <w:t xml:space="preserve">KMS diagnosed postoperatively. Labs showed low hemoglobin and hematocrit with thrombocytopenia ,prolonged PT and APTT. Low Fibrinogen and elevated P-FDP, unmeasurable D-dimer.</w:t>
-                  </w:r>
-                </w:p>
-              </w:tc>
-              <w:tc>
-                <w:tcPr/>
-                <w:p>
-                  <w:pPr>
-                    <w:pStyle w:val="Compact"/>
-                    <w:jc w:val="center"/>
-                  </w:pPr>
-                  <w:r>
-                    <w:t xml:space="preserve">Caesarean section at 39 weeks for large vulvovaginal varicosities. All measures failed to control postpartum bleeding. Emergency hysterectomy, followed by laparotomy for hemoperitoneum with pelvic packing, bilateral internal iliac artery embolization, and wound dehiscence closure. Coagulopathy managed with LMWH and warfarin.</w:t>
-                  </w:r>
-                </w:p>
-              </w:tc>
-              <w:tc>
-                <w:tcPr/>
-                <w:p>
-                  <w:pPr>
-                    <w:pStyle w:val="Compact"/>
-                    <w:jc w:val="center"/>
-                  </w:pPr>
-                  <w:r>
-                    <w:t xml:space="preserve">Hysterectomy due to uncontrolled hemorrhage. Discharged after 42 days of hospitalization. Healthy neonate.</w:t>
+                    <w:t xml:space="preserve">Zhang (2019)</w:t>
+                  </w:r>
+                </w:p>
+              </w:tc>
+              <w:tc>
+                <w:tcPr/>
+                <w:p>
+                  <w:pPr>
+                    <w:pStyle w:val="Compact"/>
+                    <w:jc w:val="center"/>
+                  </w:pPr>
+                  <w:r>
+                    <w:t xml:space="preserve">26 y, KTS diagnosed in 3rd trimester; severe postpartum bleeding</w:t>
+                  </w:r>
+                </w:p>
+              </w:tc>
+              <w:tc>
+                <w:tcPr/>
+                <w:p>
+                  <w:pPr>
+                    <w:pStyle w:val="Compact"/>
+                    <w:jc w:val="center"/>
+                  </w:pPr>
+                  <w:r>
+                    <w:t xml:space="preserve">Hemodynamic instability, ecchymoses, massive limb hypertrophy, varicosities</w:t>
+                  </w:r>
+                </w:p>
+              </w:tc>
+              <w:tc>
+                <w:tcPr/>
+                <w:p>
+                  <w:pPr>
+                    <w:pStyle w:val="Compact"/>
+                    <w:jc w:val="center"/>
+                  </w:pPr>
+                  <w:r>
+                    <w:t xml:space="preserve">Post-op KMS: thrombocytopenia, ↓ fibrinogen, ↑ PT/APTT, ↑ FDP, ↑ D-dimer</w:t>
+                  </w:r>
+                </w:p>
+              </w:tc>
+              <w:tc>
+                <w:tcPr/>
+                <w:p>
+                  <w:pPr>
+                    <w:pStyle w:val="Compact"/>
+                    <w:jc w:val="center"/>
+                  </w:pPr>
+                  <w:r>
+                    <w:t xml:space="preserve">CS at 39 wks; hysterectomy; embolization; laparotomy; anticoagulation</w:t>
+                  </w:r>
+                </w:p>
+              </w:tc>
+              <w:tc>
+                <w:tcPr/>
+                <w:p>
+                  <w:pPr>
+                    <w:pStyle w:val="Compact"/>
+                    <w:jc w:val="center"/>
+                  </w:pPr>
+                  <w:r>
+                    <w:t xml:space="preserve">Discharged day 42; healthy neonate</w:t>
                   </w:r>
                 </w:p>
               </w:tc>

--- a/docs/index.docx
+++ b/docs/index.docx
@@ -955,7 +955,7 @@
                     <w:jc w:val="center"/>
                   </w:pPr>
                   <w:r>
-                    <w:t xml:space="preserve">Emergency cesarean section for fetal compromise → female neonate (1900 g). Mother addmitted to ICU, hemoperitoneum managed conservatively.</w:t>
+                    <w:t xml:space="preserve">Emergency cesarean section for fetal compromise → female neonate (1900 g). Mother admitted to ICU, hemoperitoneum managed conservatively.</w:t>
                   </w:r>
                 </w:p>
               </w:tc>
@@ -992,7 +992,7 @@
                     <w:t xml:space="preserve"> </w:t>
                   </w:r>
                   <w:r>
-                    <w:t xml:space="preserve">Hematuria → LMWH discontinued; transfusion support (total 10 units PRBC + FFP over 7 days)</w:t>
+                    <w:t xml:space="preserve">Transfusion support (total 10 units PRBC + FFP over 7 days)</w:t>
                   </w:r>
                 </w:p>
                 <w:p>
@@ -1049,7 +1049,7 @@
                     <w:t xml:space="preserve"> </w:t>
                   </w:r>
                   <w:r>
-                    <w:t xml:space="preserve">Hypofibrinogenemia (1.4 g/L) + elevated D-dimer (35.2 µg/mL) → consistent with Kasabach–Merritt syndrome</w:t>
+                    <w:t xml:space="preserve">Hypofibrinogenemia (1.4 g/L), elevated D-dimer (35.2 µg/mL) → consistent with Kasabach–Merritt syndrome</w:t>
                   </w:r>
                 </w:p>
                 <w:p>
@@ -2856,23 +2856,23 @@
               <w:pStyle w:val="ImageCaption"/>
             </w:pPr>
             <w:r>
-              <w:t xml:space="preserve">Table 3</w:t>
+              <w:t xml:space="preserve">Table 3: Literature review</w:t>
             </w:r>
           </w:p>
           <w:tbl>
             <w:tblPr>
               <w:tblStyle w:val="Table"/>
-              <w:tblW w:type="pct" w:w="5000"/>
+              <w:tblW w:type="pct" w:w="4948"/>
               <w:tblLayout w:type="fixed"/>
               <w:tblLook w:firstRow="1" w:lastRow="0" w:firstColumn="0" w:lastColumn="0" w:noHBand="0" w:noVBand="0" w:val="0020"/>
             </w:tblPr>
             <w:tblGrid>
-              <w:gridCol w:w="1320"/>
-              <w:gridCol w:w="1320"/>
-              <w:gridCol w:w="1320"/>
-              <w:gridCol w:w="1320"/>
-              <w:gridCol w:w="1320"/>
-              <w:gridCol w:w="1320"/>
+              <w:gridCol w:w="699"/>
+              <w:gridCol w:w="1378"/>
+              <w:gridCol w:w="1604"/>
+              <w:gridCol w:w="1666"/>
+              <w:gridCol w:w="1728"/>
+              <w:gridCol w:w="761"/>
             </w:tblGrid>
             <w:tr>
               <w:trPr>
@@ -2990,6 +2990,12 @@
                     </w:rPr>
                     <w:t xml:space="preserve">Neubert (1995)</w:t>
                   </w:r>
+                  <w:r>
+                    <w:t xml:space="preserve"> </w:t>
+                  </w:r>
+                  <w:r>
+                    <w:t xml:space="preserve">[7]</w:t>
+                  </w:r>
                 </w:p>
               </w:tc>
               <w:tc>
@@ -3068,6 +3074,12 @@
                     </w:rPr>
                     <w:t xml:space="preserve">Kanmani (2021)</w:t>
                   </w:r>
+                  <w:r>
+                    <w:t xml:space="preserve"> </w:t>
+                  </w:r>
+                  <w:r>
+                    <w:t xml:space="preserve">[8]</w:t>
+                  </w:r>
                 </w:p>
               </w:tc>
               <w:tc>
@@ -3145,6 +3157,12 @@
                       <w:bCs/>
                     </w:rPr>
                     <w:t xml:space="preserve">Zhang (2019)</w:t>
+                  </w:r>
+                  <w:r>
+                    <w:t xml:space="preserve"> </w:t>
+                  </w:r>
+                  <w:r>
+                    <w:t xml:space="preserve">[9]</w:t>
                   </w:r>
                 </w:p>
               </w:tc>

--- a/docs/index.docx
+++ b/docs/index.docx
@@ -1077,7 +1077,17 @@
                     <w:jc w:val="center"/>
                   </w:pPr>
                   <w:r>
-                    <w:t xml:space="preserve">Day 10: Discharged in stable condition</w:t>
+                    <w:rPr>
+                      <w:b/>
+                      <w:bCs/>
+                    </w:rPr>
+                    <w:t xml:space="preserve">Day 10:</w:t>
+                  </w:r>
+                  <w:r>
+                    <w:t xml:space="preserve"> </w:t>
+                  </w:r>
+                  <w:r>
+                    <w:t xml:space="preserve">Discharged in stable condition</w:t>
                   </w:r>
                 </w:p>
                 <w:p>
@@ -1170,6 +1180,7 @@
                 <w:p>
                   <w:pPr>
                     <w:pStyle w:val="Compact"/>
+                    <w:jc w:val="left"/>
                     <w:jc w:val="center"/>
                   </w:pPr>
                   <w:r>
@@ -1182,6 +1193,7 @@
                 <w:p>
                   <w:pPr>
                     <w:pStyle w:val="Compact"/>
+                    <w:jc w:val="left"/>
                     <w:jc w:val="center"/>
                   </w:pPr>
                   <w:r>
@@ -1194,6 +1206,7 @@
                 <w:p>
                   <w:pPr>
                     <w:pStyle w:val="Compact"/>
+                    <w:jc w:val="left"/>
                     <w:jc w:val="center"/>
                   </w:pPr>
                   <w:r>
@@ -1206,6 +1219,7 @@
                 <w:p>
                   <w:pPr>
                     <w:pStyle w:val="Compact"/>
+                    <w:jc w:val="left"/>
                     <w:jc w:val="center"/>
                   </w:pPr>
                   <w:r>
@@ -1218,6 +1232,7 @@
                 <w:p>
                   <w:pPr>
                     <w:pStyle w:val="Compact"/>
+                    <w:jc w:val="left"/>
                     <w:jc w:val="center"/>
                   </w:pPr>
                   <w:r>
@@ -1230,6 +1245,7 @@
                 <w:p>
                   <w:pPr>
                     <w:pStyle w:val="Compact"/>
+                    <w:jc w:val="left"/>
                     <w:jc w:val="center"/>
                   </w:pPr>
                   <w:r>
@@ -1242,6 +1258,7 @@
                 <w:p>
                   <w:pPr>
                     <w:pStyle w:val="Compact"/>
+                    <w:jc w:val="left"/>
                     <w:jc w:val="center"/>
                   </w:pPr>
                   <w:r>
@@ -1254,6 +1271,7 @@
                 <w:p>
                   <w:pPr>
                     <w:pStyle w:val="Compact"/>
+                    <w:jc w:val="left"/>
                     <w:jc w:val="center"/>
                   </w:pPr>
                   <w:r>
@@ -1266,6 +1284,7 @@
                 <w:p>
                   <w:pPr>
                     <w:pStyle w:val="Compact"/>
+                    <w:jc w:val="left"/>
                     <w:jc w:val="center"/>
                   </w:pPr>
                   <w:r>
@@ -1278,6 +1297,7 @@
                 <w:p>
                   <w:pPr>
                     <w:pStyle w:val="Compact"/>
+                    <w:jc w:val="left"/>
                     <w:jc w:val="center"/>
                   </w:pPr>
                   <w:r>
@@ -1292,6 +1312,7 @@
                 <w:p>
                   <w:pPr>
                     <w:pStyle w:val="Compact"/>
+                    <w:jc w:val="left"/>
                     <w:jc w:val="center"/>
                   </w:pPr>
                   <w:r>
@@ -1304,6 +1325,7 @@
                 <w:p>
                   <w:pPr>
                     <w:pStyle w:val="Compact"/>
+                    <w:jc w:val="left"/>
                     <w:jc w:val="center"/>
                   </w:pPr>
                   <w:r>
@@ -1316,6 +1338,7 @@
                 <w:p>
                   <w:pPr>
                     <w:pStyle w:val="Compact"/>
+                    <w:jc w:val="left"/>
                     <w:jc w:val="center"/>
                   </w:pPr>
                   <w:r>
@@ -1328,6 +1351,7 @@
                 <w:p>
                   <w:pPr>
                     <w:pStyle w:val="Compact"/>
+                    <w:jc w:val="left"/>
                     <w:jc w:val="center"/>
                   </w:pPr>
                   <w:r>
@@ -1340,6 +1364,7 @@
                 <w:p>
                   <w:pPr>
                     <w:pStyle w:val="Compact"/>
+                    <w:jc w:val="left"/>
                     <w:jc w:val="center"/>
                   </w:pPr>
                   <w:r>
@@ -1352,6 +1377,7 @@
                 <w:p>
                   <w:pPr>
                     <w:pStyle w:val="Compact"/>
+                    <w:jc w:val="left"/>
                     <w:jc w:val="center"/>
                   </w:pPr>
                   <w:r>
@@ -1364,6 +1390,7 @@
                 <w:p>
                   <w:pPr>
                     <w:pStyle w:val="Compact"/>
+                    <w:jc w:val="left"/>
                     <w:jc w:val="center"/>
                   </w:pPr>
                   <w:r>
@@ -1376,6 +1403,7 @@
                 <w:p>
                   <w:pPr>
                     <w:pStyle w:val="Compact"/>
+                    <w:jc w:val="left"/>
                     <w:jc w:val="center"/>
                   </w:pPr>
                   <w:r>
@@ -1388,6 +1416,7 @@
                 <w:p>
                   <w:pPr>
                     <w:pStyle w:val="Compact"/>
+                    <w:jc w:val="left"/>
                     <w:jc w:val="center"/>
                   </w:pPr>
                   <w:r>
@@ -1400,6 +1429,7 @@
                 <w:p>
                   <w:pPr>
                     <w:pStyle w:val="Compact"/>
+                    <w:jc w:val="left"/>
                     <w:jc w:val="center"/>
                   </w:pPr>
                   <w:r>
@@ -1414,6 +1444,7 @@
                 <w:p>
                   <w:pPr>
                     <w:pStyle w:val="Compact"/>
+                    <w:jc w:val="left"/>
                     <w:jc w:val="center"/>
                   </w:pPr>
                   <w:r>
@@ -1426,6 +1457,7 @@
                 <w:p>
                   <w:pPr>
                     <w:pStyle w:val="Compact"/>
+                    <w:jc w:val="left"/>
                     <w:jc w:val="center"/>
                   </w:pPr>
                   <w:r>
@@ -1438,6 +1470,7 @@
                 <w:p>
                   <w:pPr>
                     <w:pStyle w:val="Compact"/>
+                    <w:jc w:val="left"/>
                     <w:jc w:val="center"/>
                   </w:pPr>
                   <w:r>
@@ -1450,6 +1483,7 @@
                 <w:p>
                   <w:pPr>
                     <w:pStyle w:val="Compact"/>
+                    <w:jc w:val="left"/>
                     <w:jc w:val="center"/>
                   </w:pPr>
                   <w:r>
@@ -1462,6 +1496,7 @@
                 <w:p>
                   <w:pPr>
                     <w:pStyle w:val="Compact"/>
+                    <w:jc w:val="left"/>
                     <w:jc w:val="center"/>
                   </w:pPr>
                   <w:r>
@@ -1474,6 +1509,7 @@
                 <w:p>
                   <w:pPr>
                     <w:pStyle w:val="Compact"/>
+                    <w:jc w:val="left"/>
                     <w:jc w:val="center"/>
                   </w:pPr>
                   <w:r>
@@ -1486,6 +1522,7 @@
                 <w:p>
                   <w:pPr>
                     <w:pStyle w:val="Compact"/>
+                    <w:jc w:val="left"/>
                     <w:jc w:val="center"/>
                   </w:pPr>
                   <w:r>
@@ -1498,6 +1535,7 @@
                 <w:p>
                   <w:pPr>
                     <w:pStyle w:val="Compact"/>
+                    <w:jc w:val="left"/>
                     <w:jc w:val="center"/>
                   </w:pPr>
                   <w:r>
@@ -1510,6 +1548,7 @@
                 <w:p>
                   <w:pPr>
                     <w:pStyle w:val="Compact"/>
+                    <w:jc w:val="left"/>
                     <w:jc w:val="center"/>
                   </w:pPr>
                   <w:r>
@@ -1522,6 +1561,7 @@
                 <w:p>
                   <w:pPr>
                     <w:pStyle w:val="Compact"/>
+                    <w:jc w:val="left"/>
                     <w:jc w:val="center"/>
                   </w:pPr>
                   <w:r>
@@ -1536,6 +1576,7 @@
                 <w:p>
                   <w:pPr>
                     <w:pStyle w:val="Compact"/>
+                    <w:jc w:val="left"/>
                     <w:jc w:val="center"/>
                   </w:pPr>
                   <w:r>
@@ -1548,6 +1589,7 @@
                 <w:p>
                   <w:pPr>
                     <w:pStyle w:val="Compact"/>
+                    <w:jc w:val="left"/>
                     <w:jc w:val="center"/>
                   </w:pPr>
                   <w:r>
@@ -1560,6 +1602,7 @@
                 <w:p>
                   <w:pPr>
                     <w:pStyle w:val="Compact"/>
+                    <w:jc w:val="left"/>
                     <w:jc w:val="center"/>
                   </w:pPr>
                   <w:r>
@@ -1572,6 +1615,7 @@
                 <w:p>
                   <w:pPr>
                     <w:pStyle w:val="Compact"/>
+                    <w:jc w:val="left"/>
                     <w:jc w:val="center"/>
                   </w:pPr>
                   <w:r>
@@ -1584,6 +1628,7 @@
                 <w:p>
                   <w:pPr>
                     <w:pStyle w:val="Compact"/>
+                    <w:jc w:val="left"/>
                     <w:jc w:val="center"/>
                   </w:pPr>
                   <w:r>
@@ -1596,6 +1641,7 @@
                 <w:p>
                   <w:pPr>
                     <w:pStyle w:val="Compact"/>
+                    <w:jc w:val="left"/>
                     <w:jc w:val="center"/>
                   </w:pPr>
                   <w:r>
@@ -1608,6 +1654,7 @@
                 <w:p>
                   <w:pPr>
                     <w:pStyle w:val="Compact"/>
+                    <w:jc w:val="left"/>
                     <w:jc w:val="center"/>
                   </w:pPr>
                   <w:r>
@@ -1620,6 +1667,7 @@
                 <w:p>
                   <w:pPr>
                     <w:pStyle w:val="Compact"/>
+                    <w:jc w:val="left"/>
                     <w:jc w:val="center"/>
                   </w:pPr>
                   <w:r>
@@ -1632,6 +1680,7 @@
                 <w:p>
                   <w:pPr>
                     <w:pStyle w:val="Compact"/>
+                    <w:jc w:val="left"/>
                     <w:jc w:val="center"/>
                   </w:pPr>
                   <w:r>
@@ -1644,6 +1693,7 @@
                 <w:p>
                   <w:pPr>
                     <w:pStyle w:val="Compact"/>
+                    <w:jc w:val="left"/>
                     <w:jc w:val="center"/>
                   </w:pPr>
                   <w:r>
@@ -1658,6 +1708,7 @@
                 <w:p>
                   <w:pPr>
                     <w:pStyle w:val="Compact"/>
+                    <w:jc w:val="left"/>
                     <w:jc w:val="center"/>
                   </w:pPr>
                   <w:r>
@@ -1670,6 +1721,7 @@
                 <w:p>
                   <w:pPr>
                     <w:pStyle w:val="Compact"/>
+                    <w:jc w:val="left"/>
                     <w:jc w:val="center"/>
                   </w:pPr>
                   <w:r>
@@ -1682,6 +1734,7 @@
                 <w:p>
                   <w:pPr>
                     <w:pStyle w:val="Compact"/>
+                    <w:jc w:val="left"/>
                     <w:jc w:val="center"/>
                   </w:pPr>
                   <w:r>
@@ -1694,6 +1747,7 @@
                 <w:p>
                   <w:pPr>
                     <w:pStyle w:val="Compact"/>
+                    <w:jc w:val="left"/>
                     <w:jc w:val="center"/>
                   </w:pPr>
                   <w:r>
@@ -1706,6 +1760,7 @@
                 <w:p>
                   <w:pPr>
                     <w:pStyle w:val="Compact"/>
+                    <w:jc w:val="left"/>
                     <w:jc w:val="center"/>
                   </w:pPr>
                   <w:r>
@@ -1718,6 +1773,7 @@
                 <w:p>
                   <w:pPr>
                     <w:pStyle w:val="Compact"/>
+                    <w:jc w:val="left"/>
                     <w:jc w:val="center"/>
                   </w:pPr>
                   <w:r>
@@ -1730,6 +1786,7 @@
                 <w:p>
                   <w:pPr>
                     <w:pStyle w:val="Compact"/>
+                    <w:jc w:val="left"/>
                     <w:jc w:val="center"/>
                   </w:pPr>
                   <w:r>
@@ -1742,6 +1799,7 @@
                 <w:p>
                   <w:pPr>
                     <w:pStyle w:val="Compact"/>
+                    <w:jc w:val="left"/>
                     <w:jc w:val="center"/>
                   </w:pPr>
                   <w:r>
@@ -1754,6 +1812,7 @@
                 <w:p>
                   <w:pPr>
                     <w:pStyle w:val="Compact"/>
+                    <w:jc w:val="left"/>
                     <w:jc w:val="center"/>
                   </w:pPr>
                   <w:r>
@@ -1766,6 +1825,7 @@
                 <w:p>
                   <w:pPr>
                     <w:pStyle w:val="Compact"/>
+                    <w:jc w:val="left"/>
                     <w:jc w:val="center"/>
                   </w:pPr>
                   <w:r>
@@ -1780,6 +1840,7 @@
                 <w:p>
                   <w:pPr>
                     <w:pStyle w:val="Compact"/>
+                    <w:jc w:val="left"/>
                     <w:jc w:val="center"/>
                   </w:pPr>
                   <w:r>
@@ -1792,6 +1853,7 @@
                 <w:p>
                   <w:pPr>
                     <w:pStyle w:val="Compact"/>
+                    <w:jc w:val="left"/>
                     <w:jc w:val="center"/>
                   </w:pPr>
                   <w:r>
@@ -1804,6 +1866,7 @@
                 <w:p>
                   <w:pPr>
                     <w:pStyle w:val="Compact"/>
+                    <w:jc w:val="left"/>
                     <w:jc w:val="center"/>
                   </w:pPr>
                   <w:r>
@@ -1816,6 +1879,7 @@
                 <w:p>
                   <w:pPr>
                     <w:pStyle w:val="Compact"/>
+                    <w:jc w:val="left"/>
                     <w:jc w:val="center"/>
                   </w:pPr>
                   <w:r>
@@ -1828,6 +1892,7 @@
                 <w:p>
                   <w:pPr>
                     <w:pStyle w:val="Compact"/>
+                    <w:jc w:val="left"/>
                     <w:jc w:val="center"/>
                   </w:pPr>
                   <w:r>
@@ -1840,6 +1905,7 @@
                 <w:p>
                   <w:pPr>
                     <w:pStyle w:val="Compact"/>
+                    <w:jc w:val="left"/>
                     <w:jc w:val="center"/>
                   </w:pPr>
                   <w:r>
@@ -1852,6 +1918,7 @@
                 <w:p>
                   <w:pPr>
                     <w:pStyle w:val="Compact"/>
+                    <w:jc w:val="left"/>
                     <w:jc w:val="center"/>
                   </w:pPr>
                   <w:r>
@@ -1864,6 +1931,7 @@
                 <w:p>
                   <w:pPr>
                     <w:pStyle w:val="Compact"/>
+                    <w:jc w:val="left"/>
                     <w:jc w:val="center"/>
                   </w:pPr>
                   <w:r>
@@ -1876,6 +1944,7 @@
                 <w:p>
                   <w:pPr>
                     <w:pStyle w:val="Compact"/>
+                    <w:jc w:val="left"/>
                     <w:jc w:val="center"/>
                   </w:pPr>
                   <w:r>
@@ -1888,6 +1957,7 @@
                 <w:p>
                   <w:pPr>
                     <w:pStyle w:val="Compact"/>
+                    <w:jc w:val="left"/>
                     <w:jc w:val="center"/>
                   </w:pPr>
                   <w:r>
@@ -1902,6 +1972,7 @@
                 <w:p>
                   <w:pPr>
                     <w:pStyle w:val="Compact"/>
+                    <w:jc w:val="left"/>
                     <w:jc w:val="center"/>
                   </w:pPr>
                   <w:r>
@@ -1914,6 +1985,7 @@
                 <w:p>
                   <w:pPr>
                     <w:pStyle w:val="Compact"/>
+                    <w:jc w:val="left"/>
                     <w:jc w:val="center"/>
                   </w:pPr>
                   <w:r>
@@ -1926,6 +1998,7 @@
                 <w:p>
                   <w:pPr>
                     <w:pStyle w:val="Compact"/>
+                    <w:jc w:val="left"/>
                     <w:jc w:val="center"/>
                   </w:pPr>
                   <w:r>
@@ -1938,6 +2011,7 @@
                 <w:p>
                   <w:pPr>
                     <w:pStyle w:val="Compact"/>
+                    <w:jc w:val="left"/>
                     <w:jc w:val="center"/>
                   </w:pPr>
                   <w:r>
@@ -1950,6 +2024,7 @@
                 <w:p>
                   <w:pPr>
                     <w:pStyle w:val="Compact"/>
+                    <w:jc w:val="left"/>
                     <w:jc w:val="center"/>
                   </w:pPr>
                   <w:r>
@@ -1962,6 +2037,7 @@
                 <w:p>
                   <w:pPr>
                     <w:pStyle w:val="Compact"/>
+                    <w:jc w:val="left"/>
                     <w:jc w:val="center"/>
                   </w:pPr>
                   <w:r>
@@ -1974,6 +2050,7 @@
                 <w:p>
                   <w:pPr>
                     <w:pStyle w:val="Compact"/>
+                    <w:jc w:val="left"/>
                     <w:jc w:val="center"/>
                   </w:pPr>
                   <w:r>
@@ -1986,6 +2063,7 @@
                 <w:p>
                   <w:pPr>
                     <w:pStyle w:val="Compact"/>
+                    <w:jc w:val="left"/>
                     <w:jc w:val="center"/>
                   </w:pPr>
                   <w:r>
@@ -1998,6 +2076,7 @@
                 <w:p>
                   <w:pPr>
                     <w:pStyle w:val="Compact"/>
+                    <w:jc w:val="left"/>
                     <w:jc w:val="center"/>
                   </w:pPr>
                   <w:r>
@@ -2010,6 +2089,7 @@
                 <w:p>
                   <w:pPr>
                     <w:pStyle w:val="Compact"/>
+                    <w:jc w:val="left"/>
                     <w:jc w:val="center"/>
                   </w:pPr>
                   <w:r>
@@ -2024,6 +2104,7 @@
                 <w:p>
                   <w:pPr>
                     <w:pStyle w:val="Compact"/>
+                    <w:jc w:val="left"/>
                     <w:jc w:val="center"/>
                   </w:pPr>
                   <w:r>
@@ -2036,6 +2117,7 @@
                 <w:p>
                   <w:pPr>
                     <w:pStyle w:val="Compact"/>
+                    <w:jc w:val="left"/>
                     <w:jc w:val="center"/>
                   </w:pPr>
                   <w:r>
@@ -2048,6 +2130,7 @@
                 <w:p>
                   <w:pPr>
                     <w:pStyle w:val="Compact"/>
+                    <w:jc w:val="left"/>
                     <w:jc w:val="center"/>
                   </w:pPr>
                   <w:r>
@@ -2060,6 +2143,7 @@
                 <w:p>
                   <w:pPr>
                     <w:pStyle w:val="Compact"/>
+                    <w:jc w:val="left"/>
                     <w:jc w:val="center"/>
                   </w:pPr>
                   <w:r>
@@ -2072,6 +2156,7 @@
                 <w:p>
                   <w:pPr>
                     <w:pStyle w:val="Compact"/>
+                    <w:jc w:val="left"/>
                     <w:jc w:val="center"/>
                   </w:pPr>
                   <w:r>
@@ -2084,6 +2169,7 @@
                 <w:p>
                   <w:pPr>
                     <w:pStyle w:val="Compact"/>
+                    <w:jc w:val="left"/>
                     <w:jc w:val="center"/>
                   </w:pPr>
                   <w:r>
@@ -2096,6 +2182,7 @@
                 <w:p>
                   <w:pPr>
                     <w:pStyle w:val="Compact"/>
+                    <w:jc w:val="left"/>
                     <w:jc w:val="center"/>
                   </w:pPr>
                   <w:r>
@@ -2108,6 +2195,7 @@
                 <w:p>
                   <w:pPr>
                     <w:pStyle w:val="Compact"/>
+                    <w:jc w:val="left"/>
                     <w:jc w:val="center"/>
                   </w:pPr>
                   <w:r>
@@ -2120,6 +2208,7 @@
                 <w:p>
                   <w:pPr>
                     <w:pStyle w:val="Compact"/>
+                    <w:jc w:val="left"/>
                     <w:jc w:val="center"/>
                   </w:pPr>
                   <w:r>
@@ -2132,6 +2221,7 @@
                 <w:p>
                   <w:pPr>
                     <w:pStyle w:val="Compact"/>
+                    <w:jc w:val="left"/>
                     <w:jc w:val="center"/>
                   </w:pPr>
                   <w:r>
@@ -2146,6 +2236,7 @@
                 <w:p>
                   <w:pPr>
                     <w:pStyle w:val="Compact"/>
+                    <w:jc w:val="left"/>
                     <w:jc w:val="center"/>
                   </w:pPr>
                   <w:r>
@@ -2158,6 +2249,7 @@
                 <w:p>
                   <w:pPr>
                     <w:pStyle w:val="Compact"/>
+                    <w:jc w:val="left"/>
                     <w:jc w:val="center"/>
                   </w:pPr>
                   <w:r>
@@ -2170,6 +2262,7 @@
                 <w:p>
                   <w:pPr>
                     <w:pStyle w:val="Compact"/>
+                    <w:jc w:val="left"/>
                     <w:jc w:val="center"/>
                   </w:pPr>
                   <w:r>
@@ -2182,6 +2275,7 @@
                 <w:p>
                   <w:pPr>
                     <w:pStyle w:val="Compact"/>
+                    <w:jc w:val="left"/>
                     <w:jc w:val="center"/>
                   </w:pPr>
                   <w:r>
@@ -2194,6 +2288,7 @@
                 <w:p>
                   <w:pPr>
                     <w:pStyle w:val="Compact"/>
+                    <w:jc w:val="left"/>
                     <w:jc w:val="center"/>
                   </w:pPr>
                   <w:r>
@@ -2206,6 +2301,7 @@
                 <w:p>
                   <w:pPr>
                     <w:pStyle w:val="Compact"/>
+                    <w:jc w:val="left"/>
                     <w:jc w:val="center"/>
                   </w:pPr>
                   <w:r>
@@ -2218,6 +2314,7 @@
                 <w:p>
                   <w:pPr>
                     <w:pStyle w:val="Compact"/>
+                    <w:jc w:val="left"/>
                     <w:jc w:val="center"/>
                   </w:pPr>
                   <w:r>
@@ -2230,6 +2327,7 @@
                 <w:p>
                   <w:pPr>
                     <w:pStyle w:val="Compact"/>
+                    <w:jc w:val="left"/>
                     <w:jc w:val="center"/>
                   </w:pPr>
                   <w:r>
@@ -2242,6 +2340,7 @@
                 <w:p>
                   <w:pPr>
                     <w:pStyle w:val="Compact"/>
+                    <w:jc w:val="left"/>
                     <w:jc w:val="center"/>
                   </w:pPr>
                   <w:r>
@@ -2254,6 +2353,7 @@
                 <w:p>
                   <w:pPr>
                     <w:pStyle w:val="Compact"/>
+                    <w:jc w:val="left"/>
                     <w:jc w:val="center"/>
                   </w:pPr>
                   <w:r>
@@ -2268,6 +2368,7 @@
                 <w:p>
                   <w:pPr>
                     <w:pStyle w:val="Compact"/>
+                    <w:jc w:val="left"/>
                     <w:jc w:val="center"/>
                   </w:pPr>
                   <w:r>
@@ -2280,6 +2381,7 @@
                 <w:p>
                   <w:pPr>
                     <w:pStyle w:val="Compact"/>
+                    <w:jc w:val="left"/>
                     <w:jc w:val="center"/>
                   </w:pPr>
                   <w:r>
@@ -2292,6 +2394,7 @@
                 <w:p>
                   <w:pPr>
                     <w:pStyle w:val="Compact"/>
+                    <w:jc w:val="left"/>
                     <w:jc w:val="center"/>
                   </w:pPr>
                   <w:r>
@@ -2304,6 +2407,7 @@
                 <w:p>
                   <w:pPr>
                     <w:pStyle w:val="Compact"/>
+                    <w:jc w:val="left"/>
                     <w:jc w:val="center"/>
                   </w:pPr>
                   <w:r>
@@ -2316,6 +2420,7 @@
                 <w:p>
                   <w:pPr>
                     <w:pStyle w:val="Compact"/>
+                    <w:jc w:val="left"/>
                     <w:jc w:val="center"/>
                   </w:pPr>
                   <w:r>
@@ -2328,6 +2433,7 @@
                 <w:p>
                   <w:pPr>
                     <w:pStyle w:val="Compact"/>
+                    <w:jc w:val="left"/>
                     <w:jc w:val="center"/>
                   </w:pPr>
                   <w:r>
@@ -2340,6 +2446,7 @@
                 <w:p>
                   <w:pPr>
                     <w:pStyle w:val="Compact"/>
+                    <w:jc w:val="left"/>
                     <w:jc w:val="center"/>
                   </w:pPr>
                   <w:r>
@@ -2352,6 +2459,7 @@
                 <w:p>
                   <w:pPr>
                     <w:pStyle w:val="Compact"/>
+                    <w:jc w:val="left"/>
                     <w:jc w:val="center"/>
                   </w:pPr>
                   <w:r>
@@ -2364,6 +2472,7 @@
                 <w:p>
                   <w:pPr>
                     <w:pStyle w:val="Compact"/>
+                    <w:jc w:val="left"/>
                     <w:jc w:val="center"/>
                   </w:pPr>
                   <w:r>
@@ -2376,6 +2485,7 @@
                 <w:p>
                   <w:pPr>
                     <w:pStyle w:val="Compact"/>
+                    <w:jc w:val="left"/>
                     <w:jc w:val="center"/>
                   </w:pPr>
                   <w:r>
@@ -2390,6 +2500,7 @@
                 <w:p>
                   <w:pPr>
                     <w:pStyle w:val="Compact"/>
+                    <w:jc w:val="left"/>
                     <w:jc w:val="center"/>
                   </w:pPr>
                   <w:r>
@@ -2402,6 +2513,7 @@
                 <w:p>
                   <w:pPr>
                     <w:pStyle w:val="Compact"/>
+                    <w:jc w:val="left"/>
                     <w:jc w:val="center"/>
                   </w:pPr>
                   <w:r>
@@ -2414,6 +2526,7 @@
                 <w:p>
                   <w:pPr>
                     <w:pStyle w:val="Compact"/>
+                    <w:jc w:val="left"/>
                     <w:jc w:val="center"/>
                   </w:pPr>
                   <w:r>
@@ -2426,6 +2539,7 @@
                 <w:p>
                   <w:pPr>
                     <w:pStyle w:val="Compact"/>
+                    <w:jc w:val="left"/>
                     <w:jc w:val="center"/>
                   </w:pPr>
                   <w:r>
@@ -2438,6 +2552,7 @@
                 <w:p>
                   <w:pPr>
                     <w:pStyle w:val="Compact"/>
+                    <w:jc w:val="left"/>
                     <w:jc w:val="center"/>
                   </w:pPr>
                   <w:r>
@@ -2450,6 +2565,7 @@
                 <w:p>
                   <w:pPr>
                     <w:pStyle w:val="Compact"/>
+                    <w:jc w:val="left"/>
                     <w:jc w:val="center"/>
                   </w:pPr>
                   <w:r>
@@ -2462,6 +2578,7 @@
                 <w:p>
                   <w:pPr>
                     <w:pStyle w:val="Compact"/>
+                    <w:jc w:val="left"/>
                     <w:jc w:val="center"/>
                   </w:pPr>
                   <w:r>
@@ -2474,6 +2591,7 @@
                 <w:p>
                   <w:pPr>
                     <w:pStyle w:val="Compact"/>
+                    <w:jc w:val="left"/>
                     <w:jc w:val="center"/>
                   </w:pPr>
                   <w:r>
@@ -2486,6 +2604,7 @@
                 <w:p>
                   <w:pPr>
                     <w:pStyle w:val="Compact"/>
+                    <w:jc w:val="left"/>
                     <w:jc w:val="center"/>
                   </w:pPr>
                   <w:r>
@@ -2498,6 +2617,7 @@
                 <w:p>
                   <w:pPr>
                     <w:pStyle w:val="Compact"/>
+                    <w:jc w:val="left"/>
                     <w:jc w:val="center"/>
                   </w:pPr>
                   <w:r>
@@ -2512,6 +2632,7 @@
                 <w:p>
                   <w:pPr>
                     <w:pStyle w:val="Compact"/>
+                    <w:jc w:val="left"/>
                     <w:jc w:val="center"/>
                   </w:pPr>
                   <w:r>
@@ -2524,6 +2645,7 @@
                 <w:p>
                   <w:pPr>
                     <w:pStyle w:val="Compact"/>
+                    <w:jc w:val="left"/>
                     <w:jc w:val="center"/>
                   </w:pPr>
                   <w:r>
@@ -2536,6 +2658,7 @@
                 <w:p>
                   <w:pPr>
                     <w:pStyle w:val="Compact"/>
+                    <w:jc w:val="left"/>
                     <w:jc w:val="center"/>
                   </w:pPr>
                   <w:r>
@@ -2548,6 +2671,7 @@
                 <w:p>
                   <w:pPr>
                     <w:pStyle w:val="Compact"/>
+                    <w:jc w:val="left"/>
                     <w:jc w:val="center"/>
                   </w:pPr>
                   <w:r>
@@ -2560,6 +2684,7 @@
                 <w:p>
                   <w:pPr>
                     <w:pStyle w:val="Compact"/>
+                    <w:jc w:val="left"/>
                     <w:jc w:val="center"/>
                   </w:pPr>
                   <w:r>
@@ -2572,6 +2697,7 @@
                 <w:p>
                   <w:pPr>
                     <w:pStyle w:val="Compact"/>
+                    <w:jc w:val="left"/>
                     <w:jc w:val="center"/>
                   </w:pPr>
                   <w:r>
@@ -2584,6 +2710,7 @@
                 <w:p>
                   <w:pPr>
                     <w:pStyle w:val="Compact"/>
+                    <w:jc w:val="left"/>
                     <w:jc w:val="center"/>
                   </w:pPr>
                   <w:r>
@@ -2596,6 +2723,7 @@
                 <w:p>
                   <w:pPr>
                     <w:pStyle w:val="Compact"/>
+                    <w:jc w:val="left"/>
                     <w:jc w:val="center"/>
                   </w:pPr>
                   <w:r>
@@ -2608,6 +2736,7 @@
                 <w:p>
                   <w:pPr>
                     <w:pStyle w:val="Compact"/>
+                    <w:jc w:val="left"/>
                     <w:jc w:val="center"/>
                   </w:pPr>
                   <w:r>
@@ -2620,6 +2749,7 @@
                 <w:p>
                   <w:pPr>
                     <w:pStyle w:val="Compact"/>
+                    <w:jc w:val="left"/>
                     <w:jc w:val="center"/>
                   </w:pPr>
                   <w:r>
@@ -2634,6 +2764,7 @@
                 <w:p>
                   <w:pPr>
                     <w:pStyle w:val="Compact"/>
+                    <w:jc w:val="left"/>
                     <w:jc w:val="center"/>
                   </w:pPr>
                   <w:r>
@@ -2646,6 +2777,7 @@
                 <w:p>
                   <w:pPr>
                     <w:pStyle w:val="Compact"/>
+                    <w:jc w:val="left"/>
                     <w:jc w:val="center"/>
                   </w:pPr>
                   <w:r>
@@ -2658,6 +2790,7 @@
                 <w:p>
                   <w:pPr>
                     <w:pStyle w:val="Compact"/>
+                    <w:jc w:val="left"/>
                     <w:jc w:val="center"/>
                   </w:pPr>
                   <w:r>
@@ -2670,6 +2803,7 @@
                 <w:p>
                   <w:pPr>
                     <w:pStyle w:val="Compact"/>
+                    <w:jc w:val="left"/>
                     <w:jc w:val="center"/>
                   </w:pPr>
                   <w:r>
@@ -2682,6 +2816,7 @@
                 <w:p>
                   <w:pPr>
                     <w:pStyle w:val="Compact"/>
+                    <w:jc w:val="left"/>
                     <w:jc w:val="center"/>
                   </w:pPr>
                   <w:r>
@@ -2694,6 +2829,7 @@
                 <w:p>
                   <w:pPr>
                     <w:pStyle w:val="Compact"/>
+                    <w:jc w:val="left"/>
                     <w:jc w:val="center"/>
                   </w:pPr>
                   <w:r>
@@ -2706,6 +2842,7 @@
                 <w:p>
                   <w:pPr>
                     <w:pStyle w:val="Compact"/>
+                    <w:jc w:val="left"/>
                     <w:jc w:val="center"/>
                   </w:pPr>
                   <w:r>
@@ -2718,6 +2855,7 @@
                 <w:p>
                   <w:pPr>
                     <w:pStyle w:val="Compact"/>
+                    <w:jc w:val="left"/>
                     <w:jc w:val="center"/>
                   </w:pPr>
                   <w:r>
@@ -2730,6 +2868,7 @@
                 <w:p>
                   <w:pPr>
                     <w:pStyle w:val="Compact"/>
+                    <w:jc w:val="left"/>
                     <w:jc w:val="center"/>
                   </w:pPr>
                   <w:r>
@@ -2742,6 +2881,7 @@
                 <w:p>
                   <w:pPr>
                     <w:pStyle w:val="Compact"/>
+                    <w:jc w:val="left"/>
                     <w:jc w:val="center"/>
                   </w:pPr>
                   <w:r>
@@ -2883,6 +3023,7 @@
                 <w:p>
                   <w:pPr>
                     <w:pStyle w:val="Compact"/>
+                    <w:jc w:val="left"/>
                     <w:jc w:val="center"/>
                   </w:pPr>
                   <w:r>
@@ -2899,6 +3040,7 @@
                 <w:p>
                   <w:pPr>
                     <w:pStyle w:val="Compact"/>
+                    <w:jc w:val="left"/>
                     <w:jc w:val="center"/>
                   </w:pPr>
                   <w:r>
@@ -2915,6 +3057,7 @@
                 <w:p>
                   <w:pPr>
                     <w:pStyle w:val="Compact"/>
+                    <w:jc w:val="left"/>
                     <w:jc w:val="center"/>
                   </w:pPr>
                   <w:r>
@@ -2931,6 +3074,7 @@
                 <w:p>
                   <w:pPr>
                     <w:pStyle w:val="Compact"/>
+                    <w:jc w:val="left"/>
                     <w:jc w:val="center"/>
                   </w:pPr>
                   <w:r>
@@ -2947,6 +3091,7 @@
                 <w:p>
                   <w:pPr>
                     <w:pStyle w:val="Compact"/>
+                    <w:jc w:val="left"/>
                     <w:jc w:val="center"/>
                   </w:pPr>
                   <w:r>
@@ -2963,6 +3108,7 @@
                 <w:p>
                   <w:pPr>
                     <w:pStyle w:val="Compact"/>
+                    <w:jc w:val="left"/>
                     <w:jc w:val="center"/>
                   </w:pPr>
                   <w:r>
@@ -2981,6 +3127,7 @@
                 <w:p>
                   <w:pPr>
                     <w:pStyle w:val="Compact"/>
+                    <w:jc w:val="left"/>
                     <w:jc w:val="center"/>
                   </w:pPr>
                   <w:r>
@@ -3003,6 +3150,7 @@
                 <w:p>
                   <w:pPr>
                     <w:pStyle w:val="Compact"/>
+                    <w:jc w:val="left"/>
                     <w:jc w:val="center"/>
                   </w:pPr>
                   <w:r>
@@ -3015,6 +3163,7 @@
                 <w:p>
                   <w:pPr>
                     <w:pStyle w:val="Compact"/>
+                    <w:jc w:val="left"/>
                     <w:jc w:val="center"/>
                   </w:pPr>
                   <w:r>
@@ -3027,6 +3176,7 @@
                 <w:p>
                   <w:pPr>
                     <w:pStyle w:val="Compact"/>
+                    <w:jc w:val="left"/>
                     <w:jc w:val="center"/>
                   </w:pPr>
                   <w:r>
@@ -3039,6 +3189,7 @@
                 <w:p>
                   <w:pPr>
                     <w:pStyle w:val="Compact"/>
+                    <w:jc w:val="left"/>
                     <w:jc w:val="center"/>
                   </w:pPr>
                   <w:r>
@@ -3051,6 +3202,7 @@
                 <w:p>
                   <w:pPr>
                     <w:pStyle w:val="Compact"/>
+                    <w:jc w:val="left"/>
                     <w:jc w:val="center"/>
                   </w:pPr>
                   <w:r>
@@ -3065,6 +3217,7 @@
                 <w:p>
                   <w:pPr>
                     <w:pStyle w:val="Compact"/>
+                    <w:jc w:val="left"/>
                     <w:jc w:val="center"/>
                   </w:pPr>
                   <w:r>
@@ -3087,6 +3240,7 @@
                 <w:p>
                   <w:pPr>
                     <w:pStyle w:val="Compact"/>
+                    <w:jc w:val="left"/>
                     <w:jc w:val="center"/>
                   </w:pPr>
                   <w:r>
@@ -3099,6 +3253,7 @@
                 <w:p>
                   <w:pPr>
                     <w:pStyle w:val="Compact"/>
+                    <w:jc w:val="left"/>
                     <w:jc w:val="center"/>
                   </w:pPr>
                   <w:r>
@@ -3111,6 +3266,7 @@
                 <w:p>
                   <w:pPr>
                     <w:pStyle w:val="Compact"/>
+                    <w:jc w:val="left"/>
                     <w:jc w:val="center"/>
                   </w:pPr>
                   <w:r>
@@ -3123,6 +3279,7 @@
                 <w:p>
                   <w:pPr>
                     <w:pStyle w:val="Compact"/>
+                    <w:jc w:val="left"/>
                     <w:jc w:val="center"/>
                   </w:pPr>
                   <w:r>
@@ -3135,6 +3292,7 @@
                 <w:p>
                   <w:pPr>
                     <w:pStyle w:val="Compact"/>
+                    <w:jc w:val="left"/>
                     <w:jc w:val="center"/>
                   </w:pPr>
                   <w:r>
@@ -3149,6 +3307,7 @@
                 <w:p>
                   <w:pPr>
                     <w:pStyle w:val="Compact"/>
+                    <w:jc w:val="left"/>
                     <w:jc w:val="center"/>
                   </w:pPr>
                   <w:r>
@@ -3171,6 +3330,7 @@
                 <w:p>
                   <w:pPr>
                     <w:pStyle w:val="Compact"/>
+                    <w:jc w:val="left"/>
                     <w:jc w:val="center"/>
                   </w:pPr>
                   <w:r>
@@ -3183,6 +3343,7 @@
                 <w:p>
                   <w:pPr>
                     <w:pStyle w:val="Compact"/>
+                    <w:jc w:val="left"/>
                     <w:jc w:val="center"/>
                   </w:pPr>
                   <w:r>
@@ -3195,6 +3356,7 @@
                 <w:p>
                   <w:pPr>
                     <w:pStyle w:val="Compact"/>
+                    <w:jc w:val="left"/>
                     <w:jc w:val="center"/>
                   </w:pPr>
                   <w:r>
@@ -3207,6 +3369,7 @@
                 <w:p>
                   <w:pPr>
                     <w:pStyle w:val="Compact"/>
+                    <w:jc w:val="left"/>
                     <w:jc w:val="center"/>
                   </w:pPr>
                   <w:r>
@@ -3219,6 +3382,7 @@
                 <w:p>
                   <w:pPr>
                     <w:pStyle w:val="Compact"/>
+                    <w:jc w:val="left"/>
                     <w:jc w:val="center"/>
                   </w:pPr>
                   <w:r>

--- a/docs/index.docx
+++ b/docs/index.docx
@@ -7,7 +7,7 @@
         <w:pStyle w:val="Title"/>
       </w:pPr>
       <w:r>
-        <w:t xml:space="preserve">Klippel-Trenaunay Syndrome complicated by Kasabach-Merritt syndrome during pregnancy</w:t>
+        <w:t xml:space="preserve">Klippel-Trenaunay Syndrome Complicated by Kasabach-Merritt Syndrome During Pregnancy</w:t>
       </w:r>
     </w:p>
     <w:p>
@@ -18,7 +18,7 @@
         <w:t xml:space="preserve">A case report and review of the literature</w:t>
       </w:r>
     </w:p>
-    <w:bookmarkStart w:id="20" w:name="authors"/>
+    <w:bookmarkStart w:id="9" w:name="authors"/>
     <w:p>
       <w:pPr>
         <w:pStyle w:val="Heading1"/>
@@ -203,8 +203,8 @@
         <w:t xml:space="preserve">1,3</w:t>
       </w:r>
     </w:p>
-    <w:bookmarkEnd w:id="20"/>
-    <w:bookmarkStart w:id="23" w:name="affiliation"/>
+    <w:bookmarkEnd w:id="9"/>
+    <w:bookmarkStart w:id="12" w:name="affiliation"/>
     <w:p>
       <w:pPr>
         <w:pStyle w:val="Heading1"/>
@@ -274,7 +274,7 @@
       <w:r>
         <w:t xml:space="preserve"> </w:t>
       </w:r>
-      <w:hyperlink r:id="rId21">
+      <w:hyperlink r:id="rId10">
         <w:r>
           <w:rPr>
             <w:rStyle w:val="Hyperlink"/>
@@ -288,7 +288,7 @@
       <w:r>
         <w:t xml:space="preserve"> </w:t>
       </w:r>
-      <w:hyperlink r:id="rId22">
+      <w:hyperlink r:id="rId11">
         <w:r>
           <w:rPr>
             <w:rStyle w:val="Hyperlink"/>
@@ -315,8 +315,8 @@
         <w:t xml:space="preserve">2500</w:t>
       </w:r>
     </w:p>
-    <w:bookmarkEnd w:id="23"/>
-    <w:bookmarkStart w:id="24" w:name="abstract"/>
+    <w:bookmarkEnd w:id="12"/>
+    <w:bookmarkStart w:id="13" w:name="abstract"/>
     <w:p>
       <w:pPr>
         <w:pStyle w:val="Heading1"/>
@@ -367,8 +367,8 @@
         <w:t xml:space="preserve">Klippel–Trenaunay syndrome; angioosteohypertrophy syndrome; Kasabach Merritt syndrome; fetal growth restriction; high-risk pregnancy</w:t>
       </w:r>
     </w:p>
-    <w:bookmarkEnd w:id="24"/>
-    <w:bookmarkStart w:id="25" w:name="introduction"/>
+    <w:bookmarkEnd w:id="13"/>
+    <w:bookmarkStart w:id="14" w:name="introduction"/>
     <w:p>
       <w:pPr>
         <w:pStyle w:val="Heading1"/>
@@ -396,7 +396,7 @@
         <w:pStyle w:val="BodyText"/>
       </w:pPr>
       <w:r>
-        <w:t xml:space="preserve">KTS was first described in 1900 as Naevus vasculosus osteohypertrophicus by two French physicians, Maurice Klippel and Paul Trenaunay. It was previously considered similar to the less common Parkes Weber syndrome (PWS), distinguished from KTS by the presence of arteriovenous malformations (AVMs), which is abnormal connections between arteries and veins in the affected limb, potentially leading to high-output heart failure. Despite this distinction, both conditions share similar management principles.</w:t>
+        <w:t xml:space="preserve">KTS was first described in 1900 as Naevus vasculosus osteohypertrophicus by two French physicians, Maurice Klippel and Paul Trenaunay. It was previously considered similar to the less common Parkes Weber syndrome (PWS), distinguished from KTS by the presence of arteriovenous malformations (AVMs), which are abnormal connections between arteries and veins in the affected limb, potentially leading to high-output cardiac failure. Despite this distinction, both conditions share similar management principles.</w:t>
       </w:r>
       <w:r>
         <w:t xml:space="preserve">[3,4]</w:t>
@@ -444,7 +444,7 @@
         <w:pStyle w:val="BodyText"/>
       </w:pPr>
       <w:r>
-        <w:t xml:space="preserve">The co-occurrence of KTS and KMS in pregnancy represents a critical obstetric emergency, that demands early recognition and immediate multidisciplinary intervention to reduce mortality. This convergence is extremely rare and only three cases have been previously reported.</w:t>
+        <w:t xml:space="preserve">The co-occurrence of KTS and KMS in pregnancy represents a critical obstetric emergency that demands early recognition and immediate multidisciplinary intervention to reduce mortality. This convergence is extremely rare. To date, only three such cases have been previously reported.</w:t>
       </w:r>
       <w:r>
         <w:t xml:space="preserve">[7–9]</w:t>
@@ -458,11 +458,11 @@
         <w:pStyle w:val="BodyText"/>
       </w:pPr>
       <w:r>
-        <w:t xml:space="preserve">This case report details the clinical course and successful management of a pregnant woman with KTS complicated by acute KMS and fetal growth restriction with abnormal umbilical artery Doppler findings. We highlight the clinical challenges and management strategies and underscores the importance of early recognition and coordinated care to optimize maternal and neonatal outcomes.</w:t>
-      </w:r>
-    </w:p>
-    <w:bookmarkEnd w:id="25"/>
-    <w:bookmarkStart w:id="28" w:name="case-presentation"/>
+        <w:t xml:space="preserve">This case report details the clinical course and successful management of a pregnant woman with KTS complicated by acute KMS and fetal growth restriction with abnormal umbilical artery Doppler findings. We highlight the clinical challenges and management strategies and underscore the importance of early recognition and coordinated care to optimize maternal and neonatal outcomes.</w:t>
+      </w:r>
+    </w:p>
+    <w:bookmarkEnd w:id="14"/>
+    <w:bookmarkStart w:id="17" w:name="case-presentation"/>
     <w:p>
       <w:pPr>
         <w:pStyle w:val="Heading1"/>
@@ -495,7 +495,7 @@
         <w:pStyle w:val="BodyText"/>
       </w:pPr>
       <w:r>
-        <w:t xml:space="preserve">The patient was first diagnosed at two years of age with Klippel-Trenaunay syndrome (KTS) involving both lower limbs, back, pelvis, and urinary bladder. She underwent surgery for varicose veins seven years ago, as well as orthopedic surgery for the insertion of plates and screws a year and a half ago.</w:t>
+        <w:t xml:space="preserve">The patient was first diagnosed at two years of age with Klippel-Trenaunay syndrome (KTS) involving both lower limbs, back, pelvis, and urinary bladder. She underwent surgery for varicose veins seven years ago, as well as orthopedic surgery for the insertion of plates and screws approximately 18 months prior to this admission.</w:t>
       </w:r>
     </w:p>
     <w:p>
@@ -540,7 +540,7 @@
         <w:pStyle w:val="BodyText"/>
       </w:pPr>
       <w:r>
-        <w:t xml:space="preserve">A complete blood picture (CBC) revealed microcytic hypochromic anemia (hemoglobin 7.0 g/dl, hematocrit 23.0%) and thrombocytopenia (128,000 u/L), for which she received six units of packed cell transfusion to correct the worsening hemoglobin. ABO and Rh typing indicated B positive blood. Viral workup was negative for Hepatitis C and B and human immunodeficiency virus (HIV).</w:t>
+        <w:t xml:space="preserve">A complete blood picture (CBC) revealed microcytic hypochromic anemia (hemoglobin 7.0 g/dl, hematocrit 23.0%) and thrombocytopenia (128,000/µL), for which she received six units of packed cell transfusion to correct the worsening hemoglobin. ABO and Rh typing indicated B positive blood. Viral workup was negative for Hepatitis C and B and human immunodeficiency virus (HIV).</w:t>
       </w:r>
     </w:p>
     <w:p>
@@ -556,7 +556,7 @@
         <w:pStyle w:val="BodyText"/>
       </w:pPr>
       <w:r>
-        <w:t xml:space="preserve">Urological consultation was sought for the significant hematuria. Initial management included intravenous tranexamic acid and insertion of an indwelling silicone three-way urinary catheter for one week.</w:t>
+        <w:t xml:space="preserve">Urological consultation was sought for management of the severe hematuria. Initial management included intravenous tranexamic acid and insertion of an indwelling silicone three-way urinary catheter for one week.</w:t>
       </w:r>
     </w:p>
     <w:p>
@@ -573,19 +573,7 @@
         <w:t xml:space="preserve">th</w:t>
       </w:r>
       <w:r>
-        <w:t xml:space="preserve">, pelviabdominal magnetic resonance imaging (MRI) was performed, demonstrating a gravid uterus with a single intrauterine pregnancy in cephalic lie with unremarkable placental location and attachment. Compression of the left ovarian vein and the left common iliac vein by the gravid uterus was seen, with associated slowing and dilatation of both veins. Extensive dilated tubular tortuous lesions suggestive of varicosities were observed in the pelvic, perivesical, perineal, and gluteal regions, more prominent on the left side, showing a</w:t>
-      </w:r>
-      <w:r>
-        <w:t xml:space="preserve"> </w:t>
-      </w:r>
-      <w:r>
-        <w:t xml:space="preserve">“bag of worms”</w:t>
-      </w:r>
-      <w:r>
-        <w:t xml:space="preserve"> </w:t>
-      </w:r>
-      <w:r>
-        <w:t xml:space="preserve">appearance. Similar lesions were present in breast subcutaneous tissue bilaterally. The urinary bladder contained blood products.</w:t>
+        <w:t xml:space="preserve">, pelviabdominal magnetic resonance imaging (MRI) was performed, demonstrating a gravid uterus with a single intrauterine pregnancy in cephalic lie with unremarkable placental location and attachment. Compression of the left ovarian vein and the left common iliac vein by the gravid uterus was seen, with associated slowing and dilatation of both veins. Extensive dilated tubular tortuous lesions suggestive of varicosities were observed in the pelvic, perivesical, perineal, and gluteal regions, more prominent on the left side, showing a “bag of worms” appearance. Similar lesions were present in breast subcutaneous tissue bilaterally. The urinary bladder contained blood products.</w:t>
       </w:r>
       <w:r>
         <w:br/>
@@ -741,7 +729,7 @@
         <w:pStyle w:val="BodyText"/>
       </w:pPr>
       <w:r>
-        <w:t xml:space="preserve">Slight hematuria was noted on the first post-operative day, and labs showed a declining hemoglobin and platelet count, as well as markedly elevated LDH, alkaline phosphatase, creatine kinase, and bilirubin. LMWH therapy was thereby put on hold, and the patient was given packed red blood cells and fresh frozen plasma, receiving a total of ten units of packed cell transfusion and fresh frozen plasma (with a one-to-one ratio) over the course of seven days. Additional laboratory investigations are demonstrated in</w:t>
+        <w:t xml:space="preserve">Slight hematuria was noted on the first post-operative day, and laboratory investigations revealed a declining hemoglobin and platelet count, as well as markedly elevated LDH, alkaline phosphatase, creatine kinase, and bilirubin. LMWH therapy was thereby put on hold, and the patient was given packed red blood cells and fresh frozen plasma, receiving a total of ten units of packed cell transfusion and fresh frozen plasma (with a one-to-one ratio) over the course of seven days. Additional laboratory investigations are demonstrated in</w:t>
       </w:r>
       <w:r>
         <w:t xml:space="preserve"> </w:t>
@@ -768,15 +756,15 @@
         <w:pStyle w:val="BodyText"/>
       </w:pPr>
       <w:r>
-        <w:t xml:space="preserve">On post-operative day three, TVUS revealed marked hemoperitoneum with a localized hematoma related to the lower uterine segment, approximately 12 cm in maximum length. A decision for conservative management was made by the attending consultant and the head of the unit. Pharmacological therapy was adjusted; LWMH was resumed, in addition to tranexamic acid, 1 amp calcium, 1 amp dexamethasone, magnesium sulfate, cefepime, omeprazole, clindamycin, and intravenous paracetamol.</w:t>
-      </w:r>
-    </w:p>
-    <w:p>
-      <w:pPr>
-        <w:pStyle w:val="BodyText"/>
-      </w:pPr>
-      <w:r>
-        <w:t xml:space="preserve">On post-operative day four, labs showed low fibrinogen (1.4g/l) and significantly elevated D-dimer (35.200 ug/mlFEU). These findings were suggestive of Kasabach Meritt Syndrome.</w:t>
+        <w:t xml:space="preserve">On post-operative day three, TVUS revealed marked hemoperitoneum with a localized hematoma related to the lower uterine segment, approximately 12 cm in maximum length. A decision for conservative management was made by the attending consultant and the head of the unit. Pharmacological therapy was adjusted; LMWH was resumed, in addition to tranexamic acid, 1 amp calcium, 1 amp dexamethasone, magnesium sulfate, cefepime, omeprazole, clindamycin, and intravenous paracetamol.</w:t>
+      </w:r>
+    </w:p>
+    <w:p>
+      <w:pPr>
+        <w:pStyle w:val="BodyText"/>
+      </w:pPr>
+      <w:r>
+        <w:t xml:space="preserve">On post-operative day four, laboratory investigations revealed low fibrinogen (1.4 g/L) and significantly elevated D-dimer (35.2 µg/mL FEU). These findings were suggestive of Kasabach-Merritt syndrome (KMS).</w:t>
       </w:r>
     </w:p>
     <w:p>
@@ -792,7 +780,7 @@
         <w:pStyle w:val="BodyText"/>
       </w:pPr>
       <w:r>
-        <w:t xml:space="preserve">After further stabilization, the patient was discharged on day ten postoperatively. She was seen on day nineteen in the outpatient clinic. General condition was fair, lax abdomen, and skin sutures were removed with optimal healing of the abdominal incision.</w:t>
+        <w:t xml:space="preserve">After further stabilization, the patient was discharged on day ten postoperatively. She was seen on day nineteen in the outpatient clinic. General condition was satisfactory, abdomen was soft and lax, and skin sutures were removed; the abdominal incision demonstrated optimal healing.</w:t>
       </w:r>
     </w:p>
     <w:tbl>
@@ -808,7 +796,7 @@
       <w:tr>
         <w:tc>
           <w:tcPr/>
-          <w:bookmarkStart w:id="26" w:name="tbl-1"/>
+          <w:bookmarkStart w:id="15" w:name="tbl-1"/>
           <w:p>
             <w:pPr>
               <w:jc w:val="center"/>
@@ -1112,7 +1100,7 @@
               </w:tc>
             </w:tr>
           </w:tbl>
-          <w:bookmarkEnd w:id="26"/>
+          <w:bookmarkEnd w:id="15"/>
           <w:p/>
         </w:tc>
       </w:tr>
@@ -1138,7 +1126,7 @@
       <w:tr>
         <w:tc>
           <w:tcPr/>
-          <w:bookmarkStart w:id="27" w:name="tbl-2"/>
+          <w:bookmarkStart w:id="16" w:name="tbl-2"/>
           <w:p>
             <w:pPr>
               <w:jc w:val="center"/>
@@ -2891,7 +2879,7 @@
               </w:tc>
             </w:tr>
           </w:tbl>
-          <w:bookmarkEnd w:id="27"/>
+          <w:bookmarkEnd w:id="16"/>
           <w:p/>
         </w:tc>
       </w:tr>
@@ -2904,8 +2892,8 @@
         <w:t xml:space="preserve">POD: Post operative day, Hb: Hemoglobin, HTC: Hematocrit, PT: Prothrombin time, aPTT: Activated partial thromboplastin time, ALP: Alkaline phosphatase, LDH : Lactate dehydrogenase, BUN: Blood Urea Nitrogen.</w:t>
       </w:r>
     </w:p>
-    <w:bookmarkEnd w:id="28"/>
-    <w:bookmarkStart w:id="30" w:name="review-of-literature"/>
+    <w:bookmarkEnd w:id="17"/>
+    <w:bookmarkStart w:id="19" w:name="review-of-literature"/>
     <w:p>
       <w:pPr>
         <w:pStyle w:val="Heading1"/>
@@ -2919,12 +2907,21 @@
         <w:pStyle w:val="FirstParagraph"/>
       </w:pPr>
       <w:r>
-        <w:t xml:space="preserve">We searched MEDLINE, Embase, and Scopus. Only three cases of KTS complicated with KMS in pregnancy have been reported, reflecting the rarity of this condition. KTS was diagnosed prior to pregnancy in two cases, while it was misdiagnosed as acromegaly and only identified during the last trimester in the third</w:t>
+        <w:t xml:space="preserve">We searched MEDLINE, Embase, and Scopus. Only three cases of KTS complicated with KMS in pregnancy have been reported in the literature. KTS was diagnosed prior to pregnancy in two cases</w:t>
       </w:r>
       <w:r>
         <w:t xml:space="preserve"> </w:t>
       </w:r>
       <w:r>
+        <w:t xml:space="preserve">[7,8]</w:t>
+      </w:r>
+      <w:r>
+        <w:t xml:space="preserve">, while it was misdiagnosed as acromegaly and only identified during the last trimester in the third</w:t>
+      </w:r>
+      <w:r>
+        <w:t xml:space="preserve"> </w:t>
+      </w:r>
+      <w:r>
         <w:t xml:space="preserve">[9]</w:t>
       </w:r>
       <w:r>
@@ -2958,7 +2955,7 @@
         <w:t xml:space="preserve">[9]</w:t>
       </w:r>
       <w:r>
-        <w:t xml:space="preserve">. All required prolonged post op hospital admission. None of the neonates showed evidence of KTS. Detailed summary of the three cases is shown in</w:t>
+        <w:t xml:space="preserve">. All patientsrequired prolonged postoperative hospital stay. None of the neonates showed evidence of KTS. Detailed summary of the three cases is shown in</w:t>
       </w:r>
       <w:r>
         <w:t xml:space="preserve"> </w:t>
@@ -2985,7 +2982,7 @@
       <w:tr>
         <w:tc>
           <w:tcPr/>
-          <w:bookmarkStart w:id="29" w:name="tbl-3"/>
+          <w:bookmarkStart w:id="18" w:name="tbl-3"/>
           <w:p>
             <w:pPr>
               <w:jc w:val="center"/>
@@ -3002,17 +2999,17 @@
           <w:tbl>
             <w:tblPr>
               <w:tblStyle w:val="Table"/>
-              <w:tblW w:type="pct" w:w="4948"/>
+              <w:tblW w:type="pct" w:w="4943"/>
               <w:tblLayout w:type="fixed"/>
               <w:tblLook w:firstRow="1" w:lastRow="0" w:firstColumn="0" w:lastColumn="0" w:noHBand="0" w:noVBand="0" w:val="0020"/>
             </w:tblPr>
             <w:tblGrid>
-              <w:gridCol w:w="699"/>
-              <w:gridCol w:w="1378"/>
-              <w:gridCol w:w="1604"/>
-              <w:gridCol w:w="1666"/>
-              <w:gridCol w:w="1728"/>
-              <w:gridCol w:w="761"/>
+              <w:gridCol w:w="769"/>
+              <w:gridCol w:w="678"/>
+              <w:gridCol w:w="1810"/>
+              <w:gridCol w:w="1832"/>
+              <w:gridCol w:w="1900"/>
+              <w:gridCol w:w="837"/>
             </w:tblGrid>
             <w:tr>
               <w:trPr>
@@ -3044,11 +3041,24 @@
                     <w:jc w:val="center"/>
                   </w:pPr>
                   <w:r>
+                    <w:t xml:space="preserve">Pregnancy</w:t>
+                  </w:r>
+                </w:p>
+              </w:tc>
+              <w:tc>
+                <w:tcPr/>
+                <w:p>
+                  <w:pPr>
+                    <w:pStyle w:val="Compact"/>
+                    <w:jc w:val="left"/>
+                    <w:jc w:val="center"/>
+                  </w:pPr>
+                  <w:r>
                     <w:rPr>
                       <w:b/>
                       <w:bCs/>
                     </w:rPr>
-                    <w:t xml:space="preserve">Presentation</w:t>
+                    <w:t xml:space="preserve">Key findings</w:t>
                   </w:r>
                 </w:p>
               </w:tc>
@@ -3065,24 +3075,7 @@
                       <w:b/>
                       <w:bCs/>
                     </w:rPr>
-                    <w:t xml:space="preserve">Key Clinical Features</w:t>
-                  </w:r>
-                </w:p>
-              </w:tc>
-              <w:tc>
-                <w:tcPr/>
-                <w:p>
-                  <w:pPr>
-                    <w:pStyle w:val="Compact"/>
-                    <w:jc w:val="left"/>
-                    <w:jc w:val="center"/>
-                  </w:pPr>
-                  <w:r>
-                    <w:rPr>
-                      <w:b/>
-                      <w:bCs/>
-                    </w:rPr>
-                    <w:t xml:space="preserve">KMS / Labs</w:t>
+                    <w:t xml:space="preserve">KMS</w:t>
                   </w:r>
                 </w:p>
               </w:tc>
@@ -3154,15 +3147,23 @@
                     <w:jc w:val="center"/>
                   </w:pPr>
                   <w:r>
-                    <w:t xml:space="preserve">22 y, primigravida, 37 wks (known KTS)</w:t>
-                  </w:r>
-                </w:p>
-              </w:tc>
-              <w:tc>
-                <w:tcPr/>
-                <w:p>
-                  <w:pPr>
-                    <w:pStyle w:val="Compact"/>
+                    <w:t xml:space="preserve">22 y, primigravida, 37 wks</w:t>
+                  </w:r>
+                </w:p>
+              </w:tc>
+              <w:tc>
+                <w:tcPr/>
+                <w:p>
+                  <w:pPr>
+                    <w:jc w:val="left"/>
+                    <w:jc w:val="center"/>
+                  </w:pPr>
+                  <w:r>
+                    <w:t xml:space="preserve">known KTS</w:t>
+                  </w:r>
+                </w:p>
+                <w:p>
+                  <w:pPr>
                     <w:jc w:val="left"/>
                     <w:jc w:val="center"/>
                   </w:pPr>
@@ -3244,20 +3245,20 @@
                     <w:jc w:val="center"/>
                   </w:pPr>
                   <w:r>
-                    <w:t xml:space="preserve">24 y, primigravida, 29 wks (known KTS), bleeding gums</w:t>
-                  </w:r>
-                </w:p>
-              </w:tc>
-              <w:tc>
-                <w:tcPr/>
-                <w:p>
-                  <w:pPr>
-                    <w:pStyle w:val="Compact"/>
-                    <w:jc w:val="left"/>
-                    <w:jc w:val="center"/>
-                  </w:pPr>
-                  <w:r>
-                    <w:t xml:space="preserve">Limb hypertrophy, varicosities (vulval, lower limb)</w:t>
+                    <w:t xml:space="preserve">24 y, primigravida, 29 wks</w:t>
+                  </w:r>
+                </w:p>
+              </w:tc>
+              <w:tc>
+                <w:tcPr/>
+                <w:p>
+                  <w:pPr>
+                    <w:pStyle w:val="Compact"/>
+                    <w:jc w:val="left"/>
+                    <w:jc w:val="center"/>
+                  </w:pPr>
+                  <w:r>
+                    <w:t xml:space="preserve">known KTS, bleeding gums, Limb hypertrophy, varicosities (vulval, lower limb)</w:t>
                   </w:r>
                 </w:p>
               </w:tc>
@@ -3334,15 +3335,23 @@
                     <w:jc w:val="center"/>
                   </w:pPr>
                   <w:r>
-                    <w:t xml:space="preserve">26 y, KTS diagnosed in 3rd trimester; severe postpartum bleeding</w:t>
-                  </w:r>
-                </w:p>
-              </w:tc>
-              <w:tc>
-                <w:tcPr/>
-                <w:p>
-                  <w:pPr>
-                    <w:pStyle w:val="Compact"/>
+                    <w:t xml:space="preserve">26 y,</w:t>
+                  </w:r>
+                </w:p>
+              </w:tc>
+              <w:tc>
+                <w:tcPr/>
+                <w:p>
+                  <w:pPr>
+                    <w:jc w:val="left"/>
+                    <w:jc w:val="center"/>
+                  </w:pPr>
+                  <w:r>
+                    <w:t xml:space="preserve">KTS diagnosed in 3rd trimester; severe postpartum bleeding</w:t>
+                  </w:r>
+                </w:p>
+                <w:p>
+                  <w:pPr>
                     <w:jc w:val="left"/>
                     <w:jc w:val="center"/>
                   </w:pPr>
@@ -3392,507 +3401,507 @@
               </w:tc>
             </w:tr>
           </w:tbl>
-          <w:bookmarkEnd w:id="29"/>
+          <w:bookmarkEnd w:id="18"/>
           <w:p/>
         </w:tc>
       </w:tr>
     </w:tbl>
+    <w:bookmarkEnd w:id="19"/>
+    <w:bookmarkStart w:id="20" w:name="discussion"/>
+    <w:p>
+      <w:pPr>
+        <w:pStyle w:val="Heading1"/>
+      </w:pPr>
+      <w:r>
+        <w:t xml:space="preserve">Discussion</w:t>
+      </w:r>
+    </w:p>
+    <w:p>
+      <w:pPr>
+        <w:pStyle w:val="FirstParagraph"/>
+      </w:pPr>
+      <w:r>
+        <w:t xml:space="preserve">The occurrence of KTS complicated by KMS during pregnancy is exceedingly rare, and, to our knowledge, only three such cases have been reported in the literature.</w:t>
+      </w:r>
+      <w:r>
+        <w:t xml:space="preserve"> </w:t>
+      </w:r>
+      <w:r>
+        <w:t xml:space="preserve">[7–9]</w:t>
+      </w:r>
+    </w:p>
+    <w:p>
+      <w:pPr>
+        <w:pStyle w:val="BodyText"/>
+      </w:pPr>
+      <w:r>
+        <w:t xml:space="preserve">Klippel-Trenaunay Syndrome (KTS), also referred to as capillary-lymphatic-venous malformation (CLVM), is characterized by capillary malformations, soft tissue or bony hypertrophy, and varicose veins or venous malformations. The presence of at least two of these features suggests the diagnosis, which is supported by imaging. Magnetic resonance imaging, Color Doppler studies, and pelviabdominal ultrasounds may all be used to visualize vascular malformations associated with KTS.</w:t>
+      </w:r>
+      <w:r>
+        <w:t xml:space="preserve">[10]</w:t>
+      </w:r>
+    </w:p>
+    <w:p>
+      <w:pPr>
+        <w:pStyle w:val="BodyText"/>
+      </w:pPr>
+      <w:r>
+        <w:t xml:space="preserve">Its hallmark features predominantly affect one lower limb (85%) causing a discrepancy in limb length, although bilateral involvement may occur in a minority of cases (12.5%). However, it is a generalized disorder and can involve multiple body regions including the pelvis, abdomen, head and neck, back, pelvis, and urinary bladder as in the present case. Capillary malformations are the most common presentation (98%), followed by varicosities or venous malformations (72%), and limb hypertrophy (67%)</w:t>
+      </w:r>
+      <w:r>
+        <w:t xml:space="preserve"> </w:t>
+      </w:r>
+      <w:r>
+        <w:t xml:space="preserve">[11]</w:t>
+      </w:r>
+      <w:r>
+        <w:t xml:space="preserve">.</w:t>
+      </w:r>
+    </w:p>
+    <w:p>
+      <w:pPr>
+        <w:pStyle w:val="BodyText"/>
+      </w:pPr>
+      <w:r>
+        <w:t xml:space="preserve">Morbidity in KTS primarily arises from an increased risk of venous insufficiency, thromboembolism, and hemorrhage. Pregnancy may further aggravate these risks, although evidence regarding pregnancy outcomes and optimal management remains limited. A cross-sectional study of sixty adult women with KTS reported increased risks of pregnancy-associated deep vein thrombosis, pulmonary embolism, and severe postpartum hemorrhage compared with the general population, with nearly half the patients also experiencing exacerbation of KTS-related symptoms</w:t>
+      </w:r>
+      <w:r>
+        <w:t xml:space="preserve">[12]</w:t>
+      </w:r>
+      <w:r>
+        <w:t xml:space="preserve">. In contrast, another study comparing pregnant women with KTS versus nulligravid women with KTS found no difference in bleeding or thromboembolic risk, although a limitation was the possibility of women with more severe KTS being discouraged from pregnancy</w:t>
+      </w:r>
+      <w:r>
+        <w:t xml:space="preserve"> </w:t>
+      </w:r>
+      <w:r>
+        <w:t xml:space="preserve">[13]</w:t>
+      </w:r>
+      <w:r>
+        <w:t xml:space="preserve">.</w:t>
+      </w:r>
+    </w:p>
+    <w:p>
+      <w:pPr>
+        <w:pStyle w:val="BodyText"/>
+      </w:pPr>
+      <w:r>
+        <w:t xml:space="preserve">Fetal complications, including intrauterine growth restriction (IUGR), were reported in a few cases, including our case. However, no significant fetal effects were reported in the majority of patients with KTS, indicating that its impact on fetal development is generally limited.</w:t>
+      </w:r>
+      <w:r>
+        <w:t xml:space="preserve">[14]</w:t>
+      </w:r>
+    </w:p>
+    <w:p>
+      <w:pPr>
+        <w:pStyle w:val="BodyText"/>
+      </w:pPr>
+      <w:r>
+        <w:t xml:space="preserve">Patients may present with a wide variety of manifestations either primary or due to complications such as pain, bleeding, cellulitis, massive vaginal bleeding, visceral bleeding, and bleeding gums, and other vascular complications such as severe hematuria and hematochezia (fewer than 5%). Our case presented with clinically significant hematuria. Other less common but serious manifestations include deep vein thrombosis (5.8%), pulmonary embolism (2.3%), severe PPH (11%), and potential preeclampsia.</w:t>
+      </w:r>
+      <w:r>
+        <w:t xml:space="preserve"> </w:t>
+      </w:r>
+      <w:r>
+        <w:t xml:space="preserve">[14,15]</w:t>
+      </w:r>
+    </w:p>
+    <w:p>
+      <w:pPr>
+        <w:pStyle w:val="BodyText"/>
+      </w:pPr>
+      <w:r>
+        <w:t xml:space="preserve">Kasabach-Merritt Syndrome (KMS), a rare but life-threatening complication, is characterized by thrombocytopenia, microangiopathic hemolytic anemia, and consumptive coagulopathy in the presence of a vascular tumor</w:t>
+      </w:r>
+      <w:r>
+        <w:t xml:space="preserve"> </w:t>
+      </w:r>
+      <w:r>
+        <w:t xml:space="preserve">[16]</w:t>
+      </w:r>
+      <w:r>
+        <w:t xml:space="preserve">. Patients commonly present with persistent bleeding and thrombocytopenia refractory to blood products. Our patient developed post-operative hematoma and hemoperitoneum which were managed conservatively with success. Specific therapy was initiated once Kasabach-Merritt syndrome was suspected and the patient eventually made a complete recovery. The prompt recognition and initiation of therapy are critical to reduce mortality in KMS. Delayed recognition was associated with more complicated clinical courses, as in the KTS patient at 39 weeks who was not previously diagnosed with KTS, and did not receive LMWH, losing 1500 mL of blood of postoperatively and 4500 mL of blood through vaginal bleeding on day 10 postpartum, necessitating a hysterectomy and abdominal gauze packing.</w:t>
+      </w:r>
+      <w:r>
+        <w:t xml:space="preserve">[9]</w:t>
+      </w:r>
+    </w:p>
+    <w:p>
+      <w:pPr>
+        <w:pStyle w:val="BodyText"/>
+      </w:pPr>
+      <w:r>
+        <w:t xml:space="preserve">Diagnosis of KMS is confirmed by lab findings of thrombocytopenia, hypofibrinogenemia, elevated D-dimer, and prolonged coagulation times. The absence of thrombocytopenia may indicate refractory coagulopathy rather than KMS, although atypical presentations should be suspected in presence of hemangiomas.</w:t>
+      </w:r>
+      <w:r>
+        <w:t xml:space="preserve">[15]</w:t>
+      </w:r>
+    </w:p>
+    <w:p>
+      <w:pPr>
+        <w:pStyle w:val="BodyText"/>
+      </w:pPr>
+      <w:r>
+        <w:t xml:space="preserve">The management of KTS becomes more complex when complicated by Kasabach Merritt syndrome (KMS). Imaging studies are crucial for assessing the extent of vascular malformations near the spinal cord and pelvic structures, with MRI being the preferred imaging modality for accurately evaluating lesion size, extent, and anatomical involvement which is critical for planning the anesthesia and delivery type. Doppler ultrasound is effective for diagnosing venous malformations. Regular maternal and fetal assessment is essential due to risk of placental involvement</w:t>
+      </w:r>
+      <w:r>
+        <w:t xml:space="preserve"> </w:t>
+      </w:r>
+      <w:r>
+        <w:t xml:space="preserve">[17,18]</w:t>
+      </w:r>
+      <w:r>
+        <w:t xml:space="preserve">. Our patient underwent first-trimester ultrasound and MRI at 30 weeks. MRI demonstrated extensive venous malformations involving the pelvic, perivesical, perineal, gluteal, thigh, and anterior abdominal regions. Ultrasound revealed hepatosplenomegaly, soft tissue lesions in the urinary bladder, bilateral refluxing parametrial venous channels, and no evidence of deep vein thrombosis.</w:t>
+      </w:r>
+    </w:p>
+    <w:p>
+      <w:pPr>
+        <w:pStyle w:val="BodyText"/>
+      </w:pPr>
+      <w:r>
+        <w:t xml:space="preserve">Deciding the mode of delivery in a pregnant woman with KTS requires a multidisciplinary team (MDT). In most reported cases, cesarean section was opted for due to the presence of vulval varicosities.</w:t>
+      </w:r>
+      <w:r>
+        <w:t xml:space="preserve">[19]</w:t>
+      </w:r>
+      <w:r>
+        <w:t xml:space="preserve"> </w:t>
+      </w:r>
+      <w:r>
+        <w:t xml:space="preserve">In our case, emergency cesarean section under general anesthesia was recommended by an MDT involving obstetrics, hematology, anesthesia, and neonatology due to both fetal and maternal risks. Vertical midline abdominal incision revealed significant varicosities in the anterior abdominal wall, over the lower uterine segment, and in the interface between the uterus and the bladder. Comprehensive preparations were made before and after delivery, including the administration of tranexamic acid and LMWH.</w:t>
+      </w:r>
+    </w:p>
+    <w:p>
+      <w:pPr>
+        <w:pStyle w:val="BodyText"/>
+      </w:pPr>
+      <w:r>
+        <w:t xml:space="preserve">Prophylactic anticoagulation with LMWH should be considered throughout pregnancy given the elevated risk of venous thromboembolism (VTE)</w:t>
+      </w:r>
+      <w:r>
+        <w:t xml:space="preserve"> </w:t>
+      </w:r>
+      <w:r>
+        <w:t xml:space="preserve">[20]</w:t>
+      </w:r>
+      <w:r>
+        <w:t xml:space="preserve">, with regular coagulopathy monitoring and serial imaging. Postpartum management may involve anticoagulation, platelet transfusion, cryoprecipitate, fresh frozen plasma and antifibrinolytic agents such as TXA. Postpartum follow up is essential as KMS can develop or worsen after delivery and patients may require large volumes of blood products to manage the ongoing coagulopathy, but the condition is often refractory, showing minimal to no improvement despite transfusion support.</w:t>
+      </w:r>
+      <w:r>
+        <w:t xml:space="preserve"> </w:t>
+      </w:r>
+      <w:r>
+        <w:t xml:space="preserve">[12]</w:t>
+      </w:r>
+    </w:p>
+    <w:bookmarkEnd w:id="20"/>
+    <w:bookmarkStart w:id="21" w:name="conclusion"/>
+    <w:p>
+      <w:pPr>
+        <w:pStyle w:val="Heading1"/>
+      </w:pPr>
+      <w:r>
+        <w:t xml:space="preserve">Conclusion</w:t>
+      </w:r>
+    </w:p>
+    <w:p>
+      <w:pPr>
+        <w:pStyle w:val="FirstParagraph"/>
+      </w:pPr>
+      <w:r>
+        <w:t xml:space="preserve">Pregnancy in women with Klippel–Trenaunay syndrome complicated by Kasabach–Merritt syndrome is extremely rare and poses significant diagnostic and therapeutic challenges. Early suspicion and diagnosis with intensive antenatal surveillance and multidisciplinary management are crucial to navigate the complex balance between thrombosis and bleeding and to optimize maternal and perinatal outcomes in such high-risk pregnancy and childbirth.</w:t>
+      </w:r>
+    </w:p>
+    <w:bookmarkEnd w:id="21"/>
+    <w:bookmarkStart w:id="22" w:name="abbreviation"/>
+    <w:p>
+      <w:pPr>
+        <w:pStyle w:val="Heading1"/>
+      </w:pPr>
+      <w:r>
+        <w:t xml:space="preserve">Abbreviation</w:t>
+      </w:r>
+    </w:p>
+    <w:p>
+      <w:pPr>
+        <w:pStyle w:val="FirstParagraph"/>
+      </w:pPr>
+      <w:r>
+        <w:t xml:space="preserve">Klippel-Trenaunay syndrome (KTS)</w:t>
+      </w:r>
+    </w:p>
+    <w:p>
+      <w:pPr>
+        <w:pStyle w:val="BodyText"/>
+      </w:pPr>
+      <w:r>
+        <w:t xml:space="preserve">Kasabach Meritt Syndrome (KMS)</w:t>
+      </w:r>
+    </w:p>
+    <w:p>
+      <w:pPr>
+        <w:pStyle w:val="BodyText"/>
+      </w:pPr>
+      <w:r>
+        <w:t xml:space="preserve">Magnetic resonance imaging (MRI)</w:t>
+      </w:r>
+    </w:p>
+    <w:p>
+      <w:pPr>
+        <w:pStyle w:val="BodyText"/>
+      </w:pPr>
+      <w:r>
+        <w:t xml:space="preserve">Ultrasonography (US)</w:t>
+      </w:r>
+    </w:p>
+    <w:p>
+      <w:pPr>
+        <w:pStyle w:val="BodyText"/>
+      </w:pPr>
+      <w:r>
+        <w:t xml:space="preserve">Transvaginal ultrasound (TVUS)</w:t>
+      </w:r>
+    </w:p>
+    <w:p>
+      <w:pPr>
+        <w:pStyle w:val="BodyText"/>
+      </w:pPr>
+      <w:r>
+        <w:t xml:space="preserve">Intensive care unit (ICU)</w:t>
+      </w:r>
+    </w:p>
+    <w:p>
+      <w:pPr>
+        <w:pStyle w:val="BodyText"/>
+      </w:pPr>
+      <w:r>
+        <w:t xml:space="preserve">Low-molecular-weight heparin (LMWH)</w:t>
+      </w:r>
+    </w:p>
+    <w:p>
+      <w:pPr>
+        <w:pStyle w:val="BodyText"/>
+      </w:pPr>
+      <w:r>
+        <w:t xml:space="preserve">Lactate dehydrogenase (LDH)</w:t>
+      </w:r>
+    </w:p>
+    <w:p>
+      <w:pPr>
+        <w:pStyle w:val="BodyText"/>
+      </w:pPr>
+      <w:r>
+        <w:t xml:space="preserve">Blood Urea Nitrogen (BUN)</w:t>
+      </w:r>
+    </w:p>
+    <w:p>
+      <w:pPr>
+        <w:pStyle w:val="BodyText"/>
+      </w:pPr>
+      <w:r>
+        <w:t xml:space="preserve">Prothrombin time (PT)</w:t>
+      </w:r>
+    </w:p>
+    <w:p>
+      <w:pPr>
+        <w:pStyle w:val="BodyText"/>
+      </w:pPr>
+      <w:r>
+        <w:t xml:space="preserve">Partial Thromboplastin Time (PTT)</w:t>
+      </w:r>
+    </w:p>
+    <w:p>
+      <w:pPr>
+        <w:pStyle w:val="BodyText"/>
+      </w:pPr>
+      <w:r>
+        <w:t xml:space="preserve">Complete blood picture (CBC)</w:t>
+      </w:r>
+    </w:p>
+    <w:p>
+      <w:pPr>
+        <w:pStyle w:val="BodyText"/>
+      </w:pPr>
+      <w:r>
+        <w:t xml:space="preserve">Disseminated Intravascular Coagulation (DIC)</w:t>
+      </w:r>
+    </w:p>
+    <w:p>
+      <w:pPr>
+        <w:pStyle w:val="BodyText"/>
+      </w:pPr>
+      <w:r>
+        <w:t xml:space="preserve">Multidisciplinary team (MDT)</w:t>
+      </w:r>
+    </w:p>
+    <w:bookmarkEnd w:id="22"/>
+    <w:bookmarkStart w:id="30" w:name="declarations"/>
+    <w:p>
+      <w:pPr>
+        <w:pStyle w:val="Heading1"/>
+      </w:pPr>
+      <w:r>
+        <w:t xml:space="preserve">Declarations</w:t>
+      </w:r>
+    </w:p>
+    <w:bookmarkStart w:id="23" w:name="Xd182db0490b2de20bd2b4e4cc8698599182035f"/>
+    <w:p>
+      <w:pPr>
+        <w:pStyle w:val="Heading2"/>
+      </w:pPr>
+      <w:r>
+        <w:t xml:space="preserve">Ethics approval and consent to participate</w:t>
+      </w:r>
+    </w:p>
+    <w:p>
+      <w:pPr>
+        <w:pStyle w:val="FirstParagraph"/>
+      </w:pPr>
+      <w:r>
+        <w:t xml:space="preserve">Not applicable.</w:t>
+      </w:r>
+    </w:p>
+    <w:bookmarkEnd w:id="23"/>
+    <w:bookmarkStart w:id="24" w:name="consent-for-publication"/>
+    <w:p>
+      <w:pPr>
+        <w:pStyle w:val="Heading2"/>
+      </w:pPr>
+      <w:r>
+        <w:t xml:space="preserve">Consent for publication</w:t>
+      </w:r>
+    </w:p>
+    <w:p>
+      <w:pPr>
+        <w:pStyle w:val="FirstParagraph"/>
+      </w:pPr>
+      <w:r>
+        <w:t xml:space="preserve">A written consent for publication has been obtained from the patient.</w:t>
+      </w:r>
+    </w:p>
+    <w:bookmarkEnd w:id="24"/>
+    <w:bookmarkStart w:id="25" w:name="availability-of-data-and-materials"/>
+    <w:p>
+      <w:pPr>
+        <w:pStyle w:val="Heading2"/>
+      </w:pPr>
+      <w:r>
+        <w:t xml:space="preserve">Availability of data and materials</w:t>
+      </w:r>
+    </w:p>
+    <w:p>
+      <w:pPr>
+        <w:pStyle w:val="FirstParagraph"/>
+      </w:pPr>
+      <w:r>
+        <w:t xml:space="preserve">The data and materials supporting the conclusions of this article are available as a supplementary materials.</w:t>
+      </w:r>
+    </w:p>
+    <w:bookmarkEnd w:id="25"/>
+    <w:bookmarkStart w:id="26" w:name="competing-interests"/>
+    <w:p>
+      <w:pPr>
+        <w:pStyle w:val="Heading2"/>
+      </w:pPr>
+      <w:r>
+        <w:t xml:space="preserve">Competing interests</w:t>
+      </w:r>
+    </w:p>
+    <w:p>
+      <w:pPr>
+        <w:pStyle w:val="FirstParagraph"/>
+      </w:pPr>
+      <w:r>
+        <w:t xml:space="preserve">The authors declare that they have no competing interests.</w:t>
+      </w:r>
+    </w:p>
+    <w:bookmarkEnd w:id="26"/>
+    <w:bookmarkStart w:id="27" w:name="funding"/>
+    <w:p>
+      <w:pPr>
+        <w:pStyle w:val="Heading2"/>
+      </w:pPr>
+      <w:r>
+        <w:t xml:space="preserve">Funding</w:t>
+      </w:r>
+    </w:p>
+    <w:p>
+      <w:pPr>
+        <w:pStyle w:val="FirstParagraph"/>
+      </w:pPr>
+      <w:r>
+        <w:t xml:space="preserve">This research received no specific grant from any funding agency in the public, commercial or not-for-profit sectors.</w:t>
+      </w:r>
+    </w:p>
+    <w:bookmarkEnd w:id="27"/>
+    <w:bookmarkStart w:id="28" w:name="authors-contributions"/>
+    <w:p>
+      <w:pPr>
+        <w:pStyle w:val="Heading2"/>
+      </w:pPr>
+      <w:r>
+        <w:t xml:space="preserve">Authors’ contributions</w:t>
+      </w:r>
+    </w:p>
+    <w:p>
+      <w:pPr>
+        <w:pStyle w:val="FirstParagraph"/>
+      </w:pPr>
+      <w:r>
+        <w:t xml:space="preserve">SIA, ME, AFN contributed to writing the first draft of the manuscript. All the authors revised the manuscript critically for important intellectual content. All authors approved the final version of the manuscript.</w:t>
+      </w:r>
+    </w:p>
+    <w:bookmarkEnd w:id="28"/>
+    <w:bookmarkStart w:id="29" w:name="acknowledgements"/>
+    <w:p>
+      <w:pPr>
+        <w:pStyle w:val="Heading2"/>
+      </w:pPr>
+      <w:r>
+        <w:t xml:space="preserve">Acknowledgements</w:t>
+      </w:r>
+    </w:p>
+    <w:p>
+      <w:pPr>
+        <w:pStyle w:val="FirstParagraph"/>
+      </w:pPr>
+      <w:r>
+        <w:t xml:space="preserve">We sincerely thank the healthcare providers at Ain Shams University Hospital of Obstetrics and Gynecology for their dedication and commitment to patient care in the operating room. We deeply appreciate their contributions and the valuable role they play in ensuring high-quality surgical care.</w:t>
+      </w:r>
+    </w:p>
+    <w:bookmarkEnd w:id="29"/>
     <w:bookmarkEnd w:id="30"/>
-    <w:bookmarkStart w:id="31" w:name="discussion"/>
+    <w:bookmarkStart w:id="71" w:name="references"/>
     <w:p>
       <w:pPr>
         <w:pStyle w:val="Heading1"/>
       </w:pPr>
       <w:r>
-        <w:t xml:space="preserve">Discussion</w:t>
-      </w:r>
-    </w:p>
-    <w:p>
-      <w:pPr>
-        <w:pStyle w:val="FirstParagraph"/>
-      </w:pPr>
-      <w:r>
-        <w:t xml:space="preserve">The occurrence of KTS complicated by KMS during pregnancy is extremely rare, and, to our knowledge, only three cases have been reported.</w:t>
+        <w:t xml:space="preserve">References</w:t>
+      </w:r>
+    </w:p>
+    <w:bookmarkStart w:id="70" w:name="refs"/>
+    <w:bookmarkStart w:id="32" w:name="ref-ISSVA2018"/>
+    <w:p>
+      <w:pPr>
+        <w:pStyle w:val="Bibliography"/>
+      </w:pPr>
+      <w:r>
+        <w:t xml:space="preserve">1. International Society for the Study of Vascular Anomalies.</w:t>
       </w:r>
       <w:r>
         <w:t xml:space="preserve"> </w:t>
       </w:r>
       <w:r>
-        <w:t xml:space="preserve">[7–9]</w:t>
-      </w:r>
-    </w:p>
-    <w:p>
-      <w:pPr>
-        <w:pStyle w:val="BodyText"/>
-      </w:pPr>
-      <w:r>
-        <w:t xml:space="preserve">Klippel-Trenaunay Syndrome (KTS), also referred to as capillary-lymphatic-venous malformation (CLVM), is characterized by capillary malformations, soft tissue or bony hypertrophy, and varicose veins or venous malformations. The presence of at least two of these features suggests the diagnosis, which is supported by imaging. Magnetic resonance imaging, Color Doppler studies, and pelviabdominal ultrasounds may all be used to visualize vascular malformations associated with KTS.</w:t>
-      </w:r>
-      <w:r>
-        <w:t xml:space="preserve">[10]</w:t>
-      </w:r>
-    </w:p>
-    <w:p>
-      <w:pPr>
-        <w:pStyle w:val="BodyText"/>
-      </w:pPr>
-      <w:r>
-        <w:t xml:space="preserve">Its hallmark features predominantly affect one lower limb (85%) causing a discrepancy in limb length, although bilateral involvement may occur in a minority of cases (12.5%). However, it is a generalized disorder and can involve multiple body regions including the pelvis, abdomen, head and neck, as well as back, pelvis, and bladder as in our case. Capillary malformations are the most common presentation (98%), followed by varicosities or venous malformations (72%), and limb hypertrophy (67%)</w:t>
+        <w:t xml:space="preserve">ISSVA Classification for Vascular Anomalies</w:t>
+      </w:r>
+      <w:r>
+        <w:t xml:space="preserve">.</w:t>
       </w:r>
       <w:r>
         <w:t xml:space="preserve"> </w:t>
       </w:r>
-      <w:r>
-        <w:t xml:space="preserve">[11]</w:t>
-      </w:r>
-      <w:r>
-        <w:t xml:space="preserve">.</w:t>
-      </w:r>
-    </w:p>
-    <w:p>
-      <w:pPr>
-        <w:pStyle w:val="BodyText"/>
-      </w:pPr>
-      <w:r>
-        <w:t xml:space="preserve">Morbidity in KTS primarily arises from an increased risk of venous insufficiency, thromboembolism, and hemorrhage. Pregnancy may further aggravate these risks, although evidence regarding pregnancy outcomes and optimal management remains limited. A cross-sectional study of sixty adult women with KTS reported increased risks of pregnancy-associated deep vein thrombosis, pulmonary embolism, and severe postpartum hemorrhage compared with the general population, with nearly half the patients also experiencing exacerbation of KTS-related symptoms</w:t>
-      </w:r>
-      <w:r>
-        <w:t xml:space="preserve">[12]</w:t>
-      </w:r>
-      <w:r>
-        <w:t xml:space="preserve">. In contrast, another study comparing pregnant women with KTS versus nulligravid women with KTS found no difference in bleeding or thromboembolic risk, although a limitation was the possibility of women with more severe KTS being discouraged from pregnancy</w:t>
-      </w:r>
-      <w:r>
-        <w:t xml:space="preserve"> </w:t>
-      </w:r>
-      <w:r>
-        <w:t xml:space="preserve">[13]</w:t>
-      </w:r>
-      <w:r>
-        <w:t xml:space="preserve">.</w:t>
-      </w:r>
-    </w:p>
-    <w:p>
-      <w:pPr>
-        <w:pStyle w:val="BodyText"/>
-      </w:pPr>
-      <w:r>
-        <w:t xml:space="preserve">Fetal complications, including intrauterine growth restriction (IUGR), were reported in a few cases, including our case. However, no significant fetal effects were reported in the majority of patients with KTS, indicating that its impact on fetal development is generally limited.</w:t>
-      </w:r>
-      <w:r>
-        <w:t xml:space="preserve">[14]</w:t>
-      </w:r>
-    </w:p>
-    <w:p>
-      <w:pPr>
-        <w:pStyle w:val="BodyText"/>
-      </w:pPr>
-      <w:r>
-        <w:t xml:space="preserve">Patients may present with a wide variety of manifestations either primary or due to complications such as pain, bleeding, cellulitis, massive vaginal bleeding, visceral bleeding, and bleeding gums, and other vascular complications such as severe hematuria and hematochezia (fewer than 5%). Our case presented with clinically significant hematuria. Other less common but serious manifestations include deep vein thrombosis (5.8%), pulmonary embolism (2.3%), severe PPH (11%), and potential preeclampsia.</w:t>
-      </w:r>
-      <w:r>
-        <w:t xml:space="preserve"> </w:t>
-      </w:r>
-      <w:r>
-        <w:t xml:space="preserve">[14,15]</w:t>
-      </w:r>
-    </w:p>
-    <w:p>
-      <w:pPr>
-        <w:pStyle w:val="BodyText"/>
-      </w:pPr>
-      <w:r>
-        <w:t xml:space="preserve">Kasabach-Merritt Syndrome (KMS), a rare but life-threatening complication, is characterized by thrombocytopenia, microangiopathic hemolytic anemia, and consumptive coagulopathy in the presence of a vascular tumor</w:t>
-      </w:r>
-      <w:r>
-        <w:t xml:space="preserve"> </w:t>
-      </w:r>
-      <w:r>
-        <w:t xml:space="preserve">[16]</w:t>
-      </w:r>
-      <w:r>
-        <w:t xml:space="preserve">. Patients commonly present with persistent bleeding and thrombocytopenia refractory to blood products. Our patient developed post-op hematoma and hemoperitoneum which was managed conservatively with success. Specific therapy was initiated once Kasabach-Merritt syndrome was suspected and the patient eventually made a complete recovery. The prompt recognition and initiation of therapy are critical to reduce mortality in KMS. Delayed recognition was associated with more complicated clinical courses, as in the KTS patient at 39 weeks who was not previously diagnosed with KTS, and did not receive LMWH, losing 1500 mL of blood of post-op and 4500mL of blood through vaginal bleeding on day 10 postpartum, necessitating a hysterectomy and abdominal gauze packing.</w:t>
-      </w:r>
-      <w:r>
-        <w:t xml:space="preserve">[9]</w:t>
-      </w:r>
-    </w:p>
-    <w:p>
-      <w:pPr>
-        <w:pStyle w:val="BodyText"/>
-      </w:pPr>
-      <w:r>
-        <w:t xml:space="preserve">Diagnosis of KMS is confirmed by lab findings of thrombocytopenia, hypofibrinogenemia, elevated D-dimer, and prolonged coagulation times. The absence of thrombocytopenia may indicate refractory coagulopathy rather than KMS, although atypical presentations should be suspected in presence of hemangiomas.</w:t>
-      </w:r>
-      <w:r>
-        <w:t xml:space="preserve">[15]</w:t>
-      </w:r>
-    </w:p>
-    <w:p>
-      <w:pPr>
-        <w:pStyle w:val="BodyText"/>
-      </w:pPr>
-      <w:r>
-        <w:t xml:space="preserve">The management of KTS becomes more complex when complicated by Kasabach Merritt syndrome (KMS). Imaging studies are crucial for assessing the extent of vascular malformations near the spinal cord and pelvic structures, with MRI being the preferred imaging modality for accurately evaluating lesions size, extent, and anatomical involvement which is critical for planning the anesthesia and delivery type. Doppler ultrasound is effective for diagnosing venous malformations. Regular maternal and fetal assessment is essential due to risk of placental involvement</w:t>
-      </w:r>
-      <w:r>
-        <w:t xml:space="preserve"> </w:t>
-      </w:r>
-      <w:r>
-        <w:t xml:space="preserve">[17,18]</w:t>
-      </w:r>
-      <w:r>
-        <w:t xml:space="preserve">. Our patient underwent first-trimester ultrasound and MRI at 30 weeks. MRI demonstrated extensive venous malformations involving the pelvic, perivesical, perineal, gluteal, thigh, and anterior abdominal regions. Ultrasound revealed hepatosplenomegaly, soft tissue lesions in the urinary bladder, bilateral refluxing parametrial venous channels, and no evidence of deep vein thrombosis.</w:t>
-      </w:r>
-    </w:p>
-    <w:p>
-      <w:pPr>
-        <w:pStyle w:val="BodyText"/>
-      </w:pPr>
-      <w:r>
-        <w:t xml:space="preserve">Deciding the mode of delivery in a pregnant woman with KTS requires a multidisciplinary team (MDT). In most reported cases, cesarean section was opted for due to the presence of vulval varicosities.</w:t>
-      </w:r>
-      <w:r>
-        <w:t xml:space="preserve">[19]</w:t>
-      </w:r>
-      <w:r>
-        <w:t xml:space="preserve"> </w:t>
-      </w:r>
-      <w:r>
-        <w:t xml:space="preserve">In our case, emergency cesarean section under general anesthesia was recommended by an MDT involving obstetrics, hematology, anesthesia, and neonatology due to both fetal and maternal risks. Vertical midline abdominal incision revealed significant varicosities in the anterior abdominal wall, over the lower uterine segment, and in the interface between the uterus and the bladder. Comprehensive preparations were made before and after delivery, including the administration of tranexamic acid and LMWH.</w:t>
-      </w:r>
-    </w:p>
-    <w:p>
-      <w:pPr>
-        <w:pStyle w:val="BodyText"/>
-      </w:pPr>
-      <w:r>
-        <w:t xml:space="preserve">Prophylactic anticoagulation with LMWH should be considered during pregnancy period given the elevated risk of VTE</w:t>
-      </w:r>
-      <w:r>
-        <w:t xml:space="preserve"> </w:t>
-      </w:r>
-      <w:r>
-        <w:t xml:space="preserve">[20]</w:t>
-      </w:r>
-      <w:r>
-        <w:t xml:space="preserve">, with regular coagulopathy monitoring and Imaging. Postpartum management may involve anticoagulation, platelet transfusion, cryoprecipitate, fresh frozen plasma and antifibrinolytic agents such as TXA. Postpartum follow up is essential as KMS can develop or worsen after delivery and they may require large volumes of blood products to manage the ongoing coagulopathy, but typically remain refractory, showing minimal to no improvement.</w:t>
-      </w:r>
-      <w:r>
-        <w:t xml:space="preserve"> </w:t>
-      </w:r>
-      <w:r>
-        <w:t xml:space="preserve">[12]</w:t>
-      </w:r>
-    </w:p>
-    <w:bookmarkEnd w:id="31"/>
-    <w:bookmarkStart w:id="32" w:name="conclusion"/>
-    <w:p>
-      <w:pPr>
-        <w:pStyle w:val="Heading1"/>
-      </w:pPr>
-      <w:r>
-        <w:t xml:space="preserve">Conclusion</w:t>
-      </w:r>
-    </w:p>
-    <w:p>
-      <w:pPr>
-        <w:pStyle w:val="FirstParagraph"/>
-      </w:pPr>
-      <w:r>
-        <w:t xml:space="preserve">Pregnancy in women with Klippel–Trenaunay syndrome complicated by Kasabach–Merritt syndrome is extremely rare and posing significant diagnostic challenges. Early suspicion and diagnosis with intensive antenatal surveillance and multidisciplinary management are crucial to navigate the complex balance between thrombosis and bleeding and to optimize maternal and perinatal outcomes in such high risk cases.</w:t>
-      </w:r>
-    </w:p>
-    <w:bookmarkEnd w:id="32"/>
-    <w:bookmarkStart w:id="33" w:name="abbreviation"/>
-    <w:p>
-      <w:pPr>
-        <w:pStyle w:val="Heading1"/>
-      </w:pPr>
-      <w:r>
-        <w:t xml:space="preserve">Abbreviation</w:t>
-      </w:r>
-    </w:p>
-    <w:p>
-      <w:pPr>
-        <w:pStyle w:val="FirstParagraph"/>
-      </w:pPr>
-      <w:r>
-        <w:t xml:space="preserve">Klippel-Trenaunay syndrome (KTS)</w:t>
-      </w:r>
-    </w:p>
-    <w:p>
-      <w:pPr>
-        <w:pStyle w:val="BodyText"/>
-      </w:pPr>
-      <w:r>
-        <w:t xml:space="preserve">Kasabach Meritt Syndrome (KMS)</w:t>
-      </w:r>
-    </w:p>
-    <w:p>
-      <w:pPr>
-        <w:pStyle w:val="BodyText"/>
-      </w:pPr>
-      <w:r>
-        <w:t xml:space="preserve">Magnetic resonance imaging (MRI)</w:t>
-      </w:r>
-    </w:p>
-    <w:p>
-      <w:pPr>
-        <w:pStyle w:val="BodyText"/>
-      </w:pPr>
-      <w:r>
-        <w:t xml:space="preserve">Ultrasonography (US)</w:t>
-      </w:r>
-    </w:p>
-    <w:p>
-      <w:pPr>
-        <w:pStyle w:val="BodyText"/>
-      </w:pPr>
-      <w:r>
-        <w:t xml:space="preserve">Transvaginal ultrasound (TVUS)</w:t>
-      </w:r>
-    </w:p>
-    <w:p>
-      <w:pPr>
-        <w:pStyle w:val="BodyText"/>
-      </w:pPr>
-      <w:r>
-        <w:t xml:space="preserve">Intensive care unit (ICU)</w:t>
-      </w:r>
-    </w:p>
-    <w:p>
-      <w:pPr>
-        <w:pStyle w:val="BodyText"/>
-      </w:pPr>
-      <w:r>
-        <w:t xml:space="preserve">Low-molecular-weight heparin (LMWH)</w:t>
-      </w:r>
-    </w:p>
-    <w:p>
-      <w:pPr>
-        <w:pStyle w:val="BodyText"/>
-      </w:pPr>
-      <w:r>
-        <w:t xml:space="preserve">Lactate dehydrogenase (LDH)</w:t>
-      </w:r>
-    </w:p>
-    <w:p>
-      <w:pPr>
-        <w:pStyle w:val="BodyText"/>
-      </w:pPr>
-      <w:r>
-        <w:t xml:space="preserve">Blood Urea Nitrogen (BUN)</w:t>
-      </w:r>
-    </w:p>
-    <w:p>
-      <w:pPr>
-        <w:pStyle w:val="BodyText"/>
-      </w:pPr>
-      <w:r>
-        <w:t xml:space="preserve">Prothrombin time (PT)</w:t>
-      </w:r>
-    </w:p>
-    <w:p>
-      <w:pPr>
-        <w:pStyle w:val="BodyText"/>
-      </w:pPr>
-      <w:r>
-        <w:t xml:space="preserve">Partial Thromboplastin Time (PTT)</w:t>
-      </w:r>
-    </w:p>
-    <w:p>
-      <w:pPr>
-        <w:pStyle w:val="BodyText"/>
-      </w:pPr>
-      <w:r>
-        <w:t xml:space="preserve">Complete blood picture (CBC)</w:t>
-      </w:r>
-    </w:p>
-    <w:p>
-      <w:pPr>
-        <w:pStyle w:val="BodyText"/>
-      </w:pPr>
-      <w:r>
-        <w:t xml:space="preserve">Disseminated Intravascular Coagulation (DIC)</w:t>
-      </w:r>
-    </w:p>
-    <w:p>
-      <w:pPr>
-        <w:pStyle w:val="BodyText"/>
-      </w:pPr>
-      <w:r>
-        <w:t xml:space="preserve">Multidisciplinary team (MDT)</w:t>
-      </w:r>
-    </w:p>
-    <w:bookmarkEnd w:id="33"/>
-    <w:bookmarkStart w:id="41" w:name="declarations"/>
-    <w:p>
-      <w:pPr>
-        <w:pStyle w:val="Heading1"/>
-      </w:pPr>
-      <w:r>
-        <w:t xml:space="preserve">Declarations</w:t>
-      </w:r>
-    </w:p>
-    <w:bookmarkStart w:id="34" w:name="Xd182db0490b2de20bd2b4e4cc8698599182035f"/>
-    <w:p>
-      <w:pPr>
-        <w:pStyle w:val="Heading2"/>
-      </w:pPr>
-      <w:r>
-        <w:t xml:space="preserve">Ethics approval and consent to participate</w:t>
-      </w:r>
-    </w:p>
-    <w:p>
-      <w:pPr>
-        <w:pStyle w:val="FirstParagraph"/>
-      </w:pPr>
-      <w:r>
-        <w:t xml:space="preserve">Not applicable.</w:t>
-      </w:r>
-    </w:p>
-    <w:bookmarkEnd w:id="34"/>
-    <w:bookmarkStart w:id="35" w:name="consent-for-publication"/>
-    <w:p>
-      <w:pPr>
-        <w:pStyle w:val="Heading2"/>
-      </w:pPr>
-      <w:r>
-        <w:t xml:space="preserve">Consent for publication</w:t>
-      </w:r>
-    </w:p>
-    <w:p>
-      <w:pPr>
-        <w:pStyle w:val="FirstParagraph"/>
-      </w:pPr>
-      <w:r>
-        <w:t xml:space="preserve">A written consent for publication has been obtained from the patient.</w:t>
-      </w:r>
-    </w:p>
-    <w:bookmarkEnd w:id="35"/>
-    <w:bookmarkStart w:id="36" w:name="availability-of-data-and-materials"/>
-    <w:p>
-      <w:pPr>
-        <w:pStyle w:val="Heading2"/>
-      </w:pPr>
-      <w:r>
-        <w:t xml:space="preserve">Availability of data and materials</w:t>
-      </w:r>
-    </w:p>
-    <w:p>
-      <w:pPr>
-        <w:pStyle w:val="FirstParagraph"/>
-      </w:pPr>
-      <w:r>
-        <w:t xml:space="preserve">The data and materials supporting the conclusions of this article are available as a supplementary materials.</w:t>
-      </w:r>
-    </w:p>
-    <w:bookmarkEnd w:id="36"/>
-    <w:bookmarkStart w:id="37" w:name="competing-interests"/>
-    <w:p>
-      <w:pPr>
-        <w:pStyle w:val="Heading2"/>
-      </w:pPr>
-      <w:r>
-        <w:t xml:space="preserve">Competing interests</w:t>
-      </w:r>
-    </w:p>
-    <w:p>
-      <w:pPr>
-        <w:pStyle w:val="FirstParagraph"/>
-      </w:pPr>
-      <w:r>
-        <w:t xml:space="preserve">The authors declare that they have no competing interests.</w:t>
-      </w:r>
-    </w:p>
-    <w:bookmarkEnd w:id="37"/>
-    <w:bookmarkStart w:id="38" w:name="funding"/>
-    <w:p>
-      <w:pPr>
-        <w:pStyle w:val="Heading2"/>
-      </w:pPr>
-      <w:r>
-        <w:t xml:space="preserve">Funding</w:t>
-      </w:r>
-    </w:p>
-    <w:p>
-      <w:pPr>
-        <w:pStyle w:val="FirstParagraph"/>
-      </w:pPr>
-      <w:r>
-        <w:t xml:space="preserve">This research received no specific grant from any funding agency in the public, commercial or not-for-profit sectors.</w:t>
-      </w:r>
-    </w:p>
-    <w:bookmarkEnd w:id="38"/>
-    <w:bookmarkStart w:id="39" w:name="authors-contributions"/>
-    <w:p>
-      <w:pPr>
-        <w:pStyle w:val="Heading2"/>
-      </w:pPr>
-      <w:r>
-        <w:t xml:space="preserve">Authors’ contributions</w:t>
-      </w:r>
-    </w:p>
-    <w:p>
-      <w:pPr>
-        <w:pStyle w:val="FirstParagraph"/>
-      </w:pPr>
-      <w:r>
-        <w:t xml:space="preserve">SIA, ME, AFN contributed to writing the first draft of the manuscript. All the authors revised the manuscript critically for important intellectual content. All authors approved the final version of the manuscript.</w:t>
-      </w:r>
-    </w:p>
-    <w:bookmarkEnd w:id="39"/>
-    <w:bookmarkStart w:id="40" w:name="acknowledgements"/>
-    <w:p>
-      <w:pPr>
-        <w:pStyle w:val="Heading2"/>
-      </w:pPr>
-      <w:r>
-        <w:t xml:space="preserve">Acknowledgements</w:t>
-      </w:r>
-    </w:p>
-    <w:p>
-      <w:pPr>
-        <w:pStyle w:val="FirstParagraph"/>
-      </w:pPr>
-      <w:r>
-        <w:t xml:space="preserve">We sincerely thank the healthcare providers at Ain Shams University Hospital of Obstetrics and Gynecology for their dedication and commitment to patient care in the operating room. We deeply appreciate their contributions and the valuable role they play in ensuring high-quality surgical care.</w:t>
-      </w:r>
-    </w:p>
-    <w:bookmarkEnd w:id="40"/>
-    <w:bookmarkEnd w:id="41"/>
-    <w:bookmarkStart w:id="82" w:name="references"/>
-    <w:p>
-      <w:pPr>
-        <w:pStyle w:val="Heading1"/>
-      </w:pPr>
-      <w:r>
-        <w:t xml:space="preserve">References</w:t>
-      </w:r>
-    </w:p>
-    <w:bookmarkStart w:id="81" w:name="refs"/>
-    <w:bookmarkStart w:id="43" w:name="ref-ISSVA2018"/>
-    <w:p>
-      <w:pPr>
-        <w:pStyle w:val="Bibliography"/>
-      </w:pPr>
-      <w:r>
-        <w:t xml:space="preserve">1. International Society for the Study of Vascular Anomalies.</w:t>
-      </w:r>
-      <w:r>
-        <w:t xml:space="preserve"> </w:t>
-      </w:r>
-      <w:r>
-        <w:t xml:space="preserve">ISSVA Classification for Vascular Anomalies</w:t>
-      </w:r>
-      <w:r>
-        <w:t xml:space="preserve">.</w:t>
-      </w:r>
-      <w:r>
-        <w:t xml:space="preserve"> </w:t>
-      </w:r>
-      <w:hyperlink r:id="rId42">
+      <w:hyperlink r:id="rId31">
         <w:r>
           <w:rPr>
             <w:rStyle w:val="Hyperlink"/>
@@ -3904,8 +3913,8 @@
         <w:t xml:space="preserve">; 2018.</w:t>
       </w:r>
     </w:p>
-    <w:bookmarkEnd w:id="43"/>
-    <w:bookmarkStart w:id="45" w:name="ref-Pavone2023"/>
+    <w:bookmarkEnd w:id="32"/>
+    <w:bookmarkStart w:id="34" w:name="ref-Pavone2023"/>
     <w:p>
       <w:pPr>
         <w:pStyle w:val="Bibliography"/>
@@ -3916,7 +3925,7 @@
       <w:r>
         <w:t xml:space="preserve"> </w:t>
       </w:r>
-      <w:hyperlink r:id="rId44">
+      <w:hyperlink r:id="rId33">
         <w:r>
           <w:rPr>
             <w:rStyle w:val="Hyperlink"/>
@@ -3928,14 +3937,14 @@
         <w:t xml:space="preserve">. Children (Basel). 2023;10:1421.</w:t>
       </w:r>
     </w:p>
-    <w:bookmarkEnd w:id="45"/>
-    <w:bookmarkStart w:id="47" w:name="ref-mckusick1963"/>
+    <w:bookmarkEnd w:id="34"/>
+    <w:bookmarkStart w:id="36" w:name="ref-mckusick1963"/>
     <w:p>
       <w:pPr>
         <w:pStyle w:val="Bibliography"/>
       </w:pPr>
       <w:r>
-        <w:t xml:space="preserve">3. McKusick VA. Frederick Parkes Weber</w:t>
+        <w:t xml:space="preserve">3. McKusick VA. Frederick parkes weber</w:t>
       </w:r>
       <w:r>
         <w:t xml:space="preserve">1863-1962. JAMA [Internet]. 1963;183. Available from:</w:t>
@@ -3943,7 +3952,7 @@
       <w:r>
         <w:t xml:space="preserve"> </w:t>
       </w:r>
-      <w:hyperlink r:id="rId46">
+      <w:hyperlink r:id="rId35">
         <w:r>
           <w:rPr>
             <w:rStyle w:val="Hyperlink"/>
@@ -3952,8 +3961,8 @@
         </w:r>
       </w:hyperlink>
     </w:p>
-    <w:bookmarkEnd w:id="47"/>
-    <w:bookmarkStart w:id="49" w:name="ref-sikova1999"/>
+    <w:bookmarkEnd w:id="36"/>
+    <w:bookmarkStart w:id="38" w:name="ref-sikova1999"/>
     <w:p>
       <w:pPr>
         <w:pStyle w:val="Bibliography"/>
@@ -3964,7 +3973,7 @@
       <w:r>
         <w:t xml:space="preserve"> </w:t>
       </w:r>
-      <w:hyperlink r:id="rId48">
+      <w:hyperlink r:id="rId37">
         <w:r>
           <w:rPr>
             <w:rStyle w:val="Hyperlink"/>
@@ -3973,8 +3982,8 @@
         </w:r>
       </w:hyperlink>
     </w:p>
-    <w:bookmarkEnd w:id="49"/>
-    <w:bookmarkStart w:id="51" w:name="ref-Blei2024"/>
+    <w:bookmarkEnd w:id="38"/>
+    <w:bookmarkStart w:id="40" w:name="ref-Blei2024"/>
     <w:p>
       <w:pPr>
         <w:pStyle w:val="Bibliography"/>
@@ -3994,7 +4003,7 @@
       <w:r>
         <w:t xml:space="preserve"> </w:t>
       </w:r>
-      <w:hyperlink r:id="rId50">
+      <w:hyperlink r:id="rId39">
         <w:r>
           <w:rPr>
             <w:rStyle w:val="Hyperlink"/>
@@ -4006,8 +4015,8 @@
         <w:t xml:space="preserve">; 2024.</w:t>
       </w:r>
     </w:p>
-    <w:bookmarkEnd w:id="51"/>
-    <w:bookmarkStart w:id="53" w:name="ref-Tian2026"/>
+    <w:bookmarkEnd w:id="40"/>
+    <w:bookmarkStart w:id="42" w:name="ref-Tian2026"/>
     <w:p>
       <w:pPr>
         <w:pStyle w:val="Bibliography"/>
@@ -4018,7 +4027,7 @@
       <w:r>
         <w:t xml:space="preserve"> </w:t>
       </w:r>
-      <w:hyperlink r:id="rId52">
+      <w:hyperlink r:id="rId41">
         <w:r>
           <w:rPr>
             <w:rStyle w:val="Hyperlink"/>
@@ -4030,8 +4039,8 @@
         <w:t xml:space="preserve">. Pediatric Investigation. 2026;</w:t>
       </w:r>
     </w:p>
-    <w:bookmarkEnd w:id="53"/>
-    <w:bookmarkStart w:id="55" w:name="ref-Neubert1995"/>
+    <w:bookmarkEnd w:id="42"/>
+    <w:bookmarkStart w:id="44" w:name="ref-Neubert1995"/>
     <w:p>
       <w:pPr>
         <w:pStyle w:val="Bibliography"/>
@@ -4042,7 +4051,7 @@
       <w:r>
         <w:t xml:space="preserve"> </w:t>
       </w:r>
-      <w:hyperlink r:id="rId54">
+      <w:hyperlink r:id="rId43">
         <w:r>
           <w:rPr>
             <w:rStyle w:val="Hyperlink"/>
@@ -4054,8 +4063,8 @@
         <w:t xml:space="preserve">. Obstetrics &amp; Gynecology. 1995;85:831–3.</w:t>
       </w:r>
     </w:p>
-    <w:bookmarkEnd w:id="55"/>
-    <w:bookmarkStart w:id="57" w:name="ref-Kanmani2021"/>
+    <w:bookmarkEnd w:id="44"/>
+    <w:bookmarkStart w:id="46" w:name="ref-Kanmani2021"/>
     <w:p>
       <w:pPr>
         <w:pStyle w:val="Bibliography"/>
@@ -4066,7 +4075,7 @@
       <w:r>
         <w:t xml:space="preserve"> </w:t>
       </w:r>
-      <w:hyperlink r:id="rId56">
+      <w:hyperlink r:id="rId45">
         <w:r>
           <w:rPr>
             <w:rStyle w:val="Hyperlink"/>
@@ -4078,22 +4087,22 @@
         <w:t xml:space="preserve">. International Journal of Reproduction, Contraception, Obstetrics and Gynecology. 2021;10:2081–4.</w:t>
       </w:r>
     </w:p>
-    <w:bookmarkEnd w:id="57"/>
-    <w:bookmarkStart w:id="59" w:name="ref-zhang2019"/>
+    <w:bookmarkEnd w:id="46"/>
+    <w:bookmarkStart w:id="48" w:name="ref-zhang2019"/>
     <w:p>
       <w:pPr>
         <w:pStyle w:val="Bibliography"/>
       </w:pPr>
       <w:r>
-        <w:t xml:space="preserve">9. Zhang J, Wang K, Mei J. Late puerperal hemorrhage of a patient with Klippel</w:t>
-      </w:r>
-      <w:r>
-        <w:t xml:space="preserve">Trenaunay syndrome. Medicine [Internet]. 2019;98:e18378. Available from:</w:t>
+        <w:t xml:space="preserve">9. Zhang J, Wang K, Mei J. Late puerperal hemorrhage of a patient with klippel</w:t>
+      </w:r>
+      <w:r>
+        <w:t xml:space="preserve">trenaunay syndrome. Medicine [Internet]. 2019;98:e18378. Available from:</w:t>
       </w:r>
       <w:r>
         <w:t xml:space="preserve"> </w:t>
       </w:r>
-      <w:hyperlink r:id="rId58">
+      <w:hyperlink r:id="rId47">
         <w:r>
           <w:rPr>
             <w:rStyle w:val="Hyperlink"/>
@@ -4102,17 +4111,17 @@
         </w:r>
       </w:hyperlink>
     </w:p>
-    <w:bookmarkEnd w:id="59"/>
-    <w:bookmarkStart w:id="61" w:name="ref-horbach2017"/>
+    <w:bookmarkEnd w:id="48"/>
+    <w:bookmarkStart w:id="50" w:name="ref-horbach2017"/>
     <w:p>
       <w:pPr>
         <w:pStyle w:val="Bibliography"/>
       </w:pPr>
       <w:r>
-        <w:t xml:space="preserve">10. Horbach S, Lokhorst M, Oduber C, Middeldorp S, Post J van der, Horst C van der. Complications of pregnancy and labour in women with Klippel</w:t>
-      </w:r>
-      <w:r>
-        <w:t xml:space="preserve">Trénaunay syndrome: a nationwide cross</w:t>
+        <w:t xml:space="preserve">10. Horbach S, Lokhorst M, Oduber C, Middeldorp S, Post J van der, Horst C van der. Complications of pregnancy and labour in women with klippel</w:t>
+      </w:r>
+      <w:r>
+        <w:t xml:space="preserve">trénaunay syndrome: A nationwide cross</w:t>
       </w:r>
       <w:r>
         <w:t xml:space="preserve">-</w:t>
@@ -4123,7 +4132,7 @@
       <w:r>
         <w:t xml:space="preserve"> </w:t>
       </w:r>
-      <w:hyperlink r:id="rId60">
+      <w:hyperlink r:id="rId49">
         <w:r>
           <w:rPr>
             <w:rStyle w:val="Hyperlink"/>
@@ -4132,19 +4141,19 @@
         </w:r>
       </w:hyperlink>
     </w:p>
-    <w:bookmarkEnd w:id="61"/>
-    <w:bookmarkStart w:id="63" w:name="ref-Jacob1998"/>
+    <w:bookmarkEnd w:id="50"/>
+    <w:bookmarkStart w:id="52" w:name="ref-Jacob1998"/>
     <w:p>
       <w:pPr>
         <w:pStyle w:val="Bibliography"/>
       </w:pPr>
       <w:r>
-        <w:t xml:space="preserve">11. Jacob AG, Driscoll DJ, Shaughnessy WJ, Stanson AW, Clay RP, Gloviczki P. Klippel-Trénaunay Syndrome: Spectrum and Management. Mayo Clinic Proceedings [Internet]. 1998;73:28–36. Available from:</w:t>
+        <w:t xml:space="preserve">11. Jacob AG, Driscoll DJ, Shaughnessy WJ, Stanson AW, Clay RP, Gloviczki P. Klippel-trénaunay syndrome: Spectrum and management. Mayo Clinic Proceedings [Internet]. 1998;73:28–36. Available from:</w:t>
       </w:r>
       <w:r>
         <w:t xml:space="preserve"> </w:t>
       </w:r>
-      <w:hyperlink r:id="rId62">
+      <w:hyperlink r:id="rId51">
         <w:r>
           <w:rPr>
             <w:rStyle w:val="Hyperlink"/>
@@ -4153,22 +4162,22 @@
         </w:r>
       </w:hyperlink>
     </w:p>
-    <w:bookmarkEnd w:id="63"/>
-    <w:bookmarkStart w:id="65" w:name="ref-silvacorreia2024"/>
+    <w:bookmarkEnd w:id="52"/>
+    <w:bookmarkStart w:id="54" w:name="ref-silvacorreia2024"/>
     <w:p>
       <w:pPr>
         <w:pStyle w:val="Bibliography"/>
       </w:pPr>
       <w:r>
-        <w:t xml:space="preserve">12. Silva Correia IF, Hussain M, Johnson J-A. Obstetric management for pregnant women with Klippel</w:t>
-      </w:r>
-      <w:r>
-        <w:t xml:space="preserve">Trenaunay syndrome: A UK case report and review of the literature. International Journal of Gynecology &amp; Obstetrics [Internet]. 2024;168:484–6. Available from:</w:t>
+        <w:t xml:space="preserve">12. Silva Correia IF, Hussain M, Johnson J-A. Obstetric management for pregnant women with klippel</w:t>
+      </w:r>
+      <w:r>
+        <w:t xml:space="preserve">trenaunay syndrome: A UK case report and review of the literature. International Journal of Gynecology &amp; Obstetrics [Internet]. 2024;168:484–6. Available from:</w:t>
       </w:r>
       <w:r>
         <w:t xml:space="preserve"> </w:t>
       </w:r>
-      <w:hyperlink r:id="rId64">
+      <w:hyperlink r:id="rId53">
         <w:r>
           <w:rPr>
             <w:rStyle w:val="Hyperlink"/>
@@ -4177,19 +4186,19 @@
         </w:r>
       </w:hyperlink>
     </w:p>
-    <w:bookmarkEnd w:id="65"/>
-    <w:bookmarkStart w:id="67" w:name="ref-Marvin2019"/>
+    <w:bookmarkEnd w:id="54"/>
+    <w:bookmarkStart w:id="56" w:name="ref-Marvin2019"/>
     <w:p>
       <w:pPr>
         <w:pStyle w:val="Bibliography"/>
       </w:pPr>
       <w:r>
-        <w:t xml:space="preserve">13. Marvin EK, Schoch JJ, Nguyen H, Anderson KR, Driscoll DJ, Rose CH, et al. Venous thromboembolic and bleeding complications among pregnant women with Klippel-Trenaunay syndrome. Journal of the American Academy of Dermatology [Internet]. 2019;81:1277–82. Available from:</w:t>
+        <w:t xml:space="preserve">13. Marvin EK, Schoch JJ, Nguyen H, Anderson KR, Driscoll DJ, Rose CH, et al. Venous thromboembolic and bleeding complications among pregnant women with klippel-trenaunay syndrome. Journal of the American Academy of Dermatology [Internet]. 2019;81:1277–82. Available from:</w:t>
       </w:r>
       <w:r>
         <w:t xml:space="preserve"> </w:t>
       </w:r>
-      <w:hyperlink r:id="rId66">
+      <w:hyperlink r:id="rId55">
         <w:r>
           <w:rPr>
             <w:rStyle w:val="Hyperlink"/>
@@ -4198,8 +4207,8 @@
         </w:r>
       </w:hyperlink>
     </w:p>
-    <w:bookmarkEnd w:id="67"/>
-    <w:bookmarkStart w:id="69" w:name="ref-Akay2025"/>
+    <w:bookmarkEnd w:id="56"/>
+    <w:bookmarkStart w:id="58" w:name="ref-Akay2025"/>
     <w:p>
       <w:pPr>
         <w:pStyle w:val="Bibliography"/>
@@ -4210,7 +4219,7 @@
       <w:r>
         <w:t xml:space="preserve"> </w:t>
       </w:r>
-      <w:hyperlink r:id="rId68">
+      <w:hyperlink r:id="rId57">
         <w:r>
           <w:rPr>
             <w:rStyle w:val="Hyperlink"/>
@@ -4222,22 +4231,22 @@
         <w:t xml:space="preserve">. BMC Pregnancy and Childbirth. 2025;25:407.</w:t>
       </w:r>
     </w:p>
-    <w:bookmarkEnd w:id="69"/>
-    <w:bookmarkStart w:id="71" w:name="ref-Chang2025"/>
+    <w:bookmarkEnd w:id="58"/>
+    <w:bookmarkStart w:id="60" w:name="ref-Chang2025"/>
     <w:p>
       <w:pPr>
         <w:pStyle w:val="Bibliography"/>
       </w:pPr>
       <w:r>
-        <w:t xml:space="preserve">15. Chang R, Zhang J, Zhang F, Wen L, Jiang Y. Pregnancy in Women With Klippel</w:t>
-      </w:r>
-      <w:r>
-        <w:t xml:space="preserve">Trenaunay Syndrome Complicated by Uterine Vascular Malformation: A Case Report and Literature Review. Cureus [Internet]. 2025; Available from:</w:t>
+        <w:t xml:space="preserve">15. Chang R, Zhang J, Zhang F, Wen L, Jiang Y. Pregnancy in women with klippel</w:t>
+      </w:r>
+      <w:r>
+        <w:t xml:space="preserve">trenaunay syndrome complicated by uterine vascular malformation: A case report and literature review. Cureus [Internet]. 2025; Available from:</w:t>
       </w:r>
       <w:r>
         <w:t xml:space="preserve"> </w:t>
       </w:r>
-      <w:hyperlink r:id="rId70">
+      <w:hyperlink r:id="rId59">
         <w:r>
           <w:rPr>
             <w:rStyle w:val="Hyperlink"/>
@@ -4246,19 +4255,19 @@
         </w:r>
       </w:hyperlink>
     </w:p>
-    <w:bookmarkEnd w:id="71"/>
-    <w:bookmarkStart w:id="73" w:name="ref-Mahajan2017"/>
+    <w:bookmarkEnd w:id="60"/>
+    <w:bookmarkStart w:id="62" w:name="ref-Mahajan2017"/>
     <w:p>
       <w:pPr>
         <w:pStyle w:val="Bibliography"/>
       </w:pPr>
       <w:r>
-        <w:t xml:space="preserve">16. Mahajan P, Margolin J, Iacobas I. Kasabach-Merritt Phenomenon: Classic Presentation and Management Options. Clinical Medicine Insights: Blood Disorders [Internet]. 2017;10:1179545X1769984. Available from:</w:t>
+        <w:t xml:space="preserve">16. Mahajan P, Margolin J, Iacobas I. Kasabach-merritt phenomenon: Classic presentation and management options. Clinical Medicine Insights: Blood Disorders [Internet]. 2017;10:1179545X1769984. Available from:</w:t>
       </w:r>
       <w:r>
         <w:t xml:space="preserve"> </w:t>
       </w:r>
-      <w:hyperlink r:id="rId72">
+      <w:hyperlink r:id="rId61">
         <w:r>
           <w:rPr>
             <w:rStyle w:val="Hyperlink"/>
@@ -4267,19 +4276,19 @@
         </w:r>
       </w:hyperlink>
     </w:p>
-    <w:bookmarkEnd w:id="73"/>
-    <w:bookmarkStart w:id="75" w:name="ref-Howlett1994"/>
+    <w:bookmarkEnd w:id="62"/>
+    <w:bookmarkStart w:id="64" w:name="ref-Howlett1994"/>
     <w:p>
       <w:pPr>
         <w:pStyle w:val="Bibliography"/>
       </w:pPr>
       <w:r>
-        <w:t xml:space="preserve">17. Howlett DC, Roebuck DJ, Frazer CK, Ayers B. The use of ultrasound in the venous assessment of lower limb Klippel-Trenaunay syndrome. European Journal of Radiology [Internet]. 1994;18:224–6. Available from:</w:t>
+        <w:t xml:space="preserve">17. Howlett DC, Roebuck DJ, Frazer CK, Ayers B. The use of ultrasound in the venous assessment of lower limb klippel-trenaunay syndrome. European Journal of Radiology [Internet]. 1994;18:224–6. Available from:</w:t>
       </w:r>
       <w:r>
         <w:t xml:space="preserve"> </w:t>
       </w:r>
-      <w:hyperlink r:id="rId74">
+      <w:hyperlink r:id="rId63">
         <w:r>
           <w:rPr>
             <w:rStyle w:val="Hyperlink"/>
@@ -4288,19 +4297,19 @@
         </w:r>
       </w:hyperlink>
     </w:p>
-    <w:bookmarkEnd w:id="75"/>
-    <w:bookmarkStart w:id="77" w:name="ref-Asghar2020"/>
+    <w:bookmarkEnd w:id="64"/>
+    <w:bookmarkStart w:id="66" w:name="ref-Asghar2020"/>
     <w:p>
       <w:pPr>
         <w:pStyle w:val="Bibliography"/>
       </w:pPr>
       <w:r>
-        <w:t xml:space="preserve">18. Asghar F, Aqeel R, Farooque U, Haq A, Taimur M. Presentation and Management of Klippel-Trenaunay Syndrome: A Review of Available Data. Cureus [Internet]. 2020; Available from:</w:t>
+        <w:t xml:space="preserve">18. Asghar F, Aqeel R, Farooque U, Haq A, Taimur M. Presentation and management of klippel-trenaunay syndrome: A review of available data. Cureus [Internet]. 2020; Available from:</w:t>
       </w:r>
       <w:r>
         <w:t xml:space="preserve"> </w:t>
       </w:r>
-      <w:hyperlink r:id="rId76">
+      <w:hyperlink r:id="rId65">
         <w:r>
           <w:rPr>
             <w:rStyle w:val="Hyperlink"/>
@@ -4309,19 +4318,19 @@
         </w:r>
       </w:hyperlink>
     </w:p>
-    <w:bookmarkEnd w:id="77"/>
-    <w:bookmarkStart w:id="79" w:name="ref-Keepanasseril2017"/>
+    <w:bookmarkEnd w:id="66"/>
+    <w:bookmarkStart w:id="68" w:name="ref-Keepanasseril2017"/>
     <w:p>
       <w:pPr>
         <w:pStyle w:val="Bibliography"/>
       </w:pPr>
       <w:r>
-        <w:t xml:space="preserve">19. Keepanasseril A, Keerthana K, Keepanasseril A, Maurya DK, Kadambari D, Sistla S. Pregnancy in women with Klippel-Trenaunay syndrome: Report of three pregnancies in a single patient and review of literature. Obstetric Medicine [Internet]. 2017;10:177–82. Available from:</w:t>
+        <w:t xml:space="preserve">19. Keepanasseril A, Keerthana K, Keepanasseril A, Maurya DK, Kadambari D, Sistla S. Pregnancy in women with klippel-trenaunay syndrome: Report of three pregnancies in a single patient and review of literature. Obstetric Medicine [Internet]. 2017;10:177–82. Available from:</w:t>
       </w:r>
       <w:r>
         <w:t xml:space="preserve"> </w:t>
       </w:r>
-      <w:hyperlink r:id="rId78">
+      <w:hyperlink r:id="rId67">
         <w:r>
           <w:rPr>
             <w:rStyle w:val="Hyperlink"/>
@@ -4330,19 +4339,19 @@
         </w:r>
       </w:hyperlink>
     </w:p>
-    <w:bookmarkEnd w:id="79"/>
-    <w:bookmarkStart w:id="80" w:name="ref-marvin2019"/>
+    <w:bookmarkEnd w:id="68"/>
+    <w:bookmarkStart w:id="69" w:name="ref-marvin2019"/>
     <w:p>
       <w:pPr>
         <w:pStyle w:val="Bibliography"/>
       </w:pPr>
       <w:r>
-        <w:t xml:space="preserve">20. Marvin EK, Schoch JJ, Nguyen H, Anderson KR, Driscoll DJ, Rose CH, et al. Venous thromboembolic and bleeding complications among pregnant women with Klippel-Trenaunay syndrome. Journal of the American Academy of Dermatology [Internet]. 2019;81:1277–82. Available from:</w:t>
+        <w:t xml:space="preserve">20. Marvin EK, Schoch JJ, Nguyen H, Anderson KR, Driscoll DJ, Rose CH, et al. Venous thromboembolic and bleeding complications among pregnant women with klippel-trenaunay syndrome. Journal of the American Academy of Dermatology [Internet]. 2019;81:1277–82. Available from:</w:t>
       </w:r>
       <w:r>
         <w:t xml:space="preserve"> </w:t>
       </w:r>
-      <w:hyperlink r:id="rId66">
+      <w:hyperlink r:id="rId55">
         <w:r>
           <w:rPr>
             <w:rStyle w:val="Hyperlink"/>
@@ -4351,9 +4360,9 @@
         </w:r>
       </w:hyperlink>
     </w:p>
-    <w:bookmarkEnd w:id="80"/>
-    <w:bookmarkEnd w:id="81"/>
-    <w:bookmarkEnd w:id="82"/>
+    <w:bookmarkEnd w:id="69"/>
+    <w:bookmarkEnd w:id="70"/>
+    <w:bookmarkEnd w:id="71"/>
     <w:sectPr>
       <w:footnotePr>
         <w:numRestart w:val="eachSect"/>
@@ -4475,10 +4484,10 @@
   <w:docDefaults>
     <w:rPrDefault>
       <w:rPr>
-        <w:rFonts w:asciiTheme="minorHAnsi" w:cstheme="minorBidi" w:eastAsiaTheme="minorHAnsi" w:hAnsiTheme="minorHAnsi"/>
+        <w:rFonts w:asciiTheme="minorHAnsi" w:cstheme="minorBidi" w:eastAsiaTheme="minorEastAsia" w:hAnsiTheme="minorHAnsi"/>
         <w:sz w:val="24"/>
         <w:szCs w:val="24"/>
-        <w:lang w:bidi="ar-SA" w:eastAsia="en-US" w:val="en-US"/>
+        <w:lang w:bidi="ar-SA" w:eastAsia="zh-CN" w:val="en-US"/>
       </w:rPr>
     </w:rPrDefault>
     <w:pPrDefault>
@@ -5019,13 +5028,6 @@
       </w:tblCellMar>
     </w:tblPr>
     <w:tblStylePr w:type="firstRow">
-      <w:tblPr>
-        <w:jc w:val="left"/>
-        <w:tblInd w:type="dxa" w:w="0"/>
-      </w:tblPr>
-      <w:trPr>
-        <w:jc w:val="left"/>
-      </w:trPr>
       <w:tcPr>
         <w:tcBorders>
           <w:bottom w:val="single"/>

--- a/docs/index.docx
+++ b/docs/index.docx
@@ -2999,17 +2999,17 @@
           <w:tbl>
             <w:tblPr>
               <w:tblStyle w:val="Table"/>
-              <w:tblW w:type="pct" w:w="4943"/>
+              <w:tblW w:type="pct" w:w="4957"/>
               <w:tblLayout w:type="fixed"/>
               <w:tblLook w:firstRow="1" w:lastRow="0" w:firstColumn="0" w:lastColumn="0" w:noHBand="0" w:noVBand="0" w:val="0020"/>
             </w:tblPr>
             <w:tblGrid>
-              <w:gridCol w:w="769"/>
-              <w:gridCol w:w="678"/>
-              <w:gridCol w:w="1810"/>
-              <w:gridCol w:w="1832"/>
-              <w:gridCol w:w="1900"/>
-              <w:gridCol w:w="837"/>
+              <w:gridCol w:w="572"/>
+              <w:gridCol w:w="842"/>
+              <w:gridCol w:w="2409"/>
+              <w:gridCol w:w="1836"/>
+              <w:gridCol w:w="1567"/>
+              <w:gridCol w:w="623"/>
             </w:tblGrid>
             <w:tr>
               <w:trPr>
@@ -3147,41 +3147,33 @@
                     <w:jc w:val="center"/>
                   </w:pPr>
                   <w:r>
-                    <w:t xml:space="preserve">22 y, primigravida, 37 wks</w:t>
-                  </w:r>
-                </w:p>
-              </w:tc>
-              <w:tc>
-                <w:tcPr/>
-                <w:p>
-                  <w:pPr>
-                    <w:jc w:val="left"/>
-                    <w:jc w:val="center"/>
-                  </w:pPr>
-                  <w:r>
-                    <w:t xml:space="preserve">known KTS</w:t>
-                  </w:r>
-                </w:p>
-                <w:p>
-                  <w:pPr>
-                    <w:jc w:val="left"/>
-                    <w:jc w:val="center"/>
-                  </w:pPr>
-                  <w:r>
-                    <w:t xml:space="preserve">Hemangiomas, limb hypertrophy, massive vulvovaginal varicosities</w:t>
-                  </w:r>
-                </w:p>
-              </w:tc>
-              <w:tc>
-                <w:tcPr/>
-                <w:p>
-                  <w:pPr>
-                    <w:pStyle w:val="Compact"/>
-                    <w:jc w:val="left"/>
-                    <w:jc w:val="center"/>
-                  </w:pPr>
-                  <w:r>
-                    <w:t xml:space="preserve">Post-op KMS: thrombocytopenia, ↓ fibrinogen, ↑ PT/PTT, ↑ fibrin split products</w:t>
+                    <w:t xml:space="preserve">22 years-old primigravida, 37 weeks’ gestation</w:t>
+                  </w:r>
+                </w:p>
+              </w:tc>
+              <w:tc>
+                <w:tcPr/>
+                <w:p>
+                  <w:pPr>
+                    <w:pStyle w:val="Compact"/>
+                    <w:jc w:val="left"/>
+                    <w:jc w:val="center"/>
+                  </w:pPr>
+                  <w:r>
+                    <w:t xml:space="preserve">known KTS, hemangiomas, limb hypertrophy, massive vulvovaginal varicosities</w:t>
+                  </w:r>
+                </w:p>
+              </w:tc>
+              <w:tc>
+                <w:tcPr/>
+                <w:p>
+                  <w:pPr>
+                    <w:pStyle w:val="Compact"/>
+                    <w:jc w:val="left"/>
+                    <w:jc w:val="center"/>
+                  </w:pPr>
+                  <w:r>
+                    <w:t xml:space="preserve">Post-op KMS: thrombocytopenia, decreased fibrinogen, prolonged PT/PTT, increased fibrin split products</w:t>
                   </w:r>
                 </w:p>
               </w:tc>
@@ -3245,46 +3237,46 @@
                     <w:jc w:val="center"/>
                   </w:pPr>
                   <w:r>
-                    <w:t xml:space="preserve">24 y, primigravida, 29 wks</w:t>
-                  </w:r>
-                </w:p>
-              </w:tc>
-              <w:tc>
-                <w:tcPr/>
-                <w:p>
-                  <w:pPr>
-                    <w:pStyle w:val="Compact"/>
-                    <w:jc w:val="left"/>
-                    <w:jc w:val="center"/>
-                  </w:pPr>
-                  <w:r>
-                    <w:t xml:space="preserve">known KTS, bleeding gums, Limb hypertrophy, varicosities (vulval, lower limb)</w:t>
-                  </w:r>
-                </w:p>
-              </w:tc>
-              <w:tc>
-                <w:tcPr/>
-                <w:p>
-                  <w:pPr>
-                    <w:pStyle w:val="Compact"/>
-                    <w:jc w:val="left"/>
-                    <w:jc w:val="center"/>
-                  </w:pPr>
-                  <w:r>
-                    <w:t xml:space="preserve">Antenatal KMS: severe thrombocytopenia (limited labs reported)</w:t>
-                  </w:r>
-                </w:p>
-              </w:tc>
-              <w:tc>
-                <w:tcPr/>
-                <w:p>
-                  <w:pPr>
-                    <w:pStyle w:val="Compact"/>
-                    <w:jc w:val="left"/>
-                    <w:jc w:val="center"/>
-                  </w:pPr>
-                  <w:r>
-                    <w:t xml:space="preserve">Steroids + platelet transfusion; CS at 35 wks; post-op anticoagulation + steroids</w:t>
+                    <w:t xml:space="preserve">24 years-old, primigravida, 29 weeks’ gestation</w:t>
+                  </w:r>
+                </w:p>
+              </w:tc>
+              <w:tc>
+                <w:tcPr/>
+                <w:p>
+                  <w:pPr>
+                    <w:pStyle w:val="Compact"/>
+                    <w:jc w:val="left"/>
+                    <w:jc w:val="center"/>
+                  </w:pPr>
+                  <w:r>
+                    <w:t xml:space="preserve">known KTS, bleeding gums, Limb hypertrophy, varicosities (vulvar, lower limb)</w:t>
+                  </w:r>
+                </w:p>
+              </w:tc>
+              <w:tc>
+                <w:tcPr/>
+                <w:p>
+                  <w:pPr>
+                    <w:pStyle w:val="Compact"/>
+                    <w:jc w:val="left"/>
+                    <w:jc w:val="center"/>
+                  </w:pPr>
+                  <w:r>
+                    <w:t xml:space="preserve">Antenatal KMS: severe thrombocytopenia (limited laboratory investigation reported)</w:t>
+                  </w:r>
+                </w:p>
+              </w:tc>
+              <w:tc>
+                <w:tcPr/>
+                <w:p>
+                  <w:pPr>
+                    <w:pStyle w:val="Compact"/>
+                    <w:jc w:val="left"/>
+                    <w:jc w:val="center"/>
+                  </w:pPr>
+                  <w:r>
+                    <w:t xml:space="preserve">Steroids + platelet transfusion; CS at 35 wks; post-op anticoagulation and corticosteroids</w:t>
                   </w:r>
                 </w:p>
               </w:tc>
@@ -3330,46 +3322,54 @@
                 <w:tcPr/>
                 <w:p>
                   <w:pPr>
-                    <w:pStyle w:val="Compact"/>
-                    <w:jc w:val="left"/>
-                    <w:jc w:val="center"/>
-                  </w:pPr>
-                  <w:r>
-                    <w:t xml:space="preserve">26 y,</w:t>
-                  </w:r>
-                </w:p>
-              </w:tc>
-              <w:tc>
-                <w:tcPr/>
-                <w:p>
-                  <w:pPr>
-                    <w:jc w:val="left"/>
-                    <w:jc w:val="center"/>
-                  </w:pPr>
-                  <w:r>
-                    <w:t xml:space="preserve">KTS diagnosed in 3rd trimester; severe postpartum bleeding</w:t>
-                  </w:r>
-                </w:p>
-                <w:p>
-                  <w:pPr>
-                    <w:jc w:val="left"/>
-                    <w:jc w:val="center"/>
-                  </w:pPr>
-                  <w:r>
-                    <w:t xml:space="preserve">Hemodynamic instability, ecchymoses, massive limb hypertrophy, varicosities</w:t>
-                  </w:r>
-                </w:p>
-              </w:tc>
-              <w:tc>
-                <w:tcPr/>
-                <w:p>
-                  <w:pPr>
-                    <w:pStyle w:val="Compact"/>
-                    <w:jc w:val="left"/>
-                    <w:jc w:val="center"/>
-                  </w:pPr>
-                  <w:r>
-                    <w:t xml:space="preserve">Post-op KMS: thrombocytopenia, ↓ fibrinogen, ↑ PT/APTT, ↑ FDP, ↑ D-dimer</w:t>
+                    <w:jc w:val="left"/>
+                    <w:jc w:val="center"/>
+                  </w:pPr>
+                  <w:r>
+                    <w:t xml:space="preserve">26 years old.</w:t>
+                  </w:r>
+                </w:p>
+                <w:p>
+                  <w:pPr>
+                    <w:jc w:val="left"/>
+                    <w:jc w:val="center"/>
+                  </w:pPr>
+                  <w:r>
+                    <w:t xml:space="preserve">Postpartum.</w:t>
+                  </w:r>
+                </w:p>
+              </w:tc>
+              <w:tc>
+                <w:tcPr/>
+                <w:p>
+                  <w:pPr>
+                    <w:jc w:val="left"/>
+                    <w:jc w:val="center"/>
+                  </w:pPr>
+                  <w:r>
+                    <w:t xml:space="preserve">KTS diagnosed in the third trimester of pregnancy.</w:t>
+                  </w:r>
+                </w:p>
+                <w:p>
+                  <w:pPr>
+                    <w:jc w:val="left"/>
+                    <w:jc w:val="center"/>
+                  </w:pPr>
+                  <w:r>
+                    <w:t xml:space="preserve">Admitted on day 10 postpartum with severe postpartum hemorrahge, hemodynamic instability, ecchymoses, massive limb hypertrophy, varicosities</w:t>
+                  </w:r>
+                </w:p>
+              </w:tc>
+              <w:tc>
+                <w:tcPr/>
+                <w:p>
+                  <w:pPr>
+                    <w:pStyle w:val="Compact"/>
+                    <w:jc w:val="left"/>
+                    <w:jc w:val="center"/>
+                  </w:pPr>
+                  <w:r>
+                    <w:t xml:space="preserve">Post-op KMS: thrombocytopenia, ↓ fibrinogen, ↑ PT/APTT, increased fibrin split products, increased D-dimer</w:t>
                   </w:r>
                 </w:p>
               </w:tc>

--- a/docs/index.docx
+++ b/docs/index.docx
@@ -396,13 +396,34 @@
         <w:pStyle w:val="BodyText"/>
       </w:pPr>
       <w:r>
-        <w:t xml:space="preserve">KTS was first described in 1900 as Naevus vasculosus osteohypertrophicus by two French physicians, Maurice Klippel and Paul Trenaunay. It was previously considered similar to the less common Parkes Weber syndrome (PWS), distinguished from KTS by the presence of arteriovenous malformations (AVMs), which are abnormal connections between arteries and veins in the affected limb, potentially leading to high-output cardiac failure. Despite this distinction, both conditions share similar management principles.</w:t>
+        <w:t xml:space="preserve">KTS was first described in 1900 as Naevus vasculosus osteohypertrophicus by two French physicians, Maurice Klippel and Paul Trenaunay. It was previously considered similar to the less common Parkes Weber syndrome, distinguished from KTS by the presence of arteriovenous malformations.</w:t>
+      </w:r>
+      <w:r>
+        <w:t xml:space="preserve"> </w:t>
       </w:r>
       <w:r>
         <w:t xml:space="preserve">[3,4]</w:t>
       </w:r>
       <w:r>
-        <w:t xml:space="preserve">. KTS is currently classified within the PIK3CA-Related Overgrowth Spectrum (PROS), a group of overgrowth syndromes with overlapping phenotypic features that share mutations in the PIK3CA gene.</w:t>
+        <w:t xml:space="preserve">. KTS is currently classified within the PIK3CA-Related Overgrowth Spectrum (PROS), a group of overgrowth syndromes with overlapping phenotypic features that share mutations in the PIK3CA gene. KTS, also referred to as capillary-lymphatic-venous malformation, is characterized by capillary malformations, soft tissue or bony hypertrophy, and varicose veins or venous malformations. The presence of at least two of these features suggests the diagnosis, which is supported by imaging. Magnetic resonance imaging, Color Doppler studies, and pelviabdominal ultrasounds may all be used to visualize vascular malformations associated with KTS.</w:t>
+      </w:r>
+      <w:r>
+        <w:t xml:space="preserve">[5]</w:t>
+      </w:r>
+      <w:r>
+        <w:t xml:space="preserve"> </w:t>
+      </w:r>
+      <w:r>
+        <w:t xml:space="preserve">KTS hallmark features predominantly affect one lower limb (85%) causing a discrepancy in limb length, although bilateral involvement may occur in a minority of cases (12.5%). However, it is a generalized disorder and can involve multiple body regions including the pelvis, abdomen, head and neck, back, pelvis, and urinary bladder. Capillary malformations are the most common presentation (98%), followed by varicosities or venous malformations (72%), and limb hypertrophy (67%)</w:t>
+      </w:r>
+      <w:r>
+        <w:t xml:space="preserve"> </w:t>
+      </w:r>
+      <w:r>
+        <w:t xml:space="preserve">[6]</w:t>
+      </w:r>
+      <w:r>
+        <w:t xml:space="preserve">.</w:t>
       </w:r>
     </w:p>
     <w:p>
@@ -410,19 +431,39 @@
         <w:pStyle w:val="BodyText"/>
       </w:pPr>
       <w:r>
-        <w:t xml:space="preserve">When pregnancy occurs in the setting of KTS, it presents significant challenges due to hormonally and hemodynamically driven vascular engorgement, increasing the risk of thromboembolism, hemorrhage, and coagulopathy.</w:t>
+        <w:t xml:space="preserve">Pregnancy poses considerable challenges in patients with KTS, as hormonal and hemodynamic changes exacerbate underlying vascular abnormalities increasing the risk of thromboembolism, hemorrhage, and coagulopathy. The emergence of coagulopathy, in particular, may indicate the development of Kasabach-Merritt syndrome (KMS).</w:t>
       </w:r>
       <w:r>
         <w:t xml:space="preserve"> </w:t>
       </w:r>
       <w:r>
-        <w:t xml:space="preserve">[5]</w:t>
+        <w:t xml:space="preserve">[7]</w:t>
+      </w:r>
+    </w:p>
+    <w:p>
+      <w:pPr>
+        <w:pStyle w:val="BodyText"/>
+      </w:pPr>
+      <w:r>
+        <w:t xml:space="preserve">Kasabach-Merritt syndrome (KMS), first described in 1940, is a rare and potentially fatal condition defined by the triad of thrombocytopenia, microangiopathic hemolytic anemia, and consumptive coagulopathy occurring in association with vascular abnormalities</w:t>
       </w:r>
       <w:r>
         <w:t xml:space="preserve"> </w:t>
       </w:r>
       <w:r>
-        <w:t xml:space="preserve">Coagulopathy may reflect the development of Kasabach-Merritt syndrome (KMS).</w:t>
+        <w:t xml:space="preserve">[8]</w:t>
+      </w:r>
+      <w:r>
+        <w:t xml:space="preserve">. In the setting of KTS, pregnancy and labor may precipitate or exacerbate KMS; the concurrent occurrence of both conditions during the peripartum period constitutes a critical obstetric emergency carrying a reported mortality rate of 30–40%</w:t>
+      </w:r>
+      <w:r>
+        <w:t xml:space="preserve"> </w:t>
+      </w:r>
+      <w:r>
+        <w:t xml:space="preserve">[9]</w:t>
+      </w:r>
+      <w:r>
+        <w:t xml:space="preserve">.</w:t>
       </w:r>
     </w:p>
     <w:p>
@@ -430,35 +471,16 @@
         <w:pStyle w:val="BodyText"/>
       </w:pPr>
       <w:r>
-        <w:t xml:space="preserve">Even more rarely, Kasabach-Merritt Syndrome (KMS), first described in 1940, is a life-threatening consumptive coagulopathy associated with rapidly proliferating vascular tumors such as kaposiform hemangioendothelioma and tufted angioma, and can emerge or worsen during pregnancy in women with KTS. KMS in pregnancy is exceedingly rare, but when it occurs, it carries a historical mortality rate of 30–40%, driven by severe thrombocytopenia, hypofibrinogenemia, and disseminated intravascular coagulation (DIC).</w:t>
+        <w:t xml:space="preserve">To date, only three cases of KTS complicated by KMS in pregnancy have been documented in the literature</w:t>
       </w:r>
       <w:r>
         <w:t xml:space="preserve"> </w:t>
       </w:r>
       <w:r>
-        <w:t xml:space="preserve">[6]</w:t>
-      </w:r>
-    </w:p>
-    <w:p>
-      <w:pPr>
-        <w:pStyle w:val="BodyText"/>
-      </w:pPr>
-      <w:r>
-        <w:t xml:space="preserve">The co-occurrence of KTS and KMS in pregnancy represents a critical obstetric emergency that demands early recognition and immediate multidisciplinary intervention to reduce mortality. This convergence is extremely rare. To date, only three such cases have been previously reported.</w:t>
-      </w:r>
-      <w:r>
-        <w:t xml:space="preserve">[7–9]</w:t>
-      </w:r>
-      <w:r>
-        <w:t xml:space="preserve">.</w:t>
-      </w:r>
-    </w:p>
-    <w:p>
-      <w:pPr>
-        <w:pStyle w:val="BodyText"/>
-      </w:pPr>
-      <w:r>
-        <w:t xml:space="preserve">This case report details the clinical course and successful management of a pregnant woman with KTS complicated by acute KMS and fetal growth restriction with abnormal umbilical artery Doppler findings. We highlight the clinical challenges and management strategies and underscore the importance of early recognition and coordinated care to optimize maternal and neonatal outcomes.</w:t>
+        <w:t xml:space="preserve">[10–12]</w:t>
+      </w:r>
+      <w:r>
+        <w:t xml:space="preserve">. We report a fourth case, describing the clinical course and successful multidisciplinary management of a pregnant woman with KTS complicated by fetal growth restriction and peripartum acute KMS. Through this case, we aim to illuminate the clinical challenges inherent to this rare complication, outline effective management strategies, and emphasize the critical role of early recognition and interdisciplinary collaboration in achieving favorable maternal and neonatal outcomes.</w:t>
       </w:r>
     </w:p>
     <w:bookmarkEnd w:id="14"/>
@@ -476,7 +498,7 @@
         <w:pStyle w:val="FirstParagraph"/>
       </w:pPr>
       <w:r>
-        <w:t xml:space="preserve">A 28-year-old multigravida, P2CS+1 (1L) was first admitted at 30+1 weeks of gestation for clinically significant hematuria on the 16th of December in Ain Shams University Hospital, Egypt. The timeline is detailed in</w:t>
+        <w:t xml:space="preserve">A 28-year-old multigravida (P2+1, both prior deliveries by cesarean section, one living child) presented at 30+1 weeks’ gestation with clinically significant hematuria and was admitted on December 16th to Ain Shams University Hospital, Egypt. The clinical timeline is detailed in</w:t>
       </w:r>
       <w:r>
         <w:t xml:space="preserve"> </w:t>
@@ -489,13 +511,16 @@
           <w:t xml:space="preserve">Table 1</w:t>
         </w:r>
       </w:hyperlink>
+      <w:r>
+        <w:t xml:space="preserve">.</w:t>
+      </w:r>
     </w:p>
     <w:p>
       <w:pPr>
         <w:pStyle w:val="BodyText"/>
       </w:pPr>
       <w:r>
-        <w:t xml:space="preserve">The patient was first diagnosed at two years of age with Klippel-Trenaunay syndrome (KTS) involving both lower limbs, back, pelvis, and urinary bladder. She underwent surgery for varicose veins seven years ago, as well as orthopedic surgery for the insertion of plates and screws approximately 18 months prior to this admission.</w:t>
+        <w:t xml:space="preserve">Her background was notable for Klippel-Trenaunay syndrome (KTS), diagnosed at age two, with involvement of both lower limbs, the back, pelvis, and urinary bladder. Her surgical history included varicose vein surgery seven years prior and orthopedic fixation with plates and screws approximately 18 months before this admission.</w:t>
       </w:r>
     </w:p>
     <w:p>
@@ -503,28 +528,51 @@
         <w:pStyle w:val="BodyText"/>
       </w:pPr>
       <w:r>
-        <w:t xml:space="preserve">Her obstetric history includes two cesarean sections. Her first pregnancy was seven years ago and ended in neonatal death. Her second pregnancy was complicated by severe preeclampsia, postpartum wound hematoma, and sepsis, requiring ICU admission. She also had a history of spontaneous miscarriage for which she did not undergo dilatation and curettage. For her current pregnancy, she received two doses of antenatal corticosteroids on December 14</w:t>
-      </w:r>
-      <w:r>
-        <w:rPr>
-          <w:vertAlign w:val="superscript"/>
-        </w:rPr>
-        <w:t xml:space="preserve">th</w:t>
+        <w:t xml:space="preserve">Her obstetric history was significant. Her first pregnancy, seven years prior, ended in neonatal death. Her second pregnancy was complicated by severe preeclampsia, postpartum wound hematoma, and sepsis necessitating ICU admission. She also had a history of spontaneous miscarriage not managed surgically. In the current pregnancy, she received two doses of antenatal corticosteroids on December 14th and 15th.</w:t>
+      </w:r>
+    </w:p>
+    <w:p>
+      <w:pPr>
+        <w:pStyle w:val="BodyText"/>
+      </w:pPr>
+      <w:r>
+        <w:t xml:space="preserve">On admission, vital signs were stable: blood pressure 120/80 mmHg, temperature 36.2°C, and heart rate 68 bpm. Physical examination revealed port-wine stains over the back and gluteal region, with discrepancy in lower limb length bilaterally.</w:t>
+      </w:r>
+    </w:p>
+    <w:p>
+      <w:pPr>
+        <w:pStyle w:val="BodyText"/>
+      </w:pPr>
+      <w:r>
+        <w:t xml:space="preserve">A complete blood count (CBC) demonstrated microcytic hypochromic anemia (hemoglobin 7.0 g/dL, hematocrit 23.0%) and thrombocytopenia (128,000/µL). She received six units of packed red blood cells (pRBCs) to correct her declining hemoglobin. Blood typing identified B-positive blood group, and viral serology was negative for hepatitis B, hepatitis C, and HIV.</w:t>
+      </w:r>
+    </w:p>
+    <w:p>
+      <w:pPr>
+        <w:pStyle w:val="BodyText"/>
+      </w:pPr>
+      <w:r>
+        <w:t xml:space="preserve">Obstetric ultrasonography revealed an estimated fetal weight below the 10th percentile, consistent with intrauterine growth restriction (IUGR), and absent end-diastolic flow on umbilical artery Doppler. Urological consultation was obtained for management of severe hematuria, with initial measures comprising intravenous tranexamic acid and insertion of a three-way indwelling silicone urinary catheter maintained for one week.</w:t>
+      </w:r>
+    </w:p>
+    <w:p>
+      <w:pPr>
+        <w:pStyle w:val="BodyText"/>
+      </w:pPr>
+      <w:r>
+        <w:t xml:space="preserve">On December 18th, pelviabdominal MRI demonstrated a viable single intrauterine pregnancy in cephalic presentation with unremarkable placental location and attachment. Compression of the left ovarian and left common iliac veins by the gravid uterus was identified, with associated venous dilatation and slowing of flow. Extensive dilated, tortuous tubular lesions consistent with varicosities were observed throughout the pelvic, perivesical, perineal, and gluteal regions — more prominent on the left — exhibiting a classic</w:t>
       </w:r>
       <w:r>
         <w:t xml:space="preserve"> </w:t>
       </w:r>
       <w:r>
-        <w:t xml:space="preserve">and 15</w:t>
-      </w:r>
-      <w:r>
-        <w:rPr>
-          <w:vertAlign w:val="superscript"/>
-        </w:rPr>
-        <w:t xml:space="preserve">th</w:t>
-      </w:r>
-      <w:r>
-        <w:t xml:space="preserve">.</w:t>
+        <w:t xml:space="preserve">“bag of worms”</w:t>
+      </w:r>
+      <w:r>
+        <w:t xml:space="preserve"> </w:t>
+      </w:r>
+      <w:r>
+        <w:t xml:space="preserve">appearance. Similar lesions were identified in the bilateral breast subcutaneous tissue. The urinary bladder contained blood products. The liver was mildly enlarged with vascular compression, while the gallbladder, spleen, and kidneys were unremarkable. Minimal bilateral pleural effusion was also noted.</w:t>
       </w:r>
     </w:p>
     <w:p>
@@ -532,7 +580,7 @@
         <w:pStyle w:val="BodyText"/>
       </w:pPr>
       <w:r>
-        <w:t xml:space="preserve">On examination, her blood pressure was 120/80 mmHg, temperature was 36.2° C, and heart rate was 68 bpm. Port-wine stains were seen in the back and gluteal region with discrepancy in the length of both lower limbs.</w:t>
+        <w:t xml:space="preserve">On December 21st, pelviabdominal ultrasonography, color Doppler of bilateral lower limb veins, and duplex arterial studies were performed. Ultrasonography demonstrated hepatosplenomegaly, soft tissue lesions within the urinary bladder, and bilateral refluxing parametrial venous channels, with a single viable intrauterine fetus confirmed. Lower limb vascular studies revealed a normal venous and arterial system with no evidence of deep vein thrombosis.</w:t>
       </w:r>
     </w:p>
     <w:p>
@@ -540,7 +588,7 @@
         <w:pStyle w:val="BodyText"/>
       </w:pPr>
       <w:r>
-        <w:t xml:space="preserve">A complete blood picture (CBC) revealed microcytic hypochromic anemia (hemoglobin 7.0 g/dl, hematocrit 23.0%) and thrombocytopenia (128,000/µL), for which she received six units of packed cell transfusion to correct the worsening hemoglobin. ABO and Rh typing indicated B positive blood. Viral workup was negative for Hepatitis C and B and human immunodeficiency virus (HIV).</w:t>
+        <w:t xml:space="preserve">Serial CBCs over the four days following transfusion showed progressive improvement in hemoglobin, reaching 9.4 g/dL on December 22nd, while platelet count remained persistently low, ranging between 82,000 and 104,000/µL. Iron studies revealed elevated unsaturated iron-binding capacity (UIBC) and reduced transferrin saturation. Lactate dehydrogenase (LDH) was elevated at 454 IU/L. Urinalysis on the same day demonstrated hematuria (2+), pyuria, and mild proteinuria (1+); microscopic examination showed &gt;100 red blood cells per high-power field (RBCs/HPF), 40–45 pus cells/HPF, increased epithelial cells (2+), and uric acid crystals (2+). Coagulation studies on December 27th and 28th revealed mildly elevated prothrombin time (PT), while serum creatinine remained low.</w:t>
       </w:r>
     </w:p>
     <w:p>
@@ -548,7 +596,7 @@
         <w:pStyle w:val="BodyText"/>
       </w:pPr>
       <w:r>
-        <w:t xml:space="preserve">Ultrasonography (US) demonstrated estimated fetal weight below the 10th percentile consistent with intrauterine growth restriction (IUGR), and an abnormal umbilical artery Doppler showing absent end-diastolic blood flow.</w:t>
+        <w:t xml:space="preserve">Contrast-enhanced pelvic MRI on January 1st demonstrated extensive venous malformations involving the cervix, vagina, anal canal, perineum, and bilateral labia, with additional lesions in the gluteal region, thighs, anterior abdominal wall, and intravesically.</w:t>
       </w:r>
     </w:p>
     <w:p>
@@ -556,7 +604,7 @@
         <w:pStyle w:val="BodyText"/>
       </w:pPr>
       <w:r>
-        <w:t xml:space="preserve">Urological consultation was sought for management of the severe hematuria. Initial management included intravenous tranexamic acid and insertion of an indwelling silicone three-way urinary catheter for one week.</w:t>
+        <w:t xml:space="preserve">The patient was monitored daily with regular assessment of vital parameters, fetal kick counts, vaginal bleeding, uterine contractions, and signs of membrane rupture. She received one unit of pRBCs on January 2nd and a further unit on January 5th.</w:t>
       </w:r>
     </w:p>
     <w:p>
@@ -564,22 +612,7 @@
         <w:pStyle w:val="BodyText"/>
       </w:pPr>
       <w:r>
-        <w:t xml:space="preserve">On December 18</w:t>
-      </w:r>
-      <w:r>
-        <w:rPr>
-          <w:vertAlign w:val="superscript"/>
-        </w:rPr>
-        <w:t xml:space="preserve">th</w:t>
-      </w:r>
-      <w:r>
-        <w:t xml:space="preserve">, pelviabdominal magnetic resonance imaging (MRI) was performed, demonstrating a gravid uterus with a single intrauterine pregnancy in cephalic lie with unremarkable placental location and attachment. Compression of the left ovarian vein and the left common iliac vein by the gravid uterus was seen, with associated slowing and dilatation of both veins. Extensive dilated tubular tortuous lesions suggestive of varicosities were observed in the pelvic, perivesical, perineal, and gluteal regions, more prominent on the left side, showing a “bag of worms” appearance. Similar lesions were present in breast subcutaneous tissue bilaterally. The urinary bladder contained blood products.</w:t>
-      </w:r>
-      <w:r>
-        <w:br/>
-      </w:r>
-      <w:r>
-        <w:t xml:space="preserve">The liver was mildly enlarged with noticeable vascular compression, while the gall bladder, spleen, and kidneys were unremarkable. Minimal bilateral pleural effusion was noticed.</w:t>
+        <w:t xml:space="preserve">At 35 weeks’ gestation, a multidisciplinary team comprising obstetrics, hematology, anesthesia, and neonatology convened and recommended delivery by emergency cesarean section in view of deteriorating fetal Doppler parameters and cumulative maternal risks. On January 18th, cesarean delivery was performed under general endotracheal anesthesia via a vertical midline abdominal incision. Intraoperatively, significant varicosities were encountered over the anterior abdominal wall, lower uterine segment, and the uterovesical interface. A lower uterine segment incision was made for delivery of the fetus and placenta; the uterine wall was subsequently closed in two layers. The placenta was delivered complete, the perineum was intact, and hemostasis was secured. No intraperitoneal drains were placed; a subcutaneous drain was inserted and maintained for seven days. Skin closure was achieved with interrupted mattress sutures.</w:t>
       </w:r>
     </w:p>
     <w:p>
@@ -587,28 +620,7 @@
         <w:pStyle w:val="BodyText"/>
       </w:pPr>
       <w:r>
-        <w:t xml:space="preserve">On December 21</w:t>
-      </w:r>
-      <w:r>
-        <w:rPr>
-          <w:vertAlign w:val="superscript"/>
-        </w:rPr>
-        <w:t xml:space="preserve">st</w:t>
-      </w:r>
-      <w:r>
-        <w:t xml:space="preserve">, pelviabdominal ultrasonography, Color-Doppler study of both lower limb veins, and Color-Doppler and duplex study of both lower limb arteries were performed.</w:t>
-      </w:r>
-      <w:r>
-        <w:br/>
-      </w:r>
-      <w:r>
-        <w:t xml:space="preserve">Pelviabdominal ultrasonography revealed hepatosplenomegaly, soft tissue lesions in the urinary bladder, bilateral refluxing parametrial venous channels, and a single viable intra-uterine fetus.</w:t>
-      </w:r>
-      <w:r>
-        <w:br/>
-      </w:r>
-      <w:r>
-        <w:t xml:space="preserve">Lower limb vessel studies showed a normal venous and arterial system, with no evidence of deep vein thrombosis.</w:t>
+        <w:t xml:space="preserve">A female neonate weighing 1,900 g was delivered with Apgar scores of 7 and 9 at one and five minutes, respectively. Given the low birth weight, routine vaccination was deferred, and neither observation nor respiratory support was required.</w:t>
       </w:r>
     </w:p>
     <w:p>
@@ -616,22 +628,7 @@
         <w:pStyle w:val="BodyText"/>
       </w:pPr>
       <w:r>
-        <w:t xml:space="preserve">Serial CBCs showed improving hemoglobin over the four days following the packed RBCs transfusion, which reached 9.4g/dL on December 22</w:t>
-      </w:r>
-      <w:r>
-        <w:rPr>
-          <w:vertAlign w:val="superscript"/>
-        </w:rPr>
-        <w:t xml:space="preserve">nd</w:t>
-      </w:r>
-      <w:r>
-        <w:t xml:space="preserve">, while platelet count remained persistently low between 82,000 and 104,000. Iron profile showed elevated UIBC (unsaturated iron binding capacity) and low transferrin saturation. Lactate dehydrogenase (LDH) was elevated at 454 IU/L.</w:t>
-      </w:r>
-      <w:r>
-        <w:br/>
-      </w:r>
-      <w:r>
-        <w:t xml:space="preserve">On the same day, urinalysis demonstrated hematuria (2+), pyuria, and mild proteinuria (1+). Microscopic examination revealed &gt;100 red blood cells per high power field (RBCs/HPF), 40-45 pus cells per high power field (Pus Cell/HPF), and increased epithelial cells (2+). Uric acid crystals were present (2+). Other parameters were within normal limits.</w:t>
+        <w:t xml:space="preserve">Postoperatively, the patient was admitted to the ICU following identification of hemoperitoneum. Her pharmacological regimen included low-molecular-weight heparin (LMWH), tranexamic acid, ceftriaxone, pantoprazole, intravenous paracetamol, and a charcoal-based herbal preparation.</w:t>
       </w:r>
     </w:p>
     <w:p>
@@ -639,31 +636,7 @@
         <w:pStyle w:val="BodyText"/>
       </w:pPr>
       <w:r>
-        <w:t xml:space="preserve">Coagulation studies on December 27</w:t>
-      </w:r>
-      <w:r>
-        <w:rPr>
-          <w:vertAlign w:val="superscript"/>
-        </w:rPr>
-        <w:t xml:space="preserve">th</w:t>
-      </w:r>
-      <w:r>
-        <w:t xml:space="preserve"> </w:t>
-      </w:r>
-      <w:r>
-        <w:t xml:space="preserve">and 28</w:t>
-      </w:r>
-      <w:r>
-        <w:rPr>
-          <w:vertAlign w:val="superscript"/>
-        </w:rPr>
-        <w:t xml:space="preserve">th</w:t>
-      </w:r>
-      <w:r>
-        <w:t xml:space="preserve"> </w:t>
-      </w:r>
-      <w:r>
-        <w:t xml:space="preserve">showed slightly elevated Prothrombin time (PT) while serum creatinine was low.</w:t>
+        <w:t xml:space="preserve">On postoperative day one, mild hematuria persisted and laboratory investigations revealed declining hemoglobin and platelet counts alongside markedly elevated LDH, alkaline phosphatase, creatine kinase, and bilirubin. LMWH was withheld, and the patient was commenced on pRBCs and fresh frozen plasma (FFP) in a 1:1 ratio, receiving a total of ten units of each over seven days. Additional laboratory results are presented in @tbl-2.</w:t>
       </w:r>
     </w:p>
     <w:p>
@@ -671,7 +644,7 @@
         <w:pStyle w:val="BodyText"/>
       </w:pPr>
       <w:r>
-        <w:t xml:space="preserve">A contrast-enhanced pelvic MRI was done on January 1, showing extensive venous malformations within the pelvis involving the cervix, vagina, anal canal, and extending downwards to the perineum and both labias. Extensive lesions were also seen within the gluteal region, thigh, anterior part of the abdominal cavity, and intravesically.</w:t>
+        <w:t xml:space="preserve">On postoperative day two, hemoglobin and platelet count deteriorated rapidly, falling from 9.6 g/dL and 218,000/µL to 7.6 g/dL and 104,000/µL, respectively, necessitating ongoing blood product replacement.</w:t>
       </w:r>
     </w:p>
     <w:p>
@@ -679,7 +652,7 @@
         <w:pStyle w:val="BodyText"/>
       </w:pPr>
       <w:r>
-        <w:t xml:space="preserve">The patient was monitored daily with regular assessment of vital parameters, general condition, fetal kicks, vaginal bleeding, uterine contractions, and evidence of membrane rupture. She received one unit of packed RBCs on January 2, followed by an additional unit on January 5.  </w:t>
+        <w:t xml:space="preserve">On postoperative day three, transvaginal ultrasonography (TVUS) revealed marked hemoperitoneum with a localized lower uterine segment hematoma measuring approximately 12 cm in maximum diameter. Conservative management was elected by the attending consultant and departmental head. The pharmacological regimen was revised to include resumed LMWH, tranexamic acid, calcium, dexamethasone, magnesium sulfate, cefepime, omeprazole, clindamycin, and intravenous paracetamol.</w:t>
       </w:r>
     </w:p>
     <w:p>
@@ -687,25 +660,7 @@
         <w:pStyle w:val="BodyText"/>
       </w:pPr>
       <w:r>
-        <w:t xml:space="preserve">At 35 weeks of gestation, based on worsening fetal Doppler parameters and maternal risks, a multidisciplinary team involving obstetrics, hematology, anesthesia, and neonatology recommended delivery by emergency cesarean section. Subsequently, on the 18</w:t>
-      </w:r>
-      <w:r>
-        <w:rPr>
-          <w:vertAlign w:val="superscript"/>
-        </w:rPr>
-        <w:t xml:space="preserve">th</w:t>
-      </w:r>
-      <w:r>
-        <w:t xml:space="preserve"> </w:t>
-      </w:r>
-      <w:r>
-        <w:t xml:space="preserve">of January, a cesarean section was performed at 35 weeks of gestation under general endotracheal anesthesia.</w:t>
-      </w:r>
-      <w:r>
-        <w:br/>
-      </w:r>
-      <w:r>
-        <w:t xml:space="preserve">Vertical midline abdominal incision was made revealing significant varicosities in the anterior abdominal wall, over the lower uterine segment, and in the interface between the uterus and the bladder. Lower segment incision of the uterus was made to deliver the fetus and placenta. This was followed by closure of the uterine wall in two layers. Placenta was complete, perineum intact. Hemostasis was secured and no intraperitoneal drains were left. Only a subcutaneous drain was inserted for seven days. The skin was closed by interrupted mattress sutures.</w:t>
+        <w:t xml:space="preserve">On postoperative day four, coagulation studies revealed hypofibrinogenemia (fibrinogen 1.4 g/L) and markedly elevated D-dimer (35.2 µg/mL FEU), findings consistent with a diagnosis of Kasabach-Merritt syndrome (KMS).</w:t>
       </w:r>
     </w:p>
     <w:p>
@@ -713,7 +668,7 @@
         <w:pStyle w:val="BodyText"/>
       </w:pPr>
       <w:r>
-        <w:t xml:space="preserve">A female neonate weighing 1900 g was delivered with Apgar scores of 7 and 9 at 1 and 5 minutes respectively. The neonate did not receive vaccination due to low birth weight and did not require observation or respiratory support.</w:t>
+        <w:t xml:space="preserve">Urinalysis on day six demonstrated persistent hematuria (2+), mild pyuria, and mild proteinuria (1+), with microscopic examination showing &gt;100 RBCs/HPF, 13–15 pus cells/HPF, and increased epithelial cells (1+). By day seven, hemoglobin had stabilized at 10.1 g/dL and remained stable over the subsequent three days, though thrombocytopenia persisted at 64,000/µL.</w:t>
       </w:r>
     </w:p>
     <w:p>
@@ -721,66 +676,7 @@
         <w:pStyle w:val="BodyText"/>
       </w:pPr>
       <w:r>
-        <w:t xml:space="preserve">Postoperatively, the mother was admitted to the intensive care unit (ICU) due to hemoperitoneum. Her pharmacological therapy included low-molecular-weight heparin (LMWH), tranexamic acid, ceftriaxone, pantoprazole, intravenous paracetamol, and charcoal-based herbal</w:t>
-      </w:r>
-    </w:p>
-    <w:p>
-      <w:pPr>
-        <w:pStyle w:val="BodyText"/>
-      </w:pPr>
-      <w:r>
-        <w:t xml:space="preserve">Slight hematuria was noted on the first post-operative day, and laboratory investigations revealed a declining hemoglobin and platelet count, as well as markedly elevated LDH, alkaline phosphatase, creatine kinase, and bilirubin. LMWH therapy was thereby put on hold, and the patient was given packed red blood cells and fresh frozen plasma, receiving a total of ten units of packed cell transfusion and fresh frozen plasma (with a one-to-one ratio) over the course of seven days. Additional laboratory investigations are demonstrated in</w:t>
-      </w:r>
-      <w:r>
-        <w:t xml:space="preserve"> </w:t>
-      </w:r>
-      <w:hyperlink w:anchor="tbl-2">
-        <w:r>
-          <w:rPr>
-            <w:rStyle w:val="Hyperlink"/>
-          </w:rPr>
-          <w:t xml:space="preserve">Table 2</w:t>
-        </w:r>
-      </w:hyperlink>
-    </w:p>
-    <w:p>
-      <w:pPr>
-        <w:pStyle w:val="BodyText"/>
-      </w:pPr>
-      <w:r>
-        <w:t xml:space="preserve">On the second post-operative day, the patient’s hemoglobin and platelet count rapidly deteriorated, decreasing from 9.6g/dl and 218,000 plt to 7.6g/dl and 104,000 plt respectively. Replacement with blood products continued.</w:t>
-      </w:r>
-    </w:p>
-    <w:p>
-      <w:pPr>
-        <w:pStyle w:val="BodyText"/>
-      </w:pPr>
-      <w:r>
-        <w:t xml:space="preserve">On post-operative day three, TVUS revealed marked hemoperitoneum with a localized hematoma related to the lower uterine segment, approximately 12 cm in maximum length. A decision for conservative management was made by the attending consultant and the head of the unit. Pharmacological therapy was adjusted; LMWH was resumed, in addition to tranexamic acid, 1 amp calcium, 1 amp dexamethasone, magnesium sulfate, cefepime, omeprazole, clindamycin, and intravenous paracetamol.</w:t>
-      </w:r>
-    </w:p>
-    <w:p>
-      <w:pPr>
-        <w:pStyle w:val="BodyText"/>
-      </w:pPr>
-      <w:r>
-        <w:t xml:space="preserve">On post-operative day four, laboratory investigations revealed low fibrinogen (1.4 g/L) and significantly elevated D-dimer (35.2 µg/mL FEU). These findings were suggestive of Kasabach-Merritt syndrome (KMS).</w:t>
-      </w:r>
-    </w:p>
-    <w:p>
-      <w:pPr>
-        <w:pStyle w:val="BodyText"/>
-      </w:pPr>
-      <w:r>
-        <w:t xml:space="preserve">Urinalysis on day 6 demonstrated hematuria (2+), mild pyuria and mild proteinuria (1+). Microscopic examination revealed &gt;100 red blood cells per high power field (RBCs/HPF), 13-15 pus cells per high power field (Pus Cell/HPF), and increased epithelial cells (1+). On day 7, her hemoglobin stabilized at 10.1 g/dl and remained stable over the following three days, while her platelet count remained low at 64,000.</w:t>
-      </w:r>
-    </w:p>
-    <w:p>
-      <w:pPr>
-        <w:pStyle w:val="BodyText"/>
-      </w:pPr>
-      <w:r>
-        <w:t xml:space="preserve">After further stabilization, the patient was discharged on day ten postoperatively. She was seen on day nineteen in the outpatient clinic. General condition was satisfactory, abdomen was soft and lax, and skin sutures were removed; the abdominal incision demonstrated optimal healing.</w:t>
+        <w:t xml:space="preserve">Following clinical stabilization, the patient was discharged on postoperative day ten. At her outpatient review on day nineteen, she was in satisfactory general condition with a soft, lax abdomen; skin sutures were removed and the abdominal wound demonstrated optimal healing.</w:t>
       </w:r>
     </w:p>
     <w:tbl>
@@ -2907,55 +2803,77 @@
         <w:pStyle w:val="FirstParagraph"/>
       </w:pPr>
       <w:r>
-        <w:t xml:space="preserve">We searched MEDLINE, Embase, and Scopus. Only three cases of KTS complicated with KMS in pregnancy have been reported in the literature. KTS was diagnosed prior to pregnancy in two cases</w:t>
+        <w:t xml:space="preserve">A systematic search of MEDLINE, Embase, and Scopus identified only three reported cases of KTS complicated by peripartum KMS. KTS was diagnosed prior to pregnancy in two cases</w:t>
       </w:r>
       <w:r>
         <w:t xml:space="preserve"> </w:t>
       </w:r>
       <w:r>
-        <w:t xml:space="preserve">[7,8]</w:t>
-      </w:r>
-      <w:r>
-        <w:t xml:space="preserve">, while it was misdiagnosed as acromegaly and only identified during the last trimester in the third</w:t>
+        <w:t xml:space="preserve">[10,11]</w:t>
+      </w:r>
+      <w:r>
+        <w:t xml:space="preserve">, whereas in the third it had been misdiagnosed as acromegaly and was not recognized until the final trimester</w:t>
       </w:r>
       <w:r>
         <w:t xml:space="preserve"> </w:t>
       </w:r>
       <w:r>
-        <w:t xml:space="preserve">[9]</w:t>
-      </w:r>
-      <w:r>
-        <w:t xml:space="preserve">. All cases had the typical clinical findings of KTS, including multiple varicosities at different sites, hypertrophy, and hemangiomas, with one case also showing port-wine stains</w:t>
+        <w:t xml:space="preserve">[12]</w:t>
+      </w:r>
+      <w:r>
+        <w:t xml:space="preserve">. All cases presented with classic KTS features — multiple varicosities, limb hypertrophy, and hemangiomas — with one additionally demonstrating port-wine stains</w:t>
       </w:r>
       <w:r>
         <w:t xml:space="preserve"> </w:t>
       </w:r>
       <w:r>
-        <w:t xml:space="preserve">[9]</w:t>
-      </w:r>
-      <w:r>
-        <w:t xml:space="preserve">. Postpartum laboratory findings failed to improve despite treatment suggesting refractory coagulopathy which is consistent with KMS. All cases involved vulval varicosities that necessitated cesarean delivery, with profuse bleeding occurring either during or after the operation and requiring multiple transfusions. All were managed with a multidisciplinary approach and received anticoagulants and transfusions, with two requiring massive transfusion</w:t>
-      </w:r>
-      <w:r>
-        <w:t xml:space="preserve">[7,9]</w:t>
-      </w:r>
-      <w:r>
-        <w:t xml:space="preserve">, other lines of treatment included corticosteroids and antifibrinolytics</w:t>
-      </w:r>
-      <w:r>
-        <w:t xml:space="preserve">[7,8]</w:t>
-      </w:r>
-      <w:r>
-        <w:t xml:space="preserve">. One patient required postpartum hysterectomy due to life-threatening hemorrhage, along with other severe complications including DIC, sepsis, peritonitis, and hemoperitoneum requiring emergency laparotomy</w:t>
+        <w:t xml:space="preserve">[12]</w:t>
+      </w:r>
+      <w:r>
+        <w:t xml:space="preserve">. Despite treatment, postpartum laboratory parameters failed to normalize, indicating refractory coagulopathy consistent with KMS.</w:t>
+      </w:r>
+    </w:p>
+    <w:p>
+      <w:pPr>
+        <w:pStyle w:val="BodyText"/>
+      </w:pPr>
+      <w:r>
+        <w:t xml:space="preserve">All three patients had marked vulvar varicosities necessitating cesarean delivery, with intraoperative or postoperative hemorrhage requiring multiple transfusions; two required massive transfusion protocols</w:t>
       </w:r>
       <w:r>
         <w:t xml:space="preserve"> </w:t>
       </w:r>
       <w:r>
-        <w:t xml:space="preserve">[9]</w:t>
-      </w:r>
-      <w:r>
-        <w:t xml:space="preserve">. All patientsrequired prolonged postoperative hospital stay. None of the neonates showed evidence of KTS. Detailed summary of the three cases is shown in</w:t>
+        <w:t xml:space="preserve">[10,12]</w:t>
+      </w:r>
+      <w:r>
+        <w:t xml:space="preserve">. Management followed a multidisciplinary approach in all cases, incorporating anticoagulation and blood product support. Two cases received corticosteroids and antifibrinolytics</w:t>
+      </w:r>
+      <w:r>
+        <w:t xml:space="preserve"> </w:t>
+      </w:r>
+      <w:r>
+        <w:t xml:space="preserve">[10,11]</w:t>
+      </w:r>
+      <w:r>
+        <w:t xml:space="preserve">. One patient developed life-threatening hemorrhage requiring postpartum hysterectomy, complicated further by DIC, sepsis, peritonitis, and hemoperitoneum necessitating emergency laparotomy</w:t>
+      </w:r>
+      <w:r>
+        <w:t xml:space="preserve"> </w:t>
+      </w:r>
+      <w:r>
+        <w:t xml:space="preserve">[12]</w:t>
+      </w:r>
+      <w:r>
+        <w:t xml:space="preserve">. All patients required prolonged postoperative hospitalization. None of the neonates demonstrated clinical or laboratory evidence of KTS.</w:t>
+      </w:r>
+    </w:p>
+    <w:p>
+      <w:pPr>
+        <w:pStyle w:val="BodyText"/>
+      </w:pPr>
+      <w:r>
+        <w:t xml:space="preserve">Detailed summary of the three cases is shown in</w:t>
       </w:r>
       <w:r>
         <w:t xml:space="preserve"> </w:t>
@@ -3134,7 +3052,7 @@
                     <w:t xml:space="preserve"> </w:t>
                   </w:r>
                   <w:r>
-                    <w:t xml:space="preserve">[7]</w:t>
+                    <w:t xml:space="preserve">[10]</w:t>
                   </w:r>
                 </w:p>
               </w:tc>
@@ -3224,7 +3142,7 @@
                     <w:t xml:space="preserve"> </w:t>
                   </w:r>
                   <w:r>
-                    <w:t xml:space="preserve">[8]</w:t>
+                    <w:t xml:space="preserve">[11]</w:t>
                   </w:r>
                 </w:p>
               </w:tc>
@@ -3314,7 +3232,7 @@
                     <w:t xml:space="preserve"> </w:t>
                   </w:r>
                   <w:r>
-                    <w:t xml:space="preserve">[9]</w:t>
+                    <w:t xml:space="preserve">[12]</w:t>
                   </w:r>
                 </w:p>
               </w:tc>
@@ -3427,7 +3345,7 @@
         <w:t xml:space="preserve"> </w:t>
       </w:r>
       <w:r>
-        <w:t xml:space="preserve">[7–9]</w:t>
+        <w:t xml:space="preserve">[10–12]</w:t>
       </w:r>
     </w:p>
     <w:p>
@@ -3435,10 +3353,25 @@
         <w:pStyle w:val="BodyText"/>
       </w:pPr>
       <w:r>
-        <w:t xml:space="preserve">Klippel-Trenaunay Syndrome (KTS), also referred to as capillary-lymphatic-venous malformation (CLVM), is characterized by capillary malformations, soft tissue or bony hypertrophy, and varicose veins or venous malformations. The presence of at least two of these features suggests the diagnosis, which is supported by imaging. Magnetic resonance imaging, Color Doppler studies, and pelviabdominal ultrasounds may all be used to visualize vascular malformations associated with KTS.</w:t>
-      </w:r>
-      <w:r>
-        <w:t xml:space="preserve">[10]</w:t>
+        <w:t xml:space="preserve">Morbidity in KTS is driven predominantly by thromboembolism and hemorrhage, and pregnancy may substantially increase these risks. Nevertheless, robust evidence guiding pregnancy management in this population remains scarce. A cross-sectional study enrolling sixty adult women with KTS demonstrated significantly increased rates of pregnancy-associated deep vein thrombosis, pulmonary embolism, and severe postpartum hemorrhage relative to the general population, with nearly half of participants reporting concurrent exacerbation of KTS-related symptoms</w:t>
+      </w:r>
+      <w:r>
+        <w:t xml:space="preserve"> </w:t>
+      </w:r>
+      <w:r>
+        <w:t xml:space="preserve">[13]</w:t>
+      </w:r>
+      <w:r>
+        <w:t xml:space="preserve">. These findings contrast with those of a comparative study in which pregnant women with KTS showed no significant difference in thromboembolic or bleeding risk compared with their nulligravid counterparts</w:t>
+      </w:r>
+      <w:r>
+        <w:t xml:space="preserve"> </w:t>
+      </w:r>
+      <w:r>
+        <w:t xml:space="preserve">[14]</w:t>
+      </w:r>
+      <w:r>
+        <w:t xml:space="preserve">; however, the authors acknowledged that women with more severe KTS may have been selectively discouraged from pregnancy, introducing potential selection bias.</w:t>
       </w:r>
     </w:p>
     <w:p>
@@ -3446,16 +3379,24 @@
         <w:pStyle w:val="BodyText"/>
       </w:pPr>
       <w:r>
-        <w:t xml:space="preserve">Its hallmark features predominantly affect one lower limb (85%) causing a discrepancy in limb length, although bilateral involvement may occur in a minority of cases (12.5%). However, it is a generalized disorder and can involve multiple body regions including the pelvis, abdomen, head and neck, back, pelvis, and urinary bladder as in the present case. Capillary malformations are the most common presentation (98%), followed by varicosities or venous malformations (72%), and limb hypertrophy (67%)</w:t>
+        <w:t xml:space="preserve">Fetal complications, including intrauterine growth restriction (IUGR), were reported in a few cases, including our case. However, no significant fetal effects were reported in the majority of patients with KTS, indicating that its impact on fetal development is generally limited.</w:t>
+      </w:r>
+      <w:r>
+        <w:t xml:space="preserve">[15]</w:t>
+      </w:r>
+    </w:p>
+    <w:p>
+      <w:pPr>
+        <w:pStyle w:val="BodyText"/>
+      </w:pPr>
+      <w:r>
+        <w:t xml:space="preserve">Patients may present with a wide variety of manifestations either primary or due to complications such as pain, bleeding, cellulitis, massive vaginal bleeding, visceral bleeding, and bleeding gums, and other vascular complications such as severe hematuria and hematochezia (fewer than 5%). Our case presented with clinically significant hematuria. Other less common but serious manifestations include deep vein thrombosis (5.8%), pulmonary embolism (2.3%), severe PPH (11%), and potential preeclampsia.</w:t>
       </w:r>
       <w:r>
         <w:t xml:space="preserve"> </w:t>
       </w:r>
       <w:r>
-        <w:t xml:space="preserve">[11]</w:t>
-      </w:r>
-      <w:r>
-        <w:t xml:space="preserve">.</w:t>
+        <w:t xml:space="preserve">[15,16]</w:t>
       </w:r>
     </w:p>
     <w:p>
@@ -3463,135 +3404,78 @@
         <w:pStyle w:val="BodyText"/>
       </w:pPr>
       <w:r>
-        <w:t xml:space="preserve">Morbidity in KTS primarily arises from an increased risk of venous insufficiency, thromboembolism, and hemorrhage. Pregnancy may further aggravate these risks, although evidence regarding pregnancy outcomes and optimal management remains limited. A cross-sectional study of sixty adult women with KTS reported increased risks of pregnancy-associated deep vein thrombosis, pulmonary embolism, and severe postpartum hemorrhage compared with the general population, with nearly half the patients also experiencing exacerbation of KTS-related symptoms</w:t>
+        <w:t xml:space="preserve">Patients commonly present with persistent bleeding and thrombocytopenia refractory to blood products. Our patient developed post-operative hematoma and hemoperitoneum which were managed conservatively with success. Specific therapy was initiated once Kasabach-Merritt syndrome was suspected and the patient eventually made a complete recovery. The prompt recognition and initiation of therapy are critical to reduce mortality in KMS. Delayed recognition was associated with more complicated clinical courses, as in the KTS patient at 39 weeks who was not previously diagnosed with KTS, and did not receive LMWH, losing 1500 mL of blood of postoperatively and 4500 mL of blood through vaginal bleeding on day 10 postpartum, necessitating a hysterectomy and abdominal gauze packing.</w:t>
       </w:r>
       <w:r>
         <w:t xml:space="preserve">[12]</w:t>
       </w:r>
-      <w:r>
-        <w:t xml:space="preserve">. In contrast, another study comparing pregnant women with KTS versus nulligravid women with KTS found no difference in bleeding or thromboembolic risk, although a limitation was the possibility of women with more severe KTS being discouraged from pregnancy</w:t>
+    </w:p>
+    <w:p>
+      <w:pPr>
+        <w:pStyle w:val="BodyText"/>
+      </w:pPr>
+      <w:r>
+        <w:t xml:space="preserve">Diagnosis of KMS is confirmed by lab findings of thrombocytopenia, hypofibrinogenemia, elevated D-dimer, and prolonged coagulation times. The absence of thrombocytopenia may indicate refractory coagulopathy rather than KMS, although atypical presentations should be suspected in presence of hemangiomas.</w:t>
+      </w:r>
+      <w:r>
+        <w:t xml:space="preserve">[16]</w:t>
+      </w:r>
+    </w:p>
+    <w:p>
+      <w:pPr>
+        <w:pStyle w:val="BodyText"/>
+      </w:pPr>
+      <w:r>
+        <w:t xml:space="preserve">The management of KTS becomes more complex when complicated by Kasabach Merritt syndrome (KMS). Imaging studies are crucial for assessing the extent of vascular malformations near the spinal cord and pelvic structures, with MRI being the preferred imaging modality for accurately evaluating lesion size, extent, and anatomical involvement which is critical for planning the anesthesia and delivery type. Doppler ultrasound is effective for diagnosing venous malformations. Regular maternal and fetal assessment is essential due to risk of placental involvement</w:t>
       </w:r>
       <w:r>
         <w:t xml:space="preserve"> </w:t>
       </w:r>
       <w:r>
+        <w:t xml:space="preserve">[17,18]</w:t>
+      </w:r>
+      <w:r>
+        <w:t xml:space="preserve">. Our patient underwent first-trimester ultrasound and MRI at 30 weeks. MRI demonstrated extensive venous malformations involving the pelvic, perivesical, perineal, gluteal, thigh, and anterior abdominal regions. Ultrasound revealed hepatosplenomegaly, soft tissue lesions in the urinary bladder, bilateral refluxing parametrial venous channels, and no evidence of deep vein thrombosis.</w:t>
+      </w:r>
+    </w:p>
+    <w:p>
+      <w:pPr>
+        <w:pStyle w:val="BodyText"/>
+      </w:pPr>
+      <w:r>
+        <w:t xml:space="preserve">Deciding the mode of delivery in a pregnant woman with KTS requires a multidisciplinary team (MDT). In most reported cases, cesarean section was opted for due to the presence of vulval varicosities.</w:t>
+      </w:r>
+      <w:r>
+        <w:t xml:space="preserve">[19]</w:t>
+      </w:r>
+      <w:r>
+        <w:t xml:space="preserve"> </w:t>
+      </w:r>
+      <w:r>
+        <w:t xml:space="preserve">In our case, emergency cesarean section under general anesthesia was recommended by an MDT involving obstetrics, hematology, anesthesia, and neonatology due to both fetal and maternal risks. Vertical midline abdominal incision revealed significant varicosities in the anterior abdominal wall, over the lower uterine segment, and in the interface between the uterus and the bladder. Comprehensive preparations were made before and after delivery, including the administration of tranexamic acid and LMWH.</w:t>
+      </w:r>
+    </w:p>
+    <w:p>
+      <w:pPr>
+        <w:pStyle w:val="BodyText"/>
+      </w:pPr>
+      <w:r>
+        <w:t xml:space="preserve">Prophylactic anticoagulation with LMWH should be considered throughout pregnancy given the elevated risk of venous thromboembolism (VTE)</w:t>
+      </w:r>
+      <w:r>
+        <w:t xml:space="preserve"> </w:t>
+      </w:r>
+      <w:r>
+        <w:t xml:space="preserve">[20]</w:t>
+      </w:r>
+      <w:r>
+        <w:t xml:space="preserve">, with regular coagulopathy monitoring and serial imaging. Postpartum management may involve anticoagulation, platelet transfusion, cryoprecipitate, fresh frozen plasma and antifibrinolytic agents such as TXA. Postpartum follow up is essential as KMS can develop or worsen after delivery and patients may require large volumes of blood products to manage the ongoing coagulopathy, but the condition is often refractory, showing minimal to no improvement despite transfusion support.</w:t>
+      </w:r>
+      <w:r>
+        <w:t xml:space="preserve"> </w:t>
+      </w:r>
+      <w:r>
         <w:t xml:space="preserve">[13]</w:t>
-      </w:r>
-      <w:r>
-        <w:t xml:space="preserve">.</w:t>
-      </w:r>
-    </w:p>
-    <w:p>
-      <w:pPr>
-        <w:pStyle w:val="BodyText"/>
-      </w:pPr>
-      <w:r>
-        <w:t xml:space="preserve">Fetal complications, including intrauterine growth restriction (IUGR), were reported in a few cases, including our case. However, no significant fetal effects were reported in the majority of patients with KTS, indicating that its impact on fetal development is generally limited.</w:t>
-      </w:r>
-      <w:r>
-        <w:t xml:space="preserve">[14]</w:t>
-      </w:r>
-    </w:p>
-    <w:p>
-      <w:pPr>
-        <w:pStyle w:val="BodyText"/>
-      </w:pPr>
-      <w:r>
-        <w:t xml:space="preserve">Patients may present with a wide variety of manifestations either primary or due to complications such as pain, bleeding, cellulitis, massive vaginal bleeding, visceral bleeding, and bleeding gums, and other vascular complications such as severe hematuria and hematochezia (fewer than 5%). Our case presented with clinically significant hematuria. Other less common but serious manifestations include deep vein thrombosis (5.8%), pulmonary embolism (2.3%), severe PPH (11%), and potential preeclampsia.</w:t>
-      </w:r>
-      <w:r>
-        <w:t xml:space="preserve"> </w:t>
-      </w:r>
-      <w:r>
-        <w:t xml:space="preserve">[14,15]</w:t>
-      </w:r>
-    </w:p>
-    <w:p>
-      <w:pPr>
-        <w:pStyle w:val="BodyText"/>
-      </w:pPr>
-      <w:r>
-        <w:t xml:space="preserve">Kasabach-Merritt Syndrome (KMS), a rare but life-threatening complication, is characterized by thrombocytopenia, microangiopathic hemolytic anemia, and consumptive coagulopathy in the presence of a vascular tumor</w:t>
-      </w:r>
-      <w:r>
-        <w:t xml:space="preserve"> </w:t>
-      </w:r>
-      <w:r>
-        <w:t xml:space="preserve">[16]</w:t>
-      </w:r>
-      <w:r>
-        <w:t xml:space="preserve">. Patients commonly present with persistent bleeding and thrombocytopenia refractory to blood products. Our patient developed post-operative hematoma and hemoperitoneum which were managed conservatively with success. Specific therapy was initiated once Kasabach-Merritt syndrome was suspected and the patient eventually made a complete recovery. The prompt recognition and initiation of therapy are critical to reduce mortality in KMS. Delayed recognition was associated with more complicated clinical courses, as in the KTS patient at 39 weeks who was not previously diagnosed with KTS, and did not receive LMWH, losing 1500 mL of blood of postoperatively and 4500 mL of blood through vaginal bleeding on day 10 postpartum, necessitating a hysterectomy and abdominal gauze packing.</w:t>
-      </w:r>
-      <w:r>
-        <w:t xml:space="preserve">[9]</w:t>
-      </w:r>
-    </w:p>
-    <w:p>
-      <w:pPr>
-        <w:pStyle w:val="BodyText"/>
-      </w:pPr>
-      <w:r>
-        <w:t xml:space="preserve">Diagnosis of KMS is confirmed by lab findings of thrombocytopenia, hypofibrinogenemia, elevated D-dimer, and prolonged coagulation times. The absence of thrombocytopenia may indicate refractory coagulopathy rather than KMS, although atypical presentations should be suspected in presence of hemangiomas.</w:t>
-      </w:r>
-      <w:r>
-        <w:t xml:space="preserve">[15]</w:t>
-      </w:r>
-    </w:p>
-    <w:p>
-      <w:pPr>
-        <w:pStyle w:val="BodyText"/>
-      </w:pPr>
-      <w:r>
-        <w:t xml:space="preserve">The management of KTS becomes more complex when complicated by Kasabach Merritt syndrome (KMS). Imaging studies are crucial for assessing the extent of vascular malformations near the spinal cord and pelvic structures, with MRI being the preferred imaging modality for accurately evaluating lesion size, extent, and anatomical involvement which is critical for planning the anesthesia and delivery type. Doppler ultrasound is effective for diagnosing venous malformations. Regular maternal and fetal assessment is essential due to risk of placental involvement</w:t>
-      </w:r>
-      <w:r>
-        <w:t xml:space="preserve"> </w:t>
-      </w:r>
-      <w:r>
-        <w:t xml:space="preserve">[17,18]</w:t>
-      </w:r>
-      <w:r>
-        <w:t xml:space="preserve">. Our patient underwent first-trimester ultrasound and MRI at 30 weeks. MRI demonstrated extensive venous malformations involving the pelvic, perivesical, perineal, gluteal, thigh, and anterior abdominal regions. Ultrasound revealed hepatosplenomegaly, soft tissue lesions in the urinary bladder, bilateral refluxing parametrial venous channels, and no evidence of deep vein thrombosis.</w:t>
-      </w:r>
-    </w:p>
-    <w:p>
-      <w:pPr>
-        <w:pStyle w:val="BodyText"/>
-      </w:pPr>
-      <w:r>
-        <w:t xml:space="preserve">Deciding the mode of delivery in a pregnant woman with KTS requires a multidisciplinary team (MDT). In most reported cases, cesarean section was opted for due to the presence of vulval varicosities.</w:t>
-      </w:r>
-      <w:r>
-        <w:t xml:space="preserve">[19]</w:t>
-      </w:r>
-      <w:r>
-        <w:t xml:space="preserve"> </w:t>
-      </w:r>
-      <w:r>
-        <w:t xml:space="preserve">In our case, emergency cesarean section under general anesthesia was recommended by an MDT involving obstetrics, hematology, anesthesia, and neonatology due to both fetal and maternal risks. Vertical midline abdominal incision revealed significant varicosities in the anterior abdominal wall, over the lower uterine segment, and in the interface between the uterus and the bladder. Comprehensive preparations were made before and after delivery, including the administration of tranexamic acid and LMWH.</w:t>
-      </w:r>
-    </w:p>
-    <w:p>
-      <w:pPr>
-        <w:pStyle w:val="BodyText"/>
-      </w:pPr>
-      <w:r>
-        <w:t xml:space="preserve">Prophylactic anticoagulation with LMWH should be considered throughout pregnancy given the elevated risk of venous thromboembolism (VTE)</w:t>
-      </w:r>
-      <w:r>
-        <w:t xml:space="preserve"> </w:t>
-      </w:r>
-      <w:r>
-        <w:t xml:space="preserve">[20]</w:t>
-      </w:r>
-      <w:r>
-        <w:t xml:space="preserve">, with regular coagulopathy monitoring and serial imaging. Postpartum management may involve anticoagulation, platelet transfusion, cryoprecipitate, fresh frozen plasma and antifibrinolytic agents such as TXA. Postpartum follow up is essential as KMS can develop or worsen after delivery and patients may require large volumes of blood products to manage the ongoing coagulopathy, but the condition is often refractory, showing minimal to no improvement despite transfusion support.</w:t>
-      </w:r>
-      <w:r>
-        <w:t xml:space="preserve"> </w:t>
-      </w:r>
-      <w:r>
-        <w:t xml:space="preserve">[12]</w:t>
       </w:r>
     </w:p>
     <w:bookmarkEnd w:id="20"/>
@@ -3983,17 +3867,68 @@
       </w:hyperlink>
     </w:p>
     <w:bookmarkEnd w:id="38"/>
-    <w:bookmarkStart w:id="40" w:name="ref-Blei2024"/>
+    <w:bookmarkStart w:id="40" w:name="ref-horbach2017"/>
     <w:p>
       <w:pPr>
         <w:pStyle w:val="Bibliography"/>
       </w:pPr>
       <w:r>
-        <w:t xml:space="preserve">5. Blei F.</w:t>
+        <w:t xml:space="preserve">5. Horbach S, Lokhorst M, Oduber C, Middeldorp S, Post J van der, Horst C van der. Complications of pregnancy and labour in women with klippel</w:t>
+      </w:r>
+      <w:r>
+        <w:t xml:space="preserve">trénaunay syndrome: A nationwide cross</w:t>
+      </w:r>
+      <w:r>
+        <w:t xml:space="preserve">-</w:t>
+      </w:r>
+      <w:r>
+        <w:t xml:space="preserve">sectional study. BJOG: An International Journal of Obstetrics &amp; Gynaecology [Internet]. 2017;124:1780–8. Available from:</w:t>
       </w:r>
       <w:r>
         <w:t xml:space="preserve"> </w:t>
       </w:r>
+      <w:hyperlink r:id="rId39">
+        <w:r>
+          <w:rPr>
+            <w:rStyle w:val="Hyperlink"/>
+          </w:rPr>
+          <w:t xml:space="preserve">http://dx.doi.org/10.1111/1471-0528.14698</w:t>
+        </w:r>
+      </w:hyperlink>
+    </w:p>
+    <w:bookmarkEnd w:id="40"/>
+    <w:bookmarkStart w:id="42" w:name="ref-Jacob1998"/>
+    <w:p>
+      <w:pPr>
+        <w:pStyle w:val="Bibliography"/>
+      </w:pPr>
+      <w:r>
+        <w:t xml:space="preserve">6. Jacob AG, Driscoll DJ, Shaughnessy WJ, Stanson AW, Clay RP, Gloviczki P. Klippel-trénaunay syndrome: Spectrum and management. Mayo Clinic Proceedings [Internet]. 1998;73:28–36. Available from:</w:t>
+      </w:r>
+      <w:r>
+        <w:t xml:space="preserve"> </w:t>
+      </w:r>
+      <w:hyperlink r:id="rId41">
+        <w:r>
+          <w:rPr>
+            <w:rStyle w:val="Hyperlink"/>
+          </w:rPr>
+          <w:t xml:space="preserve">http://dx.doi.org/10.1016/S0025-6196(11)63615-X</w:t>
+        </w:r>
+      </w:hyperlink>
+    </w:p>
+    <w:bookmarkEnd w:id="42"/>
+    <w:bookmarkStart w:id="44" w:name="ref-Blei2024"/>
+    <w:p>
+      <w:pPr>
+        <w:pStyle w:val="Bibliography"/>
+      </w:pPr>
+      <w:r>
+        <w:t xml:space="preserve">7. Blei F.</w:t>
+      </w:r>
+      <w:r>
+        <w:t xml:space="preserve"> </w:t>
+      </w:r>
       <w:r>
         <w:t xml:space="preserve">Klippel-Trenaunay Syndrome: Clinical Manifestations, Diagnosis, and Management</w:t>
       </w:r>
@@ -4003,7 +3938,7 @@
       <w:r>
         <w:t xml:space="preserve"> </w:t>
       </w:r>
-      <w:hyperlink r:id="rId39">
+      <w:hyperlink r:id="rId43">
         <w:r>
           <w:rPr>
             <w:rStyle w:val="Hyperlink"/>
@@ -4015,19 +3950,40 @@
         <w:t xml:space="preserve">; 2024.</w:t>
       </w:r>
     </w:p>
-    <w:bookmarkEnd w:id="40"/>
-    <w:bookmarkStart w:id="42" w:name="ref-Tian2026"/>
+    <w:bookmarkEnd w:id="44"/>
+    <w:bookmarkStart w:id="46" w:name="ref-Mahajan2017"/>
     <w:p>
       <w:pPr>
         <w:pStyle w:val="Bibliography"/>
       </w:pPr>
       <w:r>
-        <w:t xml:space="preserve">6. Tian Y, Yuan Y, Wei L, Xu Z, Li L, Li L.</w:t>
+        <w:t xml:space="preserve">8. Mahajan P, Margolin J, Iacobas I. Kasabach-merritt phenomenon: Classic presentation and management options. Clinical Medicine Insights: Blood Disorders [Internet]. 2017;10:1179545X1769984. Available from:</w:t>
       </w:r>
       <w:r>
         <w:t xml:space="preserve"> </w:t>
       </w:r>
-      <w:hyperlink r:id="rId41">
+      <w:hyperlink r:id="rId45">
+        <w:r>
+          <w:rPr>
+            <w:rStyle w:val="Hyperlink"/>
+          </w:rPr>
+          <w:t xml:space="preserve">http://dx.doi.org/10.1177/1179545X17699849</w:t>
+        </w:r>
+      </w:hyperlink>
+    </w:p>
+    <w:bookmarkEnd w:id="46"/>
+    <w:bookmarkStart w:id="48" w:name="ref-Tian2026"/>
+    <w:p>
+      <w:pPr>
+        <w:pStyle w:val="Bibliography"/>
+      </w:pPr>
+      <w:r>
+        <w:t xml:space="preserve">9. Tian Y, Yuan Y, Wei L, Xu Z, Li L, Li L.</w:t>
+      </w:r>
+      <w:r>
+        <w:t xml:space="preserve"> </w:t>
+      </w:r>
+      <w:hyperlink r:id="rId47">
         <w:r>
           <w:rPr>
             <w:rStyle w:val="Hyperlink"/>
@@ -4039,19 +3995,19 @@
         <w:t xml:space="preserve">. Pediatric Investigation. 2026;</w:t>
       </w:r>
     </w:p>
-    <w:bookmarkEnd w:id="42"/>
-    <w:bookmarkStart w:id="44" w:name="ref-Neubert1995"/>
+    <w:bookmarkEnd w:id="48"/>
+    <w:bookmarkStart w:id="50" w:name="ref-Neubert1995"/>
     <w:p>
       <w:pPr>
         <w:pStyle w:val="Bibliography"/>
       </w:pPr>
       <w:r>
-        <w:t xml:space="preserve">7. Neubert GA, Golden MA, Rose NC.</w:t>
+        <w:t xml:space="preserve">10. Neubert GA, Golden MA, Rose NC.</w:t>
       </w:r>
       <w:r>
         <w:t xml:space="preserve"> </w:t>
       </w:r>
-      <w:hyperlink r:id="rId43">
+      <w:hyperlink r:id="rId49">
         <w:r>
           <w:rPr>
             <w:rStyle w:val="Hyperlink"/>
@@ -4063,19 +4019,19 @@
         <w:t xml:space="preserve">. Obstetrics &amp; Gynecology. 1995;85:831–3.</w:t>
       </w:r>
     </w:p>
-    <w:bookmarkEnd w:id="44"/>
-    <w:bookmarkStart w:id="46" w:name="ref-Kanmani2021"/>
+    <w:bookmarkEnd w:id="50"/>
+    <w:bookmarkStart w:id="52" w:name="ref-Kanmani2021"/>
     <w:p>
       <w:pPr>
         <w:pStyle w:val="Bibliography"/>
       </w:pPr>
       <w:r>
-        <w:t xml:space="preserve">8. Kanmani K, Meena M, Narmadha D, A. GV.</w:t>
+        <w:t xml:space="preserve">11. Kanmani K, Meena M, Narmadha D, A. GV.</w:t>
       </w:r>
       <w:r>
         <w:t xml:space="preserve"> </w:t>
       </w:r>
-      <w:hyperlink r:id="rId45">
+      <w:hyperlink r:id="rId51">
         <w:r>
           <w:rPr>
             <w:rStyle w:val="Hyperlink"/>
@@ -4087,14 +4043,14 @@
         <w:t xml:space="preserve">. International Journal of Reproduction, Contraception, Obstetrics and Gynecology. 2021;10:2081–4.</w:t>
       </w:r>
     </w:p>
-    <w:bookmarkEnd w:id="46"/>
-    <w:bookmarkStart w:id="48" w:name="ref-zhang2019"/>
+    <w:bookmarkEnd w:id="52"/>
+    <w:bookmarkStart w:id="54" w:name="ref-zhang2019"/>
     <w:p>
       <w:pPr>
         <w:pStyle w:val="Bibliography"/>
       </w:pPr>
       <w:r>
-        <w:t xml:space="preserve">9. Zhang J, Wang K, Mei J. Late puerperal hemorrhage of a patient with klippel</w:t>
+        <w:t xml:space="preserve">12. Zhang J, Wang K, Mei J. Late puerperal hemorrhage of a patient with klippel</w:t>
       </w:r>
       <w:r>
         <w:t xml:space="preserve">trenaunay syndrome. Medicine [Internet]. 2019;98:e18378. Available from:</w:t>
@@ -4102,7 +4058,7 @@
       <w:r>
         <w:t xml:space="preserve"> </w:t>
       </w:r>
-      <w:hyperlink r:id="rId47">
+      <w:hyperlink r:id="rId53">
         <w:r>
           <w:rPr>
             <w:rStyle w:val="Hyperlink"/>
@@ -4111,73 +4067,22 @@
         </w:r>
       </w:hyperlink>
     </w:p>
-    <w:bookmarkEnd w:id="48"/>
-    <w:bookmarkStart w:id="50" w:name="ref-horbach2017"/>
+    <w:bookmarkEnd w:id="54"/>
+    <w:bookmarkStart w:id="56" w:name="ref-silvacorreia2024"/>
     <w:p>
       <w:pPr>
         <w:pStyle w:val="Bibliography"/>
       </w:pPr>
       <w:r>
-        <w:t xml:space="preserve">10. Horbach S, Lokhorst M, Oduber C, Middeldorp S, Post J van der, Horst C van der. Complications of pregnancy and labour in women with klippel</w:t>
-      </w:r>
-      <w:r>
-        <w:t xml:space="preserve">trénaunay syndrome: A nationwide cross</w:t>
-      </w:r>
-      <w:r>
-        <w:t xml:space="preserve">-</w:t>
-      </w:r>
-      <w:r>
-        <w:t xml:space="preserve">sectional study. BJOG: An International Journal of Obstetrics &amp; Gynaecology [Internet]. 2017;124:1780–8. Available from:</w:t>
+        <w:t xml:space="preserve">13. Silva Correia IF, Hussain M, Johnson J-A. Obstetric management for pregnant women with klippel</w:t>
+      </w:r>
+      <w:r>
+        <w:t xml:space="preserve">trenaunay syndrome: A UK case report and review of the literature. International Journal of Gynecology &amp; Obstetrics [Internet]. 2024;168:484–6. Available from:</w:t>
       </w:r>
       <w:r>
         <w:t xml:space="preserve"> </w:t>
       </w:r>
-      <w:hyperlink r:id="rId49">
-        <w:r>
-          <w:rPr>
-            <w:rStyle w:val="Hyperlink"/>
-          </w:rPr>
-          <w:t xml:space="preserve">http://dx.doi.org/10.1111/1471-0528.14698</w:t>
-        </w:r>
-      </w:hyperlink>
-    </w:p>
-    <w:bookmarkEnd w:id="50"/>
-    <w:bookmarkStart w:id="52" w:name="ref-Jacob1998"/>
-    <w:p>
-      <w:pPr>
-        <w:pStyle w:val="Bibliography"/>
-      </w:pPr>
-      <w:r>
-        <w:t xml:space="preserve">11. Jacob AG, Driscoll DJ, Shaughnessy WJ, Stanson AW, Clay RP, Gloviczki P. Klippel-trénaunay syndrome: Spectrum and management. Mayo Clinic Proceedings [Internet]. 1998;73:28–36. Available from:</w:t>
-      </w:r>
-      <w:r>
-        <w:t xml:space="preserve"> </w:t>
-      </w:r>
-      <w:hyperlink r:id="rId51">
-        <w:r>
-          <w:rPr>
-            <w:rStyle w:val="Hyperlink"/>
-          </w:rPr>
-          <w:t xml:space="preserve">http://dx.doi.org/10.1016/S0025-6196(11)63615-X</w:t>
-        </w:r>
-      </w:hyperlink>
-    </w:p>
-    <w:bookmarkEnd w:id="52"/>
-    <w:bookmarkStart w:id="54" w:name="ref-silvacorreia2024"/>
-    <w:p>
-      <w:pPr>
-        <w:pStyle w:val="Bibliography"/>
-      </w:pPr>
-      <w:r>
-        <w:t xml:space="preserve">12. Silva Correia IF, Hussain M, Johnson J-A. Obstetric management for pregnant women with klippel</w:t>
-      </w:r>
-      <w:r>
-        <w:t xml:space="preserve">trenaunay syndrome: A UK case report and review of the literature. International Journal of Gynecology &amp; Obstetrics [Internet]. 2024;168:484–6. Available from:</w:t>
-      </w:r>
-      <w:r>
-        <w:t xml:space="preserve"> </w:t>
-      </w:r>
-      <w:hyperlink r:id="rId53">
+      <w:hyperlink r:id="rId55">
         <w:r>
           <w:rPr>
             <w:rStyle w:val="Hyperlink"/>
@@ -4186,19 +4091,19 @@
         </w:r>
       </w:hyperlink>
     </w:p>
-    <w:bookmarkEnd w:id="54"/>
-    <w:bookmarkStart w:id="56" w:name="ref-Marvin2019"/>
+    <w:bookmarkEnd w:id="56"/>
+    <w:bookmarkStart w:id="58" w:name="ref-Marvin2019"/>
     <w:p>
       <w:pPr>
         <w:pStyle w:val="Bibliography"/>
       </w:pPr>
       <w:r>
-        <w:t xml:space="preserve">13. Marvin EK, Schoch JJ, Nguyen H, Anderson KR, Driscoll DJ, Rose CH, et al. Venous thromboembolic and bleeding complications among pregnant women with klippel-trenaunay syndrome. Journal of the American Academy of Dermatology [Internet]. 2019;81:1277–82. Available from:</w:t>
+        <w:t xml:space="preserve">14. Marvin EK, Schoch JJ, Nguyen H, Anderson KR, Driscoll DJ, Rose CH, et al. Venous thromboembolic and bleeding complications among pregnant women with klippel-trenaunay syndrome. Journal of the American Academy of Dermatology [Internet]. 2019;81:1277–82. Available from:</w:t>
       </w:r>
       <w:r>
         <w:t xml:space="preserve"> </w:t>
       </w:r>
-      <w:hyperlink r:id="rId55">
+      <w:hyperlink r:id="rId57">
         <w:r>
           <w:rPr>
             <w:rStyle w:val="Hyperlink"/>
@@ -4207,19 +4112,19 @@
         </w:r>
       </w:hyperlink>
     </w:p>
-    <w:bookmarkEnd w:id="56"/>
-    <w:bookmarkStart w:id="58" w:name="ref-Akay2025"/>
+    <w:bookmarkEnd w:id="58"/>
+    <w:bookmarkStart w:id="60" w:name="ref-Akay2025"/>
     <w:p>
       <w:pPr>
         <w:pStyle w:val="Bibliography"/>
       </w:pPr>
       <w:r>
-        <w:t xml:space="preserve">14. Akay E, Uzun Gül AD, Türkoğlu A.</w:t>
+        <w:t xml:space="preserve">15. Akay E, Uzun Gül AD, Türkoğlu A.</w:t>
       </w:r>
       <w:r>
         <w:t xml:space="preserve"> </w:t>
       </w:r>
-      <w:hyperlink r:id="rId57">
+      <w:hyperlink r:id="rId59">
         <w:r>
           <w:rPr>
             <w:rStyle w:val="Hyperlink"/>
@@ -4231,14 +4136,14 @@
         <w:t xml:space="preserve">. BMC Pregnancy and Childbirth. 2025;25:407.</w:t>
       </w:r>
     </w:p>
-    <w:bookmarkEnd w:id="58"/>
-    <w:bookmarkStart w:id="60" w:name="ref-Chang2025"/>
+    <w:bookmarkEnd w:id="60"/>
+    <w:bookmarkStart w:id="62" w:name="ref-Chang2025"/>
     <w:p>
       <w:pPr>
         <w:pStyle w:val="Bibliography"/>
       </w:pPr>
       <w:r>
-        <w:t xml:space="preserve">15. Chang R, Zhang J, Zhang F, Wen L, Jiang Y. Pregnancy in women with klippel</w:t>
+        <w:t xml:space="preserve">16. Chang R, Zhang J, Zhang F, Wen L, Jiang Y. Pregnancy in women with klippel</w:t>
       </w:r>
       <w:r>
         <w:t xml:space="preserve">trenaunay syndrome complicated by uterine vascular malformation: A case report and literature review. Cureus [Internet]. 2025; Available from:</w:t>
@@ -4246,33 +4151,12 @@
       <w:r>
         <w:t xml:space="preserve"> </w:t>
       </w:r>
-      <w:hyperlink r:id="rId59">
+      <w:hyperlink r:id="rId61">
         <w:r>
           <w:rPr>
             <w:rStyle w:val="Hyperlink"/>
           </w:rPr>
           <w:t xml:space="preserve">http://dx.doi.org/10.7759/cureus.90065</w:t>
-        </w:r>
-      </w:hyperlink>
-    </w:p>
-    <w:bookmarkEnd w:id="60"/>
-    <w:bookmarkStart w:id="62" w:name="ref-Mahajan2017"/>
-    <w:p>
-      <w:pPr>
-        <w:pStyle w:val="Bibliography"/>
-      </w:pPr>
-      <w:r>
-        <w:t xml:space="preserve">16. Mahajan P, Margolin J, Iacobas I. Kasabach-merritt phenomenon: Classic presentation and management options. Clinical Medicine Insights: Blood Disorders [Internet]. 2017;10:1179545X1769984. Available from:</w:t>
-      </w:r>
-      <w:r>
-        <w:t xml:space="preserve"> </w:t>
-      </w:r>
-      <w:hyperlink r:id="rId61">
-        <w:r>
-          <w:rPr>
-            <w:rStyle w:val="Hyperlink"/>
-          </w:rPr>
-          <w:t xml:space="preserve">http://dx.doi.org/10.1177/1179545X17699849</w:t>
         </w:r>
       </w:hyperlink>
     </w:p>
@@ -4351,7 +4235,7 @@
       <w:r>
         <w:t xml:space="preserve"> </w:t>
       </w:r>
-      <w:hyperlink r:id="rId55">
+      <w:hyperlink r:id="rId57">
         <w:r>
           <w:rPr>
             <w:rStyle w:val="Hyperlink"/>

--- a/docs/index.docx
+++ b/docs/index.docx
@@ -652,7 +652,7 @@
         <w:pStyle w:val="BodyText"/>
       </w:pPr>
       <w:r>
-        <w:t xml:space="preserve">On postoperative day three, transvaginal ultrasonography (TVUS) revealed marked hemoperitoneum with a localized lower uterine segment hematoma measuring approximately 12 cm in maximum diameter. Conservative management was elected by the attending consultant and departmental head. The pharmacological regimen was revised to include resumed LMWH, tranexamic acid, calcium, dexamethasone, magnesium sulfate, cefepime, omeprazole, clindamycin, and intravenous paracetamol.</w:t>
+        <w:t xml:space="preserve">On postoperative day three, transvaginal ultrasonography (TVUS) revealed marked hemoperitoneum with a localized lower uterine segment hematoma measuring approximately 12 cm in maximum diameter. Conservative management was elected by the attending consultant and departmental head. The pharmacological regimen was revised to include LMWH, tranexamic acid, calcium, dexamethasone, magnesium sulfate, cefepime, omeprazole, clindamycin, and intravenous paracetamol.</w:t>
       </w:r>
     </w:p>
     <w:p>
@@ -914,7 +914,7 @@
                     <w:t xml:space="preserve"> </w:t>
                   </w:r>
                   <w:r>
-                    <w:t xml:space="preserve">Conservative management → LMWH resumed + tranexamic acid</w:t>
+                    <w:t xml:space="preserve">Conservative management, LMWH resumed, tranexamic acid initiated</w:t>
                   </w:r>
                 </w:p>
                 <w:p>
@@ -933,7 +933,7 @@
                     <w:t xml:space="preserve"> </w:t>
                   </w:r>
                   <w:r>
-                    <w:t xml:space="preserve">Hypofibrinogenemia (1.4 g/L), elevated D-dimer (35.2 µg/mL) → consistent with Kasabach–Merritt syndrome</w:t>
+                    <w:t xml:space="preserve">Hypofibrinogenemia (1.4 g/L), elevated D-dimer (35.2 µg/mL) consistent with Kasabach–Merritt syndrome</w:t>
                   </w:r>
                 </w:p>
                 <w:p>
@@ -1033,7 +1033,7 @@
               <w:pStyle w:val="ImageCaption"/>
             </w:pPr>
             <w:r>
-              <w:t xml:space="preserve">Table 2: Relevant abnormal laboratory results throughout the clinical course.</w:t>
+              <w:t xml:space="preserve">Table 2: Laboratory results throughout the clinical course.</w:t>
             </w:r>
           </w:p>
           <w:tbl>
@@ -1728,7 +1728,7 @@
                     <w:jc w:val="center"/>
                   </w:pPr>
                   <w:r>
-                    <w:t xml:space="preserve">aPTT (seconds)</w:t>
+                    <w:t xml:space="preserve">Total bilirubin (mg/dL)</w:t>
                   </w:r>
                 </w:p>
               </w:tc>
@@ -1780,6 +1780,32 @@
                     <w:jc w:val="center"/>
                   </w:pPr>
                   <w:r>
+                    <w:t xml:space="preserve">2.8</w:t>
+                  </w:r>
+                </w:p>
+              </w:tc>
+              <w:tc>
+                <w:tcPr/>
+                <w:p>
+                  <w:pPr>
+                    <w:pStyle w:val="Compact"/>
+                    <w:jc w:val="left"/>
+                    <w:jc w:val="center"/>
+                  </w:pPr>
+                  <w:r>
+                    <w:t xml:space="preserve">1.8</w:t>
+                  </w:r>
+                </w:p>
+              </w:tc>
+              <w:tc>
+                <w:tcPr/>
+                <w:p>
+                  <w:pPr>
+                    <w:pStyle w:val="Compact"/>
+                    <w:jc w:val="left"/>
+                    <w:jc w:val="center"/>
+                  </w:pPr>
+                  <w:r>
                     <w:t xml:space="preserve">-</w:t>
                   </w:r>
                 </w:p>
@@ -1793,6 +1819,19 @@
                     <w:jc w:val="center"/>
                   </w:pPr>
                   <w:r>
+                    <w:t xml:space="preserve">1.4</w:t>
+                  </w:r>
+                </w:p>
+              </w:tc>
+              <w:tc>
+                <w:tcPr/>
+                <w:p>
+                  <w:pPr>
+                    <w:pStyle w:val="Compact"/>
+                    <w:jc w:val="left"/>
+                    <w:jc w:val="center"/>
+                  </w:pPr>
+                  <w:r>
                     <w:t xml:space="preserve">-</w:t>
                   </w:r>
                 </w:p>
@@ -1806,46 +1845,7 @@
                     <w:jc w:val="center"/>
                   </w:pPr>
                   <w:r>
-                    <w:t xml:space="preserve">-</w:t>
-                  </w:r>
-                </w:p>
-              </w:tc>
-              <w:tc>
-                <w:tcPr/>
-                <w:p>
-                  <w:pPr>
-                    <w:pStyle w:val="Compact"/>
-                    <w:jc w:val="left"/>
-                    <w:jc w:val="center"/>
-                  </w:pPr>
-                  <w:r>
-                    <w:t xml:space="preserve">48.90</w:t>
-                  </w:r>
-                </w:p>
-              </w:tc>
-              <w:tc>
-                <w:tcPr/>
-                <w:p>
-                  <w:pPr>
-                    <w:pStyle w:val="Compact"/>
-                    <w:jc w:val="left"/>
-                    <w:jc w:val="center"/>
-                  </w:pPr>
-                  <w:r>
-                    <w:t xml:space="preserve">-</w:t>
-                  </w:r>
-                </w:p>
-              </w:tc>
-              <w:tc>
-                <w:tcPr/>
-                <w:p>
-                  <w:pPr>
-                    <w:pStyle w:val="Compact"/>
-                    <w:jc w:val="left"/>
-                    <w:jc w:val="center"/>
-                  </w:pPr>
-                  <w:r>
-                    <w:t xml:space="preserve">26-40</w:t>
+                    <w:t xml:space="preserve">1.8-3.5</w:t>
                   </w:r>
                 </w:p>
               </w:tc>
@@ -1860,7 +1860,7 @@
                     <w:jc w:val="center"/>
                   </w:pPr>
                   <w:r>
-                    <w:t xml:space="preserve">Fibrinogen (g/L)</w:t>
+                    <w:t xml:space="preserve">ALP (IU/L)</w:t>
                   </w:r>
                 </w:p>
               </w:tc>
@@ -1912,6 +1912,32 @@
                     <w:jc w:val="center"/>
                   </w:pPr>
                   <w:r>
+                    <w:t xml:space="preserve">135</w:t>
+                  </w:r>
+                </w:p>
+              </w:tc>
+              <w:tc>
+                <w:tcPr/>
+                <w:p>
+                  <w:pPr>
+                    <w:pStyle w:val="Compact"/>
+                    <w:jc w:val="left"/>
+                    <w:jc w:val="center"/>
+                  </w:pPr>
+                  <w:r>
+                    <w:t xml:space="preserve">115</w:t>
+                  </w:r>
+                </w:p>
+              </w:tc>
+              <w:tc>
+                <w:tcPr/>
+                <w:p>
+                  <w:pPr>
+                    <w:pStyle w:val="Compact"/>
+                    <w:jc w:val="left"/>
+                    <w:jc w:val="center"/>
+                  </w:pPr>
+                  <w:r>
                     <w:t xml:space="preserve">-</w:t>
                   </w:r>
                 </w:p>
@@ -1925,6 +1951,19 @@
                     <w:jc w:val="center"/>
                   </w:pPr>
                   <w:r>
+                    <w:t xml:space="preserve">108</w:t>
+                  </w:r>
+                </w:p>
+              </w:tc>
+              <w:tc>
+                <w:tcPr/>
+                <w:p>
+                  <w:pPr>
+                    <w:pStyle w:val="Compact"/>
+                    <w:jc w:val="left"/>
+                    <w:jc w:val="center"/>
+                  </w:pPr>
+                  <w:r>
                     <w:t xml:space="preserve">-</w:t>
                   </w:r>
                 </w:p>
@@ -1938,46 +1977,7 @@
                     <w:jc w:val="center"/>
                   </w:pPr>
                   <w:r>
-                    <w:t xml:space="preserve">1.4</w:t>
-                  </w:r>
-                </w:p>
-              </w:tc>
-              <w:tc>
-                <w:tcPr/>
-                <w:p>
-                  <w:pPr>
-                    <w:pStyle w:val="Compact"/>
-                    <w:jc w:val="left"/>
-                    <w:jc w:val="center"/>
-                  </w:pPr>
-                  <w:r>
-                    <w:t xml:space="preserve">-</w:t>
-                  </w:r>
-                </w:p>
-              </w:tc>
-              <w:tc>
-                <w:tcPr/>
-                <w:p>
-                  <w:pPr>
-                    <w:pStyle w:val="Compact"/>
-                    <w:jc w:val="left"/>
-                    <w:jc w:val="center"/>
-                  </w:pPr>
-                  <w:r>
-                    <w:t xml:space="preserve">-</w:t>
-                  </w:r>
-                </w:p>
-              </w:tc>
-              <w:tc>
-                <w:tcPr/>
-                <w:p>
-                  <w:pPr>
-                    <w:pStyle w:val="Compact"/>
-                    <w:jc w:val="left"/>
-                    <w:jc w:val="center"/>
-                  </w:pPr>
-                  <w:r>
-                    <w:t xml:space="preserve">2.00-4.00</w:t>
+                    <w:t xml:space="preserve">34–104</w:t>
                   </w:r>
                 </w:p>
               </w:tc>
@@ -1992,7 +1992,7 @@
                     <w:jc w:val="center"/>
                   </w:pPr>
                   <w:r>
-                    <w:t xml:space="preserve">D-dimer (µg/mL FEU)</w:t>
+                    <w:t xml:space="preserve">LDH (IU/L)</w:t>
                   </w:r>
                 </w:p>
               </w:tc>
@@ -2018,6 +2018,19 @@
                     <w:jc w:val="center"/>
                   </w:pPr>
                   <w:r>
+                    <w:t xml:space="preserve">454</w:t>
+                  </w:r>
+                </w:p>
+              </w:tc>
+              <w:tc>
+                <w:tcPr/>
+                <w:p>
+                  <w:pPr>
+                    <w:pStyle w:val="Compact"/>
+                    <w:jc w:val="left"/>
+                    <w:jc w:val="center"/>
+                  </w:pPr>
+                  <w:r>
                     <w:t xml:space="preserve">-</w:t>
                   </w:r>
                 </w:p>
@@ -2031,6 +2044,32 @@
                     <w:jc w:val="center"/>
                   </w:pPr>
                   <w:r>
+                    <w:t xml:space="preserve">424</w:t>
+                  </w:r>
+                </w:p>
+              </w:tc>
+              <w:tc>
+                <w:tcPr/>
+                <w:p>
+                  <w:pPr>
+                    <w:pStyle w:val="Compact"/>
+                    <w:jc w:val="left"/>
+                    <w:jc w:val="center"/>
+                  </w:pPr>
+                  <w:r>
+                    <w:t xml:space="preserve">357</w:t>
+                  </w:r>
+                </w:p>
+              </w:tc>
+              <w:tc>
+                <w:tcPr/>
+                <w:p>
+                  <w:pPr>
+                    <w:pStyle w:val="Compact"/>
+                    <w:jc w:val="left"/>
+                    <w:jc w:val="center"/>
+                  </w:pPr>
+                  <w:r>
                     <w:t xml:space="preserve">-</w:t>
                   </w:r>
                 </w:p>
@@ -2044,6 +2083,19 @@
                     <w:jc w:val="center"/>
                   </w:pPr>
                   <w:r>
+                    <w:t xml:space="preserve">449</w:t>
+                  </w:r>
+                </w:p>
+              </w:tc>
+              <w:tc>
+                <w:tcPr/>
+                <w:p>
+                  <w:pPr>
+                    <w:pStyle w:val="Compact"/>
+                    <w:jc w:val="left"/>
+                    <w:jc w:val="center"/>
+                  </w:pPr>
+                  <w:r>
                     <w:t xml:space="preserve">-</w:t>
                   </w:r>
                 </w:p>
@@ -2057,719 +2109,7 @@
                     <w:jc w:val="center"/>
                   </w:pPr>
                   <w:r>
-                    <w:t xml:space="preserve">-</w:t>
-                  </w:r>
-                </w:p>
-              </w:tc>
-              <w:tc>
-                <w:tcPr/>
-                <w:p>
-                  <w:pPr>
-                    <w:pStyle w:val="Compact"/>
-                    <w:jc w:val="left"/>
-                    <w:jc w:val="center"/>
-                  </w:pPr>
-                  <w:r>
-                    <w:t xml:space="preserve">35.2</w:t>
-                  </w:r>
-                </w:p>
-              </w:tc>
-              <w:tc>
-                <w:tcPr/>
-                <w:p>
-                  <w:pPr>
-                    <w:pStyle w:val="Compact"/>
-                    <w:jc w:val="left"/>
-                    <w:jc w:val="center"/>
-                  </w:pPr>
-                  <w:r>
-                    <w:t xml:space="preserve">-</w:t>
-                  </w:r>
-                </w:p>
-              </w:tc>
-              <w:tc>
-                <w:tcPr/>
-                <w:p>
-                  <w:pPr>
-                    <w:pStyle w:val="Compact"/>
-                    <w:jc w:val="left"/>
-                    <w:jc w:val="center"/>
-                  </w:pPr>
-                  <w:r>
-                    <w:t xml:space="preserve">-</w:t>
-                  </w:r>
-                </w:p>
-              </w:tc>
-              <w:tc>
-                <w:tcPr/>
-                <w:p>
-                  <w:pPr>
-                    <w:pStyle w:val="Compact"/>
-                    <w:jc w:val="left"/>
-                    <w:jc w:val="center"/>
-                  </w:pPr>
-                  <w:r>
-                    <w:t xml:space="preserve">0-0.55</w:t>
-                  </w:r>
-                </w:p>
-              </w:tc>
-            </w:tr>
-            <w:tr>
-              <w:tc>
-                <w:tcPr/>
-                <w:p>
-                  <w:pPr>
-                    <w:pStyle w:val="Compact"/>
-                    <w:jc w:val="left"/>
-                    <w:jc w:val="center"/>
-                  </w:pPr>
-                  <w:r>
-                    <w:t xml:space="preserve">Total bilirubin (mg/dL)</w:t>
-                  </w:r>
-                </w:p>
-              </w:tc>
-              <w:tc>
-                <w:tcPr/>
-                <w:p>
-                  <w:pPr>
-                    <w:pStyle w:val="Compact"/>
-                    <w:jc w:val="left"/>
-                    <w:jc w:val="center"/>
-                  </w:pPr>
-                  <w:r>
-                    <w:t xml:space="preserve">-</w:t>
-                  </w:r>
-                </w:p>
-              </w:tc>
-              <w:tc>
-                <w:tcPr/>
-                <w:p>
-                  <w:pPr>
-                    <w:pStyle w:val="Compact"/>
-                    <w:jc w:val="left"/>
-                    <w:jc w:val="center"/>
-                  </w:pPr>
-                  <w:r>
-                    <w:t xml:space="preserve">-</w:t>
-                  </w:r>
-                </w:p>
-              </w:tc>
-              <w:tc>
-                <w:tcPr/>
-                <w:p>
-                  <w:pPr>
-                    <w:pStyle w:val="Compact"/>
-                    <w:jc w:val="left"/>
-                    <w:jc w:val="center"/>
-                  </w:pPr>
-                  <w:r>
-                    <w:t xml:space="preserve">-</w:t>
-                  </w:r>
-                </w:p>
-              </w:tc>
-              <w:tc>
-                <w:tcPr/>
-                <w:p>
-                  <w:pPr>
-                    <w:pStyle w:val="Compact"/>
-                    <w:jc w:val="left"/>
-                    <w:jc w:val="center"/>
-                  </w:pPr>
-                  <w:r>
-                    <w:t xml:space="preserve">2.8</w:t>
-                  </w:r>
-                </w:p>
-              </w:tc>
-              <w:tc>
-                <w:tcPr/>
-                <w:p>
-                  <w:pPr>
-                    <w:pStyle w:val="Compact"/>
-                    <w:jc w:val="left"/>
-                    <w:jc w:val="center"/>
-                  </w:pPr>
-                  <w:r>
-                    <w:t xml:space="preserve">1.8</w:t>
-                  </w:r>
-                </w:p>
-              </w:tc>
-              <w:tc>
-                <w:tcPr/>
-                <w:p>
-                  <w:pPr>
-                    <w:pStyle w:val="Compact"/>
-                    <w:jc w:val="left"/>
-                    <w:jc w:val="center"/>
-                  </w:pPr>
-                  <w:r>
-                    <w:t xml:space="preserve">-</w:t>
-                  </w:r>
-                </w:p>
-              </w:tc>
-              <w:tc>
-                <w:tcPr/>
-                <w:p>
-                  <w:pPr>
-                    <w:pStyle w:val="Compact"/>
-                    <w:jc w:val="left"/>
-                    <w:jc w:val="center"/>
-                  </w:pPr>
-                  <w:r>
-                    <w:t xml:space="preserve">1.4</w:t>
-                  </w:r>
-                </w:p>
-              </w:tc>
-              <w:tc>
-                <w:tcPr/>
-                <w:p>
-                  <w:pPr>
-                    <w:pStyle w:val="Compact"/>
-                    <w:jc w:val="left"/>
-                    <w:jc w:val="center"/>
-                  </w:pPr>
-                  <w:r>
-                    <w:t xml:space="preserve">-</w:t>
-                  </w:r>
-                </w:p>
-              </w:tc>
-              <w:tc>
-                <w:tcPr/>
-                <w:p>
-                  <w:pPr>
-                    <w:pStyle w:val="Compact"/>
-                    <w:jc w:val="left"/>
-                    <w:jc w:val="center"/>
-                  </w:pPr>
-                  <w:r>
-                    <w:t xml:space="preserve">1.8-3.5</w:t>
-                  </w:r>
-                </w:p>
-              </w:tc>
-            </w:tr>
-            <w:tr>
-              <w:tc>
-                <w:tcPr/>
-                <w:p>
-                  <w:pPr>
-                    <w:pStyle w:val="Compact"/>
-                    <w:jc w:val="left"/>
-                    <w:jc w:val="center"/>
-                  </w:pPr>
-                  <w:r>
-                    <w:t xml:space="preserve">ALP (IU/L)</w:t>
-                  </w:r>
-                </w:p>
-              </w:tc>
-              <w:tc>
-                <w:tcPr/>
-                <w:p>
-                  <w:pPr>
-                    <w:pStyle w:val="Compact"/>
-                    <w:jc w:val="left"/>
-                    <w:jc w:val="center"/>
-                  </w:pPr>
-                  <w:r>
-                    <w:t xml:space="preserve">-</w:t>
-                  </w:r>
-                </w:p>
-              </w:tc>
-              <w:tc>
-                <w:tcPr/>
-                <w:p>
-                  <w:pPr>
-                    <w:pStyle w:val="Compact"/>
-                    <w:jc w:val="left"/>
-                    <w:jc w:val="center"/>
-                  </w:pPr>
-                  <w:r>
-                    <w:t xml:space="preserve">-</w:t>
-                  </w:r>
-                </w:p>
-              </w:tc>
-              <w:tc>
-                <w:tcPr/>
-                <w:p>
-                  <w:pPr>
-                    <w:pStyle w:val="Compact"/>
-                    <w:jc w:val="left"/>
-                    <w:jc w:val="center"/>
-                  </w:pPr>
-                  <w:r>
-                    <w:t xml:space="preserve">-</w:t>
-                  </w:r>
-                </w:p>
-              </w:tc>
-              <w:tc>
-                <w:tcPr/>
-                <w:p>
-                  <w:pPr>
-                    <w:pStyle w:val="Compact"/>
-                    <w:jc w:val="left"/>
-                    <w:jc w:val="center"/>
-                  </w:pPr>
-                  <w:r>
-                    <w:t xml:space="preserve">135</w:t>
-                  </w:r>
-                </w:p>
-              </w:tc>
-              <w:tc>
-                <w:tcPr/>
-                <w:p>
-                  <w:pPr>
-                    <w:pStyle w:val="Compact"/>
-                    <w:jc w:val="left"/>
-                    <w:jc w:val="center"/>
-                  </w:pPr>
-                  <w:r>
-                    <w:t xml:space="preserve">115</w:t>
-                  </w:r>
-                </w:p>
-              </w:tc>
-              <w:tc>
-                <w:tcPr/>
-                <w:p>
-                  <w:pPr>
-                    <w:pStyle w:val="Compact"/>
-                    <w:jc w:val="left"/>
-                    <w:jc w:val="center"/>
-                  </w:pPr>
-                  <w:r>
-                    <w:t xml:space="preserve">-</w:t>
-                  </w:r>
-                </w:p>
-              </w:tc>
-              <w:tc>
-                <w:tcPr/>
-                <w:p>
-                  <w:pPr>
-                    <w:pStyle w:val="Compact"/>
-                    <w:jc w:val="left"/>
-                    <w:jc w:val="center"/>
-                  </w:pPr>
-                  <w:r>
-                    <w:t xml:space="preserve">108</w:t>
-                  </w:r>
-                </w:p>
-              </w:tc>
-              <w:tc>
-                <w:tcPr/>
-                <w:p>
-                  <w:pPr>
-                    <w:pStyle w:val="Compact"/>
-                    <w:jc w:val="left"/>
-                    <w:jc w:val="center"/>
-                  </w:pPr>
-                  <w:r>
-                    <w:t xml:space="preserve">-</w:t>
-                  </w:r>
-                </w:p>
-              </w:tc>
-              <w:tc>
-                <w:tcPr/>
-                <w:p>
-                  <w:pPr>
-                    <w:pStyle w:val="Compact"/>
-                    <w:jc w:val="left"/>
-                    <w:jc w:val="center"/>
-                  </w:pPr>
-                  <w:r>
-                    <w:t xml:space="preserve">34–104</w:t>
-                  </w:r>
-                </w:p>
-              </w:tc>
-            </w:tr>
-            <w:tr>
-              <w:tc>
-                <w:tcPr/>
-                <w:p>
-                  <w:pPr>
-                    <w:pStyle w:val="Compact"/>
-                    <w:jc w:val="left"/>
-                    <w:jc w:val="center"/>
-                  </w:pPr>
-                  <w:r>
-                    <w:t xml:space="preserve">LDH (IU/L)</w:t>
-                  </w:r>
-                </w:p>
-              </w:tc>
-              <w:tc>
-                <w:tcPr/>
-                <w:p>
-                  <w:pPr>
-                    <w:pStyle w:val="Compact"/>
-                    <w:jc w:val="left"/>
-                    <w:jc w:val="center"/>
-                  </w:pPr>
-                  <w:r>
-                    <w:t xml:space="preserve">-</w:t>
-                  </w:r>
-                </w:p>
-              </w:tc>
-              <w:tc>
-                <w:tcPr/>
-                <w:p>
-                  <w:pPr>
-                    <w:pStyle w:val="Compact"/>
-                    <w:jc w:val="left"/>
-                    <w:jc w:val="center"/>
-                  </w:pPr>
-                  <w:r>
-                    <w:t xml:space="preserve">454</w:t>
-                  </w:r>
-                </w:p>
-              </w:tc>
-              <w:tc>
-                <w:tcPr/>
-                <w:p>
-                  <w:pPr>
-                    <w:pStyle w:val="Compact"/>
-                    <w:jc w:val="left"/>
-                    <w:jc w:val="center"/>
-                  </w:pPr>
-                  <w:r>
-                    <w:t xml:space="preserve">-</w:t>
-                  </w:r>
-                </w:p>
-              </w:tc>
-              <w:tc>
-                <w:tcPr/>
-                <w:p>
-                  <w:pPr>
-                    <w:pStyle w:val="Compact"/>
-                    <w:jc w:val="left"/>
-                    <w:jc w:val="center"/>
-                  </w:pPr>
-                  <w:r>
-                    <w:t xml:space="preserve">424</w:t>
-                  </w:r>
-                </w:p>
-              </w:tc>
-              <w:tc>
-                <w:tcPr/>
-                <w:p>
-                  <w:pPr>
-                    <w:pStyle w:val="Compact"/>
-                    <w:jc w:val="left"/>
-                    <w:jc w:val="center"/>
-                  </w:pPr>
-                  <w:r>
-                    <w:t xml:space="preserve">357</w:t>
-                  </w:r>
-                </w:p>
-              </w:tc>
-              <w:tc>
-                <w:tcPr/>
-                <w:p>
-                  <w:pPr>
-                    <w:pStyle w:val="Compact"/>
-                    <w:jc w:val="left"/>
-                    <w:jc w:val="center"/>
-                  </w:pPr>
-                  <w:r>
-                    <w:t xml:space="preserve">-</w:t>
-                  </w:r>
-                </w:p>
-              </w:tc>
-              <w:tc>
-                <w:tcPr/>
-                <w:p>
-                  <w:pPr>
-                    <w:pStyle w:val="Compact"/>
-                    <w:jc w:val="left"/>
-                    <w:jc w:val="center"/>
-                  </w:pPr>
-                  <w:r>
-                    <w:t xml:space="preserve">449</w:t>
-                  </w:r>
-                </w:p>
-              </w:tc>
-              <w:tc>
-                <w:tcPr/>
-                <w:p>
-                  <w:pPr>
-                    <w:pStyle w:val="Compact"/>
-                    <w:jc w:val="left"/>
-                    <w:jc w:val="center"/>
-                  </w:pPr>
-                  <w:r>
-                    <w:t xml:space="preserve">-</w:t>
-                  </w:r>
-                </w:p>
-              </w:tc>
-              <w:tc>
-                <w:tcPr/>
-                <w:p>
-                  <w:pPr>
-                    <w:pStyle w:val="Compact"/>
-                    <w:jc w:val="left"/>
-                    <w:jc w:val="center"/>
-                  </w:pPr>
-                  <w:r>
                     <w:t xml:space="preserve">140–271</w:t>
-                  </w:r>
-                </w:p>
-              </w:tc>
-            </w:tr>
-            <w:tr>
-              <w:tc>
-                <w:tcPr/>
-                <w:p>
-                  <w:pPr>
-                    <w:pStyle w:val="Compact"/>
-                    <w:jc w:val="left"/>
-                    <w:jc w:val="center"/>
-                  </w:pPr>
-                  <w:r>
-                    <w:t xml:space="preserve">BUN (mg/dL)</w:t>
-                  </w:r>
-                </w:p>
-              </w:tc>
-              <w:tc>
-                <w:tcPr/>
-                <w:p>
-                  <w:pPr>
-                    <w:pStyle w:val="Compact"/>
-                    <w:jc w:val="left"/>
-                    <w:jc w:val="center"/>
-                  </w:pPr>
-                  <w:r>
-                    <w:t xml:space="preserve">-</w:t>
-                  </w:r>
-                </w:p>
-              </w:tc>
-              <w:tc>
-                <w:tcPr/>
-                <w:p>
-                  <w:pPr>
-                    <w:pStyle w:val="Compact"/>
-                    <w:jc w:val="left"/>
-                    <w:jc w:val="center"/>
-                  </w:pPr>
-                  <w:r>
-                    <w:t xml:space="preserve">-</w:t>
-                  </w:r>
-                </w:p>
-              </w:tc>
-              <w:tc>
-                <w:tcPr/>
-                <w:p>
-                  <w:pPr>
-                    <w:pStyle w:val="Compact"/>
-                    <w:jc w:val="left"/>
-                    <w:jc w:val="center"/>
-                  </w:pPr>
-                  <w:r>
-                    <w:t xml:space="preserve">-</w:t>
-                  </w:r>
-                </w:p>
-              </w:tc>
-              <w:tc>
-                <w:tcPr/>
-                <w:p>
-                  <w:pPr>
-                    <w:pStyle w:val="Compact"/>
-                    <w:jc w:val="left"/>
-                    <w:jc w:val="center"/>
-                  </w:pPr>
-                  <w:r>
-                    <w:t xml:space="preserve">-</w:t>
-                  </w:r>
-                </w:p>
-              </w:tc>
-              <w:tc>
-                <w:tcPr/>
-                <w:p>
-                  <w:pPr>
-                    <w:pStyle w:val="Compact"/>
-                    <w:jc w:val="left"/>
-                    <w:jc w:val="center"/>
-                  </w:pPr>
-                  <w:r>
-                    <w:t xml:space="preserve">-</w:t>
-                  </w:r>
-                </w:p>
-              </w:tc>
-              <w:tc>
-                <w:tcPr/>
-                <w:p>
-                  <w:pPr>
-                    <w:pStyle w:val="Compact"/>
-                    <w:jc w:val="left"/>
-                    <w:jc w:val="center"/>
-                  </w:pPr>
-                  <w:r>
-                    <w:t xml:space="preserve">-</w:t>
-                  </w:r>
-                </w:p>
-              </w:tc>
-              <w:tc>
-                <w:tcPr/>
-                <w:p>
-                  <w:pPr>
-                    <w:pStyle w:val="Compact"/>
-                    <w:jc w:val="left"/>
-                    <w:jc w:val="center"/>
-                  </w:pPr>
-                  <w:r>
-                    <w:t xml:space="preserve">24</w:t>
-                  </w:r>
-                </w:p>
-              </w:tc>
-              <w:tc>
-                <w:tcPr/>
-                <w:p>
-                  <w:pPr>
-                    <w:pStyle w:val="Compact"/>
-                    <w:jc w:val="left"/>
-                    <w:jc w:val="center"/>
-                  </w:pPr>
-                  <w:r>
-                    <w:t xml:space="preserve">-</w:t>
-                  </w:r>
-                </w:p>
-              </w:tc>
-              <w:tc>
-                <w:tcPr/>
-                <w:p>
-                  <w:pPr>
-                    <w:pStyle w:val="Compact"/>
-                    <w:jc w:val="left"/>
-                    <w:jc w:val="center"/>
-                  </w:pPr>
-                  <w:r>
-                    <w:t xml:space="preserve">5–23</w:t>
-                  </w:r>
-                </w:p>
-              </w:tc>
-            </w:tr>
-            <w:tr>
-              <w:tc>
-                <w:tcPr/>
-                <w:p>
-                  <w:pPr>
-                    <w:pStyle w:val="Compact"/>
-                    <w:jc w:val="left"/>
-                    <w:jc w:val="center"/>
-                  </w:pPr>
-                  <w:r>
-                    <w:t xml:space="preserve">Serum creatinine (mg/dL)</w:t>
-                  </w:r>
-                </w:p>
-              </w:tc>
-              <w:tc>
-                <w:tcPr/>
-                <w:p>
-                  <w:pPr>
-                    <w:pStyle w:val="Compact"/>
-                    <w:jc w:val="left"/>
-                    <w:jc w:val="center"/>
-                  </w:pPr>
-                  <w:r>
-                    <w:t xml:space="preserve">-</w:t>
-                  </w:r>
-                </w:p>
-              </w:tc>
-              <w:tc>
-                <w:tcPr/>
-                <w:p>
-                  <w:pPr>
-                    <w:pStyle w:val="Compact"/>
-                    <w:jc w:val="left"/>
-                    <w:jc w:val="center"/>
-                  </w:pPr>
-                  <w:r>
-                    <w:t xml:space="preserve">-</w:t>
-                  </w:r>
-                </w:p>
-              </w:tc>
-              <w:tc>
-                <w:tcPr/>
-                <w:p>
-                  <w:pPr>
-                    <w:pStyle w:val="Compact"/>
-                    <w:jc w:val="left"/>
-                    <w:jc w:val="center"/>
-                  </w:pPr>
-                  <w:r>
-                    <w:t xml:space="preserve">0.35</w:t>
-                  </w:r>
-                </w:p>
-              </w:tc>
-              <w:tc>
-                <w:tcPr/>
-                <w:p>
-                  <w:pPr>
-                    <w:pStyle w:val="Compact"/>
-                    <w:jc w:val="left"/>
-                    <w:jc w:val="center"/>
-                  </w:pPr>
-                  <w:r>
-                    <w:t xml:space="preserve">-</w:t>
-                  </w:r>
-                </w:p>
-              </w:tc>
-              <w:tc>
-                <w:tcPr/>
-                <w:p>
-                  <w:pPr>
-                    <w:pStyle w:val="Compact"/>
-                    <w:jc w:val="left"/>
-                    <w:jc w:val="center"/>
-                  </w:pPr>
-                  <w:r>
-                    <w:t xml:space="preserve">-</w:t>
-                  </w:r>
-                </w:p>
-              </w:tc>
-              <w:tc>
-                <w:tcPr/>
-                <w:p>
-                  <w:pPr>
-                    <w:pStyle w:val="Compact"/>
-                    <w:jc w:val="left"/>
-                    <w:jc w:val="center"/>
-                  </w:pPr>
-                  <w:r>
-                    <w:t xml:space="preserve">0.30</w:t>
-                  </w:r>
-                </w:p>
-              </w:tc>
-              <w:tc>
-                <w:tcPr/>
-                <w:p>
-                  <w:pPr>
-                    <w:pStyle w:val="Compact"/>
-                    <w:jc w:val="left"/>
-                    <w:jc w:val="center"/>
-                  </w:pPr>
-                  <w:r>
-                    <w:t xml:space="preserve">-</w:t>
-                  </w:r>
-                </w:p>
-              </w:tc>
-              <w:tc>
-                <w:tcPr/>
-                <w:p>
-                  <w:pPr>
-                    <w:pStyle w:val="Compact"/>
-                    <w:jc w:val="left"/>
-                    <w:jc w:val="center"/>
-                  </w:pPr>
-                  <w:r>
-                    <w:t xml:space="preserve">-</w:t>
-                  </w:r>
-                </w:p>
-              </w:tc>
-              <w:tc>
-                <w:tcPr/>
-                <w:p>
-                  <w:pPr>
-                    <w:pStyle w:val="Compact"/>
-                    <w:jc w:val="left"/>
-                    <w:jc w:val="center"/>
-                  </w:pPr>
-                  <w:r>
-                    <w:t xml:space="preserve">0.6–1.2</w:t>
                   </w:r>
                 </w:p>
               </w:tc>
@@ -3339,7 +2679,7 @@
         <w:pStyle w:val="FirstParagraph"/>
       </w:pPr>
       <w:r>
-        <w:t xml:space="preserve">The occurrence of KTS complicated by KMS during pregnancy is exceedingly rare, and, to our knowledge, only three such cases have been reported in the literature.</w:t>
+        <w:t xml:space="preserve">The occurrence of Klippel-Trenaunay syndrome complicated by Kasabach-Merritt syndrome during pregnancy is exceedingly rare, with only three such cases reported in the literature prior to this report</w:t>
       </w:r>
       <w:r>
         <w:t xml:space="preserve"> </w:t>
@@ -3347,135 +2687,252 @@
       <w:r>
         <w:t xml:space="preserve">[10–12]</w:t>
       </w:r>
-    </w:p>
-    <w:p>
-      <w:pPr>
-        <w:pStyle w:val="BodyText"/>
-      </w:pPr>
-      <w:r>
-        <w:t xml:space="preserve">Morbidity in KTS is driven predominantly by thromboembolism and hemorrhage, and pregnancy may substantially increase these risks. Nevertheless, robust evidence guiding pregnancy management in this population remains scarce. A cross-sectional study enrolling sixty adult women with KTS demonstrated significantly increased rates of pregnancy-associated deep vein thrombosis, pulmonary embolism, and severe postpartum hemorrhage relative to the general population, with nearly half of participants reporting concurrent exacerbation of KTS-related symptoms</w:t>
-      </w:r>
-      <w:r>
-        <w:t xml:space="preserve"> </w:t>
+      <w:r>
+        <w:t xml:space="preserve">. The present case thus represents the fourth documented instance of this life-threatening combination, and the first to describe its successful management in the context of concomitant fetal growth restriction and peripartum acute KMS.</w:t>
+      </w:r>
+    </w:p>
+    <w:p>
+      <w:pPr>
+        <w:pStyle w:val="BodyText"/>
+      </w:pPr>
+      <w:r>
+        <w:rPr>
+          <w:b/>
+          <w:bCs/>
+        </w:rPr>
+        <w:t xml:space="preserve">Diagnosis and baseline complexity</w:t>
+      </w:r>
+    </w:p>
+    <w:p>
+      <w:pPr>
+        <w:pStyle w:val="BodyText"/>
+      </w:pPr>
+      <w:r>
+        <w:t xml:space="preserve">Our patient presented with an unusually extensive KTS phenotype, with disease involvement encompassing both lower limbs, the back, pelvis, urinary bladder, and breast tissue — a distribution reflecting the multisystem vascular dysplasia characteristic of KTS. Consistent with previously reported cases</w:t>
+      </w:r>
+      <w:r>
+        <w:t xml:space="preserve"> </w:t>
+      </w:r>
+      <w:r>
+        <w:t xml:space="preserve">[10–12]</w:t>
+      </w:r>
+      <w:r>
+        <w:t xml:space="preserve">, she exhibited the hallmark triad of varicosities, limb hypertrophy, and hemangiomas, with port-wine stains additionally present over the gluteal region. Her obstetric history further compounded the clinical complexity: two prior cesarean sections, a neonatal death, a previous pregnancy complicated by severe preeclampsia and ICU admission, and a spontaneous miscarriage — underscoring the cumulative maternal morbidity associated with KTS across successive pregnancies.</w:t>
+      </w:r>
+    </w:p>
+    <w:p>
+      <w:pPr>
+        <w:pStyle w:val="BodyText"/>
+      </w:pPr>
+      <w:r>
+        <w:t xml:space="preserve">Clinically significant hematuria at 30+1 weeks’ gestation was the sentinel presentation leading to admission, a manifestation attributable to intravesical venous malformations confirmed on both MRI and contrast-enhanced pelvic imaging. Notably, pelviabdominal MRI revealed extensive pelvic varicosities with a characteristic</w:t>
+      </w:r>
+      <w:r>
+        <w:t xml:space="preserve"> </w:t>
+      </w:r>
+      <w:r>
+        <w:t xml:space="preserve">“bag of worms”</w:t>
+      </w:r>
+      <w:r>
+        <w:t xml:space="preserve"> </w:t>
+      </w:r>
+      <w:r>
+        <w:t xml:space="preserve">appearance, compression of the left ovarian and common iliac veins by the gravid uterus, hepatosplenomegaly, and bilateral pleural effusion — findings collectively reflecting the hemodynamic burden imposed by the gravid state on an already compromised vascular system. This aligns with prior observations that pregnancy-associated hormonal and hemodynamic changes exacerbate the vascular pathology inherent to KTS, amplifying risks of thromboembolism and hemorrhage [</w:t>
       </w:r>
       <w:r>
         <w:t xml:space="preserve">[13]</w:t>
       </w:r>
       <w:r>
-        <w:t xml:space="preserve">. These findings contrast with those of a comparative study in which pregnant women with KTS showed no significant difference in thromboembolic or bleeding risk compared with their nulligravid counterparts</w:t>
-      </w:r>
-      <w:r>
-        <w:t xml:space="preserve"> </w:t>
-      </w:r>
-      <w:r>
-        <w:t xml:space="preserve">[14]</w:t>
-      </w:r>
-      <w:r>
-        <w:t xml:space="preserve">; however, the authors acknowledged that women with more severe KTS may have been selectively discouraged from pregnancy, introducing potential selection bias.</w:t>
-      </w:r>
-    </w:p>
-    <w:p>
-      <w:pPr>
-        <w:pStyle w:val="BodyText"/>
-      </w:pPr>
-      <w:r>
-        <w:t xml:space="preserve">Fetal complications, including intrauterine growth restriction (IUGR), were reported in a few cases, including our case. However, no significant fetal effects were reported in the majority of patients with KTS, indicating that its impact on fetal development is generally limited.</w:t>
-      </w:r>
-      <w:r>
-        <w:t xml:space="preserve">[15]</w:t>
-      </w:r>
-    </w:p>
-    <w:p>
-      <w:pPr>
-        <w:pStyle w:val="BodyText"/>
-      </w:pPr>
-      <w:r>
-        <w:t xml:space="preserve">Patients may present with a wide variety of manifestations either primary or due to complications such as pain, bleeding, cellulitis, massive vaginal bleeding, visceral bleeding, and bleeding gums, and other vascular complications such as severe hematuria and hematochezia (fewer than 5%). Our case presented with clinically significant hematuria. Other less common but serious manifestations include deep vein thrombosis (5.8%), pulmonary embolism (2.3%), severe PPH (11%), and potential preeclampsia.</w:t>
-      </w:r>
-      <w:r>
-        <w:t xml:space="preserve"> </w:t>
-      </w:r>
-      <w:r>
-        <w:t xml:space="preserve">[15,16]</w:t>
-      </w:r>
-    </w:p>
-    <w:p>
-      <w:pPr>
-        <w:pStyle w:val="BodyText"/>
-      </w:pPr>
-      <w:r>
-        <w:t xml:space="preserve">Patients commonly present with persistent bleeding and thrombocytopenia refractory to blood products. Our patient developed post-operative hematoma and hemoperitoneum which were managed conservatively with success. Specific therapy was initiated once Kasabach-Merritt syndrome was suspected and the patient eventually made a complete recovery. The prompt recognition and initiation of therapy are critical to reduce mortality in KMS. Delayed recognition was associated with more complicated clinical courses, as in the KTS patient at 39 weeks who was not previously diagnosed with KTS, and did not receive LMWH, losing 1500 mL of blood of postoperatively and 4500 mL of blood through vaginal bleeding on day 10 postpartum, necessitating a hysterectomy and abdominal gauze packing.</w:t>
+        <w:t xml:space="preserve">].</w:t>
+      </w:r>
+    </w:p>
+    <w:p>
+      <w:pPr>
+        <w:pStyle w:val="BodyText"/>
+      </w:pPr>
+      <w:r>
+        <w:rPr>
+          <w:b/>
+          <w:bCs/>
+        </w:rPr>
+        <w:t xml:space="preserve">Antenatal management</w:t>
+      </w:r>
+    </w:p>
+    <w:p>
+      <w:pPr>
+        <w:pStyle w:val="BodyText"/>
+      </w:pPr>
+      <w:r>
+        <w:t xml:space="preserve">Initial antenatal management was guided by two principal concerns: controlling hematuria and optimizing fetal and maternal status ahead of inevitable preterm delivery. Hematuria was managed conservatively with intravenous tranexamic acid and continuous bladder irrigation via a three-way urinary catheter, achieving partial resolution without surgical intervention. Serial CBCs demonstrated persistent thrombocytopenia throughout the antenatal period, with platelet counts ranging between 82,000 and 128,000/µL despite transfusion support, accompanied by elevated LDH — early biochemical signals of evolving consumptive coagulopathy. These antenatal laboratory aberrations, in retrospect, likely reflected subclinical KMS activity preceding its overt peripartum manifestation.</w:t>
+      </w:r>
+    </w:p>
+    <w:p>
+      <w:pPr>
+        <w:pStyle w:val="BodyText"/>
+      </w:pPr>
+      <w:r>
+        <w:t xml:space="preserve">Fetal surveillance revealed IUGR with absent end-diastolic umbilical artery flow, indicating significant uteroplacental insufficiency. The administration of two doses of antenatal corticosteroids at 30 weeks represented an important adjunct in preparing for anticipated preterm delivery. The decision to deliver at 35 weeks was reached through multidisciplinary consensus, balancing the risk of ongoing fetal compromise against the substantial maternal surgical risks posed by the extensive pelvic varicosities. This mirrors the management philosophy reported in all previously published cases, where cesarean delivery was ultimately necessitated by vulval or pelvic varicosities precluding safe vaginal birth</w:t>
+      </w:r>
+      <w:r>
+        <w:t xml:space="preserve"> </w:t>
+      </w:r>
+      <w:r>
+        <w:t xml:space="preserve">[10–12]</w:t>
+      </w:r>
+      <w:r>
+        <w:t xml:space="preserve">.</w:t>
+      </w:r>
+    </w:p>
+    <w:p>
+      <w:pPr>
+        <w:pStyle w:val="BodyText"/>
+      </w:pPr>
+      <w:r>
+        <w:rPr>
+          <w:b/>
+          <w:bCs/>
+        </w:rPr>
+        <w:t xml:space="preserve">Intraoperative findings and delivery</w:t>
+      </w:r>
+    </w:p>
+    <w:p>
+      <w:pPr>
+        <w:pStyle w:val="BodyText"/>
+      </w:pPr>
+      <w:r>
+        <w:t xml:space="preserve">Cesarean section was performed under general endotracheal anesthesia, with the choice of a vertical midline incision allowing adequate visualization and surgical access in the setting of extensive anterior abdominal wall and lower uterine segment varicosities. Intraoperatively, significant varicosities were encountered at the uterovesical interface — a finding consistent with the MRI-demonstrated pelvic venous malformations and a recognized source of hemorrhagic risk in KTS patients undergoing cesarean delivery. Hemostasis was secured without recourse to uterine artery ligation, balloon tamponade, or hysterectomy, distinguishing the intraoperative course of this case favorably from that of a previously published case report</w:t>
+      </w:r>
+      <w:r>
+        <w:t xml:space="preserve"> </w:t>
       </w:r>
       <w:r>
         <w:t xml:space="preserve">[12]</w:t>
       </w:r>
-    </w:p>
-    <w:p>
-      <w:pPr>
-        <w:pStyle w:val="BodyText"/>
-      </w:pPr>
-      <w:r>
-        <w:t xml:space="preserve">Diagnosis of KMS is confirmed by lab findings of thrombocytopenia, hypofibrinogenemia, elevated D-dimer, and prolonged coagulation times. The absence of thrombocytopenia may indicate refractory coagulopathy rather than KMS, although atypical presentations should be suspected in presence of hemangiomas.</w:t>
-      </w:r>
-      <w:r>
-        <w:t xml:space="preserve">[16]</w:t>
-      </w:r>
-    </w:p>
-    <w:p>
-      <w:pPr>
-        <w:pStyle w:val="BodyText"/>
-      </w:pPr>
-      <w:r>
-        <w:t xml:space="preserve">The management of KTS becomes more complex when complicated by Kasabach Merritt syndrome (KMS). Imaging studies are crucial for assessing the extent of vascular malformations near the spinal cord and pelvic structures, with MRI being the preferred imaging modality for accurately evaluating lesion size, extent, and anatomical involvement which is critical for planning the anesthesia and delivery type. Doppler ultrasound is effective for diagnosing venous malformations. Regular maternal and fetal assessment is essential due to risk of placental involvement</w:t>
-      </w:r>
-      <w:r>
-        <w:t xml:space="preserve"> </w:t>
-      </w:r>
-      <w:r>
-        <w:t xml:space="preserve">[17,18]</w:t>
-      </w:r>
-      <w:r>
-        <w:t xml:space="preserve">. Our patient underwent first-trimester ultrasound and MRI at 30 weeks. MRI demonstrated extensive venous malformations involving the pelvic, perivesical, perineal, gluteal, thigh, and anterior abdominal regions. Ultrasound revealed hepatosplenomegaly, soft tissue lesions in the urinary bladder, bilateral refluxing parametrial venous channels, and no evidence of deep vein thrombosis.</w:t>
-      </w:r>
-    </w:p>
-    <w:p>
-      <w:pPr>
-        <w:pStyle w:val="BodyText"/>
-      </w:pPr>
-      <w:r>
-        <w:t xml:space="preserve">Deciding the mode of delivery in a pregnant woman with KTS requires a multidisciplinary team (MDT). In most reported cases, cesarean section was opted for due to the presence of vulval varicosities.</w:t>
-      </w:r>
-      <w:r>
-        <w:t xml:space="preserve">[19]</w:t>
-      </w:r>
-      <w:r>
-        <w:t xml:space="preserve"> </w:t>
-      </w:r>
-      <w:r>
-        <w:t xml:space="preserve">In our case, emergency cesarean section under general anesthesia was recommended by an MDT involving obstetrics, hematology, anesthesia, and neonatology due to both fetal and maternal risks. Vertical midline abdominal incision revealed significant varicosities in the anterior abdominal wall, over the lower uterine segment, and in the interface between the uterus and the bladder. Comprehensive preparations were made before and after delivery, including the administration of tranexamic acid and LMWH.</w:t>
-      </w:r>
-    </w:p>
-    <w:p>
-      <w:pPr>
-        <w:pStyle w:val="BodyText"/>
-      </w:pPr>
-      <w:r>
-        <w:t xml:space="preserve">Prophylactic anticoagulation with LMWH should be considered throughout pregnancy given the elevated risk of venous thromboembolism (VTE)</w:t>
-      </w:r>
-      <w:r>
-        <w:t xml:space="preserve"> </w:t>
-      </w:r>
-      <w:r>
-        <w:t xml:space="preserve">[20]</w:t>
-      </w:r>
-      <w:r>
-        <w:t xml:space="preserve">, with regular coagulopathy monitoring and serial imaging. Postpartum management may involve anticoagulation, platelet transfusion, cryoprecipitate, fresh frozen plasma and antifibrinolytic agents such as TXA. Postpartum follow up is essential as KMS can develop or worsen after delivery and patients may require large volumes of blood products to manage the ongoing coagulopathy, but the condition is often refractory, showing minimal to no improvement despite transfusion support.</w:t>
+      <w:r>
+        <w:t xml:space="preserve">, in which life-threatening hemorrhage required postpartum hysterectomy along with emergency laparotomy for DIC, sepsis, peritonitis, and hemoperitoneum.</w:t>
+      </w:r>
+    </w:p>
+    <w:p>
+      <w:pPr>
+        <w:pStyle w:val="BodyText"/>
+      </w:pPr>
+      <w:r>
+        <w:t xml:space="preserve">A female neonate weighing 1,900 g was delivered with reassuring Apgar scores of 7 and 9 at one and five minutes, respectively. Consistent with all three previously reported cases</w:t>
+      </w:r>
+      <w:r>
+        <w:t xml:space="preserve"> </w:t>
+      </w:r>
+      <w:r>
+        <w:t xml:space="preserve">[10–12]</w:t>
+      </w:r>
+      <w:r>
+        <w:t xml:space="preserve">, the neonate demonstrated no clinical features of KTS, supporting the current understanding that KTS does not follow a straightforward vertical transmission pattern.</w:t>
+      </w:r>
+    </w:p>
+    <w:p>
+      <w:pPr>
+        <w:pStyle w:val="BodyText"/>
+      </w:pPr>
+      <w:r>
+        <w:rPr>
+          <w:b/>
+          <w:bCs/>
+        </w:rPr>
+        <w:t xml:space="preserve">Peripartum KMS and postoperative course</w:t>
+      </w:r>
+    </w:p>
+    <w:p>
+      <w:pPr>
+        <w:pStyle w:val="BodyText"/>
+      </w:pPr>
+      <w:r>
+        <w:t xml:space="preserve">The postoperative course was complicated by hemoperitoneum requiring ICU admission, with a rapidly deteriorating hemoglobin and platelet count on days one and two, accompanied by markedly elevated LDH, alkaline phosphatase, creatine kinase, and bilirubin. On postoperative day three, TVUS confirmed a 12-cm lower uterine segment hematoma. The definitive diagnosis of KMS was established on day four, supported by hypofibrinogenemia (1.4 g/L) and markedly elevated D-dimer (35.2 µg/mL FEU) — laboratory findings fulfilling the diagnostic criteria of consumptive coagulopathy in the context of underlying vascular abnormalities [</w:t>
+      </w:r>
+      <w:r>
+        <w:t xml:space="preserve">[8]</w:t>
+      </w:r>
+      <w:r>
+        <w:t xml:space="preserve">].</w:t>
+      </w:r>
+    </w:p>
+    <w:p>
+      <w:pPr>
+        <w:pStyle w:val="BodyText"/>
+      </w:pPr>
+      <w:r>
+        <w:t xml:space="preserve">Management of peripartum KMS in this case required careful navigation of the competing hemostatic risks inherent to the syndrome: thrombocytopenia and consumptive coagulopathy predispose to hemorrhage, while the vascular malformations underlying KMS simultaneously confer thrombotic risk. LMWH was initially withheld in response to hemorrhagic deterioration, then judiciously resumed alongside tranexamic acid once the coagulopathic picture became clearer. This anticoagulation-antifibrinolytic combination reflects the dual-pathway pathophysiology of KMS and is consistent with the approach described in two of the three previously reported cases</w:t>
+      </w:r>
+      <w:r>
+        <w:t xml:space="preserve"> </w:t>
+      </w:r>
+      <w:r>
+        <w:t xml:space="preserve">[10,11]</w:t>
+      </w:r>
+      <w:r>
+        <w:t xml:space="preserve">. Corticosteroid therapy, in the form of dexamethasone, was incorporated given its proposed role in reducing vascular lesion activity and platelet trapping. The patient ultimately received ten units each of pRBCs and FFP in a 1:1 ratio over seven days — constituting a massive transfusion — alongside calcium, magnesium sulfate, and broad-spectrum antibiotics for infective prophylaxis.</w:t>
+      </w:r>
+    </w:p>
+    <w:p>
+      <w:pPr>
+        <w:pStyle w:val="BodyText"/>
+      </w:pPr>
+      <w:r>
+        <w:t xml:space="preserve">Hemoglobin stabilized at 10.1 g/dL by day seven, though thrombocytopenia persisted at 64,000/µL at discharge — a pattern consistent with the refractory coagulopathy observed in all previously reported cases, where postpartum laboratory parameters failed to normalize despite active treatment</w:t>
+      </w:r>
+      <w:r>
+        <w:t xml:space="preserve"> </w:t>
+      </w:r>
+      <w:r>
+        <w:t xml:space="preserve">[10–12]</w:t>
+      </w:r>
+      <w:r>
+        <w:t xml:space="preserve">. The patient was discharged on day ten and demonstrated satisfactory wound healing at her day-nineteen outpatient review, representing a favorable outcome relative to the severe postoperative morbidity — including sepsis, peritonitis, DIC, and hysterectomy — reported in the most complicated previously published case [</w:t>
+      </w:r>
+      <w:r>
+        <w:t xml:space="preserve">[12]</w:t>
+      </w:r>
+      <w:r>
+        <w:t xml:space="preserve">].</w:t>
+      </w:r>
+    </w:p>
+    <w:p>
+      <w:pPr>
+        <w:pStyle w:val="BodyText"/>
+      </w:pPr>
+      <w:r>
+        <w:rPr>
+          <w:b/>
+          <w:bCs/>
+        </w:rPr>
+        <w:t xml:space="preserve">Multidisciplinary care and broader implications</w:t>
+      </w:r>
+    </w:p>
+    <w:p>
+      <w:pPr>
+        <w:pStyle w:val="BodyText"/>
+      </w:pPr>
+      <w:r>
+        <w:t xml:space="preserve">The successful outcome in this case was underpinned by early multidisciplinary involvement across obstetrics, hematology, anesthesia, neonatology, urology, and radiology — a consensus echoed across all published cases and reflective of the inherent complexity of managing concurrent KTS and KMS in pregnancy. Early recognition of KMS, even in its subclinical antenatal form, appears critical: the persistent antenatal thrombocytopenia and elevated LDH in our patient, though not initially diagnostic, warranted heightened vigilance and likely informed the decision to deliver at 35 rather than a later gestational age.</w:t>
+      </w:r>
+    </w:p>
+    <w:p>
+      <w:pPr>
+        <w:pStyle w:val="BodyText"/>
+      </w:pPr>
+      <w:r>
+        <w:t xml:space="preserve">This case further highlights the importance of preconception counseling in women with KTS. The published cross-sectional data</w:t>
       </w:r>
       <w:r>
         <w:t xml:space="preserve"> </w:t>
       </w:r>
       <w:r>
         <w:t xml:space="preserve">[13]</w:t>
+      </w:r>
+      <w:r>
+        <w:t xml:space="preserve"> </w:t>
+      </w:r>
+      <w:r>
+        <w:t xml:space="preserve">documenting significantly elevated risks of DVT, pulmonary embolism, and severe postpartum hemorrhage in KTS patients provides epidemiological context for the individual complexity illustrated here. Our patient’s cumulative obstetric history reflects the substantial reproductive morbidity that KTS may confer across successive pregnancies and underscores the need for individualized, specialist-led preconception assessment in this population.</w:t>
       </w:r>
     </w:p>
     <w:bookmarkEnd w:id="20"/>
@@ -3755,7 +3212,7 @@
     </w:p>
     <w:bookmarkEnd w:id="29"/>
     <w:bookmarkEnd w:id="30"/>
-    <w:bookmarkStart w:id="71" w:name="references"/>
+    <w:bookmarkStart w:id="58" w:name="references"/>
     <w:p>
       <w:pPr>
         <w:pStyle w:val="Heading1"/>
@@ -3764,7 +3221,7 @@
         <w:t xml:space="preserve">References</w:t>
       </w:r>
     </w:p>
-    <w:bookmarkStart w:id="70" w:name="refs"/>
+    <w:bookmarkStart w:id="57" w:name="refs"/>
     <w:bookmarkStart w:id="32" w:name="ref-ISSVA2018"/>
     <w:p>
       <w:pPr>
@@ -4092,161 +3549,8 @@
       </w:hyperlink>
     </w:p>
     <w:bookmarkEnd w:id="56"/>
-    <w:bookmarkStart w:id="58" w:name="ref-Marvin2019"/>
-    <w:p>
-      <w:pPr>
-        <w:pStyle w:val="Bibliography"/>
-      </w:pPr>
-      <w:r>
-        <w:t xml:space="preserve">14. Marvin EK, Schoch JJ, Nguyen H, Anderson KR, Driscoll DJ, Rose CH, et al. Venous thromboembolic and bleeding complications among pregnant women with klippel-trenaunay syndrome. Journal of the American Academy of Dermatology [Internet]. 2019;81:1277–82. Available from:</w:t>
-      </w:r>
-      <w:r>
-        <w:t xml:space="preserve"> </w:t>
-      </w:r>
-      <w:hyperlink r:id="rId57">
-        <w:r>
-          <w:rPr>
-            <w:rStyle w:val="Hyperlink"/>
-          </w:rPr>
-          <w:t xml:space="preserve">http://dx.doi.org/10.1016/j.jaad.2019.04.018</w:t>
-        </w:r>
-      </w:hyperlink>
-    </w:p>
+    <w:bookmarkEnd w:id="57"/>
     <w:bookmarkEnd w:id="58"/>
-    <w:bookmarkStart w:id="60" w:name="ref-Akay2025"/>
-    <w:p>
-      <w:pPr>
-        <w:pStyle w:val="Bibliography"/>
-      </w:pPr>
-      <w:r>
-        <w:t xml:space="preserve">15. Akay E, Uzun Gül AD, Türkoğlu A.</w:t>
-      </w:r>
-      <w:r>
-        <w:t xml:space="preserve"> </w:t>
-      </w:r>
-      <w:hyperlink r:id="rId59">
-        <w:r>
-          <w:rPr>
-            <w:rStyle w:val="Hyperlink"/>
-          </w:rPr>
-          <w:t xml:space="preserve">Recurrent preeclampsia in a pregnant woman with klippel-trenaunay syndrome: Two cesarean deliveries and multiple extremity involvement – case report and literature review</w:t>
-        </w:r>
-      </w:hyperlink>
-      <w:r>
-        <w:t xml:space="preserve">. BMC Pregnancy and Childbirth. 2025;25:407.</w:t>
-      </w:r>
-    </w:p>
-    <w:bookmarkEnd w:id="60"/>
-    <w:bookmarkStart w:id="62" w:name="ref-Chang2025"/>
-    <w:p>
-      <w:pPr>
-        <w:pStyle w:val="Bibliography"/>
-      </w:pPr>
-      <w:r>
-        <w:t xml:space="preserve">16. Chang R, Zhang J, Zhang F, Wen L, Jiang Y. Pregnancy in women with klippel</w:t>
-      </w:r>
-      <w:r>
-        <w:t xml:space="preserve">trenaunay syndrome complicated by uterine vascular malformation: A case report and literature review. Cureus [Internet]. 2025; Available from:</w:t>
-      </w:r>
-      <w:r>
-        <w:t xml:space="preserve"> </w:t>
-      </w:r>
-      <w:hyperlink r:id="rId61">
-        <w:r>
-          <w:rPr>
-            <w:rStyle w:val="Hyperlink"/>
-          </w:rPr>
-          <w:t xml:space="preserve">http://dx.doi.org/10.7759/cureus.90065</w:t>
-        </w:r>
-      </w:hyperlink>
-    </w:p>
-    <w:bookmarkEnd w:id="62"/>
-    <w:bookmarkStart w:id="64" w:name="ref-Howlett1994"/>
-    <w:p>
-      <w:pPr>
-        <w:pStyle w:val="Bibliography"/>
-      </w:pPr>
-      <w:r>
-        <w:t xml:space="preserve">17. Howlett DC, Roebuck DJ, Frazer CK, Ayers B. The use of ultrasound in the venous assessment of lower limb klippel-trenaunay syndrome. European Journal of Radiology [Internet]. 1994;18:224–6. Available from:</w:t>
-      </w:r>
-      <w:r>
-        <w:t xml:space="preserve"> </w:t>
-      </w:r>
-      <w:hyperlink r:id="rId63">
-        <w:r>
-          <w:rPr>
-            <w:rStyle w:val="Hyperlink"/>
-          </w:rPr>
-          <w:t xml:space="preserve">http://dx.doi.org/10.1016/0720-048x(94)90340-9</w:t>
-        </w:r>
-      </w:hyperlink>
-    </w:p>
-    <w:bookmarkEnd w:id="64"/>
-    <w:bookmarkStart w:id="66" w:name="ref-Asghar2020"/>
-    <w:p>
-      <w:pPr>
-        <w:pStyle w:val="Bibliography"/>
-      </w:pPr>
-      <w:r>
-        <w:t xml:space="preserve">18. Asghar F, Aqeel R, Farooque U, Haq A, Taimur M. Presentation and management of klippel-trenaunay syndrome: A review of available data. Cureus [Internet]. 2020; Available from:</w:t>
-      </w:r>
-      <w:r>
-        <w:t xml:space="preserve"> </w:t>
-      </w:r>
-      <w:hyperlink r:id="rId65">
-        <w:r>
-          <w:rPr>
-            <w:rStyle w:val="Hyperlink"/>
-          </w:rPr>
-          <w:t xml:space="preserve">http://dx.doi.org/10.7759/cureus.8023</w:t>
-        </w:r>
-      </w:hyperlink>
-    </w:p>
-    <w:bookmarkEnd w:id="66"/>
-    <w:bookmarkStart w:id="68" w:name="ref-Keepanasseril2017"/>
-    <w:p>
-      <w:pPr>
-        <w:pStyle w:val="Bibliography"/>
-      </w:pPr>
-      <w:r>
-        <w:t xml:space="preserve">19. Keepanasseril A, Keerthana K, Keepanasseril A, Maurya DK, Kadambari D, Sistla S. Pregnancy in women with klippel-trenaunay syndrome: Report of three pregnancies in a single patient and review of literature. Obstetric Medicine [Internet]. 2017;10:177–82. Available from:</w:t>
-      </w:r>
-      <w:r>
-        <w:t xml:space="preserve"> </w:t>
-      </w:r>
-      <w:hyperlink r:id="rId67">
-        <w:r>
-          <w:rPr>
-            <w:rStyle w:val="Hyperlink"/>
-          </w:rPr>
-          <w:t xml:space="preserve">http://dx.doi.org/10.1177/1753495X17719181</w:t>
-        </w:r>
-      </w:hyperlink>
-    </w:p>
-    <w:bookmarkEnd w:id="68"/>
-    <w:bookmarkStart w:id="69" w:name="ref-marvin2019"/>
-    <w:p>
-      <w:pPr>
-        <w:pStyle w:val="Bibliography"/>
-      </w:pPr>
-      <w:r>
-        <w:t xml:space="preserve">20. Marvin EK, Schoch JJ, Nguyen H, Anderson KR, Driscoll DJ, Rose CH, et al. Venous thromboembolic and bleeding complications among pregnant women with klippel-trenaunay syndrome. Journal of the American Academy of Dermatology [Internet]. 2019;81:1277–82. Available from:</w:t>
-      </w:r>
-      <w:r>
-        <w:t xml:space="preserve"> </w:t>
-      </w:r>
-      <w:hyperlink r:id="rId57">
-        <w:r>
-          <w:rPr>
-            <w:rStyle w:val="Hyperlink"/>
-          </w:rPr>
-          <w:t xml:space="preserve">http://dx.doi.org/10.1016/j.jaad.2019.04.018</w:t>
-        </w:r>
-      </w:hyperlink>
-    </w:p>
-    <w:bookmarkEnd w:id="69"/>
-    <w:bookmarkEnd w:id="70"/>
-    <w:bookmarkEnd w:id="71"/>
     <w:sectPr>
       <w:footnotePr>
         <w:numRestart w:val="eachSect"/>

--- a/docs/index.docx
+++ b/docs/index.docx
@@ -489,20 +489,7 @@
         <w:pStyle w:val="FirstParagraph"/>
       </w:pPr>
       <w:r>
-        <w:t xml:space="preserve">A 28-year-old multigravida (P2+1, both prior deliveries by cesarean section, one living child) presented at 30+1 weeks’ gestation with clinically significant hematuria and was admitted on December 16th to Ain Shams University Hospital, Egypt. The clinical timeline is detailed in</w:t>
-      </w:r>
-      <w:r>
-        <w:t xml:space="preserve"> </w:t>
-      </w:r>
-      <w:r>
-        <w:rPr>
-          <w:b/>
-          <w:bCs/>
-        </w:rPr>
-        <w:t xml:space="preserve">?@tbl-1</w:t>
-      </w:r>
-      <w:r>
-        <w:t xml:space="preserve">.</w:t>
+        <w:t xml:space="preserve">A 28-year-old multigravida (P2+1, both prior deliveries by cesarean section, one living child) presented at 30+1 weeks’ gestation with clinically significant hematuria and was admitted on December 16th to Ain Shams University Hospital, Egypt. The clinical timeline is detailed in .</w:t>
       </w:r>
     </w:p>
     <w:p>
@@ -975,7 +962,7 @@
         <w:pStyle w:val="TableCaption"/>
       </w:pPr>
       <w:r>
-        <w:t xml:space="preserve">Laboratory results throughout the clinical course.</w:t>
+        <w:t xml:space="preserve">Laboratory results throughout the clinical course</w:t>
       </w:r>
     </w:p>
     <w:tbl>
@@ -984,19 +971,19 @@
         <w:tblW w:type="pct" w:w="5000"/>
         <w:tblLayout w:type="fixed"/>
         <w:tblLook w:firstRow="1" w:lastRow="0" w:firstColumn="0" w:lastColumn="0" w:noHBand="0" w:noVBand="0" w:val="0020"/>
-        <w:tblCaption w:val="Laboratory results throughout the clinical course."/>
+        <w:tblCaption w:val="Laboratory results throughout the clinical course"/>
       </w:tblPr>
       <w:tblGrid>
-        <w:gridCol w:w="1289"/>
-        <w:gridCol w:w="736"/>
-        <w:gridCol w:w="736"/>
-        <w:gridCol w:w="736"/>
-        <w:gridCol w:w="736"/>
-        <w:gridCol w:w="736"/>
-        <w:gridCol w:w="736"/>
-        <w:gridCol w:w="736"/>
-        <w:gridCol w:w="736"/>
-        <w:gridCol w:w="736"/>
+        <w:gridCol w:w="792"/>
+        <w:gridCol w:w="792"/>
+        <w:gridCol w:w="792"/>
+        <w:gridCol w:w="792"/>
+        <w:gridCol w:w="792"/>
+        <w:gridCol w:w="792"/>
+        <w:gridCol w:w="792"/>
+        <w:gridCol w:w="792"/>
+        <w:gridCol w:w="792"/>
+        <w:gridCol w:w="792"/>
       </w:tblGrid>
       <w:tr>
         <w:trPr>

--- a/docs/index.docx
+++ b/docs/index.docx
@@ -475,7 +475,7 @@
       </w:r>
     </w:p>
     <w:bookmarkEnd w:id="14"/>
-    <w:bookmarkStart w:id="15" w:name="case-presentation"/>
+    <w:bookmarkStart w:id="17" w:name="case-presentation"/>
     <w:p>
       <w:pPr>
         <w:pStyle w:val="Heading1"/>
@@ -489,7 +489,21 @@
         <w:pStyle w:val="FirstParagraph"/>
       </w:pPr>
       <w:r>
-        <w:t xml:space="preserve">A 28-year-old multigravida (P2+1, both prior deliveries by cesarean section, one living child) presented at 30+1 weeks’ gestation with clinically significant hematuria and was admitted on December 16th to Ain Shams University Hospital, Egypt. The clinical timeline is detailed in .</w:t>
+        <w:t xml:space="preserve">A 28-year-old multigravida (P2+1, both prior deliveries by cesarean section, one living child) presented at 30+1 weeks’ gestation with clinically significant hematuria and was admitted on December 16th to Ain Shams University Hospital, Egypt. The clinical timeline is detailed in</w:t>
+      </w:r>
+      <w:r>
+        <w:t xml:space="preserve"> </w:t>
+      </w:r>
+      <w:hyperlink w:anchor="tbl-1">
+        <w:r>
+          <w:rPr>
+            <w:rStyle w:val="Hyperlink"/>
+          </w:rPr>
+          <w:t xml:space="preserve">Table 1</w:t>
+        </w:r>
+      </w:hyperlink>
+      <w:r>
+        <w:t xml:space="preserve">.</w:t>
       </w:r>
     </w:p>
     <w:p>
@@ -618,13 +632,14 @@
       <w:r>
         <w:t xml:space="preserve"> </w:t>
       </w:r>
-      <w:r>
-        <w:rPr>
-          <w:b/>
-          <w:bCs/>
-        </w:rPr>
-        <w:t xml:space="preserve">?@tbl-2</w:t>
-      </w:r>
+      <w:hyperlink w:anchor="tbl-2">
+        <w:r>
+          <w:rPr>
+            <w:rStyle w:val="Hyperlink"/>
+          </w:rPr>
+          <w:t xml:space="preserve">Table 2</w:t>
+        </w:r>
+      </w:hyperlink>
     </w:p>
     <w:p>
       <w:pPr>
@@ -664,14 +679,6 @@
       </w:pPr>
       <w:r>
         <w:t xml:space="preserve">Following clinical stabilization, the patient was discharged on postoperative day ten. At her outpatient review on day nineteen, she was in satisfactory general condition with a soft, lax abdomen; skin sutures were removed and the abdominal wound demonstrated optimal healing.</w:t>
-      </w:r>
-    </w:p>
-    <w:p>
-      <w:pPr>
-        <w:pStyle w:val="TableCaption"/>
-      </w:pPr>
-      <w:r>
-        <w:t xml:space="preserve">Patient timeline</w:t>
       </w:r>
     </w:p>
     <w:tbl>
@@ -679,273 +686,320 @@
         <w:tblStyle w:val="Table"/>
         <w:tblW w:type="pct" w:w="5000"/>
         <w:tblLayout w:type="fixed"/>
-        <w:tblLook w:firstRow="1" w:lastRow="0" w:firstColumn="0" w:lastColumn="0" w:noHBand="0" w:noVBand="0" w:val="0020"/>
-        <w:tblCaption w:val="Patient timeline"/>
+        <w:tblLook w:firstRow="0" w:lastRow="0" w:firstColumn="0" w:lastColumn="0" w:noHBand="0" w:noVBand="0" w:val="0000"/>
       </w:tblPr>
       <w:tblGrid>
-        <w:gridCol w:w="2210"/>
-        <w:gridCol w:w="5709"/>
+        <w:gridCol w:w="7920"/>
       </w:tblGrid>
-      <w:tr>
-        <w:trPr>
-          <w:tblHeader w:val="on"/>
-        </w:trPr>
-        <w:tc>
-          <w:tcPr/>
-          <w:p>
-            <w:pPr>
-              <w:pStyle w:val="Compact"/>
-              <w:jc w:val="left"/>
-            </w:pPr>
-            <w:r>
-              <w:t xml:space="preserve">Date</w:t>
-            </w:r>
-          </w:p>
-        </w:tc>
-        <w:tc>
-          <w:tcPr/>
-          <w:p>
-            <w:pPr>
-              <w:pStyle w:val="Compact"/>
-              <w:jc w:val="left"/>
-            </w:pPr>
-            <w:r>
-              <w:t xml:space="preserve">Timeline</w:t>
-            </w:r>
-          </w:p>
-        </w:tc>
-      </w:tr>
       <w:tr>
         <w:tc>
           <w:tcPr/>
+          <w:bookmarkStart w:id="15" w:name="tbl-1"/>
           <w:p>
             <w:pPr>
-              <w:pStyle w:val="Compact"/>
+              <w:jc w:val="center"/>
+            </w:pPr>
+            <w:pPr>
               <w:jc w:val="left"/>
+              <w:spacing w:before="200"/>
+              <w:pStyle w:val="ImageCaption"/>
             </w:pPr>
             <w:r>
-              <w:t xml:space="preserve">30 +1 weeks’ gestation (Dec 16, 2025)</w:t>
+              <w:t xml:space="preserve">Table 1: Patient timeline</w:t>
             </w:r>
           </w:p>
-        </w:tc>
-        <w:tc>
-          <w:tcPr/>
-          <w:p>
-            <w:pPr>
-              <w:pStyle w:val="Compact"/>
-              <w:jc w:val="left"/>
-            </w:pPr>
-            <w:r>
-              <w:t xml:space="preserve">Admission of a case of KTS, presenting with hematuria; anemia and thrombocytopenia; fetus &lt;10th percentile, received tranexamic acid and 6 units PRBCs.</w:t>
-            </w:r>
-          </w:p>
-        </w:tc>
-      </w:tr>
-      <w:tr>
-        <w:tc>
-          <w:tcPr/>
-          <w:p>
-            <w:pPr>
-              <w:pStyle w:val="Compact"/>
-              <w:jc w:val="left"/>
-            </w:pPr>
-            <w:r>
-              <w:t xml:space="preserve">30+1 to 35 weeks’ gestation (Dec 18, 2025 – Jan 17, 2026)</w:t>
-            </w:r>
-          </w:p>
-        </w:tc>
-        <w:tc>
-          <w:tcPr/>
-          <w:p>
-            <w:pPr>
-              <w:pStyle w:val="Compact"/>
-              <w:jc w:val="left"/>
-            </w:pPr>
-            <w:r>
-              <w:t xml:space="preserve">MRI: extensive venous malformations (pelvis, thigh, abdomen).</w:t>
-            </w:r>
-            <w:r>
-              <w:br/>
-            </w:r>
-            <w:r>
-              <w:t xml:space="preserve">Close maternal/fetal monitoring.</w:t>
-            </w:r>
-            <w:r>
-              <w:br/>
-            </w:r>
-            <w:r>
-              <w:t xml:space="preserve">Intermittent transfusions slight hemoglobin improvement; fluctuating platelets; prolonged PT.</w:t>
-            </w:r>
-          </w:p>
-        </w:tc>
-      </w:tr>
-      <w:tr>
-        <w:tc>
-          <w:tcPr/>
-          <w:p>
-            <w:pPr>
-              <w:pStyle w:val="Compact"/>
-              <w:jc w:val="left"/>
-            </w:pPr>
-            <w:r>
-              <w:t xml:space="preserve">35 weeks (Jan 18, 2026)</w:t>
-            </w:r>
-          </w:p>
-        </w:tc>
-        <w:tc>
-          <w:tcPr/>
-          <w:p>
-            <w:pPr>
-              <w:pStyle w:val="Compact"/>
-              <w:jc w:val="left"/>
-            </w:pPr>
-            <w:r>
-              <w:t xml:space="preserve">Emergency cesarean section for fetal compromise → female neonate (1900 g). Mother admitted to ICU, hemoperitoneum managed conservatively.</w:t>
-            </w:r>
-          </w:p>
-        </w:tc>
-      </w:tr>
-      <w:tr>
-        <w:tc>
-          <w:tcPr/>
-          <w:p>
-            <w:pPr>
-              <w:pStyle w:val="Compact"/>
-              <w:jc w:val="left"/>
-            </w:pPr>
-            <w:r>
-              <w:t xml:space="preserve">Postoperative course</w:t>
-            </w:r>
-          </w:p>
-        </w:tc>
-        <w:tc>
-          <w:tcPr/>
-          <w:p>
-            <w:pPr>
-              <w:jc w:val="left"/>
-            </w:pPr>
-            <w:r>
-              <w:rPr>
-                <w:b/>
-                <w:bCs/>
-              </w:rPr>
-              <w:t xml:space="preserve">Day 1:</w:t>
-            </w:r>
-            <w:r>
-              <w:t xml:space="preserve"> </w:t>
-            </w:r>
-            <w:r>
-              <w:t xml:space="preserve">Transfusion support (total 10 units PRBC + FFP over 7 days)</w:t>
-            </w:r>
-          </w:p>
-          <w:p>
-            <w:pPr>
-              <w:jc w:val="left"/>
-            </w:pPr>
-            <w:r>
-              <w:rPr>
-                <w:b/>
-                <w:bCs/>
-              </w:rPr>
-              <w:t xml:space="preserve">Day 2:</w:t>
-            </w:r>
-            <w:r>
-              <w:t xml:space="preserve"> </w:t>
-            </w:r>
-            <w:r>
-              <w:t xml:space="preserve">Hb 9.6→7.6 g/dL; platelets 218×10³→104×10³/µL</w:t>
-            </w:r>
-          </w:p>
-          <w:p>
-            <w:pPr>
-              <w:jc w:val="left"/>
-            </w:pPr>
-            <w:r>
-              <w:rPr>
-                <w:b/>
-                <w:bCs/>
-              </w:rPr>
-              <w:t xml:space="preserve">Day 3:</w:t>
-            </w:r>
-            <w:r>
-              <w:t xml:space="preserve"> </w:t>
-            </w:r>
-            <w:r>
-              <w:t xml:space="preserve">Conservative management, LMWH resumed, tranexamic acid initiated</w:t>
-            </w:r>
-          </w:p>
-          <w:p>
-            <w:pPr>
-              <w:jc w:val="left"/>
-            </w:pPr>
-            <w:r>
-              <w:rPr>
-                <w:b/>
-                <w:bCs/>
-              </w:rPr>
-              <w:t xml:space="preserve">Day 4:</w:t>
-            </w:r>
-            <w:r>
-              <w:t xml:space="preserve"> </w:t>
-            </w:r>
-            <w:r>
-              <w:t xml:space="preserve">Hypofibrinogenemia (1.4 g/L), elevated D-dimer (35.2 µg/mL) consistent with Kasabach–Merritt syndrome</w:t>
-            </w:r>
-          </w:p>
-          <w:p>
-            <w:pPr>
-              <w:jc w:val="left"/>
-            </w:pPr>
-            <w:r>
-              <w:rPr>
-                <w:b/>
-                <w:bCs/>
-              </w:rPr>
-              <w:t xml:space="preserve">Day 7:</w:t>
-            </w:r>
-            <w:r>
-              <w:t xml:space="preserve"> </w:t>
-            </w:r>
-            <w:r>
-              <w:t xml:space="preserve">Hb stabilized (10.1 g/dL); persistent thrombocytopenia (64×10³/µL)</w:t>
-            </w:r>
-          </w:p>
-          <w:p>
-            <w:pPr>
-              <w:jc w:val="left"/>
-            </w:pPr>
-            <w:r>
-              <w:rPr>
-                <w:b/>
-                <w:bCs/>
-              </w:rPr>
-              <w:t xml:space="preserve">Day 10:</w:t>
-            </w:r>
-            <w:r>
-              <w:t xml:space="preserve"> </w:t>
-            </w:r>
-            <w:r>
-              <w:t xml:space="preserve">Discharged in stable condition</w:t>
-            </w:r>
-          </w:p>
-          <w:p>
-            <w:pPr>
-              <w:jc w:val="left"/>
-            </w:pPr>
-            <w:r>
-              <w:rPr>
-                <w:b/>
-                <w:bCs/>
-              </w:rPr>
-              <w:t xml:space="preserve">Day 19:</w:t>
-            </w:r>
-            <w:r>
-              <w:t xml:space="preserve"> </w:t>
-            </w:r>
-            <w:r>
-              <w:t xml:space="preserve">Outpatient follow-up: fair general condition; sutures removed</w:t>
-            </w:r>
-          </w:p>
+          <w:tbl>
+            <w:tblPr>
+              <w:tblStyle w:val="Table"/>
+              <w:tblW w:type="pct" w:w="5000"/>
+              <w:tblLayout w:type="fixed"/>
+              <w:tblLook w:firstRow="1" w:lastRow="0" w:firstColumn="0" w:lastColumn="0" w:noHBand="0" w:noVBand="0" w:val="0020"/>
+            </w:tblPr>
+            <w:tblGrid>
+              <w:gridCol w:w="2210"/>
+              <w:gridCol w:w="5709"/>
+            </w:tblGrid>
+            <w:tr>
+              <w:trPr>
+                <w:tblHeader w:val="on"/>
+              </w:trPr>
+              <w:tc>
+                <w:tcPr/>
+                <w:p>
+                  <w:pPr>
+                    <w:pStyle w:val="Compact"/>
+                    <w:jc w:val="left"/>
+                    <w:jc w:val="center"/>
+                  </w:pPr>
+                  <w:r>
+                    <w:t xml:space="preserve">Date</w:t>
+                  </w:r>
+                </w:p>
+              </w:tc>
+              <w:tc>
+                <w:tcPr/>
+                <w:p>
+                  <w:pPr>
+                    <w:pStyle w:val="Compact"/>
+                    <w:jc w:val="left"/>
+                    <w:jc w:val="center"/>
+                  </w:pPr>
+                  <w:r>
+                    <w:t xml:space="preserve">Timeline</w:t>
+                  </w:r>
+                </w:p>
+              </w:tc>
+            </w:tr>
+            <w:tr>
+              <w:tc>
+                <w:tcPr/>
+                <w:p>
+                  <w:pPr>
+                    <w:pStyle w:val="Compact"/>
+                    <w:jc w:val="left"/>
+                    <w:jc w:val="center"/>
+                  </w:pPr>
+                  <w:r>
+                    <w:t xml:space="preserve">30 +1 weeks’ gestation (Dec 16, 2025)</w:t>
+                  </w:r>
+                </w:p>
+              </w:tc>
+              <w:tc>
+                <w:tcPr/>
+                <w:p>
+                  <w:pPr>
+                    <w:pStyle w:val="Compact"/>
+                    <w:jc w:val="left"/>
+                    <w:jc w:val="center"/>
+                  </w:pPr>
+                  <w:r>
+                    <w:t xml:space="preserve">Admission of a case of KTS, presenting with hematuria; anemia and thrombocytopenia; fetus &lt;10th percentile, received tranexamic acid and 6 units PRBCs.</w:t>
+                  </w:r>
+                </w:p>
+              </w:tc>
+            </w:tr>
+            <w:tr>
+              <w:tc>
+                <w:tcPr/>
+                <w:p>
+                  <w:pPr>
+                    <w:pStyle w:val="Compact"/>
+                    <w:jc w:val="left"/>
+                    <w:jc w:val="center"/>
+                  </w:pPr>
+                  <w:r>
+                    <w:t xml:space="preserve">30+1 to 35 weeks’ gestation (Dec 18, 2025 – Jan 17, 2026)</w:t>
+                  </w:r>
+                </w:p>
+              </w:tc>
+              <w:tc>
+                <w:tcPr/>
+                <w:p>
+                  <w:pPr>
+                    <w:pStyle w:val="Compact"/>
+                    <w:jc w:val="left"/>
+                    <w:jc w:val="center"/>
+                  </w:pPr>
+                  <w:r>
+                    <w:t xml:space="preserve">MRI: extensive venous malformations (pelvis, thigh, abdomen).</w:t>
+                  </w:r>
+                  <w:r>
+                    <w:br/>
+                  </w:r>
+                  <w:r>
+                    <w:t xml:space="preserve">Close maternal/fetal monitoring.</w:t>
+                  </w:r>
+                  <w:r>
+                    <w:br/>
+                  </w:r>
+                  <w:r>
+                    <w:t xml:space="preserve">Intermittent transfusions slight hemoglobin improvement; fluctuating platelets; prolonged PT.</w:t>
+                  </w:r>
+                </w:p>
+              </w:tc>
+            </w:tr>
+            <w:tr>
+              <w:tc>
+                <w:tcPr/>
+                <w:p>
+                  <w:pPr>
+                    <w:pStyle w:val="Compact"/>
+                    <w:jc w:val="left"/>
+                    <w:jc w:val="center"/>
+                  </w:pPr>
+                  <w:r>
+                    <w:t xml:space="preserve">35 weeks (Jan 18, 2026)</w:t>
+                  </w:r>
+                </w:p>
+              </w:tc>
+              <w:tc>
+                <w:tcPr/>
+                <w:p>
+                  <w:pPr>
+                    <w:pStyle w:val="Compact"/>
+                    <w:jc w:val="left"/>
+                    <w:jc w:val="center"/>
+                  </w:pPr>
+                  <w:r>
+                    <w:t xml:space="preserve">Emergency cesarean section for fetal compromise → female neonate (1900 g). Mother admitted to ICU, hemoperitoneum managed conservatively.</w:t>
+                  </w:r>
+                </w:p>
+              </w:tc>
+            </w:tr>
+            <w:tr>
+              <w:tc>
+                <w:tcPr/>
+                <w:p>
+                  <w:pPr>
+                    <w:pStyle w:val="Compact"/>
+                    <w:jc w:val="left"/>
+                    <w:jc w:val="center"/>
+                  </w:pPr>
+                  <w:r>
+                    <w:t xml:space="preserve">Postoperative course</w:t>
+                  </w:r>
+                </w:p>
+              </w:tc>
+              <w:tc>
+                <w:tcPr/>
+                <w:p>
+                  <w:pPr>
+                    <w:jc w:val="left"/>
+                    <w:jc w:val="center"/>
+                  </w:pPr>
+                  <w:r>
+                    <w:rPr>
+                      <w:b/>
+                      <w:bCs/>
+                    </w:rPr>
+                    <w:t xml:space="preserve">Day 1:</w:t>
+                  </w:r>
+                  <w:r>
+                    <w:t xml:space="preserve"> </w:t>
+                  </w:r>
+                  <w:r>
+                    <w:t xml:space="preserve">Transfusion support (total 10 units PRBC + FFP over 7 days)</w:t>
+                  </w:r>
+                </w:p>
+                <w:p>
+                  <w:pPr>
+                    <w:jc w:val="left"/>
+                    <w:jc w:val="center"/>
+                  </w:pPr>
+                  <w:r>
+                    <w:rPr>
+                      <w:b/>
+                      <w:bCs/>
+                    </w:rPr>
+                    <w:t xml:space="preserve">Day 2:</w:t>
+                  </w:r>
+                  <w:r>
+                    <w:t xml:space="preserve"> </w:t>
+                  </w:r>
+                  <w:r>
+                    <w:t xml:space="preserve">Hb 9.6→7.6 g/dL; platelets 218×10³→104×10³/µL</w:t>
+                  </w:r>
+                </w:p>
+                <w:p>
+                  <w:pPr>
+                    <w:jc w:val="left"/>
+                    <w:jc w:val="center"/>
+                  </w:pPr>
+                  <w:r>
+                    <w:rPr>
+                      <w:b/>
+                      <w:bCs/>
+                    </w:rPr>
+                    <w:t xml:space="preserve">Day 3:</w:t>
+                  </w:r>
+                  <w:r>
+                    <w:t xml:space="preserve"> </w:t>
+                  </w:r>
+                  <w:r>
+                    <w:t xml:space="preserve">Conservative management, LMWH resumed, tranexamic acid initiated</w:t>
+                  </w:r>
+                </w:p>
+                <w:p>
+                  <w:pPr>
+                    <w:jc w:val="left"/>
+                    <w:jc w:val="center"/>
+                  </w:pPr>
+                  <w:r>
+                    <w:rPr>
+                      <w:b/>
+                      <w:bCs/>
+                    </w:rPr>
+                    <w:t xml:space="preserve">Day 4:</w:t>
+                  </w:r>
+                  <w:r>
+                    <w:t xml:space="preserve"> </w:t>
+                  </w:r>
+                  <w:r>
+                    <w:t xml:space="preserve">Hypofibrinogenemia (1.4 g/L), elevated D-dimer (35.2 µg/mL) consistent with Kasabach–Merritt syndrome</w:t>
+                  </w:r>
+                </w:p>
+                <w:p>
+                  <w:pPr>
+                    <w:jc w:val="left"/>
+                    <w:jc w:val="center"/>
+                  </w:pPr>
+                  <w:r>
+                    <w:rPr>
+                      <w:b/>
+                      <w:bCs/>
+                    </w:rPr>
+                    <w:t xml:space="preserve">Day 7:</w:t>
+                  </w:r>
+                  <w:r>
+                    <w:t xml:space="preserve"> </w:t>
+                  </w:r>
+                  <w:r>
+                    <w:t xml:space="preserve">Hb stabilized (10.1 g/dL); persistent thrombocytopenia (64×10³/µL)</w:t>
+                  </w:r>
+                </w:p>
+                <w:p>
+                  <w:pPr>
+                    <w:jc w:val="left"/>
+                    <w:jc w:val="center"/>
+                  </w:pPr>
+                  <w:r>
+                    <w:rPr>
+                      <w:b/>
+                      <w:bCs/>
+                    </w:rPr>
+                    <w:t xml:space="preserve">Day 10:</w:t>
+                  </w:r>
+                  <w:r>
+                    <w:t xml:space="preserve"> </w:t>
+                  </w:r>
+                  <w:r>
+                    <w:t xml:space="preserve">Discharged in stable condition</w:t>
+                  </w:r>
+                </w:p>
+                <w:p>
+                  <w:pPr>
+                    <w:jc w:val="left"/>
+                    <w:jc w:val="center"/>
+                  </w:pPr>
+                  <w:r>
+                    <w:rPr>
+                      <w:b/>
+                      <w:bCs/>
+                    </w:rPr>
+                    <w:t xml:space="preserve">Day 19:</w:t>
+                  </w:r>
+                  <w:r>
+                    <w:t xml:space="preserve"> </w:t>
+                  </w:r>
+                  <w:r>
+                    <w:t xml:space="preserve">Outpatient follow-up: fair general condition; sutures removed</w:t>
+                  </w:r>
+                </w:p>
+              </w:tc>
+            </w:tr>
+          </w:tbl>
+          <w:bookmarkEnd w:id="15"/>
+          <w:p/>
         </w:tc>
       </w:tr>
     </w:tbl>
@@ -955,14 +1009,6 @@
       </w:pPr>
       <w:r>
         <w:t xml:space="preserve"> </w:t>
-      </w:r>
-    </w:p>
-    <w:p>
-      <w:pPr>
-        <w:pStyle w:val="TableCaption"/>
-      </w:pPr>
-      <w:r>
-        <w:t xml:space="preserve">Laboratory results throughout the clinical course</w:t>
       </w:r>
     </w:p>
     <w:tbl>
@@ -970,1497 +1016,1658 @@
         <w:tblStyle w:val="Table"/>
         <w:tblW w:type="pct" w:w="5000"/>
         <w:tblLayout w:type="fixed"/>
-        <w:tblLook w:firstRow="1" w:lastRow="0" w:firstColumn="0" w:lastColumn="0" w:noHBand="0" w:noVBand="0" w:val="0020"/>
-        <w:tblCaption w:val="Laboratory results throughout the clinical course"/>
+        <w:tblLook w:firstRow="0" w:lastRow="0" w:firstColumn="0" w:lastColumn="0" w:noHBand="0" w:noVBand="0" w:val="0000"/>
       </w:tblPr>
       <w:tblGrid>
-        <w:gridCol w:w="792"/>
-        <w:gridCol w:w="792"/>
-        <w:gridCol w:w="792"/>
-        <w:gridCol w:w="792"/>
-        <w:gridCol w:w="792"/>
-        <w:gridCol w:w="792"/>
-        <w:gridCol w:w="792"/>
-        <w:gridCol w:w="792"/>
-        <w:gridCol w:w="792"/>
-        <w:gridCol w:w="792"/>
+        <w:gridCol w:w="7920"/>
       </w:tblGrid>
-      <w:tr>
-        <w:trPr>
-          <w:tblHeader w:val="on"/>
-        </w:trPr>
-        <w:tc>
-          <w:tcPr/>
-          <w:p>
-            <w:pPr>
-              <w:pStyle w:val="Compact"/>
-              <w:jc w:val="left"/>
-            </w:pPr>
-            <w:r>
-              <w:t xml:space="preserve">Parameters/Timing</w:t>
-            </w:r>
-          </w:p>
-        </w:tc>
-        <w:tc>
-          <w:tcPr/>
-          <w:p>
-            <w:pPr>
-              <w:pStyle w:val="Compact"/>
-              <w:jc w:val="left"/>
-            </w:pPr>
-            <w:r>
-              <w:t xml:space="preserve">December 16 (Day of admission)</w:t>
-            </w:r>
-          </w:p>
-        </w:tc>
-        <w:tc>
-          <w:tcPr/>
-          <w:p>
-            <w:pPr>
-              <w:pStyle w:val="Compact"/>
-              <w:jc w:val="left"/>
-            </w:pPr>
-            <w:r>
-              <w:t xml:space="preserve">December 22</w:t>
-            </w:r>
-          </w:p>
-        </w:tc>
-        <w:tc>
-          <w:tcPr/>
-          <w:p>
-            <w:pPr>
-              <w:pStyle w:val="Compact"/>
-              <w:jc w:val="left"/>
-            </w:pPr>
-            <w:r>
-              <w:t xml:space="preserve">December 28</w:t>
-            </w:r>
-          </w:p>
-        </w:tc>
-        <w:tc>
-          <w:tcPr/>
-          <w:p>
-            <w:pPr>
-              <w:pStyle w:val="Compact"/>
-              <w:jc w:val="left"/>
-            </w:pPr>
-            <w:r>
-              <w:t xml:space="preserve">POD 1</w:t>
-            </w:r>
-          </w:p>
-        </w:tc>
-        <w:tc>
-          <w:tcPr/>
-          <w:p>
-            <w:pPr>
-              <w:pStyle w:val="Compact"/>
-              <w:jc w:val="left"/>
-            </w:pPr>
-            <w:r>
-              <w:t xml:space="preserve">POD 2</w:t>
-            </w:r>
-          </w:p>
-        </w:tc>
-        <w:tc>
-          <w:tcPr/>
-          <w:p>
-            <w:pPr>
-              <w:pStyle w:val="Compact"/>
-              <w:jc w:val="left"/>
-            </w:pPr>
-            <w:r>
-              <w:t xml:space="preserve">POD 4</w:t>
-            </w:r>
-          </w:p>
-        </w:tc>
-        <w:tc>
-          <w:tcPr/>
-          <w:p>
-            <w:pPr>
-              <w:pStyle w:val="Compact"/>
-              <w:jc w:val="left"/>
-            </w:pPr>
-            <w:r>
-              <w:t xml:space="preserve">POD 6</w:t>
-            </w:r>
-          </w:p>
-        </w:tc>
-        <w:tc>
-          <w:tcPr/>
-          <w:p>
-            <w:pPr>
-              <w:pStyle w:val="Compact"/>
-              <w:jc w:val="left"/>
-            </w:pPr>
-            <w:r>
-              <w:t xml:space="preserve">POD 7</w:t>
-            </w:r>
-          </w:p>
-        </w:tc>
-        <w:tc>
-          <w:tcPr/>
-          <w:p>
-            <w:pPr>
-              <w:pStyle w:val="Compact"/>
-              <w:jc w:val="left"/>
-            </w:pPr>
-            <w:r>
-              <w:t xml:space="preserve">Reference range</w:t>
-            </w:r>
-          </w:p>
-        </w:tc>
-      </w:tr>
       <w:tr>
         <w:tc>
           <w:tcPr/>
+          <w:bookmarkStart w:id="16" w:name="tbl-2"/>
           <w:p>
             <w:pPr>
-              <w:pStyle w:val="Compact"/>
+              <w:jc w:val="center"/>
+            </w:pPr>
+            <w:pPr>
               <w:jc w:val="left"/>
+              <w:spacing w:before="200"/>
+              <w:pStyle w:val="ImageCaption"/>
             </w:pPr>
             <w:r>
-              <w:t xml:space="preserve">Hb (g/dL)</w:t>
+              <w:t xml:space="preserve">Table 2: Laboratory results throughout the clinical course</w:t>
             </w:r>
           </w:p>
-        </w:tc>
-        <w:tc>
-          <w:tcPr/>
-          <w:p>
-            <w:pPr>
-              <w:pStyle w:val="Compact"/>
-              <w:jc w:val="left"/>
-            </w:pPr>
-            <w:r>
-              <w:t xml:space="preserve">7.0</w:t>
-            </w:r>
-          </w:p>
-        </w:tc>
-        <w:tc>
-          <w:tcPr/>
-          <w:p>
-            <w:pPr>
-              <w:pStyle w:val="Compact"/>
-              <w:jc w:val="left"/>
-            </w:pPr>
-            <w:r>
-              <w:t xml:space="preserve">7.6</w:t>
-            </w:r>
-          </w:p>
-        </w:tc>
-        <w:tc>
-          <w:tcPr/>
-          <w:p>
-            <w:pPr>
-              <w:pStyle w:val="Compact"/>
-              <w:jc w:val="left"/>
-            </w:pPr>
-            <w:r>
-              <w:t xml:space="preserve">10.2</w:t>
-            </w:r>
-          </w:p>
-        </w:tc>
-        <w:tc>
-          <w:tcPr/>
-          <w:p>
-            <w:pPr>
-              <w:pStyle w:val="Compact"/>
-              <w:jc w:val="left"/>
-            </w:pPr>
-            <w:r>
-              <w:t xml:space="preserve">9.6</w:t>
-            </w:r>
-          </w:p>
-        </w:tc>
-        <w:tc>
-          <w:tcPr/>
-          <w:p>
-            <w:pPr>
-              <w:pStyle w:val="Compact"/>
-              <w:jc w:val="left"/>
-            </w:pPr>
-            <w:r>
-              <w:t xml:space="preserve">7.6</w:t>
-            </w:r>
-          </w:p>
-        </w:tc>
-        <w:tc>
-          <w:tcPr/>
-          <w:p>
-            <w:pPr>
-              <w:pStyle w:val="Compact"/>
-              <w:jc w:val="left"/>
-            </w:pPr>
-            <w:r>
-              <w:t xml:space="preserve">8.6</w:t>
-            </w:r>
-          </w:p>
-        </w:tc>
-        <w:tc>
-          <w:tcPr/>
-          <w:p>
-            <w:pPr>
-              <w:pStyle w:val="Compact"/>
-              <w:jc w:val="left"/>
-            </w:pPr>
-            <w:r>
-              <w:t xml:space="preserve">10.0</w:t>
-            </w:r>
-          </w:p>
-        </w:tc>
-        <w:tc>
-          <w:tcPr/>
-          <w:p>
-            <w:pPr>
-              <w:pStyle w:val="Compact"/>
-              <w:jc w:val="left"/>
-            </w:pPr>
-            <w:r>
-              <w:t xml:space="preserve">10.0</w:t>
-            </w:r>
-          </w:p>
-        </w:tc>
-        <w:tc>
-          <w:tcPr/>
-          <w:p>
-            <w:pPr>
-              <w:pStyle w:val="Compact"/>
-              <w:jc w:val="left"/>
-            </w:pPr>
-            <w:r>
-              <w:t xml:space="preserve">12.0-15.0</w:t>
-            </w:r>
-          </w:p>
+          <w:tbl>
+            <w:tblPr>
+              <w:tblStyle w:val="Table"/>
+              <w:tblW w:type="pct" w:w="5000"/>
+              <w:tblLayout w:type="fixed"/>
+              <w:tblLook w:firstRow="1" w:lastRow="0" w:firstColumn="0" w:lastColumn="0" w:noHBand="0" w:noVBand="0" w:val="0020"/>
+            </w:tblPr>
+            <w:tblGrid>
+              <w:gridCol w:w="792"/>
+              <w:gridCol w:w="792"/>
+              <w:gridCol w:w="792"/>
+              <w:gridCol w:w="792"/>
+              <w:gridCol w:w="792"/>
+              <w:gridCol w:w="792"/>
+              <w:gridCol w:w="792"/>
+              <w:gridCol w:w="792"/>
+              <w:gridCol w:w="792"/>
+              <w:gridCol w:w="792"/>
+            </w:tblGrid>
+            <w:tr>
+              <w:trPr>
+                <w:tblHeader w:val="on"/>
+              </w:trPr>
+              <w:tc>
+                <w:tcPr/>
+                <w:p>
+                  <w:pPr>
+                    <w:pStyle w:val="Compact"/>
+                    <w:jc w:val="left"/>
+                    <w:jc w:val="center"/>
+                  </w:pPr>
+                  <w:r>
+                    <w:t xml:space="preserve">Parameters/Timing</w:t>
+                  </w:r>
+                </w:p>
+              </w:tc>
+              <w:tc>
+                <w:tcPr/>
+                <w:p>
+                  <w:pPr>
+                    <w:pStyle w:val="Compact"/>
+                    <w:jc w:val="left"/>
+                    <w:jc w:val="center"/>
+                  </w:pPr>
+                  <w:r>
+                    <w:t xml:space="preserve">December 16 (Day of admission)</w:t>
+                  </w:r>
+                </w:p>
+              </w:tc>
+              <w:tc>
+                <w:tcPr/>
+                <w:p>
+                  <w:pPr>
+                    <w:pStyle w:val="Compact"/>
+                    <w:jc w:val="left"/>
+                    <w:jc w:val="center"/>
+                  </w:pPr>
+                  <w:r>
+                    <w:t xml:space="preserve">December 22</w:t>
+                  </w:r>
+                </w:p>
+              </w:tc>
+              <w:tc>
+                <w:tcPr/>
+                <w:p>
+                  <w:pPr>
+                    <w:pStyle w:val="Compact"/>
+                    <w:jc w:val="left"/>
+                    <w:jc w:val="center"/>
+                  </w:pPr>
+                  <w:r>
+                    <w:t xml:space="preserve">December 28</w:t>
+                  </w:r>
+                </w:p>
+              </w:tc>
+              <w:tc>
+                <w:tcPr/>
+                <w:p>
+                  <w:pPr>
+                    <w:pStyle w:val="Compact"/>
+                    <w:jc w:val="left"/>
+                    <w:jc w:val="center"/>
+                  </w:pPr>
+                  <w:r>
+                    <w:t xml:space="preserve">POD 1</w:t>
+                  </w:r>
+                </w:p>
+              </w:tc>
+              <w:tc>
+                <w:tcPr/>
+                <w:p>
+                  <w:pPr>
+                    <w:pStyle w:val="Compact"/>
+                    <w:jc w:val="left"/>
+                    <w:jc w:val="center"/>
+                  </w:pPr>
+                  <w:r>
+                    <w:t xml:space="preserve">POD 2</w:t>
+                  </w:r>
+                </w:p>
+              </w:tc>
+              <w:tc>
+                <w:tcPr/>
+                <w:p>
+                  <w:pPr>
+                    <w:pStyle w:val="Compact"/>
+                    <w:jc w:val="left"/>
+                    <w:jc w:val="center"/>
+                  </w:pPr>
+                  <w:r>
+                    <w:t xml:space="preserve">POD 4</w:t>
+                  </w:r>
+                </w:p>
+              </w:tc>
+              <w:tc>
+                <w:tcPr/>
+                <w:p>
+                  <w:pPr>
+                    <w:pStyle w:val="Compact"/>
+                    <w:jc w:val="left"/>
+                    <w:jc w:val="center"/>
+                  </w:pPr>
+                  <w:r>
+                    <w:t xml:space="preserve">POD 6</w:t>
+                  </w:r>
+                </w:p>
+              </w:tc>
+              <w:tc>
+                <w:tcPr/>
+                <w:p>
+                  <w:pPr>
+                    <w:pStyle w:val="Compact"/>
+                    <w:jc w:val="left"/>
+                    <w:jc w:val="center"/>
+                  </w:pPr>
+                  <w:r>
+                    <w:t xml:space="preserve">POD 7</w:t>
+                  </w:r>
+                </w:p>
+              </w:tc>
+              <w:tc>
+                <w:tcPr/>
+                <w:p>
+                  <w:pPr>
+                    <w:pStyle w:val="Compact"/>
+                    <w:jc w:val="left"/>
+                    <w:jc w:val="center"/>
+                  </w:pPr>
+                  <w:r>
+                    <w:t xml:space="preserve">Reference range</w:t>
+                  </w:r>
+                </w:p>
+              </w:tc>
+            </w:tr>
+            <w:tr>
+              <w:tc>
+                <w:tcPr/>
+                <w:p>
+                  <w:pPr>
+                    <w:pStyle w:val="Compact"/>
+                    <w:jc w:val="left"/>
+                    <w:jc w:val="center"/>
+                  </w:pPr>
+                  <w:r>
+                    <w:t xml:space="preserve">Hb (g/dL)</w:t>
+                  </w:r>
+                </w:p>
+              </w:tc>
+              <w:tc>
+                <w:tcPr/>
+                <w:p>
+                  <w:pPr>
+                    <w:pStyle w:val="Compact"/>
+                    <w:jc w:val="left"/>
+                    <w:jc w:val="center"/>
+                  </w:pPr>
+                  <w:r>
+                    <w:t xml:space="preserve">7.0</w:t>
+                  </w:r>
+                </w:p>
+              </w:tc>
+              <w:tc>
+                <w:tcPr/>
+                <w:p>
+                  <w:pPr>
+                    <w:pStyle w:val="Compact"/>
+                    <w:jc w:val="left"/>
+                    <w:jc w:val="center"/>
+                  </w:pPr>
+                  <w:r>
+                    <w:t xml:space="preserve">7.6</w:t>
+                  </w:r>
+                </w:p>
+              </w:tc>
+              <w:tc>
+                <w:tcPr/>
+                <w:p>
+                  <w:pPr>
+                    <w:pStyle w:val="Compact"/>
+                    <w:jc w:val="left"/>
+                    <w:jc w:val="center"/>
+                  </w:pPr>
+                  <w:r>
+                    <w:t xml:space="preserve">10.2</w:t>
+                  </w:r>
+                </w:p>
+              </w:tc>
+              <w:tc>
+                <w:tcPr/>
+                <w:p>
+                  <w:pPr>
+                    <w:pStyle w:val="Compact"/>
+                    <w:jc w:val="left"/>
+                    <w:jc w:val="center"/>
+                  </w:pPr>
+                  <w:r>
+                    <w:t xml:space="preserve">9.6</w:t>
+                  </w:r>
+                </w:p>
+              </w:tc>
+              <w:tc>
+                <w:tcPr/>
+                <w:p>
+                  <w:pPr>
+                    <w:pStyle w:val="Compact"/>
+                    <w:jc w:val="left"/>
+                    <w:jc w:val="center"/>
+                  </w:pPr>
+                  <w:r>
+                    <w:t xml:space="preserve">7.6</w:t>
+                  </w:r>
+                </w:p>
+              </w:tc>
+              <w:tc>
+                <w:tcPr/>
+                <w:p>
+                  <w:pPr>
+                    <w:pStyle w:val="Compact"/>
+                    <w:jc w:val="left"/>
+                    <w:jc w:val="center"/>
+                  </w:pPr>
+                  <w:r>
+                    <w:t xml:space="preserve">8.6</w:t>
+                  </w:r>
+                </w:p>
+              </w:tc>
+              <w:tc>
+                <w:tcPr/>
+                <w:p>
+                  <w:pPr>
+                    <w:pStyle w:val="Compact"/>
+                    <w:jc w:val="left"/>
+                    <w:jc w:val="center"/>
+                  </w:pPr>
+                  <w:r>
+                    <w:t xml:space="preserve">10.0</w:t>
+                  </w:r>
+                </w:p>
+              </w:tc>
+              <w:tc>
+                <w:tcPr/>
+                <w:p>
+                  <w:pPr>
+                    <w:pStyle w:val="Compact"/>
+                    <w:jc w:val="left"/>
+                    <w:jc w:val="center"/>
+                  </w:pPr>
+                  <w:r>
+                    <w:t xml:space="preserve">10.0</w:t>
+                  </w:r>
+                </w:p>
+              </w:tc>
+              <w:tc>
+                <w:tcPr/>
+                <w:p>
+                  <w:pPr>
+                    <w:pStyle w:val="Compact"/>
+                    <w:jc w:val="left"/>
+                    <w:jc w:val="center"/>
+                  </w:pPr>
+                  <w:r>
+                    <w:t xml:space="preserve">12.0-15.0</w:t>
+                  </w:r>
+                </w:p>
+              </w:tc>
+            </w:tr>
+            <w:tr>
+              <w:tc>
+                <w:tcPr/>
+                <w:p>
+                  <w:pPr>
+                    <w:pStyle w:val="Compact"/>
+                    <w:jc w:val="left"/>
+                    <w:jc w:val="center"/>
+                  </w:pPr>
+                  <w:r>
+                    <w:t xml:space="preserve">HCT (%)</w:t>
+                  </w:r>
+                </w:p>
+              </w:tc>
+              <w:tc>
+                <w:tcPr/>
+                <w:p>
+                  <w:pPr>
+                    <w:pStyle w:val="Compact"/>
+                    <w:jc w:val="left"/>
+                    <w:jc w:val="center"/>
+                  </w:pPr>
+                  <w:r>
+                    <w:t xml:space="preserve">23.0</w:t>
+                  </w:r>
+                </w:p>
+              </w:tc>
+              <w:tc>
+                <w:tcPr/>
+                <w:p>
+                  <w:pPr>
+                    <w:pStyle w:val="Compact"/>
+                    <w:jc w:val="left"/>
+                    <w:jc w:val="center"/>
+                  </w:pPr>
+                  <w:r>
+                    <w:t xml:space="preserve">23.5</w:t>
+                  </w:r>
+                </w:p>
+              </w:tc>
+              <w:tc>
+                <w:tcPr/>
+                <w:p>
+                  <w:pPr>
+                    <w:pStyle w:val="Compact"/>
+                    <w:jc w:val="left"/>
+                    <w:jc w:val="center"/>
+                  </w:pPr>
+                  <w:r>
+                    <w:t xml:space="preserve">33.1</w:t>
+                  </w:r>
+                </w:p>
+              </w:tc>
+              <w:tc>
+                <w:tcPr/>
+                <w:p>
+                  <w:pPr>
+                    <w:pStyle w:val="Compact"/>
+                    <w:jc w:val="left"/>
+                    <w:jc w:val="center"/>
+                  </w:pPr>
+                  <w:r>
+                    <w:t xml:space="preserve">20.0</w:t>
+                  </w:r>
+                </w:p>
+              </w:tc>
+              <w:tc>
+                <w:tcPr/>
+                <w:p>
+                  <w:pPr>
+                    <w:pStyle w:val="Compact"/>
+                    <w:jc w:val="left"/>
+                    <w:jc w:val="center"/>
+                  </w:pPr>
+                  <w:r>
+                    <w:t xml:space="preserve">21.8</w:t>
+                  </w:r>
+                </w:p>
+              </w:tc>
+              <w:tc>
+                <w:tcPr/>
+                <w:p>
+                  <w:pPr>
+                    <w:pStyle w:val="Compact"/>
+                    <w:jc w:val="left"/>
+                    <w:jc w:val="center"/>
+                  </w:pPr>
+                  <w:r>
+                    <w:t xml:space="preserve">26.8</w:t>
+                  </w:r>
+                </w:p>
+              </w:tc>
+              <w:tc>
+                <w:tcPr/>
+                <w:p>
+                  <w:pPr>
+                    <w:pStyle w:val="Compact"/>
+                    <w:jc w:val="left"/>
+                    <w:jc w:val="center"/>
+                  </w:pPr>
+                  <w:r>
+                    <w:t xml:space="preserve">30.8</w:t>
+                  </w:r>
+                </w:p>
+              </w:tc>
+              <w:tc>
+                <w:tcPr/>
+                <w:p>
+                  <w:pPr>
+                    <w:pStyle w:val="Compact"/>
+                    <w:jc w:val="left"/>
+                    <w:jc w:val="center"/>
+                  </w:pPr>
+                  <w:r>
+                    <w:t xml:space="preserve">-</w:t>
+                  </w:r>
+                </w:p>
+              </w:tc>
+              <w:tc>
+                <w:tcPr/>
+                <w:p>
+                  <w:pPr>
+                    <w:pStyle w:val="Compact"/>
+                    <w:jc w:val="left"/>
+                    <w:jc w:val="center"/>
+                  </w:pPr>
+                  <w:r>
+                    <w:t xml:space="preserve">36-46</w:t>
+                  </w:r>
+                </w:p>
+              </w:tc>
+            </w:tr>
+            <w:tr>
+              <w:tc>
+                <w:tcPr/>
+                <w:p>
+                  <w:pPr>
+                    <w:pStyle w:val="Compact"/>
+                    <w:jc w:val="left"/>
+                    <w:jc w:val="center"/>
+                  </w:pPr>
+                  <w:r>
+                    <w:t xml:space="preserve">Platelets (/µL)</w:t>
+                  </w:r>
+                </w:p>
+              </w:tc>
+              <w:tc>
+                <w:tcPr/>
+                <w:p>
+                  <w:pPr>
+                    <w:pStyle w:val="Compact"/>
+                    <w:jc w:val="left"/>
+                    <w:jc w:val="center"/>
+                  </w:pPr>
+                  <w:r>
+                    <w:t xml:space="preserve">128,000</w:t>
+                  </w:r>
+                </w:p>
+              </w:tc>
+              <w:tc>
+                <w:tcPr/>
+                <w:p>
+                  <w:pPr>
+                    <w:pStyle w:val="Compact"/>
+                    <w:jc w:val="left"/>
+                    <w:jc w:val="center"/>
+                  </w:pPr>
+                  <w:r>
+                    <w:t xml:space="preserve">97,000</w:t>
+                  </w:r>
+                </w:p>
+              </w:tc>
+              <w:tc>
+                <w:tcPr/>
+                <w:p>
+                  <w:pPr>
+                    <w:pStyle w:val="Compact"/>
+                    <w:jc w:val="left"/>
+                    <w:jc w:val="center"/>
+                  </w:pPr>
+                  <w:r>
+                    <w:t xml:space="preserve">129,000</w:t>
+                  </w:r>
+                </w:p>
+              </w:tc>
+              <w:tc>
+                <w:tcPr/>
+                <w:p>
+                  <w:pPr>
+                    <w:pStyle w:val="Compact"/>
+                    <w:jc w:val="left"/>
+                    <w:jc w:val="center"/>
+                  </w:pPr>
+                  <w:r>
+                    <w:t xml:space="preserve">218,000</w:t>
+                  </w:r>
+                </w:p>
+              </w:tc>
+              <w:tc>
+                <w:tcPr/>
+                <w:p>
+                  <w:pPr>
+                    <w:pStyle w:val="Compact"/>
+                    <w:jc w:val="left"/>
+                    <w:jc w:val="center"/>
+                  </w:pPr>
+                  <w:r>
+                    <w:t xml:space="preserve">104,000</w:t>
+                  </w:r>
+                </w:p>
+              </w:tc>
+              <w:tc>
+                <w:tcPr/>
+                <w:p>
+                  <w:pPr>
+                    <w:pStyle w:val="Compact"/>
+                    <w:jc w:val="left"/>
+                    <w:jc w:val="center"/>
+                  </w:pPr>
+                  <w:r>
+                    <w:t xml:space="preserve">75,000</w:t>
+                  </w:r>
+                </w:p>
+              </w:tc>
+              <w:tc>
+                <w:tcPr/>
+                <w:p>
+                  <w:pPr>
+                    <w:pStyle w:val="Compact"/>
+                    <w:jc w:val="left"/>
+                    <w:jc w:val="center"/>
+                  </w:pPr>
+                  <w:r>
+                    <w:t xml:space="preserve">64,000</w:t>
+                  </w:r>
+                </w:p>
+              </w:tc>
+              <w:tc>
+                <w:tcPr/>
+                <w:p>
+                  <w:pPr>
+                    <w:pStyle w:val="Compact"/>
+                    <w:jc w:val="left"/>
+                    <w:jc w:val="center"/>
+                  </w:pPr>
+                  <w:r>
+                    <w:t xml:space="preserve">64,000</w:t>
+                  </w:r>
+                </w:p>
+              </w:tc>
+              <w:tc>
+                <w:tcPr/>
+                <w:p>
+                  <w:pPr>
+                    <w:pStyle w:val="Compact"/>
+                    <w:jc w:val="left"/>
+                    <w:jc w:val="center"/>
+                  </w:pPr>
+                  <w:r>
+                    <w:t xml:space="preserve">150,000–410,000</w:t>
+                  </w:r>
+                </w:p>
+              </w:tc>
+            </w:tr>
+            <w:tr>
+              <w:tc>
+                <w:tcPr/>
+                <w:p>
+                  <w:pPr>
+                    <w:pStyle w:val="Compact"/>
+                    <w:jc w:val="left"/>
+                    <w:jc w:val="center"/>
+                  </w:pPr>
+                  <w:r>
+                    <w:t xml:space="preserve">PT (seconds)</w:t>
+                  </w:r>
+                </w:p>
+              </w:tc>
+              <w:tc>
+                <w:tcPr/>
+                <w:p>
+                  <w:pPr>
+                    <w:pStyle w:val="Compact"/>
+                    <w:jc w:val="left"/>
+                    <w:jc w:val="center"/>
+                  </w:pPr>
+                  <w:r>
+                    <w:t xml:space="preserve">-</w:t>
+                  </w:r>
+                </w:p>
+              </w:tc>
+              <w:tc>
+                <w:tcPr/>
+                <w:p>
+                  <w:pPr>
+                    <w:pStyle w:val="Compact"/>
+                    <w:jc w:val="left"/>
+                    <w:jc w:val="center"/>
+                  </w:pPr>
+                  <w:r>
+                    <w:t xml:space="preserve">-</w:t>
+                  </w:r>
+                </w:p>
+              </w:tc>
+              <w:tc>
+                <w:tcPr/>
+                <w:p>
+                  <w:pPr>
+                    <w:pStyle w:val="Compact"/>
+                    <w:jc w:val="left"/>
+                    <w:jc w:val="center"/>
+                  </w:pPr>
+                  <w:r>
+                    <w:t xml:space="preserve">12.4</w:t>
+                  </w:r>
+                </w:p>
+              </w:tc>
+              <w:tc>
+                <w:tcPr/>
+                <w:p>
+                  <w:pPr>
+                    <w:pStyle w:val="Compact"/>
+                    <w:jc w:val="left"/>
+                    <w:jc w:val="center"/>
+                  </w:pPr>
+                  <w:r>
+                    <w:t xml:space="preserve">40.70</w:t>
+                  </w:r>
+                </w:p>
+              </w:tc>
+              <w:tc>
+                <w:tcPr/>
+                <w:p>
+                  <w:pPr>
+                    <w:pStyle w:val="Compact"/>
+                    <w:jc w:val="left"/>
+                    <w:jc w:val="center"/>
+                  </w:pPr>
+                  <w:r>
+                    <w:t xml:space="preserve">-</w:t>
+                  </w:r>
+                </w:p>
+              </w:tc>
+              <w:tc>
+                <w:tcPr/>
+                <w:p>
+                  <w:pPr>
+                    <w:pStyle w:val="Compact"/>
+                    <w:jc w:val="left"/>
+                    <w:jc w:val="center"/>
+                  </w:pPr>
+                  <w:r>
+                    <w:t xml:space="preserve">-</w:t>
+                  </w:r>
+                </w:p>
+              </w:tc>
+              <w:tc>
+                <w:tcPr/>
+                <w:p>
+                  <w:pPr>
+                    <w:pStyle w:val="Compact"/>
+                    <w:jc w:val="left"/>
+                    <w:jc w:val="center"/>
+                  </w:pPr>
+                  <w:r>
+                    <w:t xml:space="preserve">17.7</w:t>
+                  </w:r>
+                </w:p>
+              </w:tc>
+              <w:tc>
+                <w:tcPr/>
+                <w:p>
+                  <w:pPr>
+                    <w:pStyle w:val="Compact"/>
+                    <w:jc w:val="left"/>
+                    <w:jc w:val="center"/>
+                  </w:pPr>
+                  <w:r>
+                    <w:t xml:space="preserve">-</w:t>
+                  </w:r>
+                </w:p>
+              </w:tc>
+              <w:tc>
+                <w:tcPr/>
+                <w:p>
+                  <w:pPr>
+                    <w:pStyle w:val="Compact"/>
+                    <w:jc w:val="left"/>
+                    <w:jc w:val="center"/>
+                  </w:pPr>
+                  <w:r>
+                    <w:t xml:space="preserve">11.7–15.3</w:t>
+                  </w:r>
+                </w:p>
+              </w:tc>
+            </w:tr>
+            <w:tr>
+              <w:tc>
+                <w:tcPr/>
+                <w:p>
+                  <w:pPr>
+                    <w:pStyle w:val="Compact"/>
+                    <w:jc w:val="left"/>
+                    <w:jc w:val="center"/>
+                  </w:pPr>
+                  <w:r>
+                    <w:t xml:space="preserve">Total bilirubin (mg/dL)</w:t>
+                  </w:r>
+                </w:p>
+              </w:tc>
+              <w:tc>
+                <w:tcPr/>
+                <w:p>
+                  <w:pPr>
+                    <w:pStyle w:val="Compact"/>
+                    <w:jc w:val="left"/>
+                    <w:jc w:val="center"/>
+                  </w:pPr>
+                  <w:r>
+                    <w:t xml:space="preserve">-</w:t>
+                  </w:r>
+                </w:p>
+              </w:tc>
+              <w:tc>
+                <w:tcPr/>
+                <w:p>
+                  <w:pPr>
+                    <w:pStyle w:val="Compact"/>
+                    <w:jc w:val="left"/>
+                    <w:jc w:val="center"/>
+                  </w:pPr>
+                  <w:r>
+                    <w:t xml:space="preserve">-</w:t>
+                  </w:r>
+                </w:p>
+              </w:tc>
+              <w:tc>
+                <w:tcPr/>
+                <w:p>
+                  <w:pPr>
+                    <w:pStyle w:val="Compact"/>
+                    <w:jc w:val="left"/>
+                    <w:jc w:val="center"/>
+                  </w:pPr>
+                  <w:r>
+                    <w:t xml:space="preserve">-</w:t>
+                  </w:r>
+                </w:p>
+              </w:tc>
+              <w:tc>
+                <w:tcPr/>
+                <w:p>
+                  <w:pPr>
+                    <w:pStyle w:val="Compact"/>
+                    <w:jc w:val="left"/>
+                    <w:jc w:val="center"/>
+                  </w:pPr>
+                  <w:r>
+                    <w:t xml:space="preserve">2.8</w:t>
+                  </w:r>
+                </w:p>
+              </w:tc>
+              <w:tc>
+                <w:tcPr/>
+                <w:p>
+                  <w:pPr>
+                    <w:pStyle w:val="Compact"/>
+                    <w:jc w:val="left"/>
+                    <w:jc w:val="center"/>
+                  </w:pPr>
+                  <w:r>
+                    <w:t xml:space="preserve">1.8</w:t>
+                  </w:r>
+                </w:p>
+              </w:tc>
+              <w:tc>
+                <w:tcPr/>
+                <w:p>
+                  <w:pPr>
+                    <w:pStyle w:val="Compact"/>
+                    <w:jc w:val="left"/>
+                    <w:jc w:val="center"/>
+                  </w:pPr>
+                  <w:r>
+                    <w:t xml:space="preserve">-</w:t>
+                  </w:r>
+                </w:p>
+              </w:tc>
+              <w:tc>
+                <w:tcPr/>
+                <w:p>
+                  <w:pPr>
+                    <w:pStyle w:val="Compact"/>
+                    <w:jc w:val="left"/>
+                    <w:jc w:val="center"/>
+                  </w:pPr>
+                  <w:r>
+                    <w:t xml:space="preserve">1.4</w:t>
+                  </w:r>
+                </w:p>
+              </w:tc>
+              <w:tc>
+                <w:tcPr/>
+                <w:p>
+                  <w:pPr>
+                    <w:pStyle w:val="Compact"/>
+                    <w:jc w:val="left"/>
+                    <w:jc w:val="center"/>
+                  </w:pPr>
+                  <w:r>
+                    <w:t xml:space="preserve">-</w:t>
+                  </w:r>
+                </w:p>
+              </w:tc>
+              <w:tc>
+                <w:tcPr/>
+                <w:p>
+                  <w:pPr>
+                    <w:pStyle w:val="Compact"/>
+                    <w:jc w:val="left"/>
+                    <w:jc w:val="center"/>
+                  </w:pPr>
+                  <w:r>
+                    <w:t xml:space="preserve">1.8-3.5</w:t>
+                  </w:r>
+                </w:p>
+              </w:tc>
+            </w:tr>
+            <w:tr>
+              <w:tc>
+                <w:tcPr/>
+                <w:p>
+                  <w:pPr>
+                    <w:pStyle w:val="Compact"/>
+                    <w:jc w:val="left"/>
+                    <w:jc w:val="center"/>
+                  </w:pPr>
+                  <w:r>
+                    <w:t xml:space="preserve">ALP (IU/L)</w:t>
+                  </w:r>
+                </w:p>
+              </w:tc>
+              <w:tc>
+                <w:tcPr/>
+                <w:p>
+                  <w:pPr>
+                    <w:pStyle w:val="Compact"/>
+                    <w:jc w:val="left"/>
+                    <w:jc w:val="center"/>
+                  </w:pPr>
+                  <w:r>
+                    <w:t xml:space="preserve">-</w:t>
+                  </w:r>
+                </w:p>
+              </w:tc>
+              <w:tc>
+                <w:tcPr/>
+                <w:p>
+                  <w:pPr>
+                    <w:pStyle w:val="Compact"/>
+                    <w:jc w:val="left"/>
+                    <w:jc w:val="center"/>
+                  </w:pPr>
+                  <w:r>
+                    <w:t xml:space="preserve">-</w:t>
+                  </w:r>
+                </w:p>
+              </w:tc>
+              <w:tc>
+                <w:tcPr/>
+                <w:p>
+                  <w:pPr>
+                    <w:pStyle w:val="Compact"/>
+                    <w:jc w:val="left"/>
+                    <w:jc w:val="center"/>
+                  </w:pPr>
+                  <w:r>
+                    <w:t xml:space="preserve">-</w:t>
+                  </w:r>
+                </w:p>
+              </w:tc>
+              <w:tc>
+                <w:tcPr/>
+                <w:p>
+                  <w:pPr>
+                    <w:pStyle w:val="Compact"/>
+                    <w:jc w:val="left"/>
+                    <w:jc w:val="center"/>
+                  </w:pPr>
+                  <w:r>
+                    <w:t xml:space="preserve">135</w:t>
+                  </w:r>
+                </w:p>
+              </w:tc>
+              <w:tc>
+                <w:tcPr/>
+                <w:p>
+                  <w:pPr>
+                    <w:pStyle w:val="Compact"/>
+                    <w:jc w:val="left"/>
+                    <w:jc w:val="center"/>
+                  </w:pPr>
+                  <w:r>
+                    <w:t xml:space="preserve">115</w:t>
+                  </w:r>
+                </w:p>
+              </w:tc>
+              <w:tc>
+                <w:tcPr/>
+                <w:p>
+                  <w:pPr>
+                    <w:pStyle w:val="Compact"/>
+                    <w:jc w:val="left"/>
+                    <w:jc w:val="center"/>
+                  </w:pPr>
+                  <w:r>
+                    <w:t xml:space="preserve">-</w:t>
+                  </w:r>
+                </w:p>
+              </w:tc>
+              <w:tc>
+                <w:tcPr/>
+                <w:p>
+                  <w:pPr>
+                    <w:pStyle w:val="Compact"/>
+                    <w:jc w:val="left"/>
+                    <w:jc w:val="center"/>
+                  </w:pPr>
+                  <w:r>
+                    <w:t xml:space="preserve">108</w:t>
+                  </w:r>
+                </w:p>
+              </w:tc>
+              <w:tc>
+                <w:tcPr/>
+                <w:p>
+                  <w:pPr>
+                    <w:pStyle w:val="Compact"/>
+                    <w:jc w:val="left"/>
+                    <w:jc w:val="center"/>
+                  </w:pPr>
+                  <w:r>
+                    <w:t xml:space="preserve">-</w:t>
+                  </w:r>
+                </w:p>
+              </w:tc>
+              <w:tc>
+                <w:tcPr/>
+                <w:p>
+                  <w:pPr>
+                    <w:pStyle w:val="Compact"/>
+                    <w:jc w:val="left"/>
+                    <w:jc w:val="center"/>
+                  </w:pPr>
+                  <w:r>
+                    <w:t xml:space="preserve">34–104</w:t>
+                  </w:r>
+                </w:p>
+              </w:tc>
+            </w:tr>
+            <w:tr>
+              <w:tc>
+                <w:tcPr/>
+                <w:p>
+                  <w:pPr>
+                    <w:pStyle w:val="Compact"/>
+                    <w:jc w:val="left"/>
+                    <w:jc w:val="center"/>
+                  </w:pPr>
+                  <w:r>
+                    <w:t xml:space="preserve">LDH (IU/L)</w:t>
+                  </w:r>
+                </w:p>
+              </w:tc>
+              <w:tc>
+                <w:tcPr/>
+                <w:p>
+                  <w:pPr>
+                    <w:pStyle w:val="Compact"/>
+                    <w:jc w:val="left"/>
+                    <w:jc w:val="center"/>
+                  </w:pPr>
+                  <w:r>
+                    <w:t xml:space="preserve">-</w:t>
+                  </w:r>
+                </w:p>
+              </w:tc>
+              <w:tc>
+                <w:tcPr/>
+                <w:p>
+                  <w:pPr>
+                    <w:pStyle w:val="Compact"/>
+                    <w:jc w:val="left"/>
+                    <w:jc w:val="center"/>
+                  </w:pPr>
+                  <w:r>
+                    <w:t xml:space="preserve">454</w:t>
+                  </w:r>
+                </w:p>
+              </w:tc>
+              <w:tc>
+                <w:tcPr/>
+                <w:p>
+                  <w:pPr>
+                    <w:pStyle w:val="Compact"/>
+                    <w:jc w:val="left"/>
+                    <w:jc w:val="center"/>
+                  </w:pPr>
+                  <w:r>
+                    <w:t xml:space="preserve">-</w:t>
+                  </w:r>
+                </w:p>
+              </w:tc>
+              <w:tc>
+                <w:tcPr/>
+                <w:p>
+                  <w:pPr>
+                    <w:pStyle w:val="Compact"/>
+                    <w:jc w:val="left"/>
+                    <w:jc w:val="center"/>
+                  </w:pPr>
+                  <w:r>
+                    <w:t xml:space="preserve">424</w:t>
+                  </w:r>
+                </w:p>
+              </w:tc>
+              <w:tc>
+                <w:tcPr/>
+                <w:p>
+                  <w:pPr>
+                    <w:pStyle w:val="Compact"/>
+                    <w:jc w:val="left"/>
+                    <w:jc w:val="center"/>
+                  </w:pPr>
+                  <w:r>
+                    <w:t xml:space="preserve">357</w:t>
+                  </w:r>
+                </w:p>
+              </w:tc>
+              <w:tc>
+                <w:tcPr/>
+                <w:p>
+                  <w:pPr>
+                    <w:pStyle w:val="Compact"/>
+                    <w:jc w:val="left"/>
+                    <w:jc w:val="center"/>
+                  </w:pPr>
+                  <w:r>
+                    <w:t xml:space="preserve">-</w:t>
+                  </w:r>
+                </w:p>
+              </w:tc>
+              <w:tc>
+                <w:tcPr/>
+                <w:p>
+                  <w:pPr>
+                    <w:pStyle w:val="Compact"/>
+                    <w:jc w:val="left"/>
+                    <w:jc w:val="center"/>
+                  </w:pPr>
+                  <w:r>
+                    <w:t xml:space="preserve">449</w:t>
+                  </w:r>
+                </w:p>
+              </w:tc>
+              <w:tc>
+                <w:tcPr/>
+                <w:p>
+                  <w:pPr>
+                    <w:pStyle w:val="Compact"/>
+                    <w:jc w:val="left"/>
+                    <w:jc w:val="center"/>
+                  </w:pPr>
+                  <w:r>
+                    <w:t xml:space="preserve">-</w:t>
+                  </w:r>
+                </w:p>
+              </w:tc>
+              <w:tc>
+                <w:tcPr/>
+                <w:p>
+                  <w:pPr>
+                    <w:pStyle w:val="Compact"/>
+                    <w:jc w:val="left"/>
+                    <w:jc w:val="center"/>
+                  </w:pPr>
+                  <w:r>
+                    <w:t xml:space="preserve">140–271</w:t>
+                  </w:r>
+                </w:p>
+              </w:tc>
+            </w:tr>
+          </w:tbl>
+          <w:bookmarkEnd w:id="16"/>
+          <w:p/>
         </w:tc>
       </w:tr>
+    </w:tbl>
+    <w:p>
+      <w:pPr>
+        <w:pStyle w:val="BodyText"/>
+      </w:pPr>
+      <w:r>
+        <w:t xml:space="preserve">POD: Post operative day, Hb: Hemoglobin, HTC: Hematocrit, PT: Prothrombin time, ALP: Alkaline phosphatase, LDH : Lactate dehydrogenase.</w:t>
+      </w:r>
+    </w:p>
+    <w:bookmarkEnd w:id="17"/>
+    <w:bookmarkStart w:id="19" w:name="review-of-literature"/>
+    <w:p>
+      <w:pPr>
+        <w:pStyle w:val="Heading1"/>
+      </w:pPr>
+      <w:r>
+        <w:t xml:space="preserve">Review of literature</w:t>
+      </w:r>
+    </w:p>
+    <w:p>
+      <w:pPr>
+        <w:pStyle w:val="FirstParagraph"/>
+      </w:pPr>
+      <w:r>
+        <w:t xml:space="preserve">A systematic search of MEDLINE, Embase, and Scopus identified only three reported cases of KTS complicated by peripartum KMS. KTS was diagnosed prior to pregnancy in two cases</w:t>
+      </w:r>
+      <w:r>
+        <w:t xml:space="preserve"> </w:t>
+      </w:r>
+      <w:r>
+        <w:t xml:space="preserve">[9,10]</w:t>
+      </w:r>
+      <w:r>
+        <w:t xml:space="preserve">, whereas in the third it had been misdiagnosed as acromegaly and was not recognized until the final trimester</w:t>
+      </w:r>
+      <w:r>
+        <w:t xml:space="preserve"> </w:t>
+      </w:r>
+      <w:r>
+        <w:t xml:space="preserve">[11]</w:t>
+      </w:r>
+      <w:r>
+        <w:t xml:space="preserve">. All cases presented with classic KTS features — multiple varicosities, limb hypertrophy, and hemangiomas — with one additionally demonstrating port-wine stains</w:t>
+      </w:r>
+      <w:r>
+        <w:t xml:space="preserve"> </w:t>
+      </w:r>
+      <w:r>
+        <w:t xml:space="preserve">[11]</w:t>
+      </w:r>
+      <w:r>
+        <w:t xml:space="preserve">. Despite treatment, postpartum laboratory parameters failed to normalize, indicating refractory coagulopathy consistent with KMS.</w:t>
+      </w:r>
+    </w:p>
+    <w:p>
+      <w:pPr>
+        <w:pStyle w:val="BodyText"/>
+      </w:pPr>
+      <w:r>
+        <w:t xml:space="preserve">All three cases had marked vulvar varicosities necessitating cesarean delivery, with intraoperative or postoperative hemorrhage requiring multiple transfusions; two required massive transfusion protocols</w:t>
+      </w:r>
+      <w:r>
+        <w:t xml:space="preserve"> </w:t>
+      </w:r>
+      <w:r>
+        <w:t xml:space="preserve">[9,11]</w:t>
+      </w:r>
+      <w:r>
+        <w:t xml:space="preserve">. Management followed a multidisciplinary approach in all cases, incorporating anticoagulation and blood product support. Two cases received corticosteroids and antifibrinolytics</w:t>
+      </w:r>
+      <w:r>
+        <w:t xml:space="preserve"> </w:t>
+      </w:r>
+      <w:r>
+        <w:t xml:space="preserve">[9,10]</w:t>
+      </w:r>
+      <w:r>
+        <w:t xml:space="preserve">. One patient developed life-threatening hemorrhage requiring postpartum hysterectomy, complicated further by DIC, sepsis, peritonitis, and hemoperitoneum necessitating emergency laparotomy</w:t>
+      </w:r>
+      <w:r>
+        <w:t xml:space="preserve"> </w:t>
+      </w:r>
+      <w:r>
+        <w:t xml:space="preserve">[11]</w:t>
+      </w:r>
+      <w:r>
+        <w:t xml:space="preserve">. All patients required prolonged postoperative hospitalization. None of the neonates demonstrated clinical or laboratory evidence of KTS.</w:t>
+      </w:r>
+    </w:p>
+    <w:p>
+      <w:pPr>
+        <w:pStyle w:val="BodyText"/>
+      </w:pPr>
+      <w:r>
+        <w:t xml:space="preserve">Summary of the three cases is shown in</w:t>
+      </w:r>
+      <w:r>
+        <w:t xml:space="preserve"> </w:t>
+      </w:r>
+      <w:hyperlink w:anchor="tbl-3">
+        <w:r>
+          <w:rPr>
+            <w:rStyle w:val="Hyperlink"/>
+          </w:rPr>
+          <w:t xml:space="preserve">Table 3</w:t>
+        </w:r>
+      </w:hyperlink>
+    </w:p>
+    <w:tbl>
+      <w:tblPr>
+        <w:tblStyle w:val="Table"/>
+        <w:tblW w:type="pct" w:w="5000"/>
+        <w:tblLayout w:type="fixed"/>
+        <w:tblLook w:firstRow="0" w:lastRow="0" w:firstColumn="0" w:lastColumn="0" w:noHBand="0" w:noVBand="0" w:val="0000"/>
+      </w:tblPr>
+      <w:tblGrid>
+        <w:gridCol w:w="7920"/>
+      </w:tblGrid>
       <w:tr>
         <w:tc>
           <w:tcPr/>
+          <w:bookmarkStart w:id="18" w:name="tbl-3"/>
           <w:p>
             <w:pPr>
-              <w:pStyle w:val="Compact"/>
+              <w:jc w:val="center"/>
+            </w:pPr>
+            <w:pPr>
               <w:jc w:val="left"/>
+              <w:spacing w:before="200"/>
+              <w:pStyle w:val="ImageCaption"/>
             </w:pPr>
             <w:r>
-              <w:t xml:space="preserve">HCT (%)</w:t>
+              <w:t xml:space="preserve">Table 3: Literature review</w:t>
             </w:r>
           </w:p>
-        </w:tc>
-        <w:tc>
-          <w:tcPr/>
-          <w:p>
-            <w:pPr>
-              <w:pStyle w:val="Compact"/>
-              <w:jc w:val="left"/>
-            </w:pPr>
-            <w:r>
-              <w:t xml:space="preserve">23.0</w:t>
-            </w:r>
-          </w:p>
-        </w:tc>
-        <w:tc>
-          <w:tcPr/>
-          <w:p>
-            <w:pPr>
-              <w:pStyle w:val="Compact"/>
-              <w:jc w:val="left"/>
-            </w:pPr>
-            <w:r>
-              <w:t xml:space="preserve">23.5</w:t>
-            </w:r>
-          </w:p>
-        </w:tc>
-        <w:tc>
-          <w:tcPr/>
-          <w:p>
-            <w:pPr>
-              <w:pStyle w:val="Compact"/>
-              <w:jc w:val="left"/>
-            </w:pPr>
-            <w:r>
-              <w:t xml:space="preserve">33.1</w:t>
-            </w:r>
-          </w:p>
-        </w:tc>
-        <w:tc>
-          <w:tcPr/>
-          <w:p>
-            <w:pPr>
-              <w:pStyle w:val="Compact"/>
-              <w:jc w:val="left"/>
-            </w:pPr>
-            <w:r>
-              <w:t xml:space="preserve">20.0</w:t>
-            </w:r>
-          </w:p>
-        </w:tc>
-        <w:tc>
-          <w:tcPr/>
-          <w:p>
-            <w:pPr>
-              <w:pStyle w:val="Compact"/>
-              <w:jc w:val="left"/>
-            </w:pPr>
-            <w:r>
-              <w:t xml:space="preserve">21.8</w:t>
-            </w:r>
-          </w:p>
-        </w:tc>
-        <w:tc>
-          <w:tcPr/>
-          <w:p>
-            <w:pPr>
-              <w:pStyle w:val="Compact"/>
-              <w:jc w:val="left"/>
-            </w:pPr>
-            <w:r>
-              <w:t xml:space="preserve">26.8</w:t>
-            </w:r>
-          </w:p>
-        </w:tc>
-        <w:tc>
-          <w:tcPr/>
-          <w:p>
-            <w:pPr>
-              <w:pStyle w:val="Compact"/>
-              <w:jc w:val="left"/>
-            </w:pPr>
-            <w:r>
-              <w:t xml:space="preserve">30.8</w:t>
-            </w:r>
-          </w:p>
-        </w:tc>
-        <w:tc>
-          <w:tcPr/>
-          <w:p>
-            <w:pPr>
-              <w:pStyle w:val="Compact"/>
-              <w:jc w:val="left"/>
-            </w:pPr>
-            <w:r>
-              <w:t xml:space="preserve">-</w:t>
-            </w:r>
-          </w:p>
-        </w:tc>
-        <w:tc>
-          <w:tcPr/>
-          <w:p>
-            <w:pPr>
-              <w:pStyle w:val="Compact"/>
-              <w:jc w:val="left"/>
-            </w:pPr>
-            <w:r>
-              <w:t xml:space="preserve">36-46</w:t>
-            </w:r>
-          </w:p>
-        </w:tc>
-      </w:tr>
-      <w:tr>
-        <w:tc>
-          <w:tcPr/>
-          <w:p>
-            <w:pPr>
-              <w:pStyle w:val="Compact"/>
-              <w:jc w:val="left"/>
-            </w:pPr>
-            <w:r>
-              <w:t xml:space="preserve">Platelets (/µL)</w:t>
-            </w:r>
-          </w:p>
-        </w:tc>
-        <w:tc>
-          <w:tcPr/>
-          <w:p>
-            <w:pPr>
-              <w:pStyle w:val="Compact"/>
-              <w:jc w:val="left"/>
-            </w:pPr>
-            <w:r>
-              <w:t xml:space="preserve">128,000</w:t>
-            </w:r>
-          </w:p>
-        </w:tc>
-        <w:tc>
-          <w:tcPr/>
-          <w:p>
-            <w:pPr>
-              <w:pStyle w:val="Compact"/>
-              <w:jc w:val="left"/>
-            </w:pPr>
-            <w:r>
-              <w:t xml:space="preserve">97,000</w:t>
-            </w:r>
-          </w:p>
-        </w:tc>
-        <w:tc>
-          <w:tcPr/>
-          <w:p>
-            <w:pPr>
-              <w:pStyle w:val="Compact"/>
-              <w:jc w:val="left"/>
-            </w:pPr>
-            <w:r>
-              <w:t xml:space="preserve">129,000</w:t>
-            </w:r>
-          </w:p>
-        </w:tc>
-        <w:tc>
-          <w:tcPr/>
-          <w:p>
-            <w:pPr>
-              <w:pStyle w:val="Compact"/>
-              <w:jc w:val="left"/>
-            </w:pPr>
-            <w:r>
-              <w:t xml:space="preserve">218,000</w:t>
-            </w:r>
-          </w:p>
-        </w:tc>
-        <w:tc>
-          <w:tcPr/>
-          <w:p>
-            <w:pPr>
-              <w:pStyle w:val="Compact"/>
-              <w:jc w:val="left"/>
-            </w:pPr>
-            <w:r>
-              <w:t xml:space="preserve">104,000</w:t>
-            </w:r>
-          </w:p>
-        </w:tc>
-        <w:tc>
-          <w:tcPr/>
-          <w:p>
-            <w:pPr>
-              <w:pStyle w:val="Compact"/>
-              <w:jc w:val="left"/>
-            </w:pPr>
-            <w:r>
-              <w:t xml:space="preserve">75,000</w:t>
-            </w:r>
-          </w:p>
-        </w:tc>
-        <w:tc>
-          <w:tcPr/>
-          <w:p>
-            <w:pPr>
-              <w:pStyle w:val="Compact"/>
-              <w:jc w:val="left"/>
-            </w:pPr>
-            <w:r>
-              <w:t xml:space="preserve">64,000</w:t>
-            </w:r>
-          </w:p>
-        </w:tc>
-        <w:tc>
-          <w:tcPr/>
-          <w:p>
-            <w:pPr>
-              <w:pStyle w:val="Compact"/>
-              <w:jc w:val="left"/>
-            </w:pPr>
-            <w:r>
-              <w:t xml:space="preserve">64,000</w:t>
-            </w:r>
-          </w:p>
-        </w:tc>
-        <w:tc>
-          <w:tcPr/>
-          <w:p>
-            <w:pPr>
-              <w:pStyle w:val="Compact"/>
-              <w:jc w:val="left"/>
-            </w:pPr>
-            <w:r>
-              <w:t xml:space="preserve">150,000–410,000</w:t>
-            </w:r>
-          </w:p>
-        </w:tc>
-      </w:tr>
-      <w:tr>
-        <w:tc>
-          <w:tcPr/>
-          <w:p>
-            <w:pPr>
-              <w:pStyle w:val="Compact"/>
-              <w:jc w:val="left"/>
-            </w:pPr>
-            <w:r>
-              <w:t xml:space="preserve">PT (seconds)</w:t>
-            </w:r>
-          </w:p>
-        </w:tc>
-        <w:tc>
-          <w:tcPr/>
-          <w:p>
-            <w:pPr>
-              <w:pStyle w:val="Compact"/>
-              <w:jc w:val="left"/>
-            </w:pPr>
-            <w:r>
-              <w:t xml:space="preserve">-</w:t>
-            </w:r>
-          </w:p>
-        </w:tc>
-        <w:tc>
-          <w:tcPr/>
-          <w:p>
-            <w:pPr>
-              <w:pStyle w:val="Compact"/>
-              <w:jc w:val="left"/>
-            </w:pPr>
-            <w:r>
-              <w:t xml:space="preserve">-</w:t>
-            </w:r>
-          </w:p>
-        </w:tc>
-        <w:tc>
-          <w:tcPr/>
-          <w:p>
-            <w:pPr>
-              <w:pStyle w:val="Compact"/>
-              <w:jc w:val="left"/>
-            </w:pPr>
-            <w:r>
-              <w:t xml:space="preserve">12.4</w:t>
-            </w:r>
-          </w:p>
-        </w:tc>
-        <w:tc>
-          <w:tcPr/>
-          <w:p>
-            <w:pPr>
-              <w:pStyle w:val="Compact"/>
-              <w:jc w:val="left"/>
-            </w:pPr>
-            <w:r>
-              <w:t xml:space="preserve">40.70</w:t>
-            </w:r>
-          </w:p>
-        </w:tc>
-        <w:tc>
-          <w:tcPr/>
-          <w:p>
-            <w:pPr>
-              <w:pStyle w:val="Compact"/>
-              <w:jc w:val="left"/>
-            </w:pPr>
-            <w:r>
-              <w:t xml:space="preserve">-</w:t>
-            </w:r>
-          </w:p>
-        </w:tc>
-        <w:tc>
-          <w:tcPr/>
-          <w:p>
-            <w:pPr>
-              <w:pStyle w:val="Compact"/>
-              <w:jc w:val="left"/>
-            </w:pPr>
-            <w:r>
-              <w:t xml:space="preserve">-</w:t>
-            </w:r>
-          </w:p>
-        </w:tc>
-        <w:tc>
-          <w:tcPr/>
-          <w:p>
-            <w:pPr>
-              <w:pStyle w:val="Compact"/>
-              <w:jc w:val="left"/>
-            </w:pPr>
-            <w:r>
-              <w:t xml:space="preserve">17.7</w:t>
-            </w:r>
-          </w:p>
-        </w:tc>
-        <w:tc>
-          <w:tcPr/>
-          <w:p>
-            <w:pPr>
-              <w:pStyle w:val="Compact"/>
-              <w:jc w:val="left"/>
-            </w:pPr>
-            <w:r>
-              <w:t xml:space="preserve">-</w:t>
-            </w:r>
-          </w:p>
-        </w:tc>
-        <w:tc>
-          <w:tcPr/>
-          <w:p>
-            <w:pPr>
-              <w:pStyle w:val="Compact"/>
-              <w:jc w:val="left"/>
-            </w:pPr>
-            <w:r>
-              <w:t xml:space="preserve">11.7–15.3</w:t>
-            </w:r>
-          </w:p>
-        </w:tc>
-      </w:tr>
-      <w:tr>
-        <w:tc>
-          <w:tcPr/>
-          <w:p>
-            <w:pPr>
-              <w:pStyle w:val="Compact"/>
-              <w:jc w:val="left"/>
-            </w:pPr>
-            <w:r>
-              <w:t xml:space="preserve">Total bilirubin (mg/dL)</w:t>
-            </w:r>
-          </w:p>
-        </w:tc>
-        <w:tc>
-          <w:tcPr/>
-          <w:p>
-            <w:pPr>
-              <w:pStyle w:val="Compact"/>
-              <w:jc w:val="left"/>
-            </w:pPr>
-            <w:r>
-              <w:t xml:space="preserve">-</w:t>
-            </w:r>
-          </w:p>
-        </w:tc>
-        <w:tc>
-          <w:tcPr/>
-          <w:p>
-            <w:pPr>
-              <w:pStyle w:val="Compact"/>
-              <w:jc w:val="left"/>
-            </w:pPr>
-            <w:r>
-              <w:t xml:space="preserve">-</w:t>
-            </w:r>
-          </w:p>
-        </w:tc>
-        <w:tc>
-          <w:tcPr/>
-          <w:p>
-            <w:pPr>
-              <w:pStyle w:val="Compact"/>
-              <w:jc w:val="left"/>
-            </w:pPr>
-            <w:r>
-              <w:t xml:space="preserve">-</w:t>
-            </w:r>
-          </w:p>
-        </w:tc>
-        <w:tc>
-          <w:tcPr/>
-          <w:p>
-            <w:pPr>
-              <w:pStyle w:val="Compact"/>
-              <w:jc w:val="left"/>
-            </w:pPr>
-            <w:r>
-              <w:t xml:space="preserve">2.8</w:t>
-            </w:r>
-          </w:p>
-        </w:tc>
-        <w:tc>
-          <w:tcPr/>
-          <w:p>
-            <w:pPr>
-              <w:pStyle w:val="Compact"/>
-              <w:jc w:val="left"/>
-            </w:pPr>
-            <w:r>
-              <w:t xml:space="preserve">1.8</w:t>
-            </w:r>
-          </w:p>
-        </w:tc>
-        <w:tc>
-          <w:tcPr/>
-          <w:p>
-            <w:pPr>
-              <w:pStyle w:val="Compact"/>
-              <w:jc w:val="left"/>
-            </w:pPr>
-            <w:r>
-              <w:t xml:space="preserve">-</w:t>
-            </w:r>
-          </w:p>
-        </w:tc>
-        <w:tc>
-          <w:tcPr/>
-          <w:p>
-            <w:pPr>
-              <w:pStyle w:val="Compact"/>
-              <w:jc w:val="left"/>
-            </w:pPr>
-            <w:r>
-              <w:t xml:space="preserve">1.4</w:t>
-            </w:r>
-          </w:p>
-        </w:tc>
-        <w:tc>
-          <w:tcPr/>
-          <w:p>
-            <w:pPr>
-              <w:pStyle w:val="Compact"/>
-              <w:jc w:val="left"/>
-            </w:pPr>
-            <w:r>
-              <w:t xml:space="preserve">-</w:t>
-            </w:r>
-          </w:p>
-        </w:tc>
-        <w:tc>
-          <w:tcPr/>
-          <w:p>
-            <w:pPr>
-              <w:pStyle w:val="Compact"/>
-              <w:jc w:val="left"/>
-            </w:pPr>
-            <w:r>
-              <w:t xml:space="preserve">1.8-3.5</w:t>
-            </w:r>
-          </w:p>
-        </w:tc>
-      </w:tr>
-      <w:tr>
-        <w:tc>
-          <w:tcPr/>
-          <w:p>
-            <w:pPr>
-              <w:pStyle w:val="Compact"/>
-              <w:jc w:val="left"/>
-            </w:pPr>
-            <w:r>
-              <w:t xml:space="preserve">ALP (IU/L)</w:t>
-            </w:r>
-          </w:p>
-        </w:tc>
-        <w:tc>
-          <w:tcPr/>
-          <w:p>
-            <w:pPr>
-              <w:pStyle w:val="Compact"/>
-              <w:jc w:val="left"/>
-            </w:pPr>
-            <w:r>
-              <w:t xml:space="preserve">-</w:t>
-            </w:r>
-          </w:p>
-        </w:tc>
-        <w:tc>
-          <w:tcPr/>
-          <w:p>
-            <w:pPr>
-              <w:pStyle w:val="Compact"/>
-              <w:jc w:val="left"/>
-            </w:pPr>
-            <w:r>
-              <w:t xml:space="preserve">-</w:t>
-            </w:r>
-          </w:p>
-        </w:tc>
-        <w:tc>
-          <w:tcPr/>
-          <w:p>
-            <w:pPr>
-              <w:pStyle w:val="Compact"/>
-              <w:jc w:val="left"/>
-            </w:pPr>
-            <w:r>
-              <w:t xml:space="preserve">-</w:t>
-            </w:r>
-          </w:p>
-        </w:tc>
-        <w:tc>
-          <w:tcPr/>
-          <w:p>
-            <w:pPr>
-              <w:pStyle w:val="Compact"/>
-              <w:jc w:val="left"/>
-            </w:pPr>
-            <w:r>
-              <w:t xml:space="preserve">135</w:t>
-            </w:r>
-          </w:p>
-        </w:tc>
-        <w:tc>
-          <w:tcPr/>
-          <w:p>
-            <w:pPr>
-              <w:pStyle w:val="Compact"/>
-              <w:jc w:val="left"/>
-            </w:pPr>
-            <w:r>
-              <w:t xml:space="preserve">115</w:t>
-            </w:r>
-          </w:p>
-        </w:tc>
-        <w:tc>
-          <w:tcPr/>
-          <w:p>
-            <w:pPr>
-              <w:pStyle w:val="Compact"/>
-              <w:jc w:val="left"/>
-            </w:pPr>
-            <w:r>
-              <w:t xml:space="preserve">-</w:t>
-            </w:r>
-          </w:p>
-        </w:tc>
-        <w:tc>
-          <w:tcPr/>
-          <w:p>
-            <w:pPr>
-              <w:pStyle w:val="Compact"/>
-              <w:jc w:val="left"/>
-            </w:pPr>
-            <w:r>
-              <w:t xml:space="preserve">108</w:t>
-            </w:r>
-          </w:p>
-        </w:tc>
-        <w:tc>
-          <w:tcPr/>
-          <w:p>
-            <w:pPr>
-              <w:pStyle w:val="Compact"/>
-              <w:jc w:val="left"/>
-            </w:pPr>
-            <w:r>
-              <w:t xml:space="preserve">-</w:t>
-            </w:r>
-          </w:p>
-        </w:tc>
-        <w:tc>
-          <w:tcPr/>
-          <w:p>
-            <w:pPr>
-              <w:pStyle w:val="Compact"/>
-              <w:jc w:val="left"/>
-            </w:pPr>
-            <w:r>
-              <w:t xml:space="preserve">34–104</w:t>
-            </w:r>
-          </w:p>
-        </w:tc>
-      </w:tr>
-      <w:tr>
-        <w:tc>
-          <w:tcPr/>
-          <w:p>
-            <w:pPr>
-              <w:pStyle w:val="Compact"/>
-              <w:jc w:val="left"/>
-            </w:pPr>
-            <w:r>
-              <w:t xml:space="preserve">LDH (IU/L)</w:t>
-            </w:r>
-          </w:p>
-        </w:tc>
-        <w:tc>
-          <w:tcPr/>
-          <w:p>
-            <w:pPr>
-              <w:pStyle w:val="Compact"/>
-              <w:jc w:val="left"/>
-            </w:pPr>
-            <w:r>
-              <w:t xml:space="preserve">-</w:t>
-            </w:r>
-          </w:p>
-        </w:tc>
-        <w:tc>
-          <w:tcPr/>
-          <w:p>
-            <w:pPr>
-              <w:pStyle w:val="Compact"/>
-              <w:jc w:val="left"/>
-            </w:pPr>
-            <w:r>
-              <w:t xml:space="preserve">454</w:t>
-            </w:r>
-          </w:p>
-        </w:tc>
-        <w:tc>
-          <w:tcPr/>
-          <w:p>
-            <w:pPr>
-              <w:pStyle w:val="Compact"/>
-              <w:jc w:val="left"/>
-            </w:pPr>
-            <w:r>
-              <w:t xml:space="preserve">-</w:t>
-            </w:r>
-          </w:p>
-        </w:tc>
-        <w:tc>
-          <w:tcPr/>
-          <w:p>
-            <w:pPr>
-              <w:pStyle w:val="Compact"/>
-              <w:jc w:val="left"/>
-            </w:pPr>
-            <w:r>
-              <w:t xml:space="preserve">424</w:t>
-            </w:r>
-          </w:p>
-        </w:tc>
-        <w:tc>
-          <w:tcPr/>
-          <w:p>
-            <w:pPr>
-              <w:pStyle w:val="Compact"/>
-              <w:jc w:val="left"/>
-            </w:pPr>
-            <w:r>
-              <w:t xml:space="preserve">357</w:t>
-            </w:r>
-          </w:p>
-        </w:tc>
-        <w:tc>
-          <w:tcPr/>
-          <w:p>
-            <w:pPr>
-              <w:pStyle w:val="Compact"/>
-              <w:jc w:val="left"/>
-            </w:pPr>
-            <w:r>
-              <w:t xml:space="preserve">-</w:t>
-            </w:r>
-          </w:p>
-        </w:tc>
-        <w:tc>
-          <w:tcPr/>
-          <w:p>
-            <w:pPr>
-              <w:pStyle w:val="Compact"/>
-              <w:jc w:val="left"/>
-            </w:pPr>
-            <w:r>
-              <w:t xml:space="preserve">449</w:t>
-            </w:r>
-          </w:p>
-        </w:tc>
-        <w:tc>
-          <w:tcPr/>
-          <w:p>
-            <w:pPr>
-              <w:pStyle w:val="Compact"/>
-              <w:jc w:val="left"/>
-            </w:pPr>
-            <w:r>
-              <w:t xml:space="preserve">-</w:t>
-            </w:r>
-          </w:p>
-        </w:tc>
-        <w:tc>
-          <w:tcPr/>
-          <w:p>
-            <w:pPr>
-              <w:pStyle w:val="Compact"/>
-              <w:jc w:val="left"/>
-            </w:pPr>
-            <w:r>
-              <w:t xml:space="preserve">140–271</w:t>
-            </w:r>
-          </w:p>
+          <w:tbl>
+            <w:tblPr>
+              <w:tblStyle w:val="Table"/>
+              <w:tblW w:type="pct" w:w="4957"/>
+              <w:tblLayout w:type="fixed"/>
+              <w:tblLook w:firstRow="1" w:lastRow="0" w:firstColumn="0" w:lastColumn="0" w:noHBand="0" w:noVBand="0" w:val="0020"/>
+            </w:tblPr>
+            <w:tblGrid>
+              <w:gridCol w:w="572"/>
+              <w:gridCol w:w="842"/>
+              <w:gridCol w:w="2409"/>
+              <w:gridCol w:w="1836"/>
+              <w:gridCol w:w="1567"/>
+              <w:gridCol w:w="623"/>
+            </w:tblGrid>
+            <w:tr>
+              <w:trPr>
+                <w:tblHeader w:val="on"/>
+              </w:trPr>
+              <w:tc>
+                <w:tcPr/>
+                <w:p>
+                  <w:pPr>
+                    <w:pStyle w:val="Compact"/>
+                    <w:jc w:val="left"/>
+                    <w:jc w:val="center"/>
+                  </w:pPr>
+                  <w:r>
+                    <w:rPr>
+                      <w:b/>
+                      <w:bCs/>
+                    </w:rPr>
+                    <w:t xml:space="preserve">Author (Year)</w:t>
+                  </w:r>
+                </w:p>
+              </w:tc>
+              <w:tc>
+                <w:tcPr/>
+                <w:p>
+                  <w:pPr>
+                    <w:pStyle w:val="Compact"/>
+                    <w:jc w:val="left"/>
+                    <w:jc w:val="center"/>
+                  </w:pPr>
+                  <w:r>
+                    <w:t xml:space="preserve">Pregnancy</w:t>
+                  </w:r>
+                </w:p>
+              </w:tc>
+              <w:tc>
+                <w:tcPr/>
+                <w:p>
+                  <w:pPr>
+                    <w:pStyle w:val="Compact"/>
+                    <w:jc w:val="left"/>
+                    <w:jc w:val="center"/>
+                  </w:pPr>
+                  <w:r>
+                    <w:rPr>
+                      <w:b/>
+                      <w:bCs/>
+                    </w:rPr>
+                    <w:t xml:space="preserve">Key findings</w:t>
+                  </w:r>
+                </w:p>
+              </w:tc>
+              <w:tc>
+                <w:tcPr/>
+                <w:p>
+                  <w:pPr>
+                    <w:pStyle w:val="Compact"/>
+                    <w:jc w:val="left"/>
+                    <w:jc w:val="center"/>
+                  </w:pPr>
+                  <w:r>
+                    <w:rPr>
+                      <w:b/>
+                      <w:bCs/>
+                    </w:rPr>
+                    <w:t xml:space="preserve">KMS</w:t>
+                  </w:r>
+                </w:p>
+              </w:tc>
+              <w:tc>
+                <w:tcPr/>
+                <w:p>
+                  <w:pPr>
+                    <w:pStyle w:val="Compact"/>
+                    <w:jc w:val="left"/>
+                    <w:jc w:val="center"/>
+                  </w:pPr>
+                  <w:r>
+                    <w:rPr>
+                      <w:b/>
+                      <w:bCs/>
+                    </w:rPr>
+                    <w:t xml:space="preserve">Management</w:t>
+                  </w:r>
+                </w:p>
+              </w:tc>
+              <w:tc>
+                <w:tcPr/>
+                <w:p>
+                  <w:pPr>
+                    <w:pStyle w:val="Compact"/>
+                    <w:jc w:val="left"/>
+                    <w:jc w:val="center"/>
+                  </w:pPr>
+                  <w:r>
+                    <w:rPr>
+                      <w:b/>
+                      <w:bCs/>
+                    </w:rPr>
+                    <w:t xml:space="preserve">Outcome</w:t>
+                  </w:r>
+                </w:p>
+              </w:tc>
+            </w:tr>
+            <w:tr>
+              <w:tc>
+                <w:tcPr/>
+                <w:p>
+                  <w:pPr>
+                    <w:pStyle w:val="Compact"/>
+                    <w:jc w:val="left"/>
+                    <w:jc w:val="center"/>
+                  </w:pPr>
+                  <w:r>
+                    <w:rPr>
+                      <w:b/>
+                      <w:bCs/>
+                    </w:rPr>
+                    <w:t xml:space="preserve">Neubert (1995)</w:t>
+                  </w:r>
+                  <w:r>
+                    <w:t xml:space="preserve"> </w:t>
+                  </w:r>
+                  <w:r>
+                    <w:t xml:space="preserve">[9]</w:t>
+                  </w:r>
+                </w:p>
+              </w:tc>
+              <w:tc>
+                <w:tcPr/>
+                <w:p>
+                  <w:pPr>
+                    <w:pStyle w:val="Compact"/>
+                    <w:jc w:val="left"/>
+                    <w:jc w:val="center"/>
+                  </w:pPr>
+                  <w:r>
+                    <w:t xml:space="preserve">22 years-old primigravida, 37 weeks’ gestation</w:t>
+                  </w:r>
+                </w:p>
+              </w:tc>
+              <w:tc>
+                <w:tcPr/>
+                <w:p>
+                  <w:pPr>
+                    <w:pStyle w:val="Compact"/>
+                    <w:jc w:val="left"/>
+                    <w:jc w:val="center"/>
+                  </w:pPr>
+                  <w:r>
+                    <w:t xml:space="preserve">known KTS, hemangiomas, limb hypertrophy, massive vulvovaginal varicosities</w:t>
+                  </w:r>
+                </w:p>
+              </w:tc>
+              <w:tc>
+                <w:tcPr/>
+                <w:p>
+                  <w:pPr>
+                    <w:pStyle w:val="Compact"/>
+                    <w:jc w:val="left"/>
+                    <w:jc w:val="center"/>
+                  </w:pPr>
+                  <w:r>
+                    <w:t xml:space="preserve">Post-op KMS: thrombocytopenia, decreased fibrinogen, prolonged PT/PTT, increased fibrin split products</w:t>
+                  </w:r>
+                </w:p>
+              </w:tc>
+              <w:tc>
+                <w:tcPr/>
+                <w:p>
+                  <w:pPr>
+                    <w:pStyle w:val="Compact"/>
+                    <w:jc w:val="left"/>
+                    <w:jc w:val="center"/>
+                  </w:pPr>
+                  <w:r>
+                    <w:t xml:space="preserve">CS at 39 wks; hematoma evacuation; ICU; transfusion; heparin + aminocaproic acid</w:t>
+                  </w:r>
+                </w:p>
+              </w:tc>
+              <w:tc>
+                <w:tcPr/>
+                <w:p>
+                  <w:pPr>
+                    <w:pStyle w:val="Compact"/>
+                    <w:jc w:val="left"/>
+                    <w:jc w:val="center"/>
+                  </w:pPr>
+                  <w:r>
+                    <w:t xml:space="preserve">Discharged day 20; healthy neonate</w:t>
+                  </w:r>
+                </w:p>
+              </w:tc>
+            </w:tr>
+            <w:tr>
+              <w:tc>
+                <w:tcPr/>
+                <w:p>
+                  <w:pPr>
+                    <w:pStyle w:val="Compact"/>
+                    <w:jc w:val="left"/>
+                    <w:jc w:val="center"/>
+                  </w:pPr>
+                  <w:r>
+                    <w:rPr>
+                      <w:b/>
+                      <w:bCs/>
+                    </w:rPr>
+                    <w:t xml:space="preserve">Kanmani (2021)</w:t>
+                  </w:r>
+                  <w:r>
+                    <w:t xml:space="preserve"> </w:t>
+                  </w:r>
+                  <w:r>
+                    <w:t xml:space="preserve">[10]</w:t>
+                  </w:r>
+                </w:p>
+              </w:tc>
+              <w:tc>
+                <w:tcPr/>
+                <w:p>
+                  <w:pPr>
+                    <w:pStyle w:val="Compact"/>
+                    <w:jc w:val="left"/>
+                    <w:jc w:val="center"/>
+                  </w:pPr>
+                  <w:r>
+                    <w:t xml:space="preserve">24 years-old, primigravida, 29 weeks’ gestation</w:t>
+                  </w:r>
+                </w:p>
+              </w:tc>
+              <w:tc>
+                <w:tcPr/>
+                <w:p>
+                  <w:pPr>
+                    <w:pStyle w:val="Compact"/>
+                    <w:jc w:val="left"/>
+                    <w:jc w:val="center"/>
+                  </w:pPr>
+                  <w:r>
+                    <w:t xml:space="preserve">known KTS, bleeding gums, Limb hypertrophy, varicosities (vulvar, lower limb)</w:t>
+                  </w:r>
+                </w:p>
+              </w:tc>
+              <w:tc>
+                <w:tcPr/>
+                <w:p>
+                  <w:pPr>
+                    <w:pStyle w:val="Compact"/>
+                    <w:jc w:val="left"/>
+                    <w:jc w:val="center"/>
+                  </w:pPr>
+                  <w:r>
+                    <w:t xml:space="preserve">Antenatal KMS: severe thrombocytopenia (limited laboratory investigation reported)</w:t>
+                  </w:r>
+                </w:p>
+              </w:tc>
+              <w:tc>
+                <w:tcPr/>
+                <w:p>
+                  <w:pPr>
+                    <w:pStyle w:val="Compact"/>
+                    <w:jc w:val="left"/>
+                    <w:jc w:val="center"/>
+                  </w:pPr>
+                  <w:r>
+                    <w:t xml:space="preserve">Steroids + platelet transfusion; CS at 35 wks; post-op anticoagulation and corticosteroids</w:t>
+                  </w:r>
+                </w:p>
+              </w:tc>
+              <w:tc>
+                <w:tcPr/>
+                <w:p>
+                  <w:pPr>
+                    <w:pStyle w:val="Compact"/>
+                    <w:jc w:val="left"/>
+                    <w:jc w:val="center"/>
+                  </w:pPr>
+                  <w:r>
+                    <w:t xml:space="preserve">Discharged day 20; healthy neonate</w:t>
+                  </w:r>
+                </w:p>
+              </w:tc>
+            </w:tr>
+            <w:tr>
+              <w:tc>
+                <w:tcPr/>
+                <w:p>
+                  <w:pPr>
+                    <w:pStyle w:val="Compact"/>
+                    <w:jc w:val="left"/>
+                    <w:jc w:val="center"/>
+                  </w:pPr>
+                  <w:r>
+                    <w:rPr>
+                      <w:b/>
+                      <w:bCs/>
+                    </w:rPr>
+                    <w:t xml:space="preserve">Zhang (2019)</w:t>
+                  </w:r>
+                  <w:r>
+                    <w:t xml:space="preserve"> </w:t>
+                  </w:r>
+                  <w:r>
+                    <w:t xml:space="preserve">[11]</w:t>
+                  </w:r>
+                </w:p>
+              </w:tc>
+              <w:tc>
+                <w:tcPr/>
+                <w:p>
+                  <w:pPr>
+                    <w:jc w:val="left"/>
+                    <w:jc w:val="center"/>
+                  </w:pPr>
+                  <w:r>
+                    <w:t xml:space="preserve">26 years old.</w:t>
+                  </w:r>
+                </w:p>
+                <w:p>
+                  <w:pPr>
+                    <w:jc w:val="left"/>
+                    <w:jc w:val="center"/>
+                  </w:pPr>
+                  <w:r>
+                    <w:t xml:space="preserve">Postpartum.</w:t>
+                  </w:r>
+                </w:p>
+              </w:tc>
+              <w:tc>
+                <w:tcPr/>
+                <w:p>
+                  <w:pPr>
+                    <w:jc w:val="left"/>
+                    <w:jc w:val="center"/>
+                  </w:pPr>
+                  <w:r>
+                    <w:t xml:space="preserve">KTS diagnosed in the third trimester of pregnancy.</w:t>
+                  </w:r>
+                </w:p>
+                <w:p>
+                  <w:pPr>
+                    <w:jc w:val="left"/>
+                    <w:jc w:val="center"/>
+                  </w:pPr>
+                  <w:r>
+                    <w:t xml:space="preserve">Admitted on day 10 postpartum with severe postpartum hemorrahge, hemodynamic instability, ecchymoses, massive limb hypertrophy, varicosities</w:t>
+                  </w:r>
+                </w:p>
+              </w:tc>
+              <w:tc>
+                <w:tcPr/>
+                <w:p>
+                  <w:pPr>
+                    <w:pStyle w:val="Compact"/>
+                    <w:jc w:val="left"/>
+                    <w:jc w:val="center"/>
+                  </w:pPr>
+                  <w:r>
+                    <w:t xml:space="preserve">Post-op KMS: thrombocytopenia, ↓ fibrinogen, ↑ PT/APTT, increased fibrin split products, increased D-dimer</w:t>
+                  </w:r>
+                </w:p>
+              </w:tc>
+              <w:tc>
+                <w:tcPr/>
+                <w:p>
+                  <w:pPr>
+                    <w:pStyle w:val="Compact"/>
+                    <w:jc w:val="left"/>
+                    <w:jc w:val="center"/>
+                  </w:pPr>
+                  <w:r>
+                    <w:t xml:space="preserve">CS at 39 wks; hysterectomy; embolization; laparotomy; anticoagulation</w:t>
+                  </w:r>
+                </w:p>
+              </w:tc>
+              <w:tc>
+                <w:tcPr/>
+                <w:p>
+                  <w:pPr>
+                    <w:pStyle w:val="Compact"/>
+                    <w:jc w:val="left"/>
+                    <w:jc w:val="center"/>
+                  </w:pPr>
+                  <w:r>
+                    <w:t xml:space="preserve">Discharged day 42; healthy neonate</w:t>
+                  </w:r>
+                </w:p>
+              </w:tc>
+            </w:tr>
+          </w:tbl>
+          <w:bookmarkEnd w:id="18"/>
+          <w:p/>
         </w:tc>
       </w:tr>
     </w:tbl>
-    <w:p>
-      <w:pPr>
-        <w:pStyle w:val="BodyText"/>
-      </w:pPr>
-      <w:r>
-        <w:t xml:space="preserve">POD: Post operative day, Hb: Hemoglobin, HTC: Hematocrit, PT: Prothrombin time, ALP: Alkaline phosphatase, LDH : Lactate dehydrogenase.</w:t>
-      </w:r>
-    </w:p>
-    <w:bookmarkEnd w:id="15"/>
-    <w:bookmarkStart w:id="16" w:name="review-of-literature"/>
-    <w:p>
-      <w:pPr>
-        <w:pStyle w:val="Heading1"/>
-      </w:pPr>
-      <w:r>
-        <w:t xml:space="preserve">Review of literature</w:t>
-      </w:r>
-    </w:p>
-    <w:p>
-      <w:pPr>
-        <w:pStyle w:val="FirstParagraph"/>
-      </w:pPr>
-      <w:r>
-        <w:t xml:space="preserve">A systematic search of MEDLINE, Embase, and Scopus identified only three reported cases of KTS complicated by peripartum KMS. KTS was diagnosed prior to pregnancy in two cases</w:t>
-      </w:r>
-      <w:r>
-        <w:t xml:space="preserve"> </w:t>
-      </w:r>
-      <w:r>
-        <w:t xml:space="preserve">[9,10]</w:t>
-      </w:r>
-      <w:r>
-        <w:t xml:space="preserve">, whereas in the third it had been misdiagnosed as acromegaly and was not recognized until the final trimester</w:t>
-      </w:r>
-      <w:r>
-        <w:t xml:space="preserve"> </w:t>
-      </w:r>
-      <w:r>
-        <w:t xml:space="preserve">[11]</w:t>
-      </w:r>
-      <w:r>
-        <w:t xml:space="preserve">. All cases presented with classic KTS features — multiple varicosities, limb hypertrophy, and hemangiomas — with one additionally demonstrating port-wine stains</w:t>
-      </w:r>
-      <w:r>
-        <w:t xml:space="preserve"> </w:t>
-      </w:r>
-      <w:r>
-        <w:t xml:space="preserve">[11]</w:t>
-      </w:r>
-      <w:r>
-        <w:t xml:space="preserve">. Despite treatment, postpartum laboratory parameters failed to normalize, indicating refractory coagulopathy consistent with KMS.</w:t>
-      </w:r>
-    </w:p>
-    <w:p>
-      <w:pPr>
-        <w:pStyle w:val="BodyText"/>
-      </w:pPr>
-      <w:r>
-        <w:t xml:space="preserve">All three cases had marked vulvar varicosities necessitating cesarean delivery, with intraoperative or postoperative hemorrhage requiring multiple transfusions; two required massive transfusion protocols</w:t>
-      </w:r>
-      <w:r>
-        <w:t xml:space="preserve"> </w:t>
-      </w:r>
-      <w:r>
-        <w:t xml:space="preserve">[9,11]</w:t>
-      </w:r>
-      <w:r>
-        <w:t xml:space="preserve">. Management followed a multidisciplinary approach in all cases, incorporating anticoagulation and blood product support. Two cases received corticosteroids and antifibrinolytics</w:t>
-      </w:r>
-      <w:r>
-        <w:t xml:space="preserve"> </w:t>
-      </w:r>
-      <w:r>
-        <w:t xml:space="preserve">[9,10]</w:t>
-      </w:r>
-      <w:r>
-        <w:t xml:space="preserve">. One patient developed life-threatening hemorrhage requiring postpartum hysterectomy, complicated further by DIC, sepsis, peritonitis, and hemoperitoneum necessitating emergency laparotomy</w:t>
-      </w:r>
-      <w:r>
-        <w:t xml:space="preserve"> </w:t>
-      </w:r>
-      <w:r>
-        <w:t xml:space="preserve">[11]</w:t>
-      </w:r>
-      <w:r>
-        <w:t xml:space="preserve">. All patients required prolonged postoperative hospitalization. None of the neonates demonstrated clinical or laboratory evidence of KTS.</w:t>
-      </w:r>
-    </w:p>
-    <w:p>
-      <w:pPr>
-        <w:pStyle w:val="BodyText"/>
-      </w:pPr>
-      <w:r>
-        <w:t xml:space="preserve">Summary of the three cases is shown in</w:t>
-      </w:r>
-      <w:r>
-        <w:t xml:space="preserve"> </w:t>
-      </w:r>
-      <w:r>
-        <w:rPr>
-          <w:b/>
-          <w:bCs/>
-        </w:rPr>
-        <w:t xml:space="preserve">?@tbl-3</w:t>
-      </w:r>
-    </w:p>
-    <w:p>
-      <w:pPr>
-        <w:pStyle w:val="TableCaption"/>
-      </w:pPr>
-      <w:r>
-        <w:t xml:space="preserve">Literature review</w:t>
-      </w:r>
-    </w:p>
-    <w:tbl>
-      <w:tblPr>
-        <w:tblStyle w:val="Table"/>
-        <w:tblW w:type="pct" w:w="4957"/>
-        <w:tblLayout w:type="fixed"/>
-        <w:tblLook w:firstRow="1" w:lastRow="0" w:firstColumn="0" w:lastColumn="0" w:noHBand="0" w:noVBand="0" w:val="0020"/>
-        <w:tblCaption w:val="Literature review"/>
-      </w:tblPr>
-      <w:tblGrid>
-        <w:gridCol w:w="572"/>
-        <w:gridCol w:w="842"/>
-        <w:gridCol w:w="2409"/>
-        <w:gridCol w:w="1836"/>
-        <w:gridCol w:w="1567"/>
-        <w:gridCol w:w="623"/>
-      </w:tblGrid>
-      <w:tr>
-        <w:trPr>
-          <w:tblHeader w:val="on"/>
-        </w:trPr>
-        <w:tc>
-          <w:tcPr/>
-          <w:p>
-            <w:pPr>
-              <w:pStyle w:val="Compact"/>
-              <w:jc w:val="left"/>
-            </w:pPr>
-            <w:r>
-              <w:rPr>
-                <w:b/>
-                <w:bCs/>
-              </w:rPr>
-              <w:t xml:space="preserve">Author (Year)</w:t>
-            </w:r>
-          </w:p>
-        </w:tc>
-        <w:tc>
-          <w:tcPr/>
-          <w:p>
-            <w:pPr>
-              <w:pStyle w:val="Compact"/>
-              <w:jc w:val="left"/>
-            </w:pPr>
-            <w:r>
-              <w:t xml:space="preserve">Pregnancy</w:t>
-            </w:r>
-          </w:p>
-        </w:tc>
-        <w:tc>
-          <w:tcPr/>
-          <w:p>
-            <w:pPr>
-              <w:pStyle w:val="Compact"/>
-              <w:jc w:val="left"/>
-            </w:pPr>
-            <w:r>
-              <w:rPr>
-                <w:b/>
-                <w:bCs/>
-              </w:rPr>
-              <w:t xml:space="preserve">Key findings</w:t>
-            </w:r>
-          </w:p>
-        </w:tc>
-        <w:tc>
-          <w:tcPr/>
-          <w:p>
-            <w:pPr>
-              <w:pStyle w:val="Compact"/>
-              <w:jc w:val="left"/>
-            </w:pPr>
-            <w:r>
-              <w:rPr>
-                <w:b/>
-                <w:bCs/>
-              </w:rPr>
-              <w:t xml:space="preserve">KMS</w:t>
-            </w:r>
-          </w:p>
-        </w:tc>
-        <w:tc>
-          <w:tcPr/>
-          <w:p>
-            <w:pPr>
-              <w:pStyle w:val="Compact"/>
-              <w:jc w:val="left"/>
-            </w:pPr>
-            <w:r>
-              <w:rPr>
-                <w:b/>
-                <w:bCs/>
-              </w:rPr>
-              <w:t xml:space="preserve">Management</w:t>
-            </w:r>
-          </w:p>
-        </w:tc>
-        <w:tc>
-          <w:tcPr/>
-          <w:p>
-            <w:pPr>
-              <w:pStyle w:val="Compact"/>
-              <w:jc w:val="left"/>
-            </w:pPr>
-            <w:r>
-              <w:rPr>
-                <w:b/>
-                <w:bCs/>
-              </w:rPr>
-              <w:t xml:space="preserve">Outcome</w:t>
-            </w:r>
-          </w:p>
-        </w:tc>
-      </w:tr>
-      <w:tr>
-        <w:tc>
-          <w:tcPr/>
-          <w:p>
-            <w:pPr>
-              <w:pStyle w:val="Compact"/>
-              <w:jc w:val="left"/>
-            </w:pPr>
-            <w:r>
-              <w:rPr>
-                <w:b/>
-                <w:bCs/>
-              </w:rPr>
-              <w:t xml:space="preserve">Neubert (1995)</w:t>
-            </w:r>
-            <w:r>
-              <w:t xml:space="preserve"> </w:t>
-            </w:r>
-            <w:r>
-              <w:t xml:space="preserve">[9]</w:t>
-            </w:r>
-          </w:p>
-        </w:tc>
-        <w:tc>
-          <w:tcPr/>
-          <w:p>
-            <w:pPr>
-              <w:pStyle w:val="Compact"/>
-              <w:jc w:val="left"/>
-            </w:pPr>
-            <w:r>
-              <w:t xml:space="preserve">22 years-old primigravida, 37 weeks’ gestation</w:t>
-            </w:r>
-          </w:p>
-        </w:tc>
-        <w:tc>
-          <w:tcPr/>
-          <w:p>
-            <w:pPr>
-              <w:pStyle w:val="Compact"/>
-              <w:jc w:val="left"/>
-            </w:pPr>
-            <w:r>
-              <w:t xml:space="preserve">known KTS, hemangiomas, limb hypertrophy, massive vulvovaginal varicosities</w:t>
-            </w:r>
-          </w:p>
-        </w:tc>
-        <w:tc>
-          <w:tcPr/>
-          <w:p>
-            <w:pPr>
-              <w:pStyle w:val="Compact"/>
-              <w:jc w:val="left"/>
-            </w:pPr>
-            <w:r>
-              <w:t xml:space="preserve">Post-op KMS: thrombocytopenia, decreased fibrinogen, prolonged PT/PTT, increased fibrin split products</w:t>
-            </w:r>
-          </w:p>
-        </w:tc>
-        <w:tc>
-          <w:tcPr/>
-          <w:p>
-            <w:pPr>
-              <w:pStyle w:val="Compact"/>
-              <w:jc w:val="left"/>
-            </w:pPr>
-            <w:r>
-              <w:t xml:space="preserve">CS at 39 wks; hematoma evacuation; ICU; transfusion; heparin + aminocaproic acid</w:t>
-            </w:r>
-          </w:p>
-        </w:tc>
-        <w:tc>
-          <w:tcPr/>
-          <w:p>
-            <w:pPr>
-              <w:pStyle w:val="Compact"/>
-              <w:jc w:val="left"/>
-            </w:pPr>
-            <w:r>
-              <w:t xml:space="preserve">Discharged day 20; healthy neonate</w:t>
-            </w:r>
-          </w:p>
-        </w:tc>
-      </w:tr>
-      <w:tr>
-        <w:tc>
-          <w:tcPr/>
-          <w:p>
-            <w:pPr>
-              <w:pStyle w:val="Compact"/>
-              <w:jc w:val="left"/>
-            </w:pPr>
-            <w:r>
-              <w:rPr>
-                <w:b/>
-                <w:bCs/>
-              </w:rPr>
-              <w:t xml:space="preserve">Kanmani (2021)</w:t>
-            </w:r>
-            <w:r>
-              <w:t xml:space="preserve"> </w:t>
-            </w:r>
-            <w:r>
-              <w:t xml:space="preserve">[10]</w:t>
-            </w:r>
-          </w:p>
-        </w:tc>
-        <w:tc>
-          <w:tcPr/>
-          <w:p>
-            <w:pPr>
-              <w:pStyle w:val="Compact"/>
-              <w:jc w:val="left"/>
-            </w:pPr>
-            <w:r>
-              <w:t xml:space="preserve">24 years-old, primigravida, 29 weeks’ gestation</w:t>
-            </w:r>
-          </w:p>
-        </w:tc>
-        <w:tc>
-          <w:tcPr/>
-          <w:p>
-            <w:pPr>
-              <w:pStyle w:val="Compact"/>
-              <w:jc w:val="left"/>
-            </w:pPr>
-            <w:r>
-              <w:t xml:space="preserve">known KTS, bleeding gums, Limb hypertrophy, varicosities (vulvar, lower limb)</w:t>
-            </w:r>
-          </w:p>
-        </w:tc>
-        <w:tc>
-          <w:tcPr/>
-          <w:p>
-            <w:pPr>
-              <w:pStyle w:val="Compact"/>
-              <w:jc w:val="left"/>
-            </w:pPr>
-            <w:r>
-              <w:t xml:space="preserve">Antenatal KMS: severe thrombocytopenia (limited laboratory investigation reported)</w:t>
-            </w:r>
-          </w:p>
-        </w:tc>
-        <w:tc>
-          <w:tcPr/>
-          <w:p>
-            <w:pPr>
-              <w:pStyle w:val="Compact"/>
-              <w:jc w:val="left"/>
-            </w:pPr>
-            <w:r>
-              <w:t xml:space="preserve">Steroids + platelet transfusion; CS at 35 wks; post-op anticoagulation and corticosteroids</w:t>
-            </w:r>
-          </w:p>
-        </w:tc>
-        <w:tc>
-          <w:tcPr/>
-          <w:p>
-            <w:pPr>
-              <w:pStyle w:val="Compact"/>
-              <w:jc w:val="left"/>
-            </w:pPr>
-            <w:r>
-              <w:t xml:space="preserve">Discharged day 20; healthy neonate</w:t>
-            </w:r>
-          </w:p>
-        </w:tc>
-      </w:tr>
-      <w:tr>
-        <w:tc>
-          <w:tcPr/>
-          <w:p>
-            <w:pPr>
-              <w:pStyle w:val="Compact"/>
-              <w:jc w:val="left"/>
-            </w:pPr>
-            <w:r>
-              <w:rPr>
-                <w:b/>
-                <w:bCs/>
-              </w:rPr>
-              <w:t xml:space="preserve">Zhang (2019)</w:t>
-            </w:r>
-            <w:r>
-              <w:t xml:space="preserve"> </w:t>
-            </w:r>
-            <w:r>
-              <w:t xml:space="preserve">[11]</w:t>
-            </w:r>
-          </w:p>
-        </w:tc>
-        <w:tc>
-          <w:tcPr/>
-          <w:p>
-            <w:pPr>
-              <w:jc w:val="left"/>
-            </w:pPr>
-            <w:r>
-              <w:t xml:space="preserve">26 years old.</w:t>
-            </w:r>
-          </w:p>
-          <w:p>
-            <w:pPr>
-              <w:jc w:val="left"/>
-            </w:pPr>
-            <w:r>
-              <w:t xml:space="preserve">Postpartum.</w:t>
-            </w:r>
-          </w:p>
-        </w:tc>
-        <w:tc>
-          <w:tcPr/>
-          <w:p>
-            <w:pPr>
-              <w:jc w:val="left"/>
-            </w:pPr>
-            <w:r>
-              <w:t xml:space="preserve">KTS diagnosed in the third trimester of pregnancy.</w:t>
-            </w:r>
-          </w:p>
-          <w:p>
-            <w:pPr>
-              <w:jc w:val="left"/>
-            </w:pPr>
-            <w:r>
-              <w:t xml:space="preserve">Admitted on day 10 postpartum with severe postpartum hemorrahge, hemodynamic instability, ecchymoses, massive limb hypertrophy, varicosities</w:t>
-            </w:r>
-          </w:p>
-        </w:tc>
-        <w:tc>
-          <w:tcPr/>
-          <w:p>
-            <w:pPr>
-              <w:pStyle w:val="Compact"/>
-              <w:jc w:val="left"/>
-            </w:pPr>
-            <w:r>
-              <w:t xml:space="preserve">Post-op KMS: thrombocytopenia, ↓ fibrinogen, ↑ PT/APTT, increased fibrin split products, increased D-dimer</w:t>
-            </w:r>
-          </w:p>
-        </w:tc>
-        <w:tc>
-          <w:tcPr/>
-          <w:p>
-            <w:pPr>
-              <w:pStyle w:val="Compact"/>
-              <w:jc w:val="left"/>
-            </w:pPr>
-            <w:r>
-              <w:t xml:space="preserve">CS at 39 wks; hysterectomy; embolization; laparotomy; anticoagulation</w:t>
-            </w:r>
-          </w:p>
-        </w:tc>
-        <w:tc>
-          <w:tcPr/>
-          <w:p>
-            <w:pPr>
-              <w:pStyle w:val="Compact"/>
-              <w:jc w:val="left"/>
-            </w:pPr>
-            <w:r>
-              <w:t xml:space="preserve">Discharged day 42; healthy neonate</w:t>
-            </w:r>
-          </w:p>
-        </w:tc>
-      </w:tr>
-    </w:tbl>
-    <w:bookmarkEnd w:id="16"/>
-    <w:bookmarkStart w:id="17" w:name="discussion"/>
+    <w:bookmarkEnd w:id="19"/>
+    <w:bookmarkStart w:id="20" w:name="discussion"/>
     <w:p>
       <w:pPr>
         <w:pStyle w:val="Heading1"/>
@@ -2773,8 +2980,8 @@
         <w:t xml:space="preserve">documenting significantly elevated risks of DVT, pulmonary embolism, and severe postpartum hemorrhage in KTS patients provides epidemiological context for the individual complexity illustrated here. Our patient’s cumulative obstetric history reflects the substantial reproductive morbidity that KTS may confer across successive pregnancies and underscores the need for individualized, specialist-led preconception assessment in this population.</w:t>
       </w:r>
     </w:p>
-    <w:bookmarkEnd w:id="17"/>
-    <w:bookmarkStart w:id="18" w:name="conclusion"/>
+    <w:bookmarkEnd w:id="20"/>
+    <w:bookmarkStart w:id="21" w:name="conclusion"/>
     <w:p>
       <w:pPr>
         <w:pStyle w:val="Heading1"/>
@@ -2791,8 +2998,8 @@
         <w:t xml:space="preserve">Pregnancy in women with Klippel–Trenaunay syndrome complicated by Kasabach–Merritt syndrome is extremely rare and poses significant diagnostic and therapeutic challenges. Early suspicion and diagnosis with intensive antenatal surveillance and multidisciplinary management are crucial to navigate the complex balance between thrombosis and bleeding and to optimize maternal and perinatal outcomes in such high-risk pregnancy and childbirth.</w:t>
       </w:r>
     </w:p>
-    <w:bookmarkEnd w:id="18"/>
-    <w:bookmarkStart w:id="19" w:name="abbreviation"/>
+    <w:bookmarkEnd w:id="21"/>
+    <w:bookmarkStart w:id="22" w:name="abbreviation"/>
     <w:p>
       <w:pPr>
         <w:pStyle w:val="Heading1"/>
@@ -2889,8 +3096,8 @@
         <w:t xml:space="preserve">Multidisciplinary team (MDT)</w:t>
       </w:r>
     </w:p>
-    <w:bookmarkEnd w:id="19"/>
-    <w:bookmarkStart w:id="27" w:name="declarations"/>
+    <w:bookmarkEnd w:id="22"/>
+    <w:bookmarkStart w:id="30" w:name="declarations"/>
     <w:p>
       <w:pPr>
         <w:pStyle w:val="Heading1"/>
@@ -2899,7 +3106,7 @@
         <w:t xml:space="preserve">Declarations</w:t>
       </w:r>
     </w:p>
-    <w:bookmarkStart w:id="20" w:name="Xd182db0490b2de20bd2b4e4cc8698599182035f"/>
+    <w:bookmarkStart w:id="23" w:name="Xd182db0490b2de20bd2b4e4cc8698599182035f"/>
     <w:p>
       <w:pPr>
         <w:pStyle w:val="Heading2"/>
@@ -2916,8 +3123,8 @@
         <w:t xml:space="preserve">Not applicable.</w:t>
       </w:r>
     </w:p>
-    <w:bookmarkEnd w:id="20"/>
-    <w:bookmarkStart w:id="21" w:name="consent-for-publication"/>
+    <w:bookmarkEnd w:id="23"/>
+    <w:bookmarkStart w:id="24" w:name="consent-for-publication"/>
     <w:p>
       <w:pPr>
         <w:pStyle w:val="Heading2"/>
@@ -2934,8 +3141,8 @@
         <w:t xml:space="preserve">A written consent for publication has been obtained from the patient.</w:t>
       </w:r>
     </w:p>
-    <w:bookmarkEnd w:id="21"/>
-    <w:bookmarkStart w:id="22" w:name="availability-of-data-and-materials"/>
+    <w:bookmarkEnd w:id="24"/>
+    <w:bookmarkStart w:id="25" w:name="availability-of-data-and-materials"/>
     <w:p>
       <w:pPr>
         <w:pStyle w:val="Heading2"/>
@@ -2952,8 +3159,8 @@
         <w:t xml:space="preserve">The data and materials supporting the conclusions of this article are available as a supplementary materials.</w:t>
       </w:r>
     </w:p>
-    <w:bookmarkEnd w:id="22"/>
-    <w:bookmarkStart w:id="23" w:name="competing-interests"/>
+    <w:bookmarkEnd w:id="25"/>
+    <w:bookmarkStart w:id="26" w:name="competing-interests"/>
     <w:p>
       <w:pPr>
         <w:pStyle w:val="Heading2"/>
@@ -2970,8 +3177,8 @@
         <w:t xml:space="preserve">The authors declare that they have no competing interests.</w:t>
       </w:r>
     </w:p>
-    <w:bookmarkEnd w:id="23"/>
-    <w:bookmarkStart w:id="24" w:name="funding"/>
+    <w:bookmarkEnd w:id="26"/>
+    <w:bookmarkStart w:id="27" w:name="funding"/>
     <w:p>
       <w:pPr>
         <w:pStyle w:val="Heading2"/>
@@ -2988,8 +3195,8 @@
         <w:t xml:space="preserve">This research received no specific grant from any funding agency in the public, commercial or not-for-profit sectors.</w:t>
       </w:r>
     </w:p>
-    <w:bookmarkEnd w:id="24"/>
-    <w:bookmarkStart w:id="25" w:name="authors-contributions"/>
+    <w:bookmarkEnd w:id="27"/>
+    <w:bookmarkStart w:id="28" w:name="authors-contributions"/>
     <w:p>
       <w:pPr>
         <w:pStyle w:val="Heading2"/>
@@ -3006,8 +3213,8 @@
         <w:t xml:space="preserve">SIA, ME, AFN contributed to writing the first draft of the manuscript. All the authors revised the manuscript critically for important intellectual content. All authors approved the final version of the manuscript.</w:t>
       </w:r>
     </w:p>
-    <w:bookmarkEnd w:id="25"/>
-    <w:bookmarkStart w:id="26" w:name="acknowledgements"/>
+    <w:bookmarkEnd w:id="28"/>
+    <w:bookmarkStart w:id="29" w:name="acknowledgements"/>
     <w:p>
       <w:pPr>
         <w:pStyle w:val="Heading2"/>
@@ -3024,9 +3231,9 @@
         <w:t xml:space="preserve">We sincerely thank the healthcare providers at Ain Shams University Hospital of Obstetrics and Gynecology for their dedication and commitment to patient care in the operating room. We deeply appreciate their contributions and the valuable role they play in ensuring high-quality surgical care.</w:t>
       </w:r>
     </w:p>
-    <w:bookmarkEnd w:id="26"/>
-    <w:bookmarkEnd w:id="27"/>
-    <w:bookmarkStart w:id="61" w:name="references"/>
+    <w:bookmarkEnd w:id="29"/>
+    <w:bookmarkEnd w:id="30"/>
+    <w:bookmarkStart w:id="64" w:name="references"/>
     <w:p>
       <w:pPr>
         <w:pStyle w:val="Heading1"/>
@@ -3035,8 +3242,8 @@
         <w:t xml:space="preserve">References</w:t>
       </w:r>
     </w:p>
-    <w:bookmarkStart w:id="60" w:name="refs"/>
-    <w:bookmarkStart w:id="29" w:name="ref-ISSVA2018"/>
+    <w:bookmarkStart w:id="63" w:name="refs"/>
+    <w:bookmarkStart w:id="32" w:name="ref-ISSVA2018"/>
     <w:p>
       <w:pPr>
         <w:pStyle w:val="Bibliography"/>
@@ -3056,7 +3263,7 @@
       <w:r>
         <w:t xml:space="preserve"> </w:t>
       </w:r>
-      <w:hyperlink r:id="rId28">
+      <w:hyperlink r:id="rId31">
         <w:r>
           <w:rPr>
             <w:rStyle w:val="Hyperlink"/>
@@ -3068,8 +3275,8 @@
         <w:t xml:space="preserve">; 2018.</w:t>
       </w:r>
     </w:p>
-    <w:bookmarkEnd w:id="29"/>
-    <w:bookmarkStart w:id="31" w:name="ref-Pavone2023"/>
+    <w:bookmarkEnd w:id="32"/>
+    <w:bookmarkStart w:id="34" w:name="ref-Pavone2023"/>
     <w:p>
       <w:pPr>
         <w:pStyle w:val="Bibliography"/>
@@ -3080,7 +3287,7 @@
       <w:r>
         <w:t xml:space="preserve"> </w:t>
       </w:r>
-      <w:hyperlink r:id="rId30">
+      <w:hyperlink r:id="rId33">
         <w:r>
           <w:rPr>
             <w:rStyle w:val="Hyperlink"/>
@@ -3092,8 +3299,8 @@
         <w:t xml:space="preserve">. Children (Basel). 2023;10:1421.</w:t>
       </w:r>
     </w:p>
-    <w:bookmarkEnd w:id="31"/>
-    <w:bookmarkStart w:id="33" w:name="ref-mckusick1963"/>
+    <w:bookmarkEnd w:id="34"/>
+    <w:bookmarkStart w:id="36" w:name="ref-mckusick1963"/>
     <w:p>
       <w:pPr>
         <w:pStyle w:val="Bibliography"/>
@@ -3107,7 +3314,7 @@
       <w:r>
         <w:t xml:space="preserve"> </w:t>
       </w:r>
-      <w:hyperlink r:id="rId32">
+      <w:hyperlink r:id="rId35">
         <w:r>
           <w:rPr>
             <w:rStyle w:val="Hyperlink"/>
@@ -3116,8 +3323,8 @@
         </w:r>
       </w:hyperlink>
     </w:p>
-    <w:bookmarkEnd w:id="33"/>
-    <w:bookmarkStart w:id="35" w:name="ref-sikova1999"/>
+    <w:bookmarkEnd w:id="36"/>
+    <w:bookmarkStart w:id="38" w:name="ref-sikova1999"/>
     <w:p>
       <w:pPr>
         <w:pStyle w:val="Bibliography"/>
@@ -3128,7 +3335,7 @@
       <w:r>
         <w:t xml:space="preserve"> </w:t>
       </w:r>
-      <w:hyperlink r:id="rId34">
+      <w:hyperlink r:id="rId37">
         <w:r>
           <w:rPr>
             <w:rStyle w:val="Hyperlink"/>
@@ -3137,8 +3344,8 @@
         </w:r>
       </w:hyperlink>
     </w:p>
-    <w:bookmarkEnd w:id="35"/>
-    <w:bookmarkStart w:id="37" w:name="ref-Jacob1998"/>
+    <w:bookmarkEnd w:id="38"/>
+    <w:bookmarkStart w:id="40" w:name="ref-Jacob1998"/>
     <w:p>
       <w:pPr>
         <w:pStyle w:val="Bibliography"/>
@@ -3149,7 +3356,7 @@
       <w:r>
         <w:t xml:space="preserve"> </w:t>
       </w:r>
-      <w:hyperlink r:id="rId36">
+      <w:hyperlink r:id="rId39">
         <w:r>
           <w:rPr>
             <w:rStyle w:val="Hyperlink"/>
@@ -3158,8 +3365,8 @@
         </w:r>
       </w:hyperlink>
     </w:p>
-    <w:bookmarkEnd w:id="37"/>
-    <w:bookmarkStart w:id="39" w:name="ref-Blei2024"/>
+    <w:bookmarkEnd w:id="40"/>
+    <w:bookmarkStart w:id="42" w:name="ref-Blei2024"/>
     <w:p>
       <w:pPr>
         <w:pStyle w:val="Bibliography"/>
@@ -3179,7 +3386,7 @@
       <w:r>
         <w:t xml:space="preserve"> </w:t>
       </w:r>
-      <w:hyperlink r:id="rId38">
+      <w:hyperlink r:id="rId41">
         <w:r>
           <w:rPr>
             <w:rStyle w:val="Hyperlink"/>
@@ -3191,8 +3398,8 @@
         <w:t xml:space="preserve">; 2024.</w:t>
       </w:r>
     </w:p>
-    <w:bookmarkEnd w:id="39"/>
-    <w:bookmarkStart w:id="41" w:name="ref-Mahajan2017"/>
+    <w:bookmarkEnd w:id="42"/>
+    <w:bookmarkStart w:id="44" w:name="ref-Mahajan2017"/>
     <w:p>
       <w:pPr>
         <w:pStyle w:val="Bibliography"/>
@@ -3203,7 +3410,7 @@
       <w:r>
         <w:t xml:space="preserve"> </w:t>
       </w:r>
-      <w:hyperlink r:id="rId40">
+      <w:hyperlink r:id="rId43">
         <w:r>
           <w:rPr>
             <w:rStyle w:val="Hyperlink"/>
@@ -3212,8 +3419,8 @@
         </w:r>
       </w:hyperlink>
     </w:p>
-    <w:bookmarkEnd w:id="41"/>
-    <w:bookmarkStart w:id="43" w:name="ref-Tian2026"/>
+    <w:bookmarkEnd w:id="44"/>
+    <w:bookmarkStart w:id="46" w:name="ref-Tian2026"/>
     <w:p>
       <w:pPr>
         <w:pStyle w:val="Bibliography"/>
@@ -3224,7 +3431,7 @@
       <w:r>
         <w:t xml:space="preserve"> </w:t>
       </w:r>
-      <w:hyperlink r:id="rId42">
+      <w:hyperlink r:id="rId45">
         <w:r>
           <w:rPr>
             <w:rStyle w:val="Hyperlink"/>
@@ -3236,8 +3443,8 @@
         <w:t xml:space="preserve">. Pediatric Investigation. 2026;</w:t>
       </w:r>
     </w:p>
-    <w:bookmarkEnd w:id="43"/>
-    <w:bookmarkStart w:id="45" w:name="ref-Neubert1995"/>
+    <w:bookmarkEnd w:id="46"/>
+    <w:bookmarkStart w:id="48" w:name="ref-Neubert1995"/>
     <w:p>
       <w:pPr>
         <w:pStyle w:val="Bibliography"/>
@@ -3248,7 +3455,7 @@
       <w:r>
         <w:t xml:space="preserve"> </w:t>
       </w:r>
-      <w:hyperlink r:id="rId44">
+      <w:hyperlink r:id="rId47">
         <w:r>
           <w:rPr>
             <w:rStyle w:val="Hyperlink"/>
@@ -3260,8 +3467,8 @@
         <w:t xml:space="preserve">. Obstetrics &amp; Gynecology. 1995;85:831–3.</w:t>
       </w:r>
     </w:p>
-    <w:bookmarkEnd w:id="45"/>
-    <w:bookmarkStart w:id="47" w:name="ref-Kanmani2021"/>
+    <w:bookmarkEnd w:id="48"/>
+    <w:bookmarkStart w:id="50" w:name="ref-Kanmani2021"/>
     <w:p>
       <w:pPr>
         <w:pStyle w:val="Bibliography"/>
@@ -3272,7 +3479,7 @@
       <w:r>
         <w:t xml:space="preserve"> </w:t>
       </w:r>
-      <w:hyperlink r:id="rId46">
+      <w:hyperlink r:id="rId49">
         <w:r>
           <w:rPr>
             <w:rStyle w:val="Hyperlink"/>
@@ -3284,8 +3491,8 @@
         <w:t xml:space="preserve">. International Journal of Reproduction, Contraception, Obstetrics and Gynecology. 2021;10:2081–4.</w:t>
       </w:r>
     </w:p>
-    <w:bookmarkEnd w:id="47"/>
-    <w:bookmarkStart w:id="49" w:name="ref-zhang2019"/>
+    <w:bookmarkEnd w:id="50"/>
+    <w:bookmarkStart w:id="52" w:name="ref-zhang2019"/>
     <w:p>
       <w:pPr>
         <w:pStyle w:val="Bibliography"/>
@@ -3299,7 +3506,7 @@
       <w:r>
         <w:t xml:space="preserve"> </w:t>
       </w:r>
-      <w:hyperlink r:id="rId48">
+      <w:hyperlink r:id="rId51">
         <w:r>
           <w:rPr>
             <w:rStyle w:val="Hyperlink"/>
@@ -3308,8 +3515,8 @@
         </w:r>
       </w:hyperlink>
     </w:p>
-    <w:bookmarkEnd w:id="49"/>
-    <w:bookmarkStart w:id="51" w:name="ref-Chang2025"/>
+    <w:bookmarkEnd w:id="52"/>
+    <w:bookmarkStart w:id="54" w:name="ref-Chang2025"/>
     <w:p>
       <w:pPr>
         <w:pStyle w:val="Bibliography"/>
@@ -3323,7 +3530,7 @@
       <w:r>
         <w:t xml:space="preserve"> </w:t>
       </w:r>
-      <w:hyperlink r:id="rId50">
+      <w:hyperlink r:id="rId53">
         <w:r>
           <w:rPr>
             <w:rStyle w:val="Hyperlink"/>
@@ -3332,8 +3539,8 @@
         </w:r>
       </w:hyperlink>
     </w:p>
-    <w:bookmarkEnd w:id="51"/>
-    <w:bookmarkStart w:id="53" w:name="ref-Howlett1994"/>
+    <w:bookmarkEnd w:id="54"/>
+    <w:bookmarkStart w:id="56" w:name="ref-Howlett1994"/>
     <w:p>
       <w:pPr>
         <w:pStyle w:val="Bibliography"/>
@@ -3344,7 +3551,7 @@
       <w:r>
         <w:t xml:space="preserve"> </w:t>
       </w:r>
-      <w:hyperlink r:id="rId52">
+      <w:hyperlink r:id="rId55">
         <w:r>
           <w:rPr>
             <w:rStyle w:val="Hyperlink"/>
@@ -3353,8 +3560,8 @@
         </w:r>
       </w:hyperlink>
     </w:p>
-    <w:bookmarkEnd w:id="53"/>
-    <w:bookmarkStart w:id="55" w:name="ref-Asghar2020"/>
+    <w:bookmarkEnd w:id="56"/>
+    <w:bookmarkStart w:id="58" w:name="ref-Asghar2020"/>
     <w:p>
       <w:pPr>
         <w:pStyle w:val="Bibliography"/>
@@ -3365,7 +3572,7 @@
       <w:r>
         <w:t xml:space="preserve"> </w:t>
       </w:r>
-      <w:hyperlink r:id="rId54">
+      <w:hyperlink r:id="rId57">
         <w:r>
           <w:rPr>
             <w:rStyle w:val="Hyperlink"/>
@@ -3374,8 +3581,8 @@
         </w:r>
       </w:hyperlink>
     </w:p>
-    <w:bookmarkEnd w:id="55"/>
-    <w:bookmarkStart w:id="57" w:name="ref-silvacorreia2024"/>
+    <w:bookmarkEnd w:id="58"/>
+    <w:bookmarkStart w:id="60" w:name="ref-silvacorreia2024"/>
     <w:p>
       <w:pPr>
         <w:pStyle w:val="Bibliography"/>
@@ -3389,7 +3596,7 @@
       <w:r>
         <w:t xml:space="preserve"> </w:t>
       </w:r>
-      <w:hyperlink r:id="rId56">
+      <w:hyperlink r:id="rId59">
         <w:r>
           <w:rPr>
             <w:rStyle w:val="Hyperlink"/>
@@ -3398,8 +3605,8 @@
         </w:r>
       </w:hyperlink>
     </w:p>
-    <w:bookmarkEnd w:id="57"/>
-    <w:bookmarkStart w:id="59" w:name="ref-Akay2025"/>
+    <w:bookmarkEnd w:id="60"/>
+    <w:bookmarkStart w:id="62" w:name="ref-Akay2025"/>
     <w:p>
       <w:pPr>
         <w:pStyle w:val="Bibliography"/>
@@ -3410,7 +3617,7 @@
       <w:r>
         <w:t xml:space="preserve"> </w:t>
       </w:r>
-      <w:hyperlink r:id="rId58">
+      <w:hyperlink r:id="rId61">
         <w:r>
           <w:rPr>
             <w:rStyle w:val="Hyperlink"/>
@@ -3422,9 +3629,9 @@
         <w:t xml:space="preserve">. BMC Pregnancy and Childbirth. 2025;25:407.</w:t>
       </w:r>
     </w:p>
-    <w:bookmarkEnd w:id="59"/>
-    <w:bookmarkEnd w:id="60"/>
-    <w:bookmarkEnd w:id="61"/>
+    <w:bookmarkEnd w:id="62"/>
+    <w:bookmarkEnd w:id="63"/>
+    <w:bookmarkEnd w:id="64"/>
     <w:sectPr>
       <w:footnotePr>
         <w:numRestart w:val="eachSect"/>

--- a/docs/index.docx
+++ b/docs/index.docx
@@ -1041,21 +1041,20 @@
           <w:tbl>
             <w:tblPr>
               <w:tblStyle w:val="Table"/>
-              <w:tblW w:type="pct" w:w="5000"/>
+              <w:tblW w:type="pct" w:w="4767"/>
               <w:tblLayout w:type="fixed"/>
               <w:tblLook w:firstRow="1" w:lastRow="0" w:firstColumn="0" w:lastColumn="0" w:noHBand="0" w:noVBand="0" w:val="0020"/>
             </w:tblPr>
             <w:tblGrid>
-              <w:gridCol w:w="792"/>
-              <w:gridCol w:w="792"/>
-              <w:gridCol w:w="792"/>
-              <w:gridCol w:w="792"/>
-              <w:gridCol w:w="792"/>
-              <w:gridCol w:w="792"/>
-              <w:gridCol w:w="792"/>
-              <w:gridCol w:w="792"/>
-              <w:gridCol w:w="792"/>
-              <w:gridCol w:w="792"/>
+              <w:gridCol w:w="1372"/>
+              <w:gridCol w:w="1742"/>
+              <w:gridCol w:w="739"/>
+              <w:gridCol w:w="739"/>
+              <w:gridCol w:w="528"/>
+              <w:gridCol w:w="528"/>
+              <w:gridCol w:w="475"/>
+              <w:gridCol w:w="475"/>
+              <w:gridCol w:w="950"/>
             </w:tblGrid>
             <w:tr>
               <w:trPr>
@@ -1174,19 +1173,6 @@
                     <w:jc w:val="center"/>
                   </w:pPr>
                   <w:r>
-                    <w:t xml:space="preserve">POD 7</w:t>
-                  </w:r>
-                </w:p>
-              </w:tc>
-              <w:tc>
-                <w:tcPr/>
-                <w:p>
-                  <w:pPr>
-                    <w:pStyle w:val="Compact"/>
-                    <w:jc w:val="left"/>
-                    <w:jc w:val="center"/>
-                  </w:pPr>
-                  <w:r>
                     <w:t xml:space="preserve">Reference range</w:t>
                   </w:r>
                 </w:p>
@@ -1306,19 +1292,6 @@
                     <w:jc w:val="center"/>
                   </w:pPr>
                   <w:r>
-                    <w:t xml:space="preserve">10.0</w:t>
-                  </w:r>
-                </w:p>
-              </w:tc>
-              <w:tc>
-                <w:tcPr/>
-                <w:p>
-                  <w:pPr>
-                    <w:pStyle w:val="Compact"/>
-                    <w:jc w:val="left"/>
-                    <w:jc w:val="center"/>
-                  </w:pPr>
-                  <w:r>
                     <w:t xml:space="preserve">12.0-15.0</w:t>
                   </w:r>
                 </w:p>
@@ -1438,19 +1411,6 @@
                     <w:jc w:val="center"/>
                   </w:pPr>
                   <w:r>
-                    <w:t xml:space="preserve">-</w:t>
-                  </w:r>
-                </w:p>
-              </w:tc>
-              <w:tc>
-                <w:tcPr/>
-                <w:p>
-                  <w:pPr>
-                    <w:pStyle w:val="Compact"/>
-                    <w:jc w:val="left"/>
-                    <w:jc w:val="center"/>
-                  </w:pPr>
-                  <w:r>
                     <w:t xml:space="preserve">36-46</w:t>
                   </w:r>
                 </w:p>
@@ -1570,19 +1530,6 @@
                     <w:jc w:val="center"/>
                   </w:pPr>
                   <w:r>
-                    <w:t xml:space="preserve">64,000</w:t>
-                  </w:r>
-                </w:p>
-              </w:tc>
-              <w:tc>
-                <w:tcPr/>
-                <w:p>
-                  <w:pPr>
-                    <w:pStyle w:val="Compact"/>
-                    <w:jc w:val="left"/>
-                    <w:jc w:val="center"/>
-                  </w:pPr>
-                  <w:r>
                     <w:t xml:space="preserve">150,000–410,000</w:t>
                   </w:r>
                 </w:p>
@@ -1702,19 +1649,6 @@
                     <w:jc w:val="center"/>
                   </w:pPr>
                   <w:r>
-                    <w:t xml:space="preserve">-</w:t>
-                  </w:r>
-                </w:p>
-              </w:tc>
-              <w:tc>
-                <w:tcPr/>
-                <w:p>
-                  <w:pPr>
-                    <w:pStyle w:val="Compact"/>
-                    <w:jc w:val="left"/>
-                    <w:jc w:val="center"/>
-                  </w:pPr>
-                  <w:r>
                     <w:t xml:space="preserve">11.7–15.3</w:t>
                   </w:r>
                 </w:p>
@@ -1834,19 +1768,6 @@
                     <w:jc w:val="center"/>
                   </w:pPr>
                   <w:r>
-                    <w:t xml:space="preserve">-</w:t>
-                  </w:r>
-                </w:p>
-              </w:tc>
-              <w:tc>
-                <w:tcPr/>
-                <w:p>
-                  <w:pPr>
-                    <w:pStyle w:val="Compact"/>
-                    <w:jc w:val="left"/>
-                    <w:jc w:val="center"/>
-                  </w:pPr>
-                  <w:r>
                     <w:t xml:space="preserve">1.8-3.5</w:t>
                   </w:r>
                 </w:p>
@@ -1966,19 +1887,6 @@
                     <w:jc w:val="center"/>
                   </w:pPr>
                   <w:r>
-                    <w:t xml:space="preserve">-</w:t>
-                  </w:r>
-                </w:p>
-              </w:tc>
-              <w:tc>
-                <w:tcPr/>
-                <w:p>
-                  <w:pPr>
-                    <w:pStyle w:val="Compact"/>
-                    <w:jc w:val="left"/>
-                    <w:jc w:val="center"/>
-                  </w:pPr>
-                  <w:r>
                     <w:t xml:space="preserve">34–104</w:t>
                   </w:r>
                 </w:p>
@@ -2086,19 +1994,6 @@
                   </w:pPr>
                   <w:r>
                     <w:t xml:space="preserve">449</w:t>
-                  </w:r>
-                </w:p>
-              </w:tc>
-              <w:tc>
-                <w:tcPr/>
-                <w:p>
-                  <w:pPr>
-                    <w:pStyle w:val="Compact"/>
-                    <w:jc w:val="left"/>
-                    <w:jc w:val="center"/>
-                  </w:pPr>
-                  <w:r>
-                    <w:t xml:space="preserve">-</w:t>
                   </w:r>
                 </w:p>
               </w:tc>

--- a/docs/index.docx
+++ b/docs/index.docx
@@ -511,7 +511,15 @@
         <w:pStyle w:val="BodyText"/>
       </w:pPr>
       <w:r>
-        <w:t xml:space="preserve">Her past medical history is notable for Klippel–Trenaunay syndrome (KTS), diagnosed at two years of age, with multisystem involvement affecting both lower extremities as well as the back, pelvis, and urinary bladder. Her surgical history included varicose vein surgery seven years prior and orthopedic fixation with plates and screws approximately 18 months before this admission.</w:t>
+        <w:t xml:space="preserve">Her past medical history is notable for Klippel–Trenaunay syndrome (KTS), diagnosed at two years of age. Physical examination on admission revelaed an extensive KTS phenotype, with disease involvement encompassing both lower limbs, the back, pelvis, urinary bladder, and breast tissue — a distribution reflecting the multisystem vascular dysplasia characteristic of KTS. She exhibited the hallmark triad of varicosities, limb hypertrophy, and hemangiomas, with port-wine stains additionally present over the gluteal region.</w:t>
+      </w:r>
+    </w:p>
+    <w:p>
+      <w:pPr>
+        <w:pStyle w:val="BodyText"/>
+      </w:pPr>
+      <w:r>
+        <w:t xml:space="preserve">Her surgical history included varicose vein surgery seven years prior and orthopedic fixation with plates and screws approximately 18 months before this admission.</w:t>
       </w:r>
     </w:p>
     <w:p>
@@ -611,7 +619,7 @@
         <w:pStyle w:val="BodyText"/>
       </w:pPr>
       <w:r>
-        <w:t xml:space="preserve">A female neonate weighing 1,900 g was delivered with Apgar scores of 7 and 9 at one and five minutes, respectively. Given the low birth weight, routine vaccination was deferred, and neither observation nor respiratory support was required.</w:t>
+        <w:t xml:space="preserve">A female neonate weighing 1,900 g was delivered with Apgar scores of 7 and 9 at one and five minutes, respectively. Given the low birth weight, routine vaccination was deferred. The newborn did not require respiratory support.</w:t>
       </w:r>
     </w:p>
     <w:p>
@@ -2605,44 +2613,19 @@
         <w:pStyle w:val="BodyText"/>
       </w:pPr>
       <w:r>
-        <w:t xml:space="preserve">Our patient presented with an unusually extensive KTS phenotype, with disease involvement encompassing both lower limbs, the back, pelvis, urinary bladder, and breast tissue — a distribution reflecting the multisystem vascular dysplasia characteristic of KTS. Consistent with previously reported cases</w:t>
-      </w:r>
-      <w:r>
-        <w:t xml:space="preserve">[9–11]</w:t>
-      </w:r>
-      <w:r>
-        <w:t xml:space="preserve">, she exhibited the hallmark triad of varicosities, limb hypertrophy, and hemangiomas, with port-wine stains additionally present over the gluteal region.</w:t>
-      </w:r>
-    </w:p>
-    <w:p>
-      <w:pPr>
-        <w:pStyle w:val="BodyText"/>
-      </w:pPr>
-      <w:r>
-        <w:t xml:space="preserve">In KTS patients may present with complications such as cellulitis, massive vaginal or visceral bleeding and other vascular complications as severe hematuria and hematochezia (fewer than 5%). Other less common but serious manifestations include deep vein thrombosis (5.8%), pulmonary embolism (2.3%) andsevere PPH (11%)</w:t>
+        <w:t xml:space="preserve">KTS patients may present with complications such as cellulitis, massive vaginal or visceral bleeding and other vascular complications as severe hematuria and hematochezia (fewer than 5%). Other less common but serious manifestations include deep vein thrombosis (5.8%), pulmonary embolism (2.3%) andsevere PPH (11%)</w:t>
       </w:r>
       <w:r>
         <w:t xml:space="preserve">[12]</w:t>
       </w:r>
       <w:r>
-        <w:t xml:space="preserve">.</w:t>
-      </w:r>
-    </w:p>
-    <w:p>
-      <w:pPr>
-        <w:pStyle w:val="BodyText"/>
-      </w:pPr>
-      <w:r>
-        <w:t xml:space="preserve">In our patient, clinically significant hematuria was the sentinel presentation leading to admission, a manifestation attributable to intravesical venous malformations confirmed on both MRI and contrast-enhanced pelvic imaging. Imaging studies are crucial for assessing the extent of vascular malformations near the spinal cord and pelvic structures, with MRI being the preferred imaging modality for accurately evaluating lesions size, extent, and anatomical involvement which is critical for planning the anesthesia and delivery type. [</w:t>
-      </w:r>
-      <w:r>
-        <w:t xml:space="preserve">[13]</w:t>
-      </w:r>
-      <w:r>
-        <w:t xml:space="preserve">]</w:t>
-      </w:r>
-      <w:r>
-        <w:t xml:space="preserve">[14]</w:t>
+        <w:t xml:space="preserve">. Our patient had clinically significant hematuria which was the sentinel presentation leading to admission, a manifestation attributable to intravesical venous malformations confirmed on both MRI and contrast-enhanced pelvic imaging. Imaging studies are crucial for assessing the extent of vascular malformations near the spinal cord and pelvic structures, with MRI being the preferred imaging modality for accurately evaluating lesions size, extent, and anatomical involvement which is critical for planning the anesthesia and delivery type.</w:t>
+      </w:r>
+      <w:r>
+        <w:t xml:space="preserve"> </w:t>
+      </w:r>
+      <w:r>
+        <w:t xml:space="preserve">[13,14]</w:t>
       </w:r>
       <w:r>
         <w:t xml:space="preserve">.</w:t>

--- a/docs/index.docx
+++ b/docs/index.docx
@@ -462,7 +462,7 @@
         <w:pStyle w:val="BodyText"/>
       </w:pPr>
       <w:r>
-        <w:t xml:space="preserve">To date, only three cases of KTS complicated by KMS in pregnancy have been documented in the literature</w:t>
+        <w:t xml:space="preserve">To date, only three cases of KTS complicated by KMS in pregnancy have been reported in the literature</w:t>
       </w:r>
       <w:r>
         <w:t xml:space="preserve"> </w:t>
@@ -471,11 +471,11 @@
         <w:t xml:space="preserve">[9–11]</w:t>
       </w:r>
       <w:r>
-        <w:t xml:space="preserve">. We report a fourth case, describing the clinical course and successful multidisciplinary management of a pregnant woman with KTS complicated by fetal growth restriction and peripartum acute KMS. Through this case, we aim to illuminate the clinical challenges inherent to this rare complication, outline effective management strategies, and emphasize the critical role of early recognition and interdisciplinary collaboration in achieving favorable maternal and neonatal outcomes.</w:t>
+        <w:t xml:space="preserve">. We hereby describe the clinical course and successful multidisciplinary management of a pregnancy in a woman with KTS complicated by fetal growth restriction and peripartum acute KMS. Through this case, we aim to describe the clinical challenges inherent to this rare case, outline effective management strategies, and emphasize the critical role of early recognition and interdisciplinary collaboration in achieving favorable maternal and neonatal outcomes.</w:t>
       </w:r>
     </w:p>
     <w:bookmarkEnd w:id="14"/>
-    <w:bookmarkStart w:id="17" w:name="case-presentation"/>
+    <w:bookmarkStart w:id="15" w:name="case-presentation"/>
     <w:p>
       <w:pPr>
         <w:pStyle w:val="Heading1"/>
@@ -489,69 +489,23 @@
         <w:pStyle w:val="FirstParagraph"/>
       </w:pPr>
       <w:r>
-        <w:t xml:space="preserve">A 28-year-old multigravida (P2+1, both prior deliveries by cesarean section, one living child) presented at 30+1 weeks’ gestation with clinically significant hematuria and was admitted on December 16th to Ain Shams University Hospital, Egypt. The clinical timeline is detailed in</w:t>
-      </w:r>
-      <w:r>
-        <w:t xml:space="preserve"> </w:t>
-      </w:r>
-      <w:hyperlink w:anchor="tbl-1">
-        <w:r>
-          <w:rPr>
-            <w:rStyle w:val="Hyperlink"/>
-          </w:rPr>
-          <w:t xml:space="preserve">Table 1</w:t>
-        </w:r>
-      </w:hyperlink>
-      <w:r>
-        <w:t xml:space="preserve">.</w:t>
-      </w:r>
-    </w:p>
-    <w:p>
-      <w:pPr>
-        <w:pStyle w:val="BodyText"/>
-      </w:pPr>
-      <w:r>
-        <w:t xml:space="preserve">Her past medical history is notable for Klippel–Trenaunay syndrome (KTS), diagnosed at two years of age. Physical examination on admission revelaed an extensive KTS phenotype, with disease involvement encompassing both lower limbs, the back, pelvis, urinary bladder, and breast tissue — a distribution reflecting the multisystem vascular dysplasia characteristic of KTS. She exhibited the hallmark triad of varicosities, limb hypertrophy, and hemangiomas, with port-wine stains additionally present over the gluteal region.</w:t>
-      </w:r>
-    </w:p>
-    <w:p>
-      <w:pPr>
-        <w:pStyle w:val="BodyText"/>
-      </w:pPr>
-      <w:r>
-        <w:t xml:space="preserve">Her surgical history included varicose vein surgery seven years prior and orthopedic fixation with plates and screws approximately 18 months before this admission.</w:t>
-      </w:r>
-    </w:p>
-    <w:p>
-      <w:pPr>
-        <w:pStyle w:val="BodyText"/>
-      </w:pPr>
-      <w:r>
-        <w:t xml:space="preserve">Her obstetric history was significant. Her first pregnancy, seven years prior, ended in neonatal death. Her second pregnancy was complicated by severe preeclampsia, postpartum wound hematoma, and sepsis necessitating ICU admission. She also had a history of spontaneous miscarriage not managed surgically. In the current pregnancy, she received two doses of antenatal corticosteroids on December 14th and 15th.</w:t>
-      </w:r>
-    </w:p>
-    <w:p>
-      <w:pPr>
-        <w:pStyle w:val="BodyText"/>
-      </w:pPr>
-      <w:r>
-        <w:t xml:space="preserve">On admission, vital signs were stable: blood pressure 120/80 mmHg, temperature 36.2°C, and heart rate 68 bpm. Physical examination revealed port-wine stains over the back and gluteal region, with discrepancy in lower limb length bilaterally.</w:t>
-      </w:r>
-    </w:p>
-    <w:p>
-      <w:pPr>
-        <w:pStyle w:val="BodyText"/>
-      </w:pPr>
-      <w:r>
-        <w:t xml:space="preserve">A complete blood count (CBC) demonstrated microcytic hypochromic anemia (hemoglobin 7.0 g/dL, hematocrit 23.0%) and thrombocytopenia (128,000/µL). She received six units of packed red blood cells (pRBCs) to correct her declining hemoglobin. Blood typing identified B-positive blood group, and viral serology was negative for hepatitis B, hepatitis C, and HIV.</w:t>
-      </w:r>
-    </w:p>
-    <w:p>
-      <w:pPr>
-        <w:pStyle w:val="BodyText"/>
-      </w:pPr>
-      <w:r>
-        <w:t xml:space="preserve">Obstetric ultrasonography revealed an estimated fetal weight below the 10th percentile, consistent with intrauterine growth restriction (IUGR), and absent end-diastolic flow on umbilical artery Doppler. Urological consultation was obtained for management of severe hematuria, with initial measures comprising intravenous tranexamic acid and insertion of a three-way indwelling silicone urinary catheter maintained for one week.</w:t>
+        <w:t xml:space="preserve">A 28-year-old multigravida presented at 30+1 weeks’ gestation with clinically significant hematuria and was admitted on December 16th to Ain Shams University Hospital, Egypt. Her medical history was notable for Klippel–Trenaunay syndrome (KTS), diagnosed at two years of age. She had an extensive KTS phenotype, with disease involvement encompassing both lower limbs, the back, pelvis, urinary bladder, and breast tissue — a distribution reflecting a multisystem vascular dysplasia. Her surgical history included varicose vein surgery seven years prior and orthopedic fixation with plates and screws approximately 18 months before this admission. Her past obstetric history was significant. Her first pregnancy, seven years prior, ended in neonatal death. Her second pregnancy was complicated by severe preeclampsia, postpartum wound hematoma, and sepsis necessitating ICU admission. She also had a history of one spontaneous miscarriage In the current pregnancy, she received two doses of antenatal corticosteroids on December 14th and 15th.</w:t>
+      </w:r>
+    </w:p>
+    <w:p>
+      <w:pPr>
+        <w:pStyle w:val="BodyText"/>
+      </w:pPr>
+      <w:r>
+        <w:t xml:space="preserve">On admission, vital signs were stable with a blood pressure 120/80 mmHg, temperature 36.2°C, and heart rate 68 bpm. Physical examination revealed port-wine stains over the back and gluteal region, with discrepancy in lower limb length bilaterally. Blood typing identified B-positive blood group, and viral serology was negative for hepatitis B, hepatitis C, and HIV. Her complete blood count (CBC) demonstrated microcytic hypochromic anemia (hemoglobin 7.0 g/dL, hematocrit 23.0%) and thrombocytopenia (128,000/µL). She received six units of packed red blood cells (pRBCs) to correct her declining hemoglobin. Obstetric ultrasonography revealed an estimated fetal weight below the 10th percentile, consistent with fetal growth restriction (FGR). There was an absent end-diastolic flow on umbilical artery Doppler.</w:t>
+      </w:r>
+    </w:p>
+    <w:p>
+      <w:pPr>
+        <w:pStyle w:val="BodyText"/>
+      </w:pPr>
+      <w:r>
+        <w:t xml:space="preserve">Urological consultation was obtained for management of severe hematuria, with initial measures comprising intravenous tranexamic acid and insertion of a three-way indwelling silicone urinary catheter maintained for one week.</w:t>
       </w:r>
     </w:p>
     <w:p>
@@ -571,23 +525,23 @@
         <w:t xml:space="preserve"> </w:t>
       </w:r>
       <w:r>
-        <w:t xml:space="preserve">appearance. Similar lesions were identified in the bilateral breast subcutaneous tissue. The urinary bladder contained blood products. The liver was mildly enlarged with vascular compression, while the gallbladder, spleen, and kidneys were unremarkable. Minimal bilateral pleural effusion was also noted.</w:t>
-      </w:r>
-    </w:p>
-    <w:p>
-      <w:pPr>
-        <w:pStyle w:val="BodyText"/>
-      </w:pPr>
-      <w:r>
-        <w:t xml:space="preserve">On December 21st, pelviabdominal ultrasonography, color Doppler of bilateral lower limb veins, and duplex arterial studies were performed. Ultrasonography demonstrated hepatosplenomegaly, soft tissue lesions within the urinary bladder, and bilateral refluxing parametrial venous channels, with a single viable intrauterine fetus confirmed. Lower limb vascular studies revealed a normal venous and arterial system with no evidence of deep vein thrombosis.</w:t>
-      </w:r>
-    </w:p>
-    <w:p>
-      <w:pPr>
-        <w:pStyle w:val="BodyText"/>
-      </w:pPr>
-      <w:r>
-        <w:t xml:space="preserve">Serial CBCs over the four days following transfusion showed progressive improvement in hemoglobin, reaching 9.4 g/dL on December 22nd, while platelet count remained persistently low, ranging between 82,000 and 104,000/µL. Iron studies revealed elevated unsaturated iron-binding capacity (UIBC) and reduced transferrin saturation. Lactate dehydrogenase (LDH) was elevated at 454 IU/L. Urinalysis on the same day demonstrated hematuria (2+), pyuria, and mild proteinuria (1+); microscopic examination showed &gt;100 red blood cells per high-power field (RBCs/HPF), 40–45 pus cells/HPF, increased epithelial cells (2+), and uric acid crystals (2+). Coagulation studies on December 27th and 28th revealed mildly elevated prothrombin time (PT), while serum creatinine remained low.</w:t>
+        <w:t xml:space="preserve">appearance. Similar lesions were identified in the subcutaneous tissue of both breasts. The urinary bladder contained blood. The liver was mildly enlarged with vascular compression, while the gallbladder, spleen, and kidneys were unremarkable. Minimal bilateral pleural effusion was also noted.</w:t>
+      </w:r>
+    </w:p>
+    <w:p>
+      <w:pPr>
+        <w:pStyle w:val="BodyText"/>
+      </w:pPr>
+      <w:r>
+        <w:t xml:space="preserve">On December 21st, a pelviabdominal ultrasonography, color Doppler of bilateral lower limb veins, and duplex arterial studies were performed. Ultrasonography demonstrated hepatosplenomegaly, soft tissue lesions within the urinary bladder, and bilateral refluxing parametrial venous channels, with a single viable intrauterine fetus confirmed. Lower limb vascular studies revealed a normal venous and arterial system with no evidence of deep vein thrombosis.</w:t>
+      </w:r>
+    </w:p>
+    <w:p>
+      <w:pPr>
+        <w:pStyle w:val="BodyText"/>
+      </w:pPr>
+      <w:r>
+        <w:t xml:space="preserve">Serial CBCs over the four days following transfusion showed slight improvement in hemoglobin, reaching 9.4 g/dL on December 22nd, while platelet count remained persistently low, ranging between 82,000 and 104,000/µL. Iron studies revealed elevated unsaturated iron-binding capacity (UIBC) and reduced transferrin saturation. Lactate dehydrogenase (LDH) was elevated at 454 IU/L. Urinalysis on the same day demonstrated hematuria (2+), pyuria, and mild proteinuria (1+); microscopic examination showed &gt;100 red blood cells per high-power field (RBCs/HPF), 40–45 pus cells/HPF, increased epithelial cells (2+), and uric acid crystals (2+). Coagulation studies on December 27th and 28th revealed mildly elevated prothrombin time (PT), while serum creatinine remained low.</w:t>
       </w:r>
     </w:p>
     <w:p>
@@ -640,14 +594,13 @@
       <w:r>
         <w:t xml:space="preserve"> </w:t>
       </w:r>
-      <w:hyperlink w:anchor="tbl-2">
-        <w:r>
-          <w:rPr>
-            <w:rStyle w:val="Hyperlink"/>
-          </w:rPr>
-          <w:t xml:space="preserve">Table 2</w:t>
-        </w:r>
-      </w:hyperlink>
+      <w:r>
+        <w:rPr>
+          <w:b/>
+          <w:bCs/>
+        </w:rPr>
+        <w:t xml:space="preserve">?@tbl-2</w:t>
+      </w:r>
     </w:p>
     <w:p>
       <w:pPr>
@@ -687,6 +640,32 @@
       </w:pPr>
       <w:r>
         <w:t xml:space="preserve">Following clinical stabilization, the patient was discharged on postoperative day ten. At her outpatient review on day nineteen, she was in satisfactory general condition with a soft, lax abdomen; skin sutures were removed and the abdominal wound demonstrated optimal healing.</w:t>
+      </w:r>
+    </w:p>
+    <w:p>
+      <w:pPr>
+        <w:pStyle w:val="BodyText"/>
+      </w:pPr>
+      <w:r>
+        <w:rPr>
+          <w:b/>
+          <w:bCs/>
+        </w:rPr>
+        <w:t xml:space="preserve">?@tbl-1</w:t>
+      </w:r>
+      <w:r>
+        <w:t xml:space="preserve"> </w:t>
+      </w:r>
+      <w:r>
+        <w:t xml:space="preserve">shows the full clinical timeline in chronological order.</w:t>
+      </w:r>
+    </w:p>
+    <w:p>
+      <w:pPr>
+        <w:pStyle w:val="TableCaption"/>
+      </w:pPr>
+      <w:r>
+        <w:t xml:space="preserve">Patient timeline</w:t>
       </w:r>
     </w:p>
     <w:tbl>
@@ -694,320 +673,273 @@
         <w:tblStyle w:val="Table"/>
         <w:tblW w:type="pct" w:w="5000"/>
         <w:tblLayout w:type="fixed"/>
-        <w:tblLook w:firstRow="0" w:lastRow="0" w:firstColumn="0" w:lastColumn="0" w:noHBand="0" w:noVBand="0" w:val="0000"/>
+        <w:tblLook w:firstRow="1" w:lastRow="0" w:firstColumn="0" w:lastColumn="0" w:noHBand="0" w:noVBand="0" w:val="0020"/>
+        <w:tblCaption w:val="Patient timeline"/>
       </w:tblPr>
       <w:tblGrid>
-        <w:gridCol w:w="7920"/>
+        <w:gridCol w:w="2210"/>
+        <w:gridCol w:w="5709"/>
       </w:tblGrid>
       <w:tr>
-        <w:tc>
-          <w:tcPr/>
-          <w:bookmarkStart w:id="15" w:name="tbl-1"/>
-          <w:p>
-            <w:pPr>
-              <w:jc w:val="center"/>
-            </w:pPr>
-            <w:pPr>
-              <w:jc w:val="left"/>
-              <w:spacing w:before="200"/>
-              <w:pStyle w:val="ImageCaption"/>
-            </w:pPr>
-            <w:r>
-              <w:t xml:space="preserve">Table 1: Patient timeline</w:t>
-            </w:r>
-          </w:p>
-          <w:tbl>
-            <w:tblPr>
-              <w:tblStyle w:val="Table"/>
-              <w:tblW w:type="pct" w:w="5000"/>
-              <w:tblLayout w:type="fixed"/>
-              <w:tblLook w:firstRow="1" w:lastRow="0" w:firstColumn="0" w:lastColumn="0" w:noHBand="0" w:noVBand="0" w:val="0020"/>
-            </w:tblPr>
-            <w:tblGrid>
-              <w:gridCol w:w="2210"/>
-              <w:gridCol w:w="5709"/>
-            </w:tblGrid>
-            <w:tr>
-              <w:trPr>
-                <w:tblHeader w:val="on"/>
-              </w:trPr>
-              <w:tc>
-                <w:tcPr/>
-                <w:p>
-                  <w:pPr>
-                    <w:pStyle w:val="Compact"/>
-                    <w:jc w:val="left"/>
-                    <w:jc w:val="center"/>
-                  </w:pPr>
-                  <w:r>
-                    <w:t xml:space="preserve">Date</w:t>
-                  </w:r>
-                </w:p>
-              </w:tc>
-              <w:tc>
-                <w:tcPr/>
-                <w:p>
-                  <w:pPr>
-                    <w:pStyle w:val="Compact"/>
-                    <w:jc w:val="left"/>
-                    <w:jc w:val="center"/>
-                  </w:pPr>
-                  <w:r>
-                    <w:t xml:space="preserve">Timeline</w:t>
-                  </w:r>
-                </w:p>
-              </w:tc>
-            </w:tr>
-            <w:tr>
-              <w:tc>
-                <w:tcPr/>
-                <w:p>
-                  <w:pPr>
-                    <w:pStyle w:val="Compact"/>
-                    <w:jc w:val="left"/>
-                    <w:jc w:val="center"/>
-                  </w:pPr>
-                  <w:r>
-                    <w:t xml:space="preserve">30 +1 weeks’ gestation (Dec 16, 2025)</w:t>
-                  </w:r>
-                </w:p>
-              </w:tc>
-              <w:tc>
-                <w:tcPr/>
-                <w:p>
-                  <w:pPr>
-                    <w:pStyle w:val="Compact"/>
-                    <w:jc w:val="left"/>
-                    <w:jc w:val="center"/>
-                  </w:pPr>
-                  <w:r>
-                    <w:t xml:space="preserve">Admission of a case of KTS, presenting with hematuria; anemia and thrombocytopenia; fetus &lt;10th percentile, received tranexamic acid and 6 units PRBCs.</w:t>
-                  </w:r>
-                </w:p>
-              </w:tc>
-            </w:tr>
-            <w:tr>
-              <w:tc>
-                <w:tcPr/>
-                <w:p>
-                  <w:pPr>
-                    <w:pStyle w:val="Compact"/>
-                    <w:jc w:val="left"/>
-                    <w:jc w:val="center"/>
-                  </w:pPr>
-                  <w:r>
-                    <w:t xml:space="preserve">30+1 to 35 weeks’ gestation (Dec 18, 2025 – Jan 17, 2026)</w:t>
-                  </w:r>
-                </w:p>
-              </w:tc>
-              <w:tc>
-                <w:tcPr/>
-                <w:p>
-                  <w:pPr>
-                    <w:pStyle w:val="Compact"/>
-                    <w:jc w:val="left"/>
-                    <w:jc w:val="center"/>
-                  </w:pPr>
-                  <w:r>
-                    <w:t xml:space="preserve">MRI: extensive venous malformations (pelvis, thigh, abdomen).</w:t>
-                  </w:r>
-                  <w:r>
-                    <w:br/>
-                  </w:r>
-                  <w:r>
-                    <w:t xml:space="preserve">Close maternal/fetal monitoring.</w:t>
-                  </w:r>
-                  <w:r>
-                    <w:br/>
-                  </w:r>
-                  <w:r>
-                    <w:t xml:space="preserve">Intermittent transfusions slight hemoglobin improvement; fluctuating platelets; prolonged PT.</w:t>
-                  </w:r>
-                </w:p>
-              </w:tc>
-            </w:tr>
-            <w:tr>
-              <w:tc>
-                <w:tcPr/>
-                <w:p>
-                  <w:pPr>
-                    <w:pStyle w:val="Compact"/>
-                    <w:jc w:val="left"/>
-                    <w:jc w:val="center"/>
-                  </w:pPr>
-                  <w:r>
-                    <w:t xml:space="preserve">35 weeks (Jan 18, 2026)</w:t>
-                  </w:r>
-                </w:p>
-              </w:tc>
-              <w:tc>
-                <w:tcPr/>
-                <w:p>
-                  <w:pPr>
-                    <w:pStyle w:val="Compact"/>
-                    <w:jc w:val="left"/>
-                    <w:jc w:val="center"/>
-                  </w:pPr>
-                  <w:r>
-                    <w:t xml:space="preserve">Emergency cesarean section for fetal compromise → female neonate (1900 g). Mother admitted to ICU, hemoperitoneum managed conservatively.</w:t>
-                  </w:r>
-                </w:p>
-              </w:tc>
-            </w:tr>
-            <w:tr>
-              <w:tc>
-                <w:tcPr/>
-                <w:p>
-                  <w:pPr>
-                    <w:pStyle w:val="Compact"/>
-                    <w:jc w:val="left"/>
-                    <w:jc w:val="center"/>
-                  </w:pPr>
-                  <w:r>
-                    <w:t xml:space="preserve">Postoperative course</w:t>
-                  </w:r>
-                </w:p>
-              </w:tc>
-              <w:tc>
-                <w:tcPr/>
-                <w:p>
-                  <w:pPr>
-                    <w:jc w:val="left"/>
-                    <w:jc w:val="center"/>
-                  </w:pPr>
-                  <w:r>
-                    <w:rPr>
-                      <w:b/>
-                      <w:bCs/>
-                    </w:rPr>
-                    <w:t xml:space="preserve">Day 1:</w:t>
-                  </w:r>
-                  <w:r>
-                    <w:t xml:space="preserve"> </w:t>
-                  </w:r>
-                  <w:r>
-                    <w:t xml:space="preserve">Transfusion support (total 10 units PRBC + FFP over 7 days)</w:t>
-                  </w:r>
-                </w:p>
-                <w:p>
-                  <w:pPr>
-                    <w:jc w:val="left"/>
-                    <w:jc w:val="center"/>
-                  </w:pPr>
-                  <w:r>
-                    <w:rPr>
-                      <w:b/>
-                      <w:bCs/>
-                    </w:rPr>
-                    <w:t xml:space="preserve">Day 2:</w:t>
-                  </w:r>
-                  <w:r>
-                    <w:t xml:space="preserve"> </w:t>
-                  </w:r>
-                  <w:r>
-                    <w:t xml:space="preserve">Hb 9.6→7.6 g/dL; platelets 218×10³→104×10³/µL</w:t>
-                  </w:r>
-                </w:p>
-                <w:p>
-                  <w:pPr>
-                    <w:jc w:val="left"/>
-                    <w:jc w:val="center"/>
-                  </w:pPr>
-                  <w:r>
-                    <w:rPr>
-                      <w:b/>
-                      <w:bCs/>
-                    </w:rPr>
-                    <w:t xml:space="preserve">Day 3:</w:t>
-                  </w:r>
-                  <w:r>
-                    <w:t xml:space="preserve"> </w:t>
-                  </w:r>
-                  <w:r>
-                    <w:t xml:space="preserve">Conservative management, LMWH resumed, tranexamic acid initiated</w:t>
-                  </w:r>
-                </w:p>
-                <w:p>
-                  <w:pPr>
-                    <w:jc w:val="left"/>
-                    <w:jc w:val="center"/>
-                  </w:pPr>
-                  <w:r>
-                    <w:rPr>
-                      <w:b/>
-                      <w:bCs/>
-                    </w:rPr>
-                    <w:t xml:space="preserve">Day 4:</w:t>
-                  </w:r>
-                  <w:r>
-                    <w:t xml:space="preserve"> </w:t>
-                  </w:r>
-                  <w:r>
-                    <w:t xml:space="preserve">Hypofibrinogenemia (1.4 g/L), elevated D-dimer (35.2 µg/mL) consistent with Kasabach–Merritt syndrome</w:t>
-                  </w:r>
-                </w:p>
-                <w:p>
-                  <w:pPr>
-                    <w:jc w:val="left"/>
-                    <w:jc w:val="center"/>
-                  </w:pPr>
-                  <w:r>
-                    <w:rPr>
-                      <w:b/>
-                      <w:bCs/>
-                    </w:rPr>
-                    <w:t xml:space="preserve">Day 7:</w:t>
-                  </w:r>
-                  <w:r>
-                    <w:t xml:space="preserve"> </w:t>
-                  </w:r>
-                  <w:r>
-                    <w:t xml:space="preserve">Hb stabilized (10.1 g/dL); persistent thrombocytopenia (64×10³/µL)</w:t>
-                  </w:r>
-                </w:p>
-                <w:p>
-                  <w:pPr>
-                    <w:jc w:val="left"/>
-                    <w:jc w:val="center"/>
-                  </w:pPr>
-                  <w:r>
-                    <w:rPr>
-                      <w:b/>
-                      <w:bCs/>
-                    </w:rPr>
-                    <w:t xml:space="preserve">Day 10:</w:t>
-                  </w:r>
-                  <w:r>
-                    <w:t xml:space="preserve"> </w:t>
-                  </w:r>
-                  <w:r>
-                    <w:t xml:space="preserve">Discharged in stable condition</w:t>
-                  </w:r>
-                </w:p>
-                <w:p>
-                  <w:pPr>
-                    <w:jc w:val="left"/>
-                    <w:jc w:val="center"/>
-                  </w:pPr>
-                  <w:r>
-                    <w:rPr>
-                      <w:b/>
-                      <w:bCs/>
-                    </w:rPr>
-                    <w:t xml:space="preserve">Day 19:</w:t>
-                  </w:r>
-                  <w:r>
-                    <w:t xml:space="preserve"> </w:t>
-                  </w:r>
-                  <w:r>
-                    <w:t xml:space="preserve">Outpatient follow-up: fair general condition; sutures removed</w:t>
-                  </w:r>
-                </w:p>
-              </w:tc>
-            </w:tr>
-          </w:tbl>
-          <w:bookmarkEnd w:id="15"/>
-          <w:p/>
+        <w:trPr>
+          <w:tblHeader w:val="on"/>
+        </w:trPr>
+        <w:tc>
+          <w:tcPr/>
+          <w:p>
+            <w:pPr>
+              <w:pStyle w:val="Compact"/>
+              <w:jc w:val="left"/>
+            </w:pPr>
+            <w:r>
+              <w:t xml:space="preserve">Date</w:t>
+            </w:r>
+          </w:p>
+        </w:tc>
+        <w:tc>
+          <w:tcPr/>
+          <w:p>
+            <w:pPr>
+              <w:pStyle w:val="Compact"/>
+              <w:jc w:val="left"/>
+            </w:pPr>
+            <w:r>
+              <w:t xml:space="preserve">Timeline</w:t>
+            </w:r>
+          </w:p>
+        </w:tc>
+      </w:tr>
+      <w:tr>
+        <w:tc>
+          <w:tcPr/>
+          <w:p>
+            <w:pPr>
+              <w:pStyle w:val="Compact"/>
+              <w:jc w:val="left"/>
+            </w:pPr>
+            <w:r>
+              <w:t xml:space="preserve">30 +1 weeks’ gestation (Dec 16, 2025)</w:t>
+            </w:r>
+          </w:p>
+        </w:tc>
+        <w:tc>
+          <w:tcPr/>
+          <w:p>
+            <w:pPr>
+              <w:pStyle w:val="Compact"/>
+              <w:jc w:val="left"/>
+            </w:pPr>
+            <w:r>
+              <w:t xml:space="preserve">Admission of a case of KTS, presenting with hematuria; anemia and thrombocytopenia; fetus &lt;10th percentile, received tranexamic acid and 6 units PRBCs.</w:t>
+            </w:r>
+          </w:p>
+        </w:tc>
+      </w:tr>
+      <w:tr>
+        <w:tc>
+          <w:tcPr/>
+          <w:p>
+            <w:pPr>
+              <w:pStyle w:val="Compact"/>
+              <w:jc w:val="left"/>
+            </w:pPr>
+            <w:r>
+              <w:t xml:space="preserve">30+1 to 35 weeks’ gestation (Dec 18, 2025 – Jan 17, 2026)</w:t>
+            </w:r>
+          </w:p>
+        </w:tc>
+        <w:tc>
+          <w:tcPr/>
+          <w:p>
+            <w:pPr>
+              <w:pStyle w:val="Compact"/>
+              <w:jc w:val="left"/>
+            </w:pPr>
+            <w:r>
+              <w:t xml:space="preserve">MRI: extensive venous malformations (pelvis, thigh, abdomen).</w:t>
+            </w:r>
+            <w:r>
+              <w:br/>
+            </w:r>
+            <w:r>
+              <w:t xml:space="preserve">Close maternal/fetal monitoring.</w:t>
+            </w:r>
+            <w:r>
+              <w:br/>
+            </w:r>
+            <w:r>
+              <w:t xml:space="preserve">Intermittent transfusions slight hemoglobin improvement; fluctuating platelets; prolonged PT.</w:t>
+            </w:r>
+          </w:p>
+        </w:tc>
+      </w:tr>
+      <w:tr>
+        <w:tc>
+          <w:tcPr/>
+          <w:p>
+            <w:pPr>
+              <w:pStyle w:val="Compact"/>
+              <w:jc w:val="left"/>
+            </w:pPr>
+            <w:r>
+              <w:t xml:space="preserve">35 weeks (Jan 18, 2026)</w:t>
+            </w:r>
+          </w:p>
+        </w:tc>
+        <w:tc>
+          <w:tcPr/>
+          <w:p>
+            <w:pPr>
+              <w:pStyle w:val="Compact"/>
+              <w:jc w:val="left"/>
+            </w:pPr>
+            <w:r>
+              <w:t xml:space="preserve">Emergency cesarean section for fetal compromise → female neonate (1900 g). Mother admitted to ICU, hemoperitoneum managed conservatively.</w:t>
+            </w:r>
+          </w:p>
+        </w:tc>
+      </w:tr>
+      <w:tr>
+        <w:tc>
+          <w:tcPr/>
+          <w:p>
+            <w:pPr>
+              <w:pStyle w:val="Compact"/>
+              <w:jc w:val="left"/>
+            </w:pPr>
+            <w:r>
+              <w:t xml:space="preserve">Postoperative course</w:t>
+            </w:r>
+          </w:p>
+        </w:tc>
+        <w:tc>
+          <w:tcPr/>
+          <w:p>
+            <w:pPr>
+              <w:jc w:val="left"/>
+            </w:pPr>
+            <w:r>
+              <w:rPr>
+                <w:b/>
+                <w:bCs/>
+              </w:rPr>
+              <w:t xml:space="preserve">Day 1:</w:t>
+            </w:r>
+            <w:r>
+              <w:t xml:space="preserve"> </w:t>
+            </w:r>
+            <w:r>
+              <w:t xml:space="preserve">Transfusion support (total 10 units PRBC + FFP over 7 days)</w:t>
+            </w:r>
+          </w:p>
+          <w:p>
+            <w:pPr>
+              <w:jc w:val="left"/>
+            </w:pPr>
+            <w:r>
+              <w:rPr>
+                <w:b/>
+                <w:bCs/>
+              </w:rPr>
+              <w:t xml:space="preserve">Day 2:</w:t>
+            </w:r>
+            <w:r>
+              <w:t xml:space="preserve"> </w:t>
+            </w:r>
+            <w:r>
+              <w:t xml:space="preserve">Hb 9.6→7.6 g/dL; platelets 218×10³→104×10³/µL</w:t>
+            </w:r>
+          </w:p>
+          <w:p>
+            <w:pPr>
+              <w:jc w:val="left"/>
+            </w:pPr>
+            <w:r>
+              <w:rPr>
+                <w:b/>
+                <w:bCs/>
+              </w:rPr>
+              <w:t xml:space="preserve">Day 3:</w:t>
+            </w:r>
+            <w:r>
+              <w:t xml:space="preserve"> </w:t>
+            </w:r>
+            <w:r>
+              <w:t xml:space="preserve">Conservative management, LMWH resumed, tranexamic acid initiated</w:t>
+            </w:r>
+          </w:p>
+          <w:p>
+            <w:pPr>
+              <w:jc w:val="left"/>
+            </w:pPr>
+            <w:r>
+              <w:rPr>
+                <w:b/>
+                <w:bCs/>
+              </w:rPr>
+              <w:t xml:space="preserve">Day 4:</w:t>
+            </w:r>
+            <w:r>
+              <w:t xml:space="preserve"> </w:t>
+            </w:r>
+            <w:r>
+              <w:t xml:space="preserve">Hypofibrinogenemia (1.4 g/L), elevated D-dimer (35.2 µg/mL) consistent with Kasabach–Merritt syndrome</w:t>
+            </w:r>
+          </w:p>
+          <w:p>
+            <w:pPr>
+              <w:jc w:val="left"/>
+            </w:pPr>
+            <w:r>
+              <w:rPr>
+                <w:b/>
+                <w:bCs/>
+              </w:rPr>
+              <w:t xml:space="preserve">Day 7:</w:t>
+            </w:r>
+            <w:r>
+              <w:t xml:space="preserve"> </w:t>
+            </w:r>
+            <w:r>
+              <w:t xml:space="preserve">Hb stabilized (10.1 g/dL); persistent thrombocytopenia (64×10³/µL)</w:t>
+            </w:r>
+          </w:p>
+          <w:p>
+            <w:pPr>
+              <w:jc w:val="left"/>
+            </w:pPr>
+            <w:r>
+              <w:rPr>
+                <w:b/>
+                <w:bCs/>
+              </w:rPr>
+              <w:t xml:space="preserve">Day 10:</w:t>
+            </w:r>
+            <w:r>
+              <w:t xml:space="preserve"> </w:t>
+            </w:r>
+            <w:r>
+              <w:t xml:space="preserve">Discharged in stable condition</w:t>
+            </w:r>
+          </w:p>
+          <w:p>
+            <w:pPr>
+              <w:jc w:val="left"/>
+            </w:pPr>
+            <w:r>
+              <w:rPr>
+                <w:b/>
+                <w:bCs/>
+              </w:rPr>
+              <w:t xml:space="preserve">Day 19:</w:t>
+            </w:r>
+            <w:r>
+              <w:t xml:space="preserve"> </w:t>
+            </w:r>
+            <w:r>
+              <w:t xml:space="preserve">Outpatient follow-up: fair general condition; sutures removed</w:t>
+            </w:r>
+          </w:p>
         </w:tc>
       </w:tr>
     </w:tbl>
@@ -1017,1011 +949,806 @@
       </w:pPr>
       <w:r>
         <w:t xml:space="preserve"> </w:t>
+      </w:r>
+    </w:p>
+    <w:p>
+      <w:pPr>
+        <w:pStyle w:val="TableCaption"/>
+      </w:pPr>
+      <w:r>
+        <w:t xml:space="preserve">Laboratory results throughout the clinical course</w:t>
       </w:r>
     </w:p>
     <w:tbl>
       <w:tblPr>
         <w:tblStyle w:val="Table"/>
-        <w:tblW w:type="pct" w:w="5000"/>
+        <w:tblW w:type="pct" w:w="4767"/>
         <w:tblLayout w:type="fixed"/>
-        <w:tblLook w:firstRow="0" w:lastRow="0" w:firstColumn="0" w:lastColumn="0" w:noHBand="0" w:noVBand="0" w:val="0000"/>
+        <w:tblLook w:firstRow="1" w:lastRow="0" w:firstColumn="0" w:lastColumn="0" w:noHBand="0" w:noVBand="0" w:val="0020"/>
+        <w:tblCaption w:val="Laboratory results throughout the clinical course"/>
       </w:tblPr>
       <w:tblGrid>
-        <w:gridCol w:w="7920"/>
+        <w:gridCol w:w="1372"/>
+        <w:gridCol w:w="1742"/>
+        <w:gridCol w:w="739"/>
+        <w:gridCol w:w="739"/>
+        <w:gridCol w:w="528"/>
+        <w:gridCol w:w="528"/>
+        <w:gridCol w:w="475"/>
+        <w:gridCol w:w="475"/>
+        <w:gridCol w:w="950"/>
       </w:tblGrid>
       <w:tr>
-        <w:tc>
-          <w:tcPr/>
-          <w:bookmarkStart w:id="16" w:name="tbl-2"/>
-          <w:p>
-            <w:pPr>
-              <w:jc w:val="center"/>
-            </w:pPr>
-            <w:pPr>
-              <w:jc w:val="left"/>
-              <w:spacing w:before="200"/>
-              <w:pStyle w:val="ImageCaption"/>
-            </w:pPr>
-            <w:r>
-              <w:t xml:space="preserve">Table 2: Laboratory results throughout the clinical course</w:t>
-            </w:r>
-          </w:p>
-          <w:tbl>
-            <w:tblPr>
-              <w:tblStyle w:val="Table"/>
-              <w:tblW w:type="pct" w:w="4767"/>
-              <w:tblLayout w:type="fixed"/>
-              <w:tblLook w:firstRow="1" w:lastRow="0" w:firstColumn="0" w:lastColumn="0" w:noHBand="0" w:noVBand="0" w:val="0020"/>
-            </w:tblPr>
-            <w:tblGrid>
-              <w:gridCol w:w="1372"/>
-              <w:gridCol w:w="1742"/>
-              <w:gridCol w:w="739"/>
-              <w:gridCol w:w="739"/>
-              <w:gridCol w:w="528"/>
-              <w:gridCol w:w="528"/>
-              <w:gridCol w:w="475"/>
-              <w:gridCol w:w="475"/>
-              <w:gridCol w:w="950"/>
-            </w:tblGrid>
-            <w:tr>
-              <w:trPr>
-                <w:tblHeader w:val="on"/>
-              </w:trPr>
-              <w:tc>
-                <w:tcPr/>
-                <w:p>
-                  <w:pPr>
-                    <w:pStyle w:val="Compact"/>
-                    <w:jc w:val="left"/>
-                    <w:jc w:val="center"/>
-                  </w:pPr>
-                  <w:r>
-                    <w:t xml:space="preserve">Parameters/Timing</w:t>
-                  </w:r>
-                </w:p>
-              </w:tc>
-              <w:tc>
-                <w:tcPr/>
-                <w:p>
-                  <w:pPr>
-                    <w:pStyle w:val="Compact"/>
-                    <w:jc w:val="left"/>
-                    <w:jc w:val="center"/>
-                  </w:pPr>
-                  <w:r>
-                    <w:t xml:space="preserve">December 16 (Day of admission)</w:t>
-                  </w:r>
-                </w:p>
-              </w:tc>
-              <w:tc>
-                <w:tcPr/>
-                <w:p>
-                  <w:pPr>
-                    <w:pStyle w:val="Compact"/>
-                    <w:jc w:val="left"/>
-                    <w:jc w:val="center"/>
-                  </w:pPr>
-                  <w:r>
-                    <w:t xml:space="preserve">December 22</w:t>
-                  </w:r>
-                </w:p>
-              </w:tc>
-              <w:tc>
-                <w:tcPr/>
-                <w:p>
-                  <w:pPr>
-                    <w:pStyle w:val="Compact"/>
-                    <w:jc w:val="left"/>
-                    <w:jc w:val="center"/>
-                  </w:pPr>
-                  <w:r>
-                    <w:t xml:space="preserve">December 28</w:t>
-                  </w:r>
-                </w:p>
-              </w:tc>
-              <w:tc>
-                <w:tcPr/>
-                <w:p>
-                  <w:pPr>
-                    <w:pStyle w:val="Compact"/>
-                    <w:jc w:val="left"/>
-                    <w:jc w:val="center"/>
-                  </w:pPr>
-                  <w:r>
-                    <w:t xml:space="preserve">POD 1</w:t>
-                  </w:r>
-                </w:p>
-              </w:tc>
-              <w:tc>
-                <w:tcPr/>
-                <w:p>
-                  <w:pPr>
-                    <w:pStyle w:val="Compact"/>
-                    <w:jc w:val="left"/>
-                    <w:jc w:val="center"/>
-                  </w:pPr>
-                  <w:r>
-                    <w:t xml:space="preserve">POD 2</w:t>
-                  </w:r>
-                </w:p>
-              </w:tc>
-              <w:tc>
-                <w:tcPr/>
-                <w:p>
-                  <w:pPr>
-                    <w:pStyle w:val="Compact"/>
-                    <w:jc w:val="left"/>
-                    <w:jc w:val="center"/>
-                  </w:pPr>
-                  <w:r>
-                    <w:t xml:space="preserve">POD 4</w:t>
-                  </w:r>
-                </w:p>
-              </w:tc>
-              <w:tc>
-                <w:tcPr/>
-                <w:p>
-                  <w:pPr>
-                    <w:pStyle w:val="Compact"/>
-                    <w:jc w:val="left"/>
-                    <w:jc w:val="center"/>
-                  </w:pPr>
-                  <w:r>
-                    <w:t xml:space="preserve">POD 6</w:t>
-                  </w:r>
-                </w:p>
-              </w:tc>
-              <w:tc>
-                <w:tcPr/>
-                <w:p>
-                  <w:pPr>
-                    <w:pStyle w:val="Compact"/>
-                    <w:jc w:val="left"/>
-                    <w:jc w:val="center"/>
-                  </w:pPr>
-                  <w:r>
-                    <w:t xml:space="preserve">Reference range</w:t>
-                  </w:r>
-                </w:p>
-              </w:tc>
-            </w:tr>
-            <w:tr>
-              <w:tc>
-                <w:tcPr/>
-                <w:p>
-                  <w:pPr>
-                    <w:pStyle w:val="Compact"/>
-                    <w:jc w:val="left"/>
-                    <w:jc w:val="center"/>
-                  </w:pPr>
-                  <w:r>
-                    <w:t xml:space="preserve">Hb (g/dL)</w:t>
-                  </w:r>
-                </w:p>
-              </w:tc>
-              <w:tc>
-                <w:tcPr/>
-                <w:p>
-                  <w:pPr>
-                    <w:pStyle w:val="Compact"/>
-                    <w:jc w:val="left"/>
-                    <w:jc w:val="center"/>
-                  </w:pPr>
-                  <w:r>
-                    <w:t xml:space="preserve">7.0</w:t>
-                  </w:r>
-                </w:p>
-              </w:tc>
-              <w:tc>
-                <w:tcPr/>
-                <w:p>
-                  <w:pPr>
-                    <w:pStyle w:val="Compact"/>
-                    <w:jc w:val="left"/>
-                    <w:jc w:val="center"/>
-                  </w:pPr>
-                  <w:r>
-                    <w:t xml:space="preserve">7.6</w:t>
-                  </w:r>
-                </w:p>
-              </w:tc>
-              <w:tc>
-                <w:tcPr/>
-                <w:p>
-                  <w:pPr>
-                    <w:pStyle w:val="Compact"/>
-                    <w:jc w:val="left"/>
-                    <w:jc w:val="center"/>
-                  </w:pPr>
-                  <w:r>
-                    <w:t xml:space="preserve">10.2</w:t>
-                  </w:r>
-                </w:p>
-              </w:tc>
-              <w:tc>
-                <w:tcPr/>
-                <w:p>
-                  <w:pPr>
-                    <w:pStyle w:val="Compact"/>
-                    <w:jc w:val="left"/>
-                    <w:jc w:val="center"/>
-                  </w:pPr>
-                  <w:r>
-                    <w:t xml:space="preserve">9.6</w:t>
-                  </w:r>
-                </w:p>
-              </w:tc>
-              <w:tc>
-                <w:tcPr/>
-                <w:p>
-                  <w:pPr>
-                    <w:pStyle w:val="Compact"/>
-                    <w:jc w:val="left"/>
-                    <w:jc w:val="center"/>
-                  </w:pPr>
-                  <w:r>
-                    <w:t xml:space="preserve">7.6</w:t>
-                  </w:r>
-                </w:p>
-              </w:tc>
-              <w:tc>
-                <w:tcPr/>
-                <w:p>
-                  <w:pPr>
-                    <w:pStyle w:val="Compact"/>
-                    <w:jc w:val="left"/>
-                    <w:jc w:val="center"/>
-                  </w:pPr>
-                  <w:r>
-                    <w:t xml:space="preserve">8.6</w:t>
-                  </w:r>
-                </w:p>
-              </w:tc>
-              <w:tc>
-                <w:tcPr/>
-                <w:p>
-                  <w:pPr>
-                    <w:pStyle w:val="Compact"/>
-                    <w:jc w:val="left"/>
-                    <w:jc w:val="center"/>
-                  </w:pPr>
-                  <w:r>
-                    <w:t xml:space="preserve">10.0</w:t>
-                  </w:r>
-                </w:p>
-              </w:tc>
-              <w:tc>
-                <w:tcPr/>
-                <w:p>
-                  <w:pPr>
-                    <w:pStyle w:val="Compact"/>
-                    <w:jc w:val="left"/>
-                    <w:jc w:val="center"/>
-                  </w:pPr>
-                  <w:r>
-                    <w:t xml:space="preserve">12.0-15.0</w:t>
-                  </w:r>
-                </w:p>
-              </w:tc>
-            </w:tr>
-            <w:tr>
-              <w:tc>
-                <w:tcPr/>
-                <w:p>
-                  <w:pPr>
-                    <w:pStyle w:val="Compact"/>
-                    <w:jc w:val="left"/>
-                    <w:jc w:val="center"/>
-                  </w:pPr>
-                  <w:r>
-                    <w:t xml:space="preserve">HCT (%)</w:t>
-                  </w:r>
-                </w:p>
-              </w:tc>
-              <w:tc>
-                <w:tcPr/>
-                <w:p>
-                  <w:pPr>
-                    <w:pStyle w:val="Compact"/>
-                    <w:jc w:val="left"/>
-                    <w:jc w:val="center"/>
-                  </w:pPr>
-                  <w:r>
-                    <w:t xml:space="preserve">23.0</w:t>
-                  </w:r>
-                </w:p>
-              </w:tc>
-              <w:tc>
-                <w:tcPr/>
-                <w:p>
-                  <w:pPr>
-                    <w:pStyle w:val="Compact"/>
-                    <w:jc w:val="left"/>
-                    <w:jc w:val="center"/>
-                  </w:pPr>
-                  <w:r>
-                    <w:t xml:space="preserve">23.5</w:t>
-                  </w:r>
-                </w:p>
-              </w:tc>
-              <w:tc>
-                <w:tcPr/>
-                <w:p>
-                  <w:pPr>
-                    <w:pStyle w:val="Compact"/>
-                    <w:jc w:val="left"/>
-                    <w:jc w:val="center"/>
-                  </w:pPr>
-                  <w:r>
-                    <w:t xml:space="preserve">33.1</w:t>
-                  </w:r>
-                </w:p>
-              </w:tc>
-              <w:tc>
-                <w:tcPr/>
-                <w:p>
-                  <w:pPr>
-                    <w:pStyle w:val="Compact"/>
-                    <w:jc w:val="left"/>
-                    <w:jc w:val="center"/>
-                  </w:pPr>
-                  <w:r>
-                    <w:t xml:space="preserve">20.0</w:t>
-                  </w:r>
-                </w:p>
-              </w:tc>
-              <w:tc>
-                <w:tcPr/>
-                <w:p>
-                  <w:pPr>
-                    <w:pStyle w:val="Compact"/>
-                    <w:jc w:val="left"/>
-                    <w:jc w:val="center"/>
-                  </w:pPr>
-                  <w:r>
-                    <w:t xml:space="preserve">21.8</w:t>
-                  </w:r>
-                </w:p>
-              </w:tc>
-              <w:tc>
-                <w:tcPr/>
-                <w:p>
-                  <w:pPr>
-                    <w:pStyle w:val="Compact"/>
-                    <w:jc w:val="left"/>
-                    <w:jc w:val="center"/>
-                  </w:pPr>
-                  <w:r>
-                    <w:t xml:space="preserve">26.8</w:t>
-                  </w:r>
-                </w:p>
-              </w:tc>
-              <w:tc>
-                <w:tcPr/>
-                <w:p>
-                  <w:pPr>
-                    <w:pStyle w:val="Compact"/>
-                    <w:jc w:val="left"/>
-                    <w:jc w:val="center"/>
-                  </w:pPr>
-                  <w:r>
-                    <w:t xml:space="preserve">30.8</w:t>
-                  </w:r>
-                </w:p>
-              </w:tc>
-              <w:tc>
-                <w:tcPr/>
-                <w:p>
-                  <w:pPr>
-                    <w:pStyle w:val="Compact"/>
-                    <w:jc w:val="left"/>
-                    <w:jc w:val="center"/>
-                  </w:pPr>
-                  <w:r>
-                    <w:t xml:space="preserve">36-46</w:t>
-                  </w:r>
-                </w:p>
-              </w:tc>
-            </w:tr>
-            <w:tr>
-              <w:tc>
-                <w:tcPr/>
-                <w:p>
-                  <w:pPr>
-                    <w:pStyle w:val="Compact"/>
-                    <w:jc w:val="left"/>
-                    <w:jc w:val="center"/>
-                  </w:pPr>
-                  <w:r>
-                    <w:t xml:space="preserve">Platelets (/µL)</w:t>
-                  </w:r>
-                </w:p>
-              </w:tc>
-              <w:tc>
-                <w:tcPr/>
-                <w:p>
-                  <w:pPr>
-                    <w:pStyle w:val="Compact"/>
-                    <w:jc w:val="left"/>
-                    <w:jc w:val="center"/>
-                  </w:pPr>
-                  <w:r>
-                    <w:t xml:space="preserve">128,000</w:t>
-                  </w:r>
-                </w:p>
-              </w:tc>
-              <w:tc>
-                <w:tcPr/>
-                <w:p>
-                  <w:pPr>
-                    <w:pStyle w:val="Compact"/>
-                    <w:jc w:val="left"/>
-                    <w:jc w:val="center"/>
-                  </w:pPr>
-                  <w:r>
-                    <w:t xml:space="preserve">97,000</w:t>
-                  </w:r>
-                </w:p>
-              </w:tc>
-              <w:tc>
-                <w:tcPr/>
-                <w:p>
-                  <w:pPr>
-                    <w:pStyle w:val="Compact"/>
-                    <w:jc w:val="left"/>
-                    <w:jc w:val="center"/>
-                  </w:pPr>
-                  <w:r>
-                    <w:t xml:space="preserve">129,000</w:t>
-                  </w:r>
-                </w:p>
-              </w:tc>
-              <w:tc>
-                <w:tcPr/>
-                <w:p>
-                  <w:pPr>
-                    <w:pStyle w:val="Compact"/>
-                    <w:jc w:val="left"/>
-                    <w:jc w:val="center"/>
-                  </w:pPr>
-                  <w:r>
-                    <w:t xml:space="preserve">218,000</w:t>
-                  </w:r>
-                </w:p>
-              </w:tc>
-              <w:tc>
-                <w:tcPr/>
-                <w:p>
-                  <w:pPr>
-                    <w:pStyle w:val="Compact"/>
-                    <w:jc w:val="left"/>
-                    <w:jc w:val="center"/>
-                  </w:pPr>
-                  <w:r>
-                    <w:t xml:space="preserve">104,000</w:t>
-                  </w:r>
-                </w:p>
-              </w:tc>
-              <w:tc>
-                <w:tcPr/>
-                <w:p>
-                  <w:pPr>
-                    <w:pStyle w:val="Compact"/>
-                    <w:jc w:val="left"/>
-                    <w:jc w:val="center"/>
-                  </w:pPr>
-                  <w:r>
-                    <w:t xml:space="preserve">75,000</w:t>
-                  </w:r>
-                </w:p>
-              </w:tc>
-              <w:tc>
-                <w:tcPr/>
-                <w:p>
-                  <w:pPr>
-                    <w:pStyle w:val="Compact"/>
-                    <w:jc w:val="left"/>
-                    <w:jc w:val="center"/>
-                  </w:pPr>
-                  <w:r>
-                    <w:t xml:space="preserve">64,000</w:t>
-                  </w:r>
-                </w:p>
-              </w:tc>
-              <w:tc>
-                <w:tcPr/>
-                <w:p>
-                  <w:pPr>
-                    <w:pStyle w:val="Compact"/>
-                    <w:jc w:val="left"/>
-                    <w:jc w:val="center"/>
-                  </w:pPr>
-                  <w:r>
-                    <w:t xml:space="preserve">150,000–410,000</w:t>
-                  </w:r>
-                </w:p>
-              </w:tc>
-            </w:tr>
-            <w:tr>
-              <w:tc>
-                <w:tcPr/>
-                <w:p>
-                  <w:pPr>
-                    <w:pStyle w:val="Compact"/>
-                    <w:jc w:val="left"/>
-                    <w:jc w:val="center"/>
-                  </w:pPr>
-                  <w:r>
-                    <w:t xml:space="preserve">PT (seconds)</w:t>
-                  </w:r>
-                </w:p>
-              </w:tc>
-              <w:tc>
-                <w:tcPr/>
-                <w:p>
-                  <w:pPr>
-                    <w:pStyle w:val="Compact"/>
-                    <w:jc w:val="left"/>
-                    <w:jc w:val="center"/>
-                  </w:pPr>
-                  <w:r>
-                    <w:t xml:space="preserve">-</w:t>
-                  </w:r>
-                </w:p>
-              </w:tc>
-              <w:tc>
-                <w:tcPr/>
-                <w:p>
-                  <w:pPr>
-                    <w:pStyle w:val="Compact"/>
-                    <w:jc w:val="left"/>
-                    <w:jc w:val="center"/>
-                  </w:pPr>
-                  <w:r>
-                    <w:t xml:space="preserve">-</w:t>
-                  </w:r>
-                </w:p>
-              </w:tc>
-              <w:tc>
-                <w:tcPr/>
-                <w:p>
-                  <w:pPr>
-                    <w:pStyle w:val="Compact"/>
-                    <w:jc w:val="left"/>
-                    <w:jc w:val="center"/>
-                  </w:pPr>
-                  <w:r>
-                    <w:t xml:space="preserve">12.4</w:t>
-                  </w:r>
-                </w:p>
-              </w:tc>
-              <w:tc>
-                <w:tcPr/>
-                <w:p>
-                  <w:pPr>
-                    <w:pStyle w:val="Compact"/>
-                    <w:jc w:val="left"/>
-                    <w:jc w:val="center"/>
-                  </w:pPr>
-                  <w:r>
-                    <w:t xml:space="preserve">40.70</w:t>
-                  </w:r>
-                </w:p>
-              </w:tc>
-              <w:tc>
-                <w:tcPr/>
-                <w:p>
-                  <w:pPr>
-                    <w:pStyle w:val="Compact"/>
-                    <w:jc w:val="left"/>
-                    <w:jc w:val="center"/>
-                  </w:pPr>
-                  <w:r>
-                    <w:t xml:space="preserve">-</w:t>
-                  </w:r>
-                </w:p>
-              </w:tc>
-              <w:tc>
-                <w:tcPr/>
-                <w:p>
-                  <w:pPr>
-                    <w:pStyle w:val="Compact"/>
-                    <w:jc w:val="left"/>
-                    <w:jc w:val="center"/>
-                  </w:pPr>
-                  <w:r>
-                    <w:t xml:space="preserve">-</w:t>
-                  </w:r>
-                </w:p>
-              </w:tc>
-              <w:tc>
-                <w:tcPr/>
-                <w:p>
-                  <w:pPr>
-                    <w:pStyle w:val="Compact"/>
-                    <w:jc w:val="left"/>
-                    <w:jc w:val="center"/>
-                  </w:pPr>
-                  <w:r>
-                    <w:t xml:space="preserve">17.7</w:t>
-                  </w:r>
-                </w:p>
-              </w:tc>
-              <w:tc>
-                <w:tcPr/>
-                <w:p>
-                  <w:pPr>
-                    <w:pStyle w:val="Compact"/>
-                    <w:jc w:val="left"/>
-                    <w:jc w:val="center"/>
-                  </w:pPr>
-                  <w:r>
-                    <w:t xml:space="preserve">11.7–15.3</w:t>
-                  </w:r>
-                </w:p>
-              </w:tc>
-            </w:tr>
-            <w:tr>
-              <w:tc>
-                <w:tcPr/>
-                <w:p>
-                  <w:pPr>
-                    <w:pStyle w:val="Compact"/>
-                    <w:jc w:val="left"/>
-                    <w:jc w:val="center"/>
-                  </w:pPr>
-                  <w:r>
-                    <w:t xml:space="preserve">Total bilirubin (mg/dL)</w:t>
-                  </w:r>
-                </w:p>
-              </w:tc>
-              <w:tc>
-                <w:tcPr/>
-                <w:p>
-                  <w:pPr>
-                    <w:pStyle w:val="Compact"/>
-                    <w:jc w:val="left"/>
-                    <w:jc w:val="center"/>
-                  </w:pPr>
-                  <w:r>
-                    <w:t xml:space="preserve">-</w:t>
-                  </w:r>
-                </w:p>
-              </w:tc>
-              <w:tc>
-                <w:tcPr/>
-                <w:p>
-                  <w:pPr>
-                    <w:pStyle w:val="Compact"/>
-                    <w:jc w:val="left"/>
-                    <w:jc w:val="center"/>
-                  </w:pPr>
-                  <w:r>
-                    <w:t xml:space="preserve">-</w:t>
-                  </w:r>
-                </w:p>
-              </w:tc>
-              <w:tc>
-                <w:tcPr/>
-                <w:p>
-                  <w:pPr>
-                    <w:pStyle w:val="Compact"/>
-                    <w:jc w:val="left"/>
-                    <w:jc w:val="center"/>
-                  </w:pPr>
-                  <w:r>
-                    <w:t xml:space="preserve">-</w:t>
-                  </w:r>
-                </w:p>
-              </w:tc>
-              <w:tc>
-                <w:tcPr/>
-                <w:p>
-                  <w:pPr>
-                    <w:pStyle w:val="Compact"/>
-                    <w:jc w:val="left"/>
-                    <w:jc w:val="center"/>
-                  </w:pPr>
-                  <w:r>
-                    <w:t xml:space="preserve">2.8</w:t>
-                  </w:r>
-                </w:p>
-              </w:tc>
-              <w:tc>
-                <w:tcPr/>
-                <w:p>
-                  <w:pPr>
-                    <w:pStyle w:val="Compact"/>
-                    <w:jc w:val="left"/>
-                    <w:jc w:val="center"/>
-                  </w:pPr>
-                  <w:r>
-                    <w:t xml:space="preserve">1.8</w:t>
-                  </w:r>
-                </w:p>
-              </w:tc>
-              <w:tc>
-                <w:tcPr/>
-                <w:p>
-                  <w:pPr>
-                    <w:pStyle w:val="Compact"/>
-                    <w:jc w:val="left"/>
-                    <w:jc w:val="center"/>
-                  </w:pPr>
-                  <w:r>
-                    <w:t xml:space="preserve">-</w:t>
-                  </w:r>
-                </w:p>
-              </w:tc>
-              <w:tc>
-                <w:tcPr/>
-                <w:p>
-                  <w:pPr>
-                    <w:pStyle w:val="Compact"/>
-                    <w:jc w:val="left"/>
-                    <w:jc w:val="center"/>
-                  </w:pPr>
-                  <w:r>
-                    <w:t xml:space="preserve">1.4</w:t>
-                  </w:r>
-                </w:p>
-              </w:tc>
-              <w:tc>
-                <w:tcPr/>
-                <w:p>
-                  <w:pPr>
-                    <w:pStyle w:val="Compact"/>
-                    <w:jc w:val="left"/>
-                    <w:jc w:val="center"/>
-                  </w:pPr>
-                  <w:r>
-                    <w:t xml:space="preserve">1.8-3.5</w:t>
-                  </w:r>
-                </w:p>
-              </w:tc>
-            </w:tr>
-            <w:tr>
-              <w:tc>
-                <w:tcPr/>
-                <w:p>
-                  <w:pPr>
-                    <w:pStyle w:val="Compact"/>
-                    <w:jc w:val="left"/>
-                    <w:jc w:val="center"/>
-                  </w:pPr>
-                  <w:r>
-                    <w:t xml:space="preserve">ALP (IU/L)</w:t>
-                  </w:r>
-                </w:p>
-              </w:tc>
-              <w:tc>
-                <w:tcPr/>
-                <w:p>
-                  <w:pPr>
-                    <w:pStyle w:val="Compact"/>
-                    <w:jc w:val="left"/>
-                    <w:jc w:val="center"/>
-                  </w:pPr>
-                  <w:r>
-                    <w:t xml:space="preserve">-</w:t>
-                  </w:r>
-                </w:p>
-              </w:tc>
-              <w:tc>
-                <w:tcPr/>
-                <w:p>
-                  <w:pPr>
-                    <w:pStyle w:val="Compact"/>
-                    <w:jc w:val="left"/>
-                    <w:jc w:val="center"/>
-                  </w:pPr>
-                  <w:r>
-                    <w:t xml:space="preserve">-</w:t>
-                  </w:r>
-                </w:p>
-              </w:tc>
-              <w:tc>
-                <w:tcPr/>
-                <w:p>
-                  <w:pPr>
-                    <w:pStyle w:val="Compact"/>
-                    <w:jc w:val="left"/>
-                    <w:jc w:val="center"/>
-                  </w:pPr>
-                  <w:r>
-                    <w:t xml:space="preserve">-</w:t>
-                  </w:r>
-                </w:p>
-              </w:tc>
-              <w:tc>
-                <w:tcPr/>
-                <w:p>
-                  <w:pPr>
-                    <w:pStyle w:val="Compact"/>
-                    <w:jc w:val="left"/>
-                    <w:jc w:val="center"/>
-                  </w:pPr>
-                  <w:r>
-                    <w:t xml:space="preserve">135</w:t>
-                  </w:r>
-                </w:p>
-              </w:tc>
-              <w:tc>
-                <w:tcPr/>
-                <w:p>
-                  <w:pPr>
-                    <w:pStyle w:val="Compact"/>
-                    <w:jc w:val="left"/>
-                    <w:jc w:val="center"/>
-                  </w:pPr>
-                  <w:r>
-                    <w:t xml:space="preserve">115</w:t>
-                  </w:r>
-                </w:p>
-              </w:tc>
-              <w:tc>
-                <w:tcPr/>
-                <w:p>
-                  <w:pPr>
-                    <w:pStyle w:val="Compact"/>
-                    <w:jc w:val="left"/>
-                    <w:jc w:val="center"/>
-                  </w:pPr>
-                  <w:r>
-                    <w:t xml:space="preserve">-</w:t>
-                  </w:r>
-                </w:p>
-              </w:tc>
-              <w:tc>
-                <w:tcPr/>
-                <w:p>
-                  <w:pPr>
-                    <w:pStyle w:val="Compact"/>
-                    <w:jc w:val="left"/>
-                    <w:jc w:val="center"/>
-                  </w:pPr>
-                  <w:r>
-                    <w:t xml:space="preserve">108</w:t>
-                  </w:r>
-                </w:p>
-              </w:tc>
-              <w:tc>
-                <w:tcPr/>
-                <w:p>
-                  <w:pPr>
-                    <w:pStyle w:val="Compact"/>
-                    <w:jc w:val="left"/>
-                    <w:jc w:val="center"/>
-                  </w:pPr>
-                  <w:r>
-                    <w:t xml:space="preserve">34–104</w:t>
-                  </w:r>
-                </w:p>
-              </w:tc>
-            </w:tr>
-            <w:tr>
-              <w:tc>
-                <w:tcPr/>
-                <w:p>
-                  <w:pPr>
-                    <w:pStyle w:val="Compact"/>
-                    <w:jc w:val="left"/>
-                    <w:jc w:val="center"/>
-                  </w:pPr>
-                  <w:r>
-                    <w:t xml:space="preserve">LDH (IU/L)</w:t>
-                  </w:r>
-                </w:p>
-              </w:tc>
-              <w:tc>
-                <w:tcPr/>
-                <w:p>
-                  <w:pPr>
-                    <w:pStyle w:val="Compact"/>
-                    <w:jc w:val="left"/>
-                    <w:jc w:val="center"/>
-                  </w:pPr>
-                  <w:r>
-                    <w:t xml:space="preserve">-</w:t>
-                  </w:r>
-                </w:p>
-              </w:tc>
-              <w:tc>
-                <w:tcPr/>
-                <w:p>
-                  <w:pPr>
-                    <w:pStyle w:val="Compact"/>
-                    <w:jc w:val="left"/>
-                    <w:jc w:val="center"/>
-                  </w:pPr>
-                  <w:r>
-                    <w:t xml:space="preserve">454</w:t>
-                  </w:r>
-                </w:p>
-              </w:tc>
-              <w:tc>
-                <w:tcPr/>
-                <w:p>
-                  <w:pPr>
-                    <w:pStyle w:val="Compact"/>
-                    <w:jc w:val="left"/>
-                    <w:jc w:val="center"/>
-                  </w:pPr>
-                  <w:r>
-                    <w:t xml:space="preserve">-</w:t>
-                  </w:r>
-                </w:p>
-              </w:tc>
-              <w:tc>
-                <w:tcPr/>
-                <w:p>
-                  <w:pPr>
-                    <w:pStyle w:val="Compact"/>
-                    <w:jc w:val="left"/>
-                    <w:jc w:val="center"/>
-                  </w:pPr>
-                  <w:r>
-                    <w:t xml:space="preserve">424</w:t>
-                  </w:r>
-                </w:p>
-              </w:tc>
-              <w:tc>
-                <w:tcPr/>
-                <w:p>
-                  <w:pPr>
-                    <w:pStyle w:val="Compact"/>
-                    <w:jc w:val="left"/>
-                    <w:jc w:val="center"/>
-                  </w:pPr>
-                  <w:r>
-                    <w:t xml:space="preserve">357</w:t>
-                  </w:r>
-                </w:p>
-              </w:tc>
-              <w:tc>
-                <w:tcPr/>
-                <w:p>
-                  <w:pPr>
-                    <w:pStyle w:val="Compact"/>
-                    <w:jc w:val="left"/>
-                    <w:jc w:val="center"/>
-                  </w:pPr>
-                  <w:r>
-                    <w:t xml:space="preserve">-</w:t>
-                  </w:r>
-                </w:p>
-              </w:tc>
-              <w:tc>
-                <w:tcPr/>
-                <w:p>
-                  <w:pPr>
-                    <w:pStyle w:val="Compact"/>
-                    <w:jc w:val="left"/>
-                    <w:jc w:val="center"/>
-                  </w:pPr>
-                  <w:r>
-                    <w:t xml:space="preserve">449</w:t>
-                  </w:r>
-                </w:p>
-              </w:tc>
-              <w:tc>
-                <w:tcPr/>
-                <w:p>
-                  <w:pPr>
-                    <w:pStyle w:val="Compact"/>
-                    <w:jc w:val="left"/>
-                    <w:jc w:val="center"/>
-                  </w:pPr>
-                  <w:r>
-                    <w:t xml:space="preserve">140–271</w:t>
-                  </w:r>
-                </w:p>
-              </w:tc>
-            </w:tr>
-          </w:tbl>
-          <w:bookmarkEnd w:id="16"/>
-          <w:p/>
+        <w:trPr>
+          <w:tblHeader w:val="on"/>
+        </w:trPr>
+        <w:tc>
+          <w:tcPr/>
+          <w:p>
+            <w:pPr>
+              <w:pStyle w:val="Compact"/>
+              <w:jc w:val="left"/>
+            </w:pPr>
+            <w:r>
+              <w:t xml:space="preserve">Parameters/Timing</w:t>
+            </w:r>
+          </w:p>
+        </w:tc>
+        <w:tc>
+          <w:tcPr/>
+          <w:p>
+            <w:pPr>
+              <w:pStyle w:val="Compact"/>
+              <w:jc w:val="left"/>
+            </w:pPr>
+            <w:r>
+              <w:t xml:space="preserve">December 16 (Day of admission)</w:t>
+            </w:r>
+          </w:p>
+        </w:tc>
+        <w:tc>
+          <w:tcPr/>
+          <w:p>
+            <w:pPr>
+              <w:pStyle w:val="Compact"/>
+              <w:jc w:val="left"/>
+            </w:pPr>
+            <w:r>
+              <w:t xml:space="preserve">December 22</w:t>
+            </w:r>
+          </w:p>
+        </w:tc>
+        <w:tc>
+          <w:tcPr/>
+          <w:p>
+            <w:pPr>
+              <w:pStyle w:val="Compact"/>
+              <w:jc w:val="left"/>
+            </w:pPr>
+            <w:r>
+              <w:t xml:space="preserve">December 28</w:t>
+            </w:r>
+          </w:p>
+        </w:tc>
+        <w:tc>
+          <w:tcPr/>
+          <w:p>
+            <w:pPr>
+              <w:pStyle w:val="Compact"/>
+              <w:jc w:val="left"/>
+            </w:pPr>
+            <w:r>
+              <w:t xml:space="preserve">POD 1</w:t>
+            </w:r>
+          </w:p>
+        </w:tc>
+        <w:tc>
+          <w:tcPr/>
+          <w:p>
+            <w:pPr>
+              <w:pStyle w:val="Compact"/>
+              <w:jc w:val="left"/>
+            </w:pPr>
+            <w:r>
+              <w:t xml:space="preserve">POD 2</w:t>
+            </w:r>
+          </w:p>
+        </w:tc>
+        <w:tc>
+          <w:tcPr/>
+          <w:p>
+            <w:pPr>
+              <w:pStyle w:val="Compact"/>
+              <w:jc w:val="left"/>
+            </w:pPr>
+            <w:r>
+              <w:t xml:space="preserve">POD 4</w:t>
+            </w:r>
+          </w:p>
+        </w:tc>
+        <w:tc>
+          <w:tcPr/>
+          <w:p>
+            <w:pPr>
+              <w:pStyle w:val="Compact"/>
+              <w:jc w:val="left"/>
+            </w:pPr>
+            <w:r>
+              <w:t xml:space="preserve">POD 6</w:t>
+            </w:r>
+          </w:p>
+        </w:tc>
+        <w:tc>
+          <w:tcPr/>
+          <w:p>
+            <w:pPr>
+              <w:pStyle w:val="Compact"/>
+              <w:jc w:val="left"/>
+            </w:pPr>
+            <w:r>
+              <w:t xml:space="preserve">Reference range</w:t>
+            </w:r>
+          </w:p>
+        </w:tc>
+      </w:tr>
+      <w:tr>
+        <w:tc>
+          <w:tcPr/>
+          <w:p>
+            <w:pPr>
+              <w:pStyle w:val="Compact"/>
+              <w:jc w:val="left"/>
+            </w:pPr>
+            <w:r>
+              <w:t xml:space="preserve">Hb (g/dL)</w:t>
+            </w:r>
+          </w:p>
+        </w:tc>
+        <w:tc>
+          <w:tcPr/>
+          <w:p>
+            <w:pPr>
+              <w:pStyle w:val="Compact"/>
+              <w:jc w:val="left"/>
+            </w:pPr>
+            <w:r>
+              <w:t xml:space="preserve">7.0</w:t>
+            </w:r>
+          </w:p>
+        </w:tc>
+        <w:tc>
+          <w:tcPr/>
+          <w:p>
+            <w:pPr>
+              <w:pStyle w:val="Compact"/>
+              <w:jc w:val="left"/>
+            </w:pPr>
+            <w:r>
+              <w:t xml:space="preserve">9.4</w:t>
+            </w:r>
+          </w:p>
+        </w:tc>
+        <w:tc>
+          <w:tcPr/>
+          <w:p>
+            <w:pPr>
+              <w:pStyle w:val="Compact"/>
+              <w:jc w:val="left"/>
+            </w:pPr>
+            <w:r>
+              <w:t xml:space="preserve">10.2</w:t>
+            </w:r>
+          </w:p>
+        </w:tc>
+        <w:tc>
+          <w:tcPr/>
+          <w:p>
+            <w:pPr>
+              <w:pStyle w:val="Compact"/>
+              <w:jc w:val="left"/>
+            </w:pPr>
+            <w:r>
+              <w:t xml:space="preserve">9.6</w:t>
+            </w:r>
+          </w:p>
+        </w:tc>
+        <w:tc>
+          <w:tcPr/>
+          <w:p>
+            <w:pPr>
+              <w:pStyle w:val="Compact"/>
+              <w:jc w:val="left"/>
+            </w:pPr>
+            <w:r>
+              <w:t xml:space="preserve">7.6</w:t>
+            </w:r>
+          </w:p>
+        </w:tc>
+        <w:tc>
+          <w:tcPr/>
+          <w:p>
+            <w:pPr>
+              <w:pStyle w:val="Compact"/>
+              <w:jc w:val="left"/>
+            </w:pPr>
+            <w:r>
+              <w:t xml:space="preserve">8.6</w:t>
+            </w:r>
+          </w:p>
+        </w:tc>
+        <w:tc>
+          <w:tcPr/>
+          <w:p>
+            <w:pPr>
+              <w:pStyle w:val="Compact"/>
+              <w:jc w:val="left"/>
+            </w:pPr>
+            <w:r>
+              <w:t xml:space="preserve">10.0</w:t>
+            </w:r>
+          </w:p>
+        </w:tc>
+        <w:tc>
+          <w:tcPr/>
+          <w:p>
+            <w:pPr>
+              <w:pStyle w:val="Compact"/>
+              <w:jc w:val="left"/>
+            </w:pPr>
+            <w:r>
+              <w:t xml:space="preserve">12.0-15.0</w:t>
+            </w:r>
+          </w:p>
+        </w:tc>
+      </w:tr>
+      <w:tr>
+        <w:tc>
+          <w:tcPr/>
+          <w:p>
+            <w:pPr>
+              <w:pStyle w:val="Compact"/>
+              <w:jc w:val="left"/>
+            </w:pPr>
+            <w:r>
+              <w:t xml:space="preserve">Platelets (per µL)</w:t>
+            </w:r>
+          </w:p>
+        </w:tc>
+        <w:tc>
+          <w:tcPr/>
+          <w:p>
+            <w:pPr>
+              <w:pStyle w:val="Compact"/>
+              <w:jc w:val="left"/>
+            </w:pPr>
+            <w:r>
+              <w:t xml:space="preserve">128,000</w:t>
+            </w:r>
+          </w:p>
+        </w:tc>
+        <w:tc>
+          <w:tcPr/>
+          <w:p>
+            <w:pPr>
+              <w:pStyle w:val="Compact"/>
+              <w:jc w:val="left"/>
+            </w:pPr>
+            <w:r>
+              <w:t xml:space="preserve">97,000</w:t>
+            </w:r>
+          </w:p>
+        </w:tc>
+        <w:tc>
+          <w:tcPr/>
+          <w:p>
+            <w:pPr>
+              <w:pStyle w:val="Compact"/>
+              <w:jc w:val="left"/>
+            </w:pPr>
+            <w:r>
+              <w:t xml:space="preserve">129,000</w:t>
+            </w:r>
+          </w:p>
+        </w:tc>
+        <w:tc>
+          <w:tcPr/>
+          <w:p>
+            <w:pPr>
+              <w:pStyle w:val="Compact"/>
+              <w:jc w:val="left"/>
+            </w:pPr>
+            <w:r>
+              <w:t xml:space="preserve">218,000</w:t>
+            </w:r>
+          </w:p>
+        </w:tc>
+        <w:tc>
+          <w:tcPr/>
+          <w:p>
+            <w:pPr>
+              <w:pStyle w:val="Compact"/>
+              <w:jc w:val="left"/>
+            </w:pPr>
+            <w:r>
+              <w:t xml:space="preserve">104,000</w:t>
+            </w:r>
+          </w:p>
+        </w:tc>
+        <w:tc>
+          <w:tcPr/>
+          <w:p>
+            <w:pPr>
+              <w:pStyle w:val="Compact"/>
+              <w:jc w:val="left"/>
+            </w:pPr>
+            <w:r>
+              <w:t xml:space="preserve">75,000</w:t>
+            </w:r>
+          </w:p>
+        </w:tc>
+        <w:tc>
+          <w:tcPr/>
+          <w:p>
+            <w:pPr>
+              <w:pStyle w:val="Compact"/>
+              <w:jc w:val="left"/>
+            </w:pPr>
+            <w:r>
+              <w:t xml:space="preserve">64,000</w:t>
+            </w:r>
+          </w:p>
+        </w:tc>
+        <w:tc>
+          <w:tcPr/>
+          <w:p>
+            <w:pPr>
+              <w:pStyle w:val="Compact"/>
+              <w:jc w:val="left"/>
+            </w:pPr>
+            <w:r>
+              <w:t xml:space="preserve">150,000–410,000</w:t>
+            </w:r>
+          </w:p>
+        </w:tc>
+      </w:tr>
+      <w:tr>
+        <w:tc>
+          <w:tcPr/>
+          <w:p>
+            <w:pPr>
+              <w:pStyle w:val="Compact"/>
+              <w:jc w:val="left"/>
+            </w:pPr>
+            <w:r>
+              <w:t xml:space="preserve">PT (seconds)</w:t>
+            </w:r>
+          </w:p>
+        </w:tc>
+        <w:tc>
+          <w:tcPr/>
+          <w:p>
+            <w:pPr>
+              <w:pStyle w:val="Compact"/>
+              <w:jc w:val="left"/>
+            </w:pPr>
+            <w:r>
+              <w:t xml:space="preserve">-</w:t>
+            </w:r>
+          </w:p>
+        </w:tc>
+        <w:tc>
+          <w:tcPr/>
+          <w:p>
+            <w:pPr>
+              <w:pStyle w:val="Compact"/>
+              <w:jc w:val="left"/>
+            </w:pPr>
+            <w:r>
+              <w:t xml:space="preserve">-</w:t>
+            </w:r>
+          </w:p>
+        </w:tc>
+        <w:tc>
+          <w:tcPr/>
+          <w:p>
+            <w:pPr>
+              <w:pStyle w:val="Compact"/>
+              <w:jc w:val="left"/>
+            </w:pPr>
+            <w:r>
+              <w:t xml:space="preserve">12.4</w:t>
+            </w:r>
+          </w:p>
+        </w:tc>
+        <w:tc>
+          <w:tcPr/>
+          <w:p>
+            <w:pPr>
+              <w:pStyle w:val="Compact"/>
+              <w:jc w:val="left"/>
+            </w:pPr>
+            <w:r>
+              <w:t xml:space="preserve">40.70</w:t>
+            </w:r>
+          </w:p>
+        </w:tc>
+        <w:tc>
+          <w:tcPr/>
+          <w:p>
+            <w:pPr>
+              <w:pStyle w:val="Compact"/>
+              <w:jc w:val="left"/>
+            </w:pPr>
+            <w:r>
+              <w:t xml:space="preserve">-</w:t>
+            </w:r>
+          </w:p>
+        </w:tc>
+        <w:tc>
+          <w:tcPr/>
+          <w:p>
+            <w:pPr>
+              <w:pStyle w:val="Compact"/>
+              <w:jc w:val="left"/>
+            </w:pPr>
+            <w:r>
+              <w:t xml:space="preserve">-</w:t>
+            </w:r>
+          </w:p>
+        </w:tc>
+        <w:tc>
+          <w:tcPr/>
+          <w:p>
+            <w:pPr>
+              <w:pStyle w:val="Compact"/>
+              <w:jc w:val="left"/>
+            </w:pPr>
+            <w:r>
+              <w:t xml:space="preserve">17.7</w:t>
+            </w:r>
+          </w:p>
+        </w:tc>
+        <w:tc>
+          <w:tcPr/>
+          <w:p>
+            <w:pPr>
+              <w:pStyle w:val="Compact"/>
+              <w:jc w:val="left"/>
+            </w:pPr>
+            <w:r>
+              <w:t xml:space="preserve">11.7–15.3</w:t>
+            </w:r>
+          </w:p>
+        </w:tc>
+      </w:tr>
+      <w:tr>
+        <w:tc>
+          <w:tcPr/>
+          <w:p>
+            <w:pPr>
+              <w:pStyle w:val="Compact"/>
+              <w:jc w:val="left"/>
+            </w:pPr>
+            <w:r>
+              <w:t xml:space="preserve">Total bilirubin (mg/dL)</w:t>
+            </w:r>
+          </w:p>
+        </w:tc>
+        <w:tc>
+          <w:tcPr/>
+          <w:p>
+            <w:pPr>
+              <w:pStyle w:val="Compact"/>
+              <w:jc w:val="left"/>
+            </w:pPr>
+            <w:r>
+              <w:t xml:space="preserve">-</w:t>
+            </w:r>
+          </w:p>
+        </w:tc>
+        <w:tc>
+          <w:tcPr/>
+          <w:p>
+            <w:pPr>
+              <w:pStyle w:val="Compact"/>
+              <w:jc w:val="left"/>
+            </w:pPr>
+            <w:r>
+              <w:t xml:space="preserve">-</w:t>
+            </w:r>
+          </w:p>
+        </w:tc>
+        <w:tc>
+          <w:tcPr/>
+          <w:p>
+            <w:pPr>
+              <w:pStyle w:val="Compact"/>
+              <w:jc w:val="left"/>
+            </w:pPr>
+            <w:r>
+              <w:t xml:space="preserve">-</w:t>
+            </w:r>
+          </w:p>
+        </w:tc>
+        <w:tc>
+          <w:tcPr/>
+          <w:p>
+            <w:pPr>
+              <w:pStyle w:val="Compact"/>
+              <w:jc w:val="left"/>
+            </w:pPr>
+            <w:r>
+              <w:t xml:space="preserve">2.8</w:t>
+            </w:r>
+          </w:p>
+        </w:tc>
+        <w:tc>
+          <w:tcPr/>
+          <w:p>
+            <w:pPr>
+              <w:pStyle w:val="Compact"/>
+              <w:jc w:val="left"/>
+            </w:pPr>
+            <w:r>
+              <w:t xml:space="preserve">1.8</w:t>
+            </w:r>
+          </w:p>
+        </w:tc>
+        <w:tc>
+          <w:tcPr/>
+          <w:p>
+            <w:pPr>
+              <w:pStyle w:val="Compact"/>
+              <w:jc w:val="left"/>
+            </w:pPr>
+            <w:r>
+              <w:t xml:space="preserve">-</w:t>
+            </w:r>
+          </w:p>
+        </w:tc>
+        <w:tc>
+          <w:tcPr/>
+          <w:p>
+            <w:pPr>
+              <w:pStyle w:val="Compact"/>
+              <w:jc w:val="left"/>
+            </w:pPr>
+            <w:r>
+              <w:t xml:space="preserve">1.4</w:t>
+            </w:r>
+          </w:p>
+        </w:tc>
+        <w:tc>
+          <w:tcPr/>
+          <w:p>
+            <w:pPr>
+              <w:pStyle w:val="Compact"/>
+              <w:jc w:val="left"/>
+            </w:pPr>
+            <w:r>
+              <w:t xml:space="preserve">1.8-3.5</w:t>
+            </w:r>
+          </w:p>
+        </w:tc>
+      </w:tr>
+      <w:tr>
+        <w:tc>
+          <w:tcPr/>
+          <w:p>
+            <w:pPr>
+              <w:pStyle w:val="Compact"/>
+              <w:jc w:val="left"/>
+            </w:pPr>
+            <w:r>
+              <w:t xml:space="preserve">ALP (IU/L)</w:t>
+            </w:r>
+          </w:p>
+        </w:tc>
+        <w:tc>
+          <w:tcPr/>
+          <w:p>
+            <w:pPr>
+              <w:pStyle w:val="Compact"/>
+              <w:jc w:val="left"/>
+            </w:pPr>
+            <w:r>
+              <w:t xml:space="preserve">-</w:t>
+            </w:r>
+          </w:p>
+        </w:tc>
+        <w:tc>
+          <w:tcPr/>
+          <w:p>
+            <w:pPr>
+              <w:pStyle w:val="Compact"/>
+              <w:jc w:val="left"/>
+            </w:pPr>
+            <w:r>
+              <w:t xml:space="preserve">-</w:t>
+            </w:r>
+          </w:p>
+        </w:tc>
+        <w:tc>
+          <w:tcPr/>
+          <w:p>
+            <w:pPr>
+              <w:pStyle w:val="Compact"/>
+              <w:jc w:val="left"/>
+            </w:pPr>
+            <w:r>
+              <w:t xml:space="preserve">-</w:t>
+            </w:r>
+          </w:p>
+        </w:tc>
+        <w:tc>
+          <w:tcPr/>
+          <w:p>
+            <w:pPr>
+              <w:pStyle w:val="Compact"/>
+              <w:jc w:val="left"/>
+            </w:pPr>
+            <w:r>
+              <w:t xml:space="preserve">135</w:t>
+            </w:r>
+          </w:p>
+        </w:tc>
+        <w:tc>
+          <w:tcPr/>
+          <w:p>
+            <w:pPr>
+              <w:pStyle w:val="Compact"/>
+              <w:jc w:val="left"/>
+            </w:pPr>
+            <w:r>
+              <w:t xml:space="preserve">115</w:t>
+            </w:r>
+          </w:p>
+        </w:tc>
+        <w:tc>
+          <w:tcPr/>
+          <w:p>
+            <w:pPr>
+              <w:pStyle w:val="Compact"/>
+              <w:jc w:val="left"/>
+            </w:pPr>
+            <w:r>
+              <w:t xml:space="preserve">-</w:t>
+            </w:r>
+          </w:p>
+        </w:tc>
+        <w:tc>
+          <w:tcPr/>
+          <w:p>
+            <w:pPr>
+              <w:pStyle w:val="Compact"/>
+              <w:jc w:val="left"/>
+            </w:pPr>
+            <w:r>
+              <w:t xml:space="preserve">108</w:t>
+            </w:r>
+          </w:p>
+        </w:tc>
+        <w:tc>
+          <w:tcPr/>
+          <w:p>
+            <w:pPr>
+              <w:pStyle w:val="Compact"/>
+              <w:jc w:val="left"/>
+            </w:pPr>
+            <w:r>
+              <w:t xml:space="preserve">34–104</w:t>
+            </w:r>
+          </w:p>
+        </w:tc>
+      </w:tr>
+      <w:tr>
+        <w:tc>
+          <w:tcPr/>
+          <w:p>
+            <w:pPr>
+              <w:pStyle w:val="Compact"/>
+              <w:jc w:val="left"/>
+            </w:pPr>
+            <w:r>
+              <w:t xml:space="preserve">LDH (IU/L)</w:t>
+            </w:r>
+          </w:p>
+        </w:tc>
+        <w:tc>
+          <w:tcPr/>
+          <w:p>
+            <w:pPr>
+              <w:pStyle w:val="Compact"/>
+              <w:jc w:val="left"/>
+            </w:pPr>
+            <w:r>
+              <w:t xml:space="preserve">-</w:t>
+            </w:r>
+          </w:p>
+        </w:tc>
+        <w:tc>
+          <w:tcPr/>
+          <w:p>
+            <w:pPr>
+              <w:pStyle w:val="Compact"/>
+              <w:jc w:val="left"/>
+            </w:pPr>
+            <w:r>
+              <w:t xml:space="preserve">454</w:t>
+            </w:r>
+          </w:p>
+        </w:tc>
+        <w:tc>
+          <w:tcPr/>
+          <w:p>
+            <w:pPr>
+              <w:pStyle w:val="Compact"/>
+              <w:jc w:val="left"/>
+            </w:pPr>
+            <w:r>
+              <w:t xml:space="preserve">-</w:t>
+            </w:r>
+          </w:p>
+        </w:tc>
+        <w:tc>
+          <w:tcPr/>
+          <w:p>
+            <w:pPr>
+              <w:pStyle w:val="Compact"/>
+              <w:jc w:val="left"/>
+            </w:pPr>
+            <w:r>
+              <w:t xml:space="preserve">424</w:t>
+            </w:r>
+          </w:p>
+        </w:tc>
+        <w:tc>
+          <w:tcPr/>
+          <w:p>
+            <w:pPr>
+              <w:pStyle w:val="Compact"/>
+              <w:jc w:val="left"/>
+            </w:pPr>
+            <w:r>
+              <w:t xml:space="preserve">357</w:t>
+            </w:r>
+          </w:p>
+        </w:tc>
+        <w:tc>
+          <w:tcPr/>
+          <w:p>
+            <w:pPr>
+              <w:pStyle w:val="Compact"/>
+              <w:jc w:val="left"/>
+            </w:pPr>
+            <w:r>
+              <w:t xml:space="preserve">-</w:t>
+            </w:r>
+          </w:p>
+        </w:tc>
+        <w:tc>
+          <w:tcPr/>
+          <w:p>
+            <w:pPr>
+              <w:pStyle w:val="Compact"/>
+              <w:jc w:val="left"/>
+            </w:pPr>
+            <w:r>
+              <w:t xml:space="preserve">449</w:t>
+            </w:r>
+          </w:p>
+        </w:tc>
+        <w:tc>
+          <w:tcPr/>
+          <w:p>
+            <w:pPr>
+              <w:pStyle w:val="Compact"/>
+              <w:jc w:val="left"/>
+            </w:pPr>
+            <w:r>
+              <w:t xml:space="preserve">140–271</w:t>
+            </w:r>
+          </w:p>
         </w:tc>
       </w:tr>
     </w:tbl>
@@ -2033,8 +1760,8 @@
         <w:t xml:space="preserve">POD: Post operative day, Hb: Hemoglobin, HTC: Hematocrit, PT: Prothrombin time, ALP: Alkaline phosphatase, LDH : Lactate dehydrogenase.</w:t>
       </w:r>
     </w:p>
-    <w:bookmarkEnd w:id="17"/>
-    <w:bookmarkStart w:id="19" w:name="review-of-literature"/>
+    <w:bookmarkEnd w:id="15"/>
+    <w:bookmarkStart w:id="16" w:name="review-of-literature"/>
     <w:p>
       <w:pPr>
         <w:pStyle w:val="Heading1"/>
@@ -2123,454 +1850,404 @@
       <w:r>
         <w:t xml:space="preserve"> </w:t>
       </w:r>
-      <w:hyperlink w:anchor="tbl-3">
-        <w:r>
-          <w:rPr>
-            <w:rStyle w:val="Hyperlink"/>
-          </w:rPr>
-          <w:t xml:space="preserve">Table 3</w:t>
-        </w:r>
-      </w:hyperlink>
+      <w:r>
+        <w:rPr>
+          <w:b/>
+          <w:bCs/>
+        </w:rPr>
+        <w:t xml:space="preserve">?@tbl-3</w:t>
+      </w:r>
+    </w:p>
+    <w:p>
+      <w:pPr>
+        <w:pStyle w:val="TableCaption"/>
+      </w:pPr>
+      <w:r>
+        <w:t xml:space="preserve">Literature review</w:t>
+      </w:r>
     </w:p>
     <w:tbl>
       <w:tblPr>
         <w:tblStyle w:val="Table"/>
-        <w:tblW w:type="pct" w:w="5000"/>
+        <w:tblW w:type="pct" w:w="4957"/>
         <w:tblLayout w:type="fixed"/>
-        <w:tblLook w:firstRow="0" w:lastRow="0" w:firstColumn="0" w:lastColumn="0" w:noHBand="0" w:noVBand="0" w:val="0000"/>
+        <w:tblLook w:firstRow="1" w:lastRow="0" w:firstColumn="0" w:lastColumn="0" w:noHBand="0" w:noVBand="0" w:val="0020"/>
+        <w:tblCaption w:val="Literature review"/>
       </w:tblPr>
       <w:tblGrid>
-        <w:gridCol w:w="7920"/>
+        <w:gridCol w:w="572"/>
+        <w:gridCol w:w="842"/>
+        <w:gridCol w:w="2409"/>
+        <w:gridCol w:w="1836"/>
+        <w:gridCol w:w="1567"/>
+        <w:gridCol w:w="623"/>
       </w:tblGrid>
       <w:tr>
-        <w:tc>
-          <w:tcPr/>
-          <w:bookmarkStart w:id="18" w:name="tbl-3"/>
-          <w:p>
-            <w:pPr>
-              <w:jc w:val="center"/>
-            </w:pPr>
-            <w:pPr>
-              <w:jc w:val="left"/>
-              <w:spacing w:before="200"/>
-              <w:pStyle w:val="ImageCaption"/>
-            </w:pPr>
-            <w:r>
-              <w:t xml:space="preserve">Table 3: Literature review</w:t>
-            </w:r>
-          </w:p>
-          <w:tbl>
-            <w:tblPr>
-              <w:tblStyle w:val="Table"/>
-              <w:tblW w:type="pct" w:w="4957"/>
-              <w:tblLayout w:type="fixed"/>
-              <w:tblLook w:firstRow="1" w:lastRow="0" w:firstColumn="0" w:lastColumn="0" w:noHBand="0" w:noVBand="0" w:val="0020"/>
-            </w:tblPr>
-            <w:tblGrid>
-              <w:gridCol w:w="572"/>
-              <w:gridCol w:w="842"/>
-              <w:gridCol w:w="2409"/>
-              <w:gridCol w:w="1836"/>
-              <w:gridCol w:w="1567"/>
-              <w:gridCol w:w="623"/>
-            </w:tblGrid>
-            <w:tr>
-              <w:trPr>
-                <w:tblHeader w:val="on"/>
-              </w:trPr>
-              <w:tc>
-                <w:tcPr/>
-                <w:p>
-                  <w:pPr>
-                    <w:pStyle w:val="Compact"/>
-                    <w:jc w:val="left"/>
-                    <w:jc w:val="center"/>
-                  </w:pPr>
-                  <w:r>
-                    <w:rPr>
-                      <w:b/>
-                      <w:bCs/>
-                    </w:rPr>
-                    <w:t xml:space="preserve">Author (Year)</w:t>
-                  </w:r>
-                </w:p>
-              </w:tc>
-              <w:tc>
-                <w:tcPr/>
-                <w:p>
-                  <w:pPr>
-                    <w:pStyle w:val="Compact"/>
-                    <w:jc w:val="left"/>
-                    <w:jc w:val="center"/>
-                  </w:pPr>
-                  <w:r>
-                    <w:t xml:space="preserve">Pregnancy</w:t>
-                  </w:r>
-                </w:p>
-              </w:tc>
-              <w:tc>
-                <w:tcPr/>
-                <w:p>
-                  <w:pPr>
-                    <w:pStyle w:val="Compact"/>
-                    <w:jc w:val="left"/>
-                    <w:jc w:val="center"/>
-                  </w:pPr>
-                  <w:r>
-                    <w:rPr>
-                      <w:b/>
-                      <w:bCs/>
-                    </w:rPr>
-                    <w:t xml:space="preserve">Key findings</w:t>
-                  </w:r>
-                </w:p>
-              </w:tc>
-              <w:tc>
-                <w:tcPr/>
-                <w:p>
-                  <w:pPr>
-                    <w:pStyle w:val="Compact"/>
-                    <w:jc w:val="left"/>
-                    <w:jc w:val="center"/>
-                  </w:pPr>
-                  <w:r>
-                    <w:rPr>
-                      <w:b/>
-                      <w:bCs/>
-                    </w:rPr>
-                    <w:t xml:space="preserve">KMS</w:t>
-                  </w:r>
-                </w:p>
-              </w:tc>
-              <w:tc>
-                <w:tcPr/>
-                <w:p>
-                  <w:pPr>
-                    <w:pStyle w:val="Compact"/>
-                    <w:jc w:val="left"/>
-                    <w:jc w:val="center"/>
-                  </w:pPr>
-                  <w:r>
-                    <w:rPr>
-                      <w:b/>
-                      <w:bCs/>
-                    </w:rPr>
-                    <w:t xml:space="preserve">Management</w:t>
-                  </w:r>
-                </w:p>
-              </w:tc>
-              <w:tc>
-                <w:tcPr/>
-                <w:p>
-                  <w:pPr>
-                    <w:pStyle w:val="Compact"/>
-                    <w:jc w:val="left"/>
-                    <w:jc w:val="center"/>
-                  </w:pPr>
-                  <w:r>
-                    <w:rPr>
-                      <w:b/>
-                      <w:bCs/>
-                    </w:rPr>
-                    <w:t xml:space="preserve">Outcome</w:t>
-                  </w:r>
-                </w:p>
-              </w:tc>
-            </w:tr>
-            <w:tr>
-              <w:tc>
-                <w:tcPr/>
-                <w:p>
-                  <w:pPr>
-                    <w:pStyle w:val="Compact"/>
-                    <w:jc w:val="left"/>
-                    <w:jc w:val="center"/>
-                  </w:pPr>
-                  <w:r>
-                    <w:rPr>
-                      <w:b/>
-                      <w:bCs/>
-                    </w:rPr>
-                    <w:t xml:space="preserve">Neubert (1995)</w:t>
-                  </w:r>
-                  <w:r>
-                    <w:t xml:space="preserve"> </w:t>
-                  </w:r>
-                  <w:r>
-                    <w:t xml:space="preserve">[9]</w:t>
-                  </w:r>
-                </w:p>
-              </w:tc>
-              <w:tc>
-                <w:tcPr/>
-                <w:p>
-                  <w:pPr>
-                    <w:pStyle w:val="Compact"/>
-                    <w:jc w:val="left"/>
-                    <w:jc w:val="center"/>
-                  </w:pPr>
-                  <w:r>
-                    <w:t xml:space="preserve">22 years-old primigravida, 37 weeks’ gestation</w:t>
-                  </w:r>
-                </w:p>
-              </w:tc>
-              <w:tc>
-                <w:tcPr/>
-                <w:p>
-                  <w:pPr>
-                    <w:pStyle w:val="Compact"/>
-                    <w:jc w:val="left"/>
-                    <w:jc w:val="center"/>
-                  </w:pPr>
-                  <w:r>
-                    <w:t xml:space="preserve">known KTS, hemangiomas, limb hypertrophy, massive vulvovaginal varicosities</w:t>
-                  </w:r>
-                </w:p>
-              </w:tc>
-              <w:tc>
-                <w:tcPr/>
-                <w:p>
-                  <w:pPr>
-                    <w:pStyle w:val="Compact"/>
-                    <w:jc w:val="left"/>
-                    <w:jc w:val="center"/>
-                  </w:pPr>
-                  <w:r>
-                    <w:t xml:space="preserve">Post-op KMS: thrombocytopenia, decreased fibrinogen, prolonged PT/PTT, increased fibrin split products</w:t>
-                  </w:r>
-                </w:p>
-              </w:tc>
-              <w:tc>
-                <w:tcPr/>
-                <w:p>
-                  <w:pPr>
-                    <w:pStyle w:val="Compact"/>
-                    <w:jc w:val="left"/>
-                    <w:jc w:val="center"/>
-                  </w:pPr>
-                  <w:r>
-                    <w:t xml:space="preserve">CS at 39 wks; hematoma evacuation; ICU; transfusion; heparin + aminocaproic acid</w:t>
-                  </w:r>
-                </w:p>
-              </w:tc>
-              <w:tc>
-                <w:tcPr/>
-                <w:p>
-                  <w:pPr>
-                    <w:pStyle w:val="Compact"/>
-                    <w:jc w:val="left"/>
-                    <w:jc w:val="center"/>
-                  </w:pPr>
-                  <w:r>
-                    <w:t xml:space="preserve">Discharged day 20; healthy neonate</w:t>
-                  </w:r>
-                </w:p>
-              </w:tc>
-            </w:tr>
-            <w:tr>
-              <w:tc>
-                <w:tcPr/>
-                <w:p>
-                  <w:pPr>
-                    <w:pStyle w:val="Compact"/>
-                    <w:jc w:val="left"/>
-                    <w:jc w:val="center"/>
-                  </w:pPr>
-                  <w:r>
-                    <w:rPr>
-                      <w:b/>
-                      <w:bCs/>
-                    </w:rPr>
-                    <w:t xml:space="preserve">Kanmani (2021)</w:t>
-                  </w:r>
-                  <w:r>
-                    <w:t xml:space="preserve"> </w:t>
-                  </w:r>
-                  <w:r>
-                    <w:t xml:space="preserve">[10]</w:t>
-                  </w:r>
-                </w:p>
-              </w:tc>
-              <w:tc>
-                <w:tcPr/>
-                <w:p>
-                  <w:pPr>
-                    <w:pStyle w:val="Compact"/>
-                    <w:jc w:val="left"/>
-                    <w:jc w:val="center"/>
-                  </w:pPr>
-                  <w:r>
-                    <w:t xml:space="preserve">24 years-old, primigravida, 29 weeks’ gestation</w:t>
-                  </w:r>
-                </w:p>
-              </w:tc>
-              <w:tc>
-                <w:tcPr/>
-                <w:p>
-                  <w:pPr>
-                    <w:pStyle w:val="Compact"/>
-                    <w:jc w:val="left"/>
-                    <w:jc w:val="center"/>
-                  </w:pPr>
-                  <w:r>
-                    <w:t xml:space="preserve">known KTS, bleeding gums, Limb hypertrophy, varicosities (vulvar, lower limb)</w:t>
-                  </w:r>
-                </w:p>
-              </w:tc>
-              <w:tc>
-                <w:tcPr/>
-                <w:p>
-                  <w:pPr>
-                    <w:pStyle w:val="Compact"/>
-                    <w:jc w:val="left"/>
-                    <w:jc w:val="center"/>
-                  </w:pPr>
-                  <w:r>
-                    <w:t xml:space="preserve">Antenatal KMS: severe thrombocytopenia (limited laboratory investigation reported)</w:t>
-                  </w:r>
-                </w:p>
-              </w:tc>
-              <w:tc>
-                <w:tcPr/>
-                <w:p>
-                  <w:pPr>
-                    <w:pStyle w:val="Compact"/>
-                    <w:jc w:val="left"/>
-                    <w:jc w:val="center"/>
-                  </w:pPr>
-                  <w:r>
-                    <w:t xml:space="preserve">Steroids + platelet transfusion; CS at 35 wks; post-op anticoagulation and corticosteroids</w:t>
-                  </w:r>
-                </w:p>
-              </w:tc>
-              <w:tc>
-                <w:tcPr/>
-                <w:p>
-                  <w:pPr>
-                    <w:pStyle w:val="Compact"/>
-                    <w:jc w:val="left"/>
-                    <w:jc w:val="center"/>
-                  </w:pPr>
-                  <w:r>
-                    <w:t xml:space="preserve">Discharged day 20; healthy neonate</w:t>
-                  </w:r>
-                </w:p>
-              </w:tc>
-            </w:tr>
-            <w:tr>
-              <w:tc>
-                <w:tcPr/>
-                <w:p>
-                  <w:pPr>
-                    <w:pStyle w:val="Compact"/>
-                    <w:jc w:val="left"/>
-                    <w:jc w:val="center"/>
-                  </w:pPr>
-                  <w:r>
-                    <w:rPr>
-                      <w:b/>
-                      <w:bCs/>
-                    </w:rPr>
-                    <w:t xml:space="preserve">Zhang (2019)</w:t>
-                  </w:r>
-                  <w:r>
-                    <w:t xml:space="preserve"> </w:t>
-                  </w:r>
-                  <w:r>
-                    <w:t xml:space="preserve">[11]</w:t>
-                  </w:r>
-                </w:p>
-              </w:tc>
-              <w:tc>
-                <w:tcPr/>
-                <w:p>
-                  <w:pPr>
-                    <w:jc w:val="left"/>
-                    <w:jc w:val="center"/>
-                  </w:pPr>
-                  <w:r>
-                    <w:t xml:space="preserve">26 years old.</w:t>
-                  </w:r>
-                </w:p>
-                <w:p>
-                  <w:pPr>
-                    <w:jc w:val="left"/>
-                    <w:jc w:val="center"/>
-                  </w:pPr>
-                  <w:r>
-                    <w:t xml:space="preserve">Postpartum.</w:t>
-                  </w:r>
-                </w:p>
-              </w:tc>
-              <w:tc>
-                <w:tcPr/>
-                <w:p>
-                  <w:pPr>
-                    <w:jc w:val="left"/>
-                    <w:jc w:val="center"/>
-                  </w:pPr>
-                  <w:r>
-                    <w:t xml:space="preserve">KTS diagnosed in the third trimester of pregnancy.</w:t>
-                  </w:r>
-                </w:p>
-                <w:p>
-                  <w:pPr>
-                    <w:jc w:val="left"/>
-                    <w:jc w:val="center"/>
-                  </w:pPr>
-                  <w:r>
-                    <w:t xml:space="preserve">Admitted on day 10 postpartum with severe postpartum hemorrahge, hemodynamic instability, ecchymoses, massive limb hypertrophy, varicosities</w:t>
-                  </w:r>
-                </w:p>
-              </w:tc>
-              <w:tc>
-                <w:tcPr/>
-                <w:p>
-                  <w:pPr>
-                    <w:pStyle w:val="Compact"/>
-                    <w:jc w:val="left"/>
-                    <w:jc w:val="center"/>
-                  </w:pPr>
-                  <w:r>
-                    <w:t xml:space="preserve">Post-op KMS: thrombocytopenia, ↓ fibrinogen, ↑ PT/APTT, increased fibrin split products, increased D-dimer</w:t>
-                  </w:r>
-                </w:p>
-              </w:tc>
-              <w:tc>
-                <w:tcPr/>
-                <w:p>
-                  <w:pPr>
-                    <w:pStyle w:val="Compact"/>
-                    <w:jc w:val="left"/>
-                    <w:jc w:val="center"/>
-                  </w:pPr>
-                  <w:r>
-                    <w:t xml:space="preserve">CS at 39 wks; hysterectomy; embolization; laparotomy; anticoagulation</w:t>
-                  </w:r>
-                </w:p>
-              </w:tc>
-              <w:tc>
-                <w:tcPr/>
-                <w:p>
-                  <w:pPr>
-                    <w:pStyle w:val="Compact"/>
-                    <w:jc w:val="left"/>
-                    <w:jc w:val="center"/>
-                  </w:pPr>
-                  <w:r>
-                    <w:t xml:space="preserve">Discharged day 42; healthy neonate</w:t>
-                  </w:r>
-                </w:p>
-              </w:tc>
-            </w:tr>
-          </w:tbl>
-          <w:bookmarkEnd w:id="18"/>
-          <w:p/>
+        <w:trPr>
+          <w:tblHeader w:val="on"/>
+        </w:trPr>
+        <w:tc>
+          <w:tcPr/>
+          <w:p>
+            <w:pPr>
+              <w:pStyle w:val="Compact"/>
+              <w:jc w:val="left"/>
+            </w:pPr>
+            <w:r>
+              <w:rPr>
+                <w:b/>
+                <w:bCs/>
+              </w:rPr>
+              <w:t xml:space="preserve">Author (Year)</w:t>
+            </w:r>
+          </w:p>
+        </w:tc>
+        <w:tc>
+          <w:tcPr/>
+          <w:p>
+            <w:pPr>
+              <w:pStyle w:val="Compact"/>
+              <w:jc w:val="left"/>
+            </w:pPr>
+            <w:r>
+              <w:t xml:space="preserve">Pregnancy</w:t>
+            </w:r>
+          </w:p>
+        </w:tc>
+        <w:tc>
+          <w:tcPr/>
+          <w:p>
+            <w:pPr>
+              <w:pStyle w:val="Compact"/>
+              <w:jc w:val="left"/>
+            </w:pPr>
+            <w:r>
+              <w:rPr>
+                <w:b/>
+                <w:bCs/>
+              </w:rPr>
+              <w:t xml:space="preserve">Key findings</w:t>
+            </w:r>
+          </w:p>
+        </w:tc>
+        <w:tc>
+          <w:tcPr/>
+          <w:p>
+            <w:pPr>
+              <w:pStyle w:val="Compact"/>
+              <w:jc w:val="left"/>
+            </w:pPr>
+            <w:r>
+              <w:rPr>
+                <w:b/>
+                <w:bCs/>
+              </w:rPr>
+              <w:t xml:space="preserve">KMS</w:t>
+            </w:r>
+          </w:p>
+        </w:tc>
+        <w:tc>
+          <w:tcPr/>
+          <w:p>
+            <w:pPr>
+              <w:pStyle w:val="Compact"/>
+              <w:jc w:val="left"/>
+            </w:pPr>
+            <w:r>
+              <w:rPr>
+                <w:b/>
+                <w:bCs/>
+              </w:rPr>
+              <w:t xml:space="preserve">Management</w:t>
+            </w:r>
+          </w:p>
+        </w:tc>
+        <w:tc>
+          <w:tcPr/>
+          <w:p>
+            <w:pPr>
+              <w:pStyle w:val="Compact"/>
+              <w:jc w:val="left"/>
+            </w:pPr>
+            <w:r>
+              <w:rPr>
+                <w:b/>
+                <w:bCs/>
+              </w:rPr>
+              <w:t xml:space="preserve">Outcome</w:t>
+            </w:r>
+          </w:p>
+        </w:tc>
+      </w:tr>
+      <w:tr>
+        <w:tc>
+          <w:tcPr/>
+          <w:p>
+            <w:pPr>
+              <w:pStyle w:val="Compact"/>
+              <w:jc w:val="left"/>
+            </w:pPr>
+            <w:r>
+              <w:rPr>
+                <w:b/>
+                <w:bCs/>
+              </w:rPr>
+              <w:t xml:space="preserve">Neubert (1995)</w:t>
+            </w:r>
+            <w:r>
+              <w:t xml:space="preserve"> </w:t>
+            </w:r>
+            <w:r>
+              <w:t xml:space="preserve">[9]</w:t>
+            </w:r>
+          </w:p>
+        </w:tc>
+        <w:tc>
+          <w:tcPr/>
+          <w:p>
+            <w:pPr>
+              <w:pStyle w:val="Compact"/>
+              <w:jc w:val="left"/>
+            </w:pPr>
+            <w:r>
+              <w:t xml:space="preserve">22 years-old primigravida, 37 weeks’ gestation</w:t>
+            </w:r>
+          </w:p>
+        </w:tc>
+        <w:tc>
+          <w:tcPr/>
+          <w:p>
+            <w:pPr>
+              <w:pStyle w:val="Compact"/>
+              <w:jc w:val="left"/>
+            </w:pPr>
+            <w:r>
+              <w:t xml:space="preserve">known KTS, hemangiomas, limb hypertrophy, massive vulvovaginal varicosities</w:t>
+            </w:r>
+          </w:p>
+        </w:tc>
+        <w:tc>
+          <w:tcPr/>
+          <w:p>
+            <w:pPr>
+              <w:pStyle w:val="Compact"/>
+              <w:jc w:val="left"/>
+            </w:pPr>
+            <w:r>
+              <w:t xml:space="preserve">Post-op KMS: thrombocytopenia, decreased fibrinogen, prolonged PT/PTT, increased fibrin split products</w:t>
+            </w:r>
+          </w:p>
+        </w:tc>
+        <w:tc>
+          <w:tcPr/>
+          <w:p>
+            <w:pPr>
+              <w:pStyle w:val="Compact"/>
+              <w:jc w:val="left"/>
+            </w:pPr>
+            <w:r>
+              <w:t xml:space="preserve">CS at 39 wks; hematoma evacuation; ICU; transfusion; heparin + aminocaproic acid</w:t>
+            </w:r>
+          </w:p>
+        </w:tc>
+        <w:tc>
+          <w:tcPr/>
+          <w:p>
+            <w:pPr>
+              <w:pStyle w:val="Compact"/>
+              <w:jc w:val="left"/>
+            </w:pPr>
+            <w:r>
+              <w:t xml:space="preserve">Discharged day 20; healthy neonate</w:t>
+            </w:r>
+          </w:p>
+        </w:tc>
+      </w:tr>
+      <w:tr>
+        <w:tc>
+          <w:tcPr/>
+          <w:p>
+            <w:pPr>
+              <w:pStyle w:val="Compact"/>
+              <w:jc w:val="left"/>
+            </w:pPr>
+            <w:r>
+              <w:rPr>
+                <w:b/>
+                <w:bCs/>
+              </w:rPr>
+              <w:t xml:space="preserve">Kanmani (2021)</w:t>
+            </w:r>
+            <w:r>
+              <w:t xml:space="preserve"> </w:t>
+            </w:r>
+            <w:r>
+              <w:t xml:space="preserve">[10]</w:t>
+            </w:r>
+          </w:p>
+        </w:tc>
+        <w:tc>
+          <w:tcPr/>
+          <w:p>
+            <w:pPr>
+              <w:pStyle w:val="Compact"/>
+              <w:jc w:val="left"/>
+            </w:pPr>
+            <w:r>
+              <w:t xml:space="preserve">24 years-old, primigravida, 29 weeks’ gestation</w:t>
+            </w:r>
+          </w:p>
+        </w:tc>
+        <w:tc>
+          <w:tcPr/>
+          <w:p>
+            <w:pPr>
+              <w:pStyle w:val="Compact"/>
+              <w:jc w:val="left"/>
+            </w:pPr>
+            <w:r>
+              <w:t xml:space="preserve">known KTS, bleeding gums, Limb hypertrophy, varicosities (vulvar, lower limb)</w:t>
+            </w:r>
+          </w:p>
+        </w:tc>
+        <w:tc>
+          <w:tcPr/>
+          <w:p>
+            <w:pPr>
+              <w:pStyle w:val="Compact"/>
+              <w:jc w:val="left"/>
+            </w:pPr>
+            <w:r>
+              <w:t xml:space="preserve">Antenatal KMS: severe thrombocytopenia (limited laboratory investigation reported)</w:t>
+            </w:r>
+          </w:p>
+        </w:tc>
+        <w:tc>
+          <w:tcPr/>
+          <w:p>
+            <w:pPr>
+              <w:pStyle w:val="Compact"/>
+              <w:jc w:val="left"/>
+            </w:pPr>
+            <w:r>
+              <w:t xml:space="preserve">Steroids + platelet transfusion; CS at 35 wks; post-op anticoagulation and corticosteroids</w:t>
+            </w:r>
+          </w:p>
+        </w:tc>
+        <w:tc>
+          <w:tcPr/>
+          <w:p>
+            <w:pPr>
+              <w:pStyle w:val="Compact"/>
+              <w:jc w:val="left"/>
+            </w:pPr>
+            <w:r>
+              <w:t xml:space="preserve">Discharged day 20; healthy neonate</w:t>
+            </w:r>
+          </w:p>
+        </w:tc>
+      </w:tr>
+      <w:tr>
+        <w:tc>
+          <w:tcPr/>
+          <w:p>
+            <w:pPr>
+              <w:pStyle w:val="Compact"/>
+              <w:jc w:val="left"/>
+            </w:pPr>
+            <w:r>
+              <w:rPr>
+                <w:b/>
+                <w:bCs/>
+              </w:rPr>
+              <w:t xml:space="preserve">Zhang (2019)</w:t>
+            </w:r>
+            <w:r>
+              <w:t xml:space="preserve"> </w:t>
+            </w:r>
+            <w:r>
+              <w:t xml:space="preserve">[11]</w:t>
+            </w:r>
+          </w:p>
+        </w:tc>
+        <w:tc>
+          <w:tcPr/>
+          <w:p>
+            <w:pPr>
+              <w:jc w:val="left"/>
+            </w:pPr>
+            <w:r>
+              <w:t xml:space="preserve">26 years old.</w:t>
+            </w:r>
+          </w:p>
+          <w:p>
+            <w:pPr>
+              <w:jc w:val="left"/>
+            </w:pPr>
+            <w:r>
+              <w:t xml:space="preserve">Postpartum.</w:t>
+            </w:r>
+          </w:p>
+        </w:tc>
+        <w:tc>
+          <w:tcPr/>
+          <w:p>
+            <w:pPr>
+              <w:jc w:val="left"/>
+            </w:pPr>
+            <w:r>
+              <w:t xml:space="preserve">KTS diagnosed in the third trimester of pregnancy.</w:t>
+            </w:r>
+          </w:p>
+          <w:p>
+            <w:pPr>
+              <w:jc w:val="left"/>
+            </w:pPr>
+            <w:r>
+              <w:t xml:space="preserve">Admitted on day 10 postpartum with severe postpartum hemorrahge, hemodynamic instability, ecchymoses, massive limb hypertrophy, varicosities</w:t>
+            </w:r>
+          </w:p>
+        </w:tc>
+        <w:tc>
+          <w:tcPr/>
+          <w:p>
+            <w:pPr>
+              <w:pStyle w:val="Compact"/>
+              <w:jc w:val="left"/>
+            </w:pPr>
+            <w:r>
+              <w:t xml:space="preserve">Post-op KMS: thrombocytopenia, ↓ fibrinogen, ↑ PT/APTT, increased fibrin split products, increased D-dimer</w:t>
+            </w:r>
+          </w:p>
+        </w:tc>
+        <w:tc>
+          <w:tcPr/>
+          <w:p>
+            <w:pPr>
+              <w:pStyle w:val="Compact"/>
+              <w:jc w:val="left"/>
+            </w:pPr>
+            <w:r>
+              <w:t xml:space="preserve">CS at 39 wks; hysterectomy; embolization; laparotomy; anticoagulation</w:t>
+            </w:r>
+          </w:p>
+        </w:tc>
+        <w:tc>
+          <w:tcPr/>
+          <w:p>
+            <w:pPr>
+              <w:pStyle w:val="Compact"/>
+              <w:jc w:val="left"/>
+            </w:pPr>
+            <w:r>
+              <w:t xml:space="preserve">Discharged day 42; healthy neonate</w:t>
+            </w:r>
+          </w:p>
         </w:tc>
       </w:tr>
     </w:tbl>
-    <w:bookmarkEnd w:id="19"/>
-    <w:bookmarkStart w:id="20" w:name="discussion"/>
+    <w:bookmarkEnd w:id="16"/>
+    <w:bookmarkStart w:id="17" w:name="discussion"/>
     <w:p>
       <w:pPr>
         <w:pStyle w:val="Heading1"/>
@@ -2858,270 +2535,270 @@
         <w:t xml:space="preserve">documenting significantly elevated risks of DVT, pulmonary embolism, and severe postpartum hemorrhage in KTS patients provides epidemiological context for the individual complexity illustrated here. Our patient’s cumulative obstetric history reflects the substantial reproductive morbidity that KTS may confer across successive pregnancies and underscores the need for individualized, specialist-led preconception assessment in this population.</w:t>
       </w:r>
     </w:p>
+    <w:bookmarkEnd w:id="17"/>
+    <w:bookmarkStart w:id="18" w:name="conclusion"/>
+    <w:p>
+      <w:pPr>
+        <w:pStyle w:val="Heading1"/>
+      </w:pPr>
+      <w:r>
+        <w:t xml:space="preserve">Conclusion</w:t>
+      </w:r>
+    </w:p>
+    <w:p>
+      <w:pPr>
+        <w:pStyle w:val="FirstParagraph"/>
+      </w:pPr>
+      <w:r>
+        <w:t xml:space="preserve">Pregnancy in women with Klippel–Trenaunay syndrome complicated by Kasabach–Merritt syndrome is extremely rare and poses significant diagnostic and therapeutic challenges. Early suspicion and diagnosis with intensive antenatal surveillance and multidisciplinary management are crucial to navigate the complex balance between thrombosis and bleeding and to optimize maternal and perinatal outcomes in such high-risk pregnancy and childbirth.</w:t>
+      </w:r>
+    </w:p>
+    <w:bookmarkEnd w:id="18"/>
+    <w:bookmarkStart w:id="19" w:name="abbreviation"/>
+    <w:p>
+      <w:pPr>
+        <w:pStyle w:val="Heading1"/>
+      </w:pPr>
+      <w:r>
+        <w:t xml:space="preserve">Abbreviation</w:t>
+      </w:r>
+    </w:p>
+    <w:p>
+      <w:pPr>
+        <w:pStyle w:val="FirstParagraph"/>
+      </w:pPr>
+      <w:r>
+        <w:t xml:space="preserve">Klippel-Trenaunay syndrome (KTS)</w:t>
+      </w:r>
+    </w:p>
+    <w:p>
+      <w:pPr>
+        <w:pStyle w:val="BodyText"/>
+      </w:pPr>
+      <w:r>
+        <w:t xml:space="preserve">Kasabach Meritt Syndrome (KMS)</w:t>
+      </w:r>
+    </w:p>
+    <w:p>
+      <w:pPr>
+        <w:pStyle w:val="BodyText"/>
+      </w:pPr>
+      <w:r>
+        <w:t xml:space="preserve">Magnetic resonance imaging (MRI)</w:t>
+      </w:r>
+    </w:p>
+    <w:p>
+      <w:pPr>
+        <w:pStyle w:val="BodyText"/>
+      </w:pPr>
+      <w:r>
+        <w:t xml:space="preserve">Ultrasonography (US)</w:t>
+      </w:r>
+    </w:p>
+    <w:p>
+      <w:pPr>
+        <w:pStyle w:val="BodyText"/>
+      </w:pPr>
+      <w:r>
+        <w:t xml:space="preserve">Transvaginal ultrasound (TVUS)</w:t>
+      </w:r>
+    </w:p>
+    <w:p>
+      <w:pPr>
+        <w:pStyle w:val="BodyText"/>
+      </w:pPr>
+      <w:r>
+        <w:t xml:space="preserve">Intensive care unit (ICU)</w:t>
+      </w:r>
+    </w:p>
+    <w:p>
+      <w:pPr>
+        <w:pStyle w:val="BodyText"/>
+      </w:pPr>
+      <w:r>
+        <w:t xml:space="preserve">Low-molecular-weight heparin (LMWH)</w:t>
+      </w:r>
+    </w:p>
+    <w:p>
+      <w:pPr>
+        <w:pStyle w:val="BodyText"/>
+      </w:pPr>
+      <w:r>
+        <w:t xml:space="preserve">Lactate dehydrogenase (LDH)</w:t>
+      </w:r>
+    </w:p>
+    <w:p>
+      <w:pPr>
+        <w:pStyle w:val="BodyText"/>
+      </w:pPr>
+      <w:r>
+        <w:t xml:space="preserve">Complete blood picture (CBC)</w:t>
+      </w:r>
+    </w:p>
+    <w:p>
+      <w:pPr>
+        <w:pStyle w:val="BodyText"/>
+      </w:pPr>
+      <w:r>
+        <w:t xml:space="preserve">Disseminated Intravascular Coagulation (DIC)</w:t>
+      </w:r>
+    </w:p>
+    <w:p>
+      <w:pPr>
+        <w:pStyle w:val="BodyText"/>
+      </w:pPr>
+      <w:r>
+        <w:t xml:space="preserve">Multidisciplinary team (MDT)</w:t>
+      </w:r>
+    </w:p>
+    <w:bookmarkEnd w:id="19"/>
+    <w:bookmarkStart w:id="27" w:name="declarations"/>
+    <w:p>
+      <w:pPr>
+        <w:pStyle w:val="Heading1"/>
+      </w:pPr>
+      <w:r>
+        <w:t xml:space="preserve">Declarations</w:t>
+      </w:r>
+    </w:p>
+    <w:bookmarkStart w:id="20" w:name="Xd182db0490b2de20bd2b4e4cc8698599182035f"/>
+    <w:p>
+      <w:pPr>
+        <w:pStyle w:val="Heading2"/>
+      </w:pPr>
+      <w:r>
+        <w:t xml:space="preserve">Ethics approval and consent to participate</w:t>
+      </w:r>
+    </w:p>
+    <w:p>
+      <w:pPr>
+        <w:pStyle w:val="FirstParagraph"/>
+      </w:pPr>
+      <w:r>
+        <w:t xml:space="preserve">Not applicable.</w:t>
+      </w:r>
+    </w:p>
     <w:bookmarkEnd w:id="20"/>
-    <w:bookmarkStart w:id="21" w:name="conclusion"/>
+    <w:bookmarkStart w:id="21" w:name="consent-for-publication"/>
+    <w:p>
+      <w:pPr>
+        <w:pStyle w:val="Heading2"/>
+      </w:pPr>
+      <w:r>
+        <w:t xml:space="preserve">Consent for publication</w:t>
+      </w:r>
+    </w:p>
+    <w:p>
+      <w:pPr>
+        <w:pStyle w:val="FirstParagraph"/>
+      </w:pPr>
+      <w:r>
+        <w:t xml:space="preserve">A written consent for publication has been obtained from the patient.</w:t>
+      </w:r>
+    </w:p>
+    <w:bookmarkEnd w:id="21"/>
+    <w:bookmarkStart w:id="22" w:name="availability-of-data-and-materials"/>
+    <w:p>
+      <w:pPr>
+        <w:pStyle w:val="Heading2"/>
+      </w:pPr>
+      <w:r>
+        <w:t xml:space="preserve">Availability of data and materials</w:t>
+      </w:r>
+    </w:p>
+    <w:p>
+      <w:pPr>
+        <w:pStyle w:val="FirstParagraph"/>
+      </w:pPr>
+      <w:r>
+        <w:t xml:space="preserve">The data and materials supporting the conclusions of this article are available as a supplementary materials.</w:t>
+      </w:r>
+    </w:p>
+    <w:bookmarkEnd w:id="22"/>
+    <w:bookmarkStart w:id="23" w:name="competing-interests"/>
+    <w:p>
+      <w:pPr>
+        <w:pStyle w:val="Heading2"/>
+      </w:pPr>
+      <w:r>
+        <w:t xml:space="preserve">Competing interests</w:t>
+      </w:r>
+    </w:p>
+    <w:p>
+      <w:pPr>
+        <w:pStyle w:val="FirstParagraph"/>
+      </w:pPr>
+      <w:r>
+        <w:t xml:space="preserve">The authors declare that they have no competing interests.</w:t>
+      </w:r>
+    </w:p>
+    <w:bookmarkEnd w:id="23"/>
+    <w:bookmarkStart w:id="24" w:name="funding"/>
+    <w:p>
+      <w:pPr>
+        <w:pStyle w:val="Heading2"/>
+      </w:pPr>
+      <w:r>
+        <w:t xml:space="preserve">Funding</w:t>
+      </w:r>
+    </w:p>
+    <w:p>
+      <w:pPr>
+        <w:pStyle w:val="FirstParagraph"/>
+      </w:pPr>
+      <w:r>
+        <w:t xml:space="preserve">This research received no specific grant from any funding agency in the public, commercial or not-for-profit sectors.</w:t>
+      </w:r>
+    </w:p>
+    <w:bookmarkEnd w:id="24"/>
+    <w:bookmarkStart w:id="25" w:name="authors-contributions"/>
+    <w:p>
+      <w:pPr>
+        <w:pStyle w:val="Heading2"/>
+      </w:pPr>
+      <w:r>
+        <w:t xml:space="preserve">Authors’ contributions</w:t>
+      </w:r>
+    </w:p>
+    <w:p>
+      <w:pPr>
+        <w:pStyle w:val="FirstParagraph"/>
+      </w:pPr>
+      <w:r>
+        <w:t xml:space="preserve">SIA, ME, AFN contributed to writing the first draft of the manuscript. All the authors revised the manuscript critically for important intellectual content. All authors approved the final version of the manuscript.</w:t>
+      </w:r>
+    </w:p>
+    <w:bookmarkEnd w:id="25"/>
+    <w:bookmarkStart w:id="26" w:name="acknowledgements"/>
+    <w:p>
+      <w:pPr>
+        <w:pStyle w:val="Heading2"/>
+      </w:pPr>
+      <w:r>
+        <w:t xml:space="preserve">Acknowledgements</w:t>
+      </w:r>
+    </w:p>
+    <w:p>
+      <w:pPr>
+        <w:pStyle w:val="FirstParagraph"/>
+      </w:pPr>
+      <w:r>
+        <w:t xml:space="preserve">We sincerely thank the healthcare providers at Ain Shams University Hospital of Obstetrics and Gynecology for their dedication and commitment to patient care in the operating room. We deeply appreciate their contributions and the valuable role they play in ensuring high-quality surgical care.</w:t>
+      </w:r>
+    </w:p>
+    <w:bookmarkEnd w:id="26"/>
+    <w:bookmarkEnd w:id="27"/>
+    <w:bookmarkStart w:id="61" w:name="references"/>
     <w:p>
       <w:pPr>
         <w:pStyle w:val="Heading1"/>
       </w:pPr>
       <w:r>
-        <w:t xml:space="preserve">Conclusion</w:t>
-      </w:r>
-    </w:p>
-    <w:p>
-      <w:pPr>
-        <w:pStyle w:val="FirstParagraph"/>
-      </w:pPr>
-      <w:r>
-        <w:t xml:space="preserve">Pregnancy in women with Klippel–Trenaunay syndrome complicated by Kasabach–Merritt syndrome is extremely rare and poses significant diagnostic and therapeutic challenges. Early suspicion and diagnosis with intensive antenatal surveillance and multidisciplinary management are crucial to navigate the complex balance between thrombosis and bleeding and to optimize maternal and perinatal outcomes in such high-risk pregnancy and childbirth.</w:t>
-      </w:r>
-    </w:p>
-    <w:bookmarkEnd w:id="21"/>
-    <w:bookmarkStart w:id="22" w:name="abbreviation"/>
-    <w:p>
-      <w:pPr>
-        <w:pStyle w:val="Heading1"/>
-      </w:pPr>
-      <w:r>
-        <w:t xml:space="preserve">Abbreviation</w:t>
-      </w:r>
-    </w:p>
-    <w:p>
-      <w:pPr>
-        <w:pStyle w:val="FirstParagraph"/>
-      </w:pPr>
-      <w:r>
-        <w:t xml:space="preserve">Klippel-Trenaunay syndrome (KTS)</w:t>
-      </w:r>
-    </w:p>
-    <w:p>
-      <w:pPr>
-        <w:pStyle w:val="BodyText"/>
-      </w:pPr>
-      <w:r>
-        <w:t xml:space="preserve">Kasabach Meritt Syndrome (KMS)</w:t>
-      </w:r>
-    </w:p>
-    <w:p>
-      <w:pPr>
-        <w:pStyle w:val="BodyText"/>
-      </w:pPr>
-      <w:r>
-        <w:t xml:space="preserve">Magnetic resonance imaging (MRI)</w:t>
-      </w:r>
-    </w:p>
-    <w:p>
-      <w:pPr>
-        <w:pStyle w:val="BodyText"/>
-      </w:pPr>
-      <w:r>
-        <w:t xml:space="preserve">Ultrasonography (US)</w:t>
-      </w:r>
-    </w:p>
-    <w:p>
-      <w:pPr>
-        <w:pStyle w:val="BodyText"/>
-      </w:pPr>
-      <w:r>
-        <w:t xml:space="preserve">Transvaginal ultrasound (TVUS)</w:t>
-      </w:r>
-    </w:p>
-    <w:p>
-      <w:pPr>
-        <w:pStyle w:val="BodyText"/>
-      </w:pPr>
-      <w:r>
-        <w:t xml:space="preserve">Intensive care unit (ICU)</w:t>
-      </w:r>
-    </w:p>
-    <w:p>
-      <w:pPr>
-        <w:pStyle w:val="BodyText"/>
-      </w:pPr>
-      <w:r>
-        <w:t xml:space="preserve">Low-molecular-weight heparin (LMWH)</w:t>
-      </w:r>
-    </w:p>
-    <w:p>
-      <w:pPr>
-        <w:pStyle w:val="BodyText"/>
-      </w:pPr>
-      <w:r>
-        <w:t xml:space="preserve">Lactate dehydrogenase (LDH)</w:t>
-      </w:r>
-    </w:p>
-    <w:p>
-      <w:pPr>
-        <w:pStyle w:val="BodyText"/>
-      </w:pPr>
-      <w:r>
-        <w:t xml:space="preserve">Complete blood picture (CBC)</w:t>
-      </w:r>
-    </w:p>
-    <w:p>
-      <w:pPr>
-        <w:pStyle w:val="BodyText"/>
-      </w:pPr>
-      <w:r>
-        <w:t xml:space="preserve">Disseminated Intravascular Coagulation (DIC)</w:t>
-      </w:r>
-    </w:p>
-    <w:p>
-      <w:pPr>
-        <w:pStyle w:val="BodyText"/>
-      </w:pPr>
-      <w:r>
-        <w:t xml:space="preserve">Multidisciplinary team (MDT)</w:t>
-      </w:r>
-    </w:p>
-    <w:bookmarkEnd w:id="22"/>
-    <w:bookmarkStart w:id="30" w:name="declarations"/>
-    <w:p>
-      <w:pPr>
-        <w:pStyle w:val="Heading1"/>
-      </w:pPr>
-      <w:r>
-        <w:t xml:space="preserve">Declarations</w:t>
-      </w:r>
-    </w:p>
-    <w:bookmarkStart w:id="23" w:name="Xd182db0490b2de20bd2b4e4cc8698599182035f"/>
-    <w:p>
-      <w:pPr>
-        <w:pStyle w:val="Heading2"/>
-      </w:pPr>
-      <w:r>
-        <w:t xml:space="preserve">Ethics approval and consent to participate</w:t>
-      </w:r>
-    </w:p>
-    <w:p>
-      <w:pPr>
-        <w:pStyle w:val="FirstParagraph"/>
-      </w:pPr>
-      <w:r>
-        <w:t xml:space="preserve">Not applicable.</w:t>
-      </w:r>
-    </w:p>
-    <w:bookmarkEnd w:id="23"/>
-    <w:bookmarkStart w:id="24" w:name="consent-for-publication"/>
-    <w:p>
-      <w:pPr>
-        <w:pStyle w:val="Heading2"/>
-      </w:pPr>
-      <w:r>
-        <w:t xml:space="preserve">Consent for publication</w:t>
-      </w:r>
-    </w:p>
-    <w:p>
-      <w:pPr>
-        <w:pStyle w:val="FirstParagraph"/>
-      </w:pPr>
-      <w:r>
-        <w:t xml:space="preserve">A written consent for publication has been obtained from the patient.</w:t>
-      </w:r>
-    </w:p>
-    <w:bookmarkEnd w:id="24"/>
-    <w:bookmarkStart w:id="25" w:name="availability-of-data-and-materials"/>
-    <w:p>
-      <w:pPr>
-        <w:pStyle w:val="Heading2"/>
-      </w:pPr>
-      <w:r>
-        <w:t xml:space="preserve">Availability of data and materials</w:t>
-      </w:r>
-    </w:p>
-    <w:p>
-      <w:pPr>
-        <w:pStyle w:val="FirstParagraph"/>
-      </w:pPr>
-      <w:r>
-        <w:t xml:space="preserve">The data and materials supporting the conclusions of this article are available as a supplementary materials.</w:t>
-      </w:r>
-    </w:p>
-    <w:bookmarkEnd w:id="25"/>
-    <w:bookmarkStart w:id="26" w:name="competing-interests"/>
-    <w:p>
-      <w:pPr>
-        <w:pStyle w:val="Heading2"/>
-      </w:pPr>
-      <w:r>
-        <w:t xml:space="preserve">Competing interests</w:t>
-      </w:r>
-    </w:p>
-    <w:p>
-      <w:pPr>
-        <w:pStyle w:val="FirstParagraph"/>
-      </w:pPr>
-      <w:r>
-        <w:t xml:space="preserve">The authors declare that they have no competing interests.</w:t>
-      </w:r>
-    </w:p>
-    <w:bookmarkEnd w:id="26"/>
-    <w:bookmarkStart w:id="27" w:name="funding"/>
-    <w:p>
-      <w:pPr>
-        <w:pStyle w:val="Heading2"/>
-      </w:pPr>
-      <w:r>
-        <w:t xml:space="preserve">Funding</w:t>
-      </w:r>
-    </w:p>
-    <w:p>
-      <w:pPr>
-        <w:pStyle w:val="FirstParagraph"/>
-      </w:pPr>
-      <w:r>
-        <w:t xml:space="preserve">This research received no specific grant from any funding agency in the public, commercial or not-for-profit sectors.</w:t>
-      </w:r>
-    </w:p>
-    <w:bookmarkEnd w:id="27"/>
-    <w:bookmarkStart w:id="28" w:name="authors-contributions"/>
-    <w:p>
-      <w:pPr>
-        <w:pStyle w:val="Heading2"/>
-      </w:pPr>
-      <w:r>
-        <w:t xml:space="preserve">Authors’ contributions</w:t>
-      </w:r>
-    </w:p>
-    <w:p>
-      <w:pPr>
-        <w:pStyle w:val="FirstParagraph"/>
-      </w:pPr>
-      <w:r>
-        <w:t xml:space="preserve">SIA, ME, AFN contributed to writing the first draft of the manuscript. All the authors revised the manuscript critically for important intellectual content. All authors approved the final version of the manuscript.</w:t>
-      </w:r>
-    </w:p>
-    <w:bookmarkEnd w:id="28"/>
-    <w:bookmarkStart w:id="29" w:name="acknowledgements"/>
-    <w:p>
-      <w:pPr>
-        <w:pStyle w:val="Heading2"/>
-      </w:pPr>
-      <w:r>
-        <w:t xml:space="preserve">Acknowledgements</w:t>
-      </w:r>
-    </w:p>
-    <w:p>
-      <w:pPr>
-        <w:pStyle w:val="FirstParagraph"/>
-      </w:pPr>
-      <w:r>
-        <w:t xml:space="preserve">We sincerely thank the healthcare providers at Ain Shams University Hospital of Obstetrics and Gynecology for their dedication and commitment to patient care in the operating room. We deeply appreciate their contributions and the valuable role they play in ensuring high-quality surgical care.</w:t>
-      </w:r>
-    </w:p>
-    <w:bookmarkEnd w:id="29"/>
-    <w:bookmarkEnd w:id="30"/>
-    <w:bookmarkStart w:id="64" w:name="references"/>
-    <w:p>
-      <w:pPr>
-        <w:pStyle w:val="Heading1"/>
-      </w:pPr>
-      <w:r>
         <w:t xml:space="preserve">References</w:t>
       </w:r>
     </w:p>
-    <w:bookmarkStart w:id="63" w:name="refs"/>
-    <w:bookmarkStart w:id="32" w:name="ref-ISSVA2018"/>
+    <w:bookmarkStart w:id="60" w:name="refs"/>
+    <w:bookmarkStart w:id="29" w:name="ref-ISSVA2018"/>
     <w:p>
       <w:pPr>
         <w:pStyle w:val="Bibliography"/>
@@ -3141,7 +2818,7 @@
       <w:r>
         <w:t xml:space="preserve"> </w:t>
       </w:r>
-      <w:hyperlink r:id="rId31">
+      <w:hyperlink r:id="rId28">
         <w:r>
           <w:rPr>
             <w:rStyle w:val="Hyperlink"/>
@@ -3153,8 +2830,8 @@
         <w:t xml:space="preserve">; 2018.</w:t>
       </w:r>
     </w:p>
-    <w:bookmarkEnd w:id="32"/>
-    <w:bookmarkStart w:id="34" w:name="ref-Pavone2023"/>
+    <w:bookmarkEnd w:id="29"/>
+    <w:bookmarkStart w:id="31" w:name="ref-Pavone2023"/>
     <w:p>
       <w:pPr>
         <w:pStyle w:val="Bibliography"/>
@@ -3165,7 +2842,7 @@
       <w:r>
         <w:t xml:space="preserve"> </w:t>
       </w:r>
-      <w:hyperlink r:id="rId33">
+      <w:hyperlink r:id="rId30">
         <w:r>
           <w:rPr>
             <w:rStyle w:val="Hyperlink"/>
@@ -3177,8 +2854,8 @@
         <w:t xml:space="preserve">. Children (Basel). 2023;10:1421.</w:t>
       </w:r>
     </w:p>
-    <w:bookmarkEnd w:id="34"/>
-    <w:bookmarkStart w:id="36" w:name="ref-mckusick1963"/>
+    <w:bookmarkEnd w:id="31"/>
+    <w:bookmarkStart w:id="33" w:name="ref-mckusick1963"/>
     <w:p>
       <w:pPr>
         <w:pStyle w:val="Bibliography"/>
@@ -3192,7 +2869,7 @@
       <w:r>
         <w:t xml:space="preserve"> </w:t>
       </w:r>
-      <w:hyperlink r:id="rId35">
+      <w:hyperlink r:id="rId32">
         <w:r>
           <w:rPr>
             <w:rStyle w:val="Hyperlink"/>
@@ -3201,8 +2878,8 @@
         </w:r>
       </w:hyperlink>
     </w:p>
-    <w:bookmarkEnd w:id="36"/>
-    <w:bookmarkStart w:id="38" w:name="ref-sikova1999"/>
+    <w:bookmarkEnd w:id="33"/>
+    <w:bookmarkStart w:id="35" w:name="ref-sikova1999"/>
     <w:p>
       <w:pPr>
         <w:pStyle w:val="Bibliography"/>
@@ -3213,7 +2890,7 @@
       <w:r>
         <w:t xml:space="preserve"> </w:t>
       </w:r>
-      <w:hyperlink r:id="rId37">
+      <w:hyperlink r:id="rId34">
         <w:r>
           <w:rPr>
             <w:rStyle w:val="Hyperlink"/>
@@ -3222,8 +2899,8 @@
         </w:r>
       </w:hyperlink>
     </w:p>
-    <w:bookmarkEnd w:id="38"/>
-    <w:bookmarkStart w:id="40" w:name="ref-Jacob1998"/>
+    <w:bookmarkEnd w:id="35"/>
+    <w:bookmarkStart w:id="37" w:name="ref-Jacob1998"/>
     <w:p>
       <w:pPr>
         <w:pStyle w:val="Bibliography"/>
@@ -3234,7 +2911,7 @@
       <w:r>
         <w:t xml:space="preserve"> </w:t>
       </w:r>
-      <w:hyperlink r:id="rId39">
+      <w:hyperlink r:id="rId36">
         <w:r>
           <w:rPr>
             <w:rStyle w:val="Hyperlink"/>
@@ -3243,8 +2920,8 @@
         </w:r>
       </w:hyperlink>
     </w:p>
-    <w:bookmarkEnd w:id="40"/>
-    <w:bookmarkStart w:id="42" w:name="ref-Blei2024"/>
+    <w:bookmarkEnd w:id="37"/>
+    <w:bookmarkStart w:id="39" w:name="ref-Blei2024"/>
     <w:p>
       <w:pPr>
         <w:pStyle w:val="Bibliography"/>
@@ -3264,7 +2941,7 @@
       <w:r>
         <w:t xml:space="preserve"> </w:t>
       </w:r>
-      <w:hyperlink r:id="rId41">
+      <w:hyperlink r:id="rId38">
         <w:r>
           <w:rPr>
             <w:rStyle w:val="Hyperlink"/>
@@ -3276,8 +2953,8 @@
         <w:t xml:space="preserve">; 2024.</w:t>
       </w:r>
     </w:p>
-    <w:bookmarkEnd w:id="42"/>
-    <w:bookmarkStart w:id="44" w:name="ref-Mahajan2017"/>
+    <w:bookmarkEnd w:id="39"/>
+    <w:bookmarkStart w:id="41" w:name="ref-Mahajan2017"/>
     <w:p>
       <w:pPr>
         <w:pStyle w:val="Bibliography"/>
@@ -3288,7 +2965,7 @@
       <w:r>
         <w:t xml:space="preserve"> </w:t>
       </w:r>
-      <w:hyperlink r:id="rId43">
+      <w:hyperlink r:id="rId40">
         <w:r>
           <w:rPr>
             <w:rStyle w:val="Hyperlink"/>
@@ -3297,8 +2974,8 @@
         </w:r>
       </w:hyperlink>
     </w:p>
-    <w:bookmarkEnd w:id="44"/>
-    <w:bookmarkStart w:id="46" w:name="ref-Tian2026"/>
+    <w:bookmarkEnd w:id="41"/>
+    <w:bookmarkStart w:id="43" w:name="ref-Tian2026"/>
     <w:p>
       <w:pPr>
         <w:pStyle w:val="Bibliography"/>
@@ -3309,7 +2986,7 @@
       <w:r>
         <w:t xml:space="preserve"> </w:t>
       </w:r>
-      <w:hyperlink r:id="rId45">
+      <w:hyperlink r:id="rId42">
         <w:r>
           <w:rPr>
             <w:rStyle w:val="Hyperlink"/>
@@ -3321,8 +2998,8 @@
         <w:t xml:space="preserve">. Pediatric Investigation. 2026;</w:t>
       </w:r>
     </w:p>
-    <w:bookmarkEnd w:id="46"/>
-    <w:bookmarkStart w:id="48" w:name="ref-Neubert1995"/>
+    <w:bookmarkEnd w:id="43"/>
+    <w:bookmarkStart w:id="45" w:name="ref-Neubert1995"/>
     <w:p>
       <w:pPr>
         <w:pStyle w:val="Bibliography"/>
@@ -3333,7 +3010,7 @@
       <w:r>
         <w:t xml:space="preserve"> </w:t>
       </w:r>
-      <w:hyperlink r:id="rId47">
+      <w:hyperlink r:id="rId44">
         <w:r>
           <w:rPr>
             <w:rStyle w:val="Hyperlink"/>
@@ -3345,8 +3022,8 @@
         <w:t xml:space="preserve">. Obstetrics &amp; Gynecology. 1995;85:831–3.</w:t>
       </w:r>
     </w:p>
-    <w:bookmarkEnd w:id="48"/>
-    <w:bookmarkStart w:id="50" w:name="ref-Kanmani2021"/>
+    <w:bookmarkEnd w:id="45"/>
+    <w:bookmarkStart w:id="47" w:name="ref-Kanmani2021"/>
     <w:p>
       <w:pPr>
         <w:pStyle w:val="Bibliography"/>
@@ -3357,7 +3034,7 @@
       <w:r>
         <w:t xml:space="preserve"> </w:t>
       </w:r>
-      <w:hyperlink r:id="rId49">
+      <w:hyperlink r:id="rId46">
         <w:r>
           <w:rPr>
             <w:rStyle w:val="Hyperlink"/>
@@ -3369,8 +3046,8 @@
         <w:t xml:space="preserve">. International Journal of Reproduction, Contraception, Obstetrics and Gynecology. 2021;10:2081–4.</w:t>
       </w:r>
     </w:p>
-    <w:bookmarkEnd w:id="50"/>
-    <w:bookmarkStart w:id="52" w:name="ref-zhang2019"/>
+    <w:bookmarkEnd w:id="47"/>
+    <w:bookmarkStart w:id="49" w:name="ref-zhang2019"/>
     <w:p>
       <w:pPr>
         <w:pStyle w:val="Bibliography"/>
@@ -3384,7 +3061,7 @@
       <w:r>
         <w:t xml:space="preserve"> </w:t>
       </w:r>
-      <w:hyperlink r:id="rId51">
+      <w:hyperlink r:id="rId48">
         <w:r>
           <w:rPr>
             <w:rStyle w:val="Hyperlink"/>
@@ -3393,8 +3070,8 @@
         </w:r>
       </w:hyperlink>
     </w:p>
-    <w:bookmarkEnd w:id="52"/>
-    <w:bookmarkStart w:id="54" w:name="ref-Chang2025"/>
+    <w:bookmarkEnd w:id="49"/>
+    <w:bookmarkStart w:id="51" w:name="ref-Chang2025"/>
     <w:p>
       <w:pPr>
         <w:pStyle w:val="Bibliography"/>
@@ -3408,7 +3085,7 @@
       <w:r>
         <w:t xml:space="preserve"> </w:t>
       </w:r>
-      <w:hyperlink r:id="rId53">
+      <w:hyperlink r:id="rId50">
         <w:r>
           <w:rPr>
             <w:rStyle w:val="Hyperlink"/>
@@ -3417,8 +3094,8 @@
         </w:r>
       </w:hyperlink>
     </w:p>
-    <w:bookmarkEnd w:id="54"/>
-    <w:bookmarkStart w:id="56" w:name="ref-Howlett1994"/>
+    <w:bookmarkEnd w:id="51"/>
+    <w:bookmarkStart w:id="53" w:name="ref-Howlett1994"/>
     <w:p>
       <w:pPr>
         <w:pStyle w:val="Bibliography"/>
@@ -3429,7 +3106,7 @@
       <w:r>
         <w:t xml:space="preserve"> </w:t>
       </w:r>
-      <w:hyperlink r:id="rId55">
+      <w:hyperlink r:id="rId52">
         <w:r>
           <w:rPr>
             <w:rStyle w:val="Hyperlink"/>
@@ -3438,8 +3115,8 @@
         </w:r>
       </w:hyperlink>
     </w:p>
-    <w:bookmarkEnd w:id="56"/>
-    <w:bookmarkStart w:id="58" w:name="ref-Asghar2020"/>
+    <w:bookmarkEnd w:id="53"/>
+    <w:bookmarkStart w:id="55" w:name="ref-Asghar2020"/>
     <w:p>
       <w:pPr>
         <w:pStyle w:val="Bibliography"/>
@@ -3450,7 +3127,7 @@
       <w:r>
         <w:t xml:space="preserve"> </w:t>
       </w:r>
-      <w:hyperlink r:id="rId57">
+      <w:hyperlink r:id="rId54">
         <w:r>
           <w:rPr>
             <w:rStyle w:val="Hyperlink"/>
@@ -3459,8 +3136,8 @@
         </w:r>
       </w:hyperlink>
     </w:p>
-    <w:bookmarkEnd w:id="58"/>
-    <w:bookmarkStart w:id="60" w:name="ref-silvacorreia2024"/>
+    <w:bookmarkEnd w:id="55"/>
+    <w:bookmarkStart w:id="57" w:name="ref-silvacorreia2024"/>
     <w:p>
       <w:pPr>
         <w:pStyle w:val="Bibliography"/>
@@ -3474,7 +3151,7 @@
       <w:r>
         <w:t xml:space="preserve"> </w:t>
       </w:r>
-      <w:hyperlink r:id="rId59">
+      <w:hyperlink r:id="rId56">
         <w:r>
           <w:rPr>
             <w:rStyle w:val="Hyperlink"/>
@@ -3483,8 +3160,8 @@
         </w:r>
       </w:hyperlink>
     </w:p>
-    <w:bookmarkEnd w:id="60"/>
-    <w:bookmarkStart w:id="62" w:name="ref-Akay2025"/>
+    <w:bookmarkEnd w:id="57"/>
+    <w:bookmarkStart w:id="59" w:name="ref-Akay2025"/>
     <w:p>
       <w:pPr>
         <w:pStyle w:val="Bibliography"/>
@@ -3495,7 +3172,7 @@
       <w:r>
         <w:t xml:space="preserve"> </w:t>
       </w:r>
-      <w:hyperlink r:id="rId61">
+      <w:hyperlink r:id="rId58">
         <w:r>
           <w:rPr>
             <w:rStyle w:val="Hyperlink"/>
@@ -3507,9 +3184,9 @@
         <w:t xml:space="preserve">. BMC Pregnancy and Childbirth. 2025;25:407.</w:t>
       </w:r>
     </w:p>
-    <w:bookmarkEnd w:id="62"/>
-    <w:bookmarkEnd w:id="63"/>
-    <w:bookmarkEnd w:id="64"/>
+    <w:bookmarkEnd w:id="59"/>
+    <w:bookmarkEnd w:id="60"/>
+    <w:bookmarkEnd w:id="61"/>
     <w:sectPr>
       <w:footnotePr>
         <w:numRestart w:val="eachSect"/>

--- a/docs/index.docx
+++ b/docs/index.docx
@@ -2290,36 +2290,42 @@
         <w:pStyle w:val="BodyText"/>
       </w:pPr>
       <w:r>
-        <w:t xml:space="preserve">KTS patients may present with complications such as cellulitis, massive vaginal or visceral bleeding and other vascular complications as severe hematuria and hematochezia (fewer than 5%). Other less common but serious manifestations include deep vein thrombosis (5.8%), pulmonary embolism (2.3%) andsevere PPH (11%)</w:t>
+        <w:t xml:space="preserve">Our patient presented with an unusually extensive KTS phenotype, with disease involvement encompassing both lower limbs, the back, pelvis, urinary bladder, and breast tissue — a distribution reflecting the multisystem vascular dysplasia characteristic of KTS. Consistent with previously reported cases</w:t>
+      </w:r>
+      <w:r>
+        <w:t xml:space="preserve"> </w:t>
+      </w:r>
+      <w:r>
+        <w:t xml:space="preserve">[9–11]</w:t>
+      </w:r>
+      <w:r>
+        <w:t xml:space="preserve">, she exhibited the hallmark triad of varicosities, limb hypertrophy, and hemangiomas, with port-wine stains additionally present over the gluteal region. Her obstetric history further compounded the clinical complexity: two prior cesarean sections, a neonatal death, a previous pregnancy complicated by severe preeclampsia and ICU admission, and a spontaneous miscarriage — underscoring the cumulative maternal morbidity associated with KTS across successive pregnancies.</w:t>
+      </w:r>
+    </w:p>
+    <w:p>
+      <w:pPr>
+        <w:pStyle w:val="BodyText"/>
+      </w:pPr>
+      <w:r>
+        <w:t xml:space="preserve">Clinically significant hematuria at 30+1 weeks’ gestation was the sentinel presentation leading to admission, a manifestation attributable to intravesical venous malformations confirmed on both MRI and contrast-enhanced pelvic imaging. Notably, pelviabdominal MRI revealed extensive pelvic varicosities with a characteristic</w:t>
+      </w:r>
+      <w:r>
+        <w:t xml:space="preserve"> </w:t>
+      </w:r>
+      <w:r>
+        <w:t xml:space="preserve">“bag of worms”</w:t>
+      </w:r>
+      <w:r>
+        <w:t xml:space="preserve"> </w:t>
+      </w:r>
+      <w:r>
+        <w:t xml:space="preserve">appearance, compression of the left ovarian and common iliac veins by the gravid uterus, hepatosplenomegaly, and bilateral pleural effusion — findings collectively reflecting the hemodynamic burden imposed by the gravid state on an already compromised vascular system. This aligns with prior observations that pregnancy-associated hormonal and hemodynamic changes exacerbate the vascular pathology inherent to KTS, amplifying risks of thromboembolism and hemorrhage</w:t>
+      </w:r>
+      <w:r>
+        <w:t xml:space="preserve"> </w:t>
       </w:r>
       <w:r>
         <w:t xml:space="preserve">[12]</w:t>
-      </w:r>
-      <w:r>
-        <w:t xml:space="preserve">. Our patient had clinically significant hematuria which was the sentinel presentation leading to admission, a manifestation attributable to intravesical venous malformations confirmed on both MRI and contrast-enhanced pelvic imaging. Imaging studies are crucial for assessing the extent of vascular malformations near the spinal cord and pelvic structures, with MRI being the preferred imaging modality for accurately evaluating lesions size, extent, and anatomical involvement which is critical for planning the anesthesia and delivery type.</w:t>
-      </w:r>
-      <w:r>
-        <w:t xml:space="preserve"> </w:t>
-      </w:r>
-      <w:r>
-        <w:t xml:space="preserve">[13,14]</w:t>
-      </w:r>
-      <w:r>
-        <w:t xml:space="preserve">.</w:t>
-      </w:r>
-    </w:p>
-    <w:p>
-      <w:pPr>
-        <w:pStyle w:val="BodyText"/>
-      </w:pPr>
-      <w:r>
-        <w:t xml:space="preserve">Our patient underwent first-trimester ultrasound and MRI at 30 weeks. Findings collectively reflecting the hemodynamic burden imposed by the gravid state on an already compromised vascular system. This aligns with prior observations that pregnancy-associated hormonal and hemodynamic changes exacerbate the vascular pathology inherent to KTS, amplifying risks of thromboembolism and hemorrhage</w:t>
-      </w:r>
-      <w:r>
-        <w:t xml:space="preserve"> </w:t>
-      </w:r>
-      <w:r>
-        <w:t xml:space="preserve">[15]</w:t>
       </w:r>
       <w:r>
         <w:t xml:space="preserve">.</w:t>
@@ -2342,33 +2348,24 @@
         <w:pStyle w:val="BodyText"/>
       </w:pPr>
       <w:r>
-        <w:t xml:space="preserve">Initial antenatal management was guided by two principal concerns: controlling hematuria and optimizing fetal and maternal status ahead of inevitable preterm delivery. Hematuria was managed conservatively with intravenous tranexamic acid and continuous bladder irrigation via a three-way urinary catheter, achieving partial resolution without surgical intervention. Serial CBCs demonstrated persistent thrombocytopenia throughout the antenatal period despite transfusion support, accompanied by elevated LDH — early biochemical signals of evolving consumptive coagulopathy. These antenatal laboratory aberrations, in retrospect, likely reflected subclinical KMS activity preceding its overt peripartum manifestation.</w:t>
-      </w:r>
-    </w:p>
-    <w:p>
-      <w:pPr>
-        <w:pStyle w:val="BodyText"/>
-      </w:pPr>
-      <w:r>
-        <w:t xml:space="preserve">Fetal complications, including intrauterine growth restriction (IUGR), were reported in a few cases. However, no significant fetal effects were reported in the majority of patients with KTS, indicating that its impact on fetal development is generally limited</w:t>
-      </w:r>
-      <w:r>
-        <w:t xml:space="preserve">[16]</w:t>
-      </w:r>
-      <w:r>
-        <w:t xml:space="preserve">. In our case, Fetal surveillance revealed IUGR with absent end-diastolic umbilical artery flow, indicating significant uteroplacental insufficiency. The administration of two doses of antenatal corticosteroids at 30 weeks represented an important adjunct in preparing for anticipated preterm delivery. The decision to deliver at 35 weeks was reached through multidisciplinary consensus, balancing the risk of ongoing fetal compromise against the substantial maternal surgical risks posed by the extensive pelvic varicosities. This mirrors the management philosophy reported in all previously published cases, where cesarean delivery was ultimately necessitated by vulval or pelvic varicosities precluding safe vaginal birth [</w:t>
-      </w:r>
-      <w:r>
-        <w:t xml:space="preserve">[9]</w:t>
-      </w:r>
-      <w:r>
-        <w:t xml:space="preserve">]</w:t>
-      </w:r>
-      <w:r>
-        <w:t xml:space="preserve">[10]</w:t>
-      </w:r>
-      <w:r>
-        <w:t xml:space="preserve">[11]</w:t>
+        <w:t xml:space="preserve">Initial antenatal management was guided by two principal concerns: controlling hematuria and optimizing fetal and maternal status ahead of inevitable preterm delivery. Hematuria was managed conservatively with intravenous tranexamic acid and continuous bladder irrigation via a three-way urinary catheter, achieving partial resolution without surgical intervention. Serial CBCs demonstrated persistent thrombocytopenia throughout the antenatal period, with platelet counts ranging between 82,000 and 128,000/µL despite transfusion support, accompanied by elevated LDH — early biochemical signals of evolving consumptive coagulopathy. These antenatal laboratory aberrations, in retrospect, likely reflected subclinical KMS activity preceding its overt peripartum manifestation.</w:t>
+      </w:r>
+    </w:p>
+    <w:p>
+      <w:pPr>
+        <w:pStyle w:val="BodyText"/>
+      </w:pPr>
+      <w:r>
+        <w:t xml:space="preserve">Fetal surveillance revealed IUGR with absent end-diastolic umbilical artery flow, indicating significant uteroplacental insufficiency. The administration of two doses of antenatal corticosteroids at 30 weeks represented an important adjunct in preparing for anticipated preterm delivery. The decision to deliver at 35 weeks was reached through multidisciplinary consensus, balancing the risk of ongoing fetal compromise against the substantial maternal surgical risks posed by the extensive pelvic varicosities. This mirrors the management philosophy reported in all previously published cases, where cesarean delivery was ultimately necessitated by vulval or pelvic varicosities precluding safe vaginal birth</w:t>
+      </w:r>
+      <w:r>
+        <w:t xml:space="preserve"> </w:t>
+      </w:r>
+      <w:r>
+        <w:t xml:space="preserve">[9–11]</w:t>
+      </w:r>
+      <w:r>
+        <w:t xml:space="preserve">.</w:t>
       </w:r>
     </w:p>
     <w:p>
@@ -2388,7 +2385,7 @@
         <w:pStyle w:val="BodyText"/>
       </w:pPr>
       <w:r>
-        <w:t xml:space="preserve">Cesarean section was performed under general endotracheal anesthesia, with the choice of a vertical midline incision allowing adequate visualization and surgical access in the setting of extensive anterior abdominal wall and lower uterine segment varicosities. Hemostasis was secured without recourse to uterine artery ligation, balloon tamponade, or hysterectomy, distinguishing the intraoperative course of this case favorably from that of a previously published case report</w:t>
+        <w:t xml:space="preserve">Cesarean section was performed under general endotracheal anesthesia, with the choice of a vertical midline incision allowing adequate visualization and surgical access in the setting of extensive anterior abdominal wall and lower uterine segment varicosities. Intraoperatively, significant varicosities were encountered at the uterovesical interface — a finding consistent with the MRI-demonstrated pelvic venous malformations and a recognized source of hemorrhagic risk in KTS patients undergoing cesarean delivery. Hemostasis was secured without recourse to uterine artery ligation, balloon tamponade, or hysterectomy, distinguishing the intraoperative course of this case favorably from that of a previously published case report</w:t>
       </w:r>
       <w:r>
         <w:t xml:space="preserve"> </w:t>
@@ -2397,30 +2394,24 @@
         <w:t xml:space="preserve">[11]</w:t>
       </w:r>
       <w:r>
-        <w:t xml:space="preserve">.</w:t>
-      </w:r>
-    </w:p>
-    <w:p>
-      <w:pPr>
-        <w:pStyle w:val="BodyText"/>
-      </w:pPr>
-      <w:r>
-        <w:t xml:space="preserve">A healthy female neonate was delivered demonstrated no clinical features of KTS, supporting the current understanding that KTS does not follow a straightforward vertical transmission pattern, respectively. Consistent with all three previously reported cases[</w:t>
-      </w:r>
-      <w:r>
-        <w:t xml:space="preserve">[9]</w:t>
-      </w:r>
-      <w:r>
-        <w:t xml:space="preserve">]</w:t>
-      </w:r>
-      <w:r>
-        <w:t xml:space="preserve">[10]</w:t>
-      </w:r>
-      <w:r>
-        <w:t xml:space="preserve">[11]</w:t>
-      </w:r>
-      <w:r>
-        <w:t xml:space="preserve">.</w:t>
+        <w:t xml:space="preserve">, in which life-threatening hemorrhage required postpartum hysterectomy along with emergency laparotomy for DIC, sepsis, peritonitis, and hemoperitoneum.</w:t>
+      </w:r>
+    </w:p>
+    <w:p>
+      <w:pPr>
+        <w:pStyle w:val="BodyText"/>
+      </w:pPr>
+      <w:r>
+        <w:t xml:space="preserve">A female neonate weighing 1,900 g was delivered with reassuring Apgar scores of 7 and 9 at one and five minutes, respectively. Consistent with all three previously reported cases</w:t>
+      </w:r>
+      <w:r>
+        <w:t xml:space="preserve"> </w:t>
+      </w:r>
+      <w:r>
+        <w:t xml:space="preserve">[9–11]</w:t>
+      </w:r>
+      <w:r>
+        <w:t xml:space="preserve">, the neonate demonstrated no clinical features of KTS, supporting the current understanding that KTS does not follow a straightforward vertical transmission pattern.</w:t>
       </w:r>
     </w:p>
     <w:p>
@@ -2440,7 +2431,7 @@
         <w:pStyle w:val="BodyText"/>
       </w:pPr>
       <w:r>
-        <w:t xml:space="preserve">The postoperative course was complicated by hemoperitoneum and lower uterine segment hematoma. The definitive diagnosis of KMS was established on day four, supported by hypofibrinogenemia and markedly elevated D-dimer along with the severe thrombocytopenia — laboratory findings fulfilling the diagnostic criteria of consumptive coagulopathy in the context of underlying vascular abnormalities</w:t>
+        <w:t xml:space="preserve">The postoperative course was complicated by hemoperitoneum requiring ICU admission, with a rapidly deteriorating hemoglobin and platelet count on days one and two, accompanied by markedly elevated LDH, alkaline phosphatase, creatine kinase, and bilirubin. On postoperative day three, TVUS confirmed a 12-cm lower uterine segment hematoma. The definitive diagnosis of KMS was established on day four, supported by hypofibrinogenemia (1.4 g/L) and markedly elevated D-dimer (35.2 µg/mL FEU) — laboratory findings fulfilling the diagnostic criteria of consumptive coagulopathy in the context of underlying vascular abnormalities.</w:t>
       </w:r>
       <w:r>
         <w:t xml:space="preserve"> </w:t>
@@ -2448,36 +2439,30 @@
       <w:r>
         <w:t xml:space="preserve">[7]</w:t>
       </w:r>
-      <w:r>
-        <w:t xml:space="preserve">.</w:t>
-      </w:r>
-    </w:p>
-    <w:p>
-      <w:pPr>
-        <w:pStyle w:val="BodyText"/>
-      </w:pPr>
-      <w:r>
-        <w:t xml:space="preserve">Management of peripartum KMS in this case required careful navigation of the competing hemostatic risks inherent to the syndrome: thrombocytopenia and consumptive coagulopathy predispose to hemorrhage, while the vascular malformations underlying KMS simultaneously confer thrombotic risk. Using anticoagulation-antifibrinolytic combination reflects the dual-pathway pathophysiology of KMS and is consistent with the approach described in two of the three previously reported cases [</w:t>
-      </w:r>
-      <w:r>
-        <w:t xml:space="preserve">[9]</w:t>
-      </w:r>
-      <w:r>
-        <w:t xml:space="preserve">]</w:t>
-      </w:r>
-      <w:r>
-        <w:t xml:space="preserve">[10]</w:t>
-      </w:r>
-      <w:r>
-        <w:t xml:space="preserve">. Corticosteroid therapy was incorporated given its proposed role in reducing vascular lesion activity and platelet trapping. The patient ultimately received a massive transfusion — alongside infective prophylaxis.</w:t>
-      </w:r>
-    </w:p>
-    <w:p>
-      <w:pPr>
-        <w:pStyle w:val="BodyText"/>
-      </w:pPr>
-      <w:r>
-        <w:t xml:space="preserve">A pattern consistent with the refractory coagulopathy observed in all previously reported cases, where postpartum laboratory parameters failed to normalize despite active treatment</w:t>
+    </w:p>
+    <w:p>
+      <w:pPr>
+        <w:pStyle w:val="BodyText"/>
+      </w:pPr>
+      <w:r>
+        <w:t xml:space="preserve">Management of peripartum KMS in this case required careful navigation of the competing hemostatic risks inherent to the syndrome: thrombocytopenia and consumptive coagulopathy predispose to hemorrhage, while the vascular malformations underlying KMS simultaneously confer thrombotic risk. LMWH was initially withheld in response to hemorrhagic deterioration, then judiciously resumed alongside tranexamic acid once the coagulopathic picture became clearer. This anticoagulation-antifibrinolytic combination reflects the dual-pathway pathophysiology of KMS and is consistent with the approach described in two of the three previously reported cases</w:t>
+      </w:r>
+      <w:r>
+        <w:t xml:space="preserve"> </w:t>
+      </w:r>
+      <w:r>
+        <w:t xml:space="preserve">[9,10]</w:t>
+      </w:r>
+      <w:r>
+        <w:t xml:space="preserve">. Corticosteroid therapy, in the form of dexamethasone, was incorporated given its proposed role in reducing vascular lesion activity and platelet trapping. The patient ultimately received ten units each of pRBCs and FFP in a 1:1 ratio over seven days — constituting a massive transfusion — alongside calcium, magnesium sulfate, and broad-spectrum antibiotics for infective prophylaxis.</w:t>
+      </w:r>
+    </w:p>
+    <w:p>
+      <w:pPr>
+        <w:pStyle w:val="BodyText"/>
+      </w:pPr>
+      <w:r>
+        <w:t xml:space="preserve">Hemoglobin stabilized at 10.1 g/dL by day seven, though thrombocytopenia persisted at 64,000/µL at discharge — a pattern consistent with the refractory coagulopathy observed in all previously reported cases, where postpartum laboratory parameters failed to normalize despite active treatment</w:t>
       </w:r>
       <w:r>
         <w:t xml:space="preserve"> </w:t>
@@ -2486,13 +2471,13 @@
         <w:t xml:space="preserve">[9–11]</w:t>
       </w:r>
       <w:r>
-        <w:t xml:space="preserve">. The prompt recognition and initiation of therapy are critical to reduce mortality in KMS. The patient eventually made a complete recovery on day ten, representing a favorable outcome relative to the severe postoperative morbidity — including sepsis, peritonitis, DIC, and hysterectomy — reported in the most complicated previously published case</w:t>
+        <w:t xml:space="preserve">. The patient was discharged on day ten and demonstrated satisfactory wound healing at her day-nineteen outpatient review, representing a favorable outcome relative to the severe postoperative morbidity — including sepsis, peritonitis, DIC, and hysterectomy — reported in the most complicated previously published case.</w:t>
+      </w:r>
+      <w:r>
+        <w:t xml:space="preserve"> </w:t>
       </w:r>
       <w:r>
         <w:t xml:space="preserve">[11]</w:t>
-      </w:r>
-      <w:r>
-        <w:t xml:space="preserve">.</w:t>
       </w:r>
     </w:p>
     <w:p>
@@ -2526,7 +2511,7 @@
         <w:t xml:space="preserve"> </w:t>
       </w:r>
       <w:r>
-        <w:t xml:space="preserve">[15]</w:t>
+        <w:t xml:space="preserve">[12]</w:t>
       </w:r>
       <w:r>
         <w:t xml:space="preserve"> </w:t>
@@ -2788,7 +2773,7 @@
     </w:p>
     <w:bookmarkEnd w:id="26"/>
     <w:bookmarkEnd w:id="27"/>
-    <w:bookmarkStart w:id="61" w:name="references"/>
+    <w:bookmarkStart w:id="53" w:name="references"/>
     <w:p>
       <w:pPr>
         <w:pStyle w:val="Heading1"/>
@@ -2797,7 +2782,7 @@
         <w:t xml:space="preserve">References</w:t>
       </w:r>
     </w:p>
-    <w:bookmarkStart w:id="60" w:name="refs"/>
+    <w:bookmarkStart w:id="52" w:name="refs"/>
     <w:bookmarkStart w:id="29" w:name="ref-ISSVA2018"/>
     <w:p>
       <w:pPr>
@@ -3071,87 +3056,21 @@
       </w:hyperlink>
     </w:p>
     <w:bookmarkEnd w:id="49"/>
-    <w:bookmarkStart w:id="51" w:name="ref-Chang2025"/>
+    <w:bookmarkStart w:id="51" w:name="ref-silvacorreia2024"/>
     <w:p>
       <w:pPr>
         <w:pStyle w:val="Bibliography"/>
       </w:pPr>
       <w:r>
-        <w:t xml:space="preserve">12. Chang R, Zhang J, Zhang F, Wen L, Jiang Y. Pregnancy in women with klippel</w:t>
-      </w:r>
-      <w:r>
-        <w:t xml:space="preserve">trenaunay syndrome complicated by uterine vascular malformation: A case report and literature review. Cureus [Internet]. 2025; Available from:</w:t>
+        <w:t xml:space="preserve">12. Silva Correia IF, Hussain M, Johnson J-A. Obstetric management for pregnant women with klippel</w:t>
+      </w:r>
+      <w:r>
+        <w:t xml:space="preserve">trenaunay syndrome: A UK case report and review of the literature. International Journal of Gynecology &amp; Obstetrics [Internet]. 2024;168:484–6. Available from:</w:t>
       </w:r>
       <w:r>
         <w:t xml:space="preserve"> </w:t>
       </w:r>
       <w:hyperlink r:id="rId50">
-        <w:r>
-          <w:rPr>
-            <w:rStyle w:val="Hyperlink"/>
-          </w:rPr>
-          <w:t xml:space="preserve">http://dx.doi.org/10.7759/cureus.90065</w:t>
-        </w:r>
-      </w:hyperlink>
-    </w:p>
-    <w:bookmarkEnd w:id="51"/>
-    <w:bookmarkStart w:id="53" w:name="ref-Howlett1994"/>
-    <w:p>
-      <w:pPr>
-        <w:pStyle w:val="Bibliography"/>
-      </w:pPr>
-      <w:r>
-        <w:t xml:space="preserve">13. Howlett DC, Roebuck DJ, Frazer CK, Ayers B. The use of ultrasound in the venous assessment of lower limb klippel-trenaunay syndrome. European Journal of Radiology [Internet]. 1994;18:224–6. Available from:</w:t>
-      </w:r>
-      <w:r>
-        <w:t xml:space="preserve"> </w:t>
-      </w:r>
-      <w:hyperlink r:id="rId52">
-        <w:r>
-          <w:rPr>
-            <w:rStyle w:val="Hyperlink"/>
-          </w:rPr>
-          <w:t xml:space="preserve">http://dx.doi.org/10.1016/0720-048x(94)90340-9</w:t>
-        </w:r>
-      </w:hyperlink>
-    </w:p>
-    <w:bookmarkEnd w:id="53"/>
-    <w:bookmarkStart w:id="55" w:name="ref-Asghar2020"/>
-    <w:p>
-      <w:pPr>
-        <w:pStyle w:val="Bibliography"/>
-      </w:pPr>
-      <w:r>
-        <w:t xml:space="preserve">14. Asghar F, Aqeel R, Farooque U, Haq A, Taimur M. Presentation and management of klippel-trenaunay syndrome: A review of available data. Cureus [Internet]. 2020; Available from:</w:t>
-      </w:r>
-      <w:r>
-        <w:t xml:space="preserve"> </w:t>
-      </w:r>
-      <w:hyperlink r:id="rId54">
-        <w:r>
-          <w:rPr>
-            <w:rStyle w:val="Hyperlink"/>
-          </w:rPr>
-          <w:t xml:space="preserve">http://dx.doi.org/10.7759/cureus.8023</w:t>
-        </w:r>
-      </w:hyperlink>
-    </w:p>
-    <w:bookmarkEnd w:id="55"/>
-    <w:bookmarkStart w:id="57" w:name="ref-silvacorreia2024"/>
-    <w:p>
-      <w:pPr>
-        <w:pStyle w:val="Bibliography"/>
-      </w:pPr>
-      <w:r>
-        <w:t xml:space="preserve">15. Silva Correia IF, Hussain M, Johnson J-A. Obstetric management for pregnant women with klippel</w:t>
-      </w:r>
-      <w:r>
-        <w:t xml:space="preserve">trenaunay syndrome: A UK case report and review of the literature. International Journal of Gynecology &amp; Obstetrics [Internet]. 2024;168:484–6. Available from:</w:t>
-      </w:r>
-      <w:r>
-        <w:t xml:space="preserve"> </w:t>
-      </w:r>
-      <w:hyperlink r:id="rId56">
         <w:r>
           <w:rPr>
             <w:rStyle w:val="Hyperlink"/>
@@ -3160,33 +3079,9 @@
         </w:r>
       </w:hyperlink>
     </w:p>
-    <w:bookmarkEnd w:id="57"/>
-    <w:bookmarkStart w:id="59" w:name="ref-Akay2025"/>
-    <w:p>
-      <w:pPr>
-        <w:pStyle w:val="Bibliography"/>
-      </w:pPr>
-      <w:r>
-        <w:t xml:space="preserve">16. Akay E, Uzun Gül AD, Türkoğlu A.</w:t>
-      </w:r>
-      <w:r>
-        <w:t xml:space="preserve"> </w:t>
-      </w:r>
-      <w:hyperlink r:id="rId58">
-        <w:r>
-          <w:rPr>
-            <w:rStyle w:val="Hyperlink"/>
-          </w:rPr>
-          <w:t xml:space="preserve">Recurrent preeclampsia in a pregnant woman with klippel-trenaunay syndrome: Two cesarean deliveries and multiple extremity involvement – case report and literature review</w:t>
-        </w:r>
-      </w:hyperlink>
-      <w:r>
-        <w:t xml:space="preserve">. BMC Pregnancy and Childbirth. 2025;25:407.</w:t>
-      </w:r>
-    </w:p>
-    <w:bookmarkEnd w:id="59"/>
-    <w:bookmarkEnd w:id="60"/>
-    <w:bookmarkEnd w:id="61"/>
+    <w:bookmarkEnd w:id="51"/>
+    <w:bookmarkEnd w:id="52"/>
+    <w:bookmarkEnd w:id="53"/>
     <w:sectPr>
       <w:footnotePr>
         <w:numRestart w:val="eachSect"/>
